--- a/casos/laboral-kcarmona/escritos/Plantilla_Amonestacion_Escrita_KCarmona.docx
+++ b/casos/laboral-kcarmona/escritos/Plantilla_Amonestacion_Escrita_KCarmona.docx
@@ -96,7 +96,7 @@
                 <w:color w:val="2F2E47"/>
                 <w:sz w:val="19"/>
               </w:rPr>
-              <w:t>Kristel Carmona Soto</w:t>
+              <w:t>Kristell Carmona Soto</w:t>
             </w:r>
           </w:p>
         </w:tc>
@@ -274,7 +274,7 @@
           <w:color w:val="2F2E47"/>
           <w:sz w:val="21"/>
         </w:rPr>
-        <w:t>Estimada Kristel:</w:t>
+        <w:t>Estimada Kristell:</w:t>
       </w:r>
     </w:p>
     <w:p>
@@ -767,7 +767,7 @@
                 <w:color w:val="2F2E47"/>
                 <w:sz w:val="19"/>
               </w:rPr>
-              <w:t>Kristel Carmona Soto</w:t>
+              <w:t>Kristell Carmona Soto</w:t>
             </w:r>
           </w:p>
         </w:tc>

--- a/casos/laboral-kcarmona/escritos/Plantilla_Amonestacion_Escrita_KCarmona.docx
+++ b/casos/laboral-kcarmona/escritos/Plantilla_Amonestacion_Escrita_KCarmona.docx
@@ -1388,6 +1388,10 @@
     <w:name w:val="Normal"/>
     <w:qFormat/>
     <w:rsid w:val="00FC693F"/>
+    <w:rPr>
+      <w:rFonts w:ascii="Georgia" w:hAnsi="Georgia"/>
+      <w:color w:val="2F2E47"/>
+    </w:rPr>
   </w:style>
   <w:style w:type="paragraph" w:styleId="Header">
     <w:name w:val="header"/>
@@ -1451,7 +1455,7 @@
       <w:rFonts w:asciiTheme="majorHAnsi" w:eastAsiaTheme="majorEastAsia" w:hAnsiTheme="majorHAnsi" w:cstheme="majorBidi"/>
       <w:b/>
       <w:bCs/>
-      <w:color w:val="365F91" w:themeColor="accent1" w:themeShade="BF"/>
+      <w:color w:val="5C6684" w:themeColor="accent1" w:themeShade="BF"/>
       <w:sz w:val="28"/>
       <w:szCs w:val="28"/>
     </w:rPr>
@@ -1475,7 +1479,7 @@
       <w:rFonts w:asciiTheme="majorHAnsi" w:eastAsiaTheme="majorEastAsia" w:hAnsiTheme="majorHAnsi" w:cstheme="majorBidi"/>
       <w:b/>
       <w:bCs/>
-      <w:color w:val="4F81BD" w:themeColor="accent1"/>
+      <w:color w:val="5C6684" w:themeColor="accent1"/>
       <w:sz w:val="26"/>
       <w:szCs w:val="26"/>
     </w:rPr>
@@ -1499,7 +1503,7 @@
       <w:rFonts w:asciiTheme="majorHAnsi" w:eastAsiaTheme="majorEastAsia" w:hAnsiTheme="majorHAnsi" w:cstheme="majorBidi"/>
       <w:b/>
       <w:bCs/>
-      <w:color w:val="4F81BD" w:themeColor="accent1"/>
+      <w:color w:val="5C6684" w:themeColor="accent1"/>
     </w:rPr>
   </w:style>
   <w:style w:type="paragraph" w:styleId="Heading4">
@@ -1524,7 +1528,7 @@
       <w:bCs/>
       <w:i/>
       <w:iCs/>
-      <w:color w:val="4F81BD" w:themeColor="accent1"/>
+      <w:color w:val="5C6684" w:themeColor="accent1"/>
     </w:rPr>
   </w:style>
   <w:style w:type="paragraph" w:styleId="Heading5">
@@ -1545,7 +1549,7 @@
     </w:pPr>
     <w:rPr>
       <w:rFonts w:asciiTheme="majorHAnsi" w:eastAsiaTheme="majorEastAsia" w:hAnsiTheme="majorHAnsi" w:cstheme="majorBidi"/>
-      <w:color w:val="243F60" w:themeColor="accent1" w:themeShade="7F"/>
+      <w:color w:val="2F2E47" w:themeColor="accent1" w:themeShade="7F"/>
     </w:rPr>
   </w:style>
   <w:style w:type="paragraph" w:styleId="Heading6">
@@ -1568,7 +1572,7 @@
       <w:rFonts w:asciiTheme="majorHAnsi" w:eastAsiaTheme="majorEastAsia" w:hAnsiTheme="majorHAnsi" w:cstheme="majorBidi"/>
       <w:i/>
       <w:iCs/>
-      <w:color w:val="243F60" w:themeColor="accent1" w:themeShade="7F"/>
+      <w:color w:val="2F2E47" w:themeColor="accent1" w:themeShade="7F"/>
     </w:rPr>
   </w:style>
   <w:style w:type="paragraph" w:styleId="Heading7">
@@ -1591,7 +1595,7 @@
       <w:rFonts w:asciiTheme="majorHAnsi" w:eastAsiaTheme="majorEastAsia" w:hAnsiTheme="majorHAnsi" w:cstheme="majorBidi"/>
       <w:i/>
       <w:iCs/>
-      <w:color w:val="404040" w:themeColor="text1" w:themeTint="BF"/>
+      <w:color w:val="2F2E47" w:themeColor="text1" w:themeTint="BF"/>
     </w:rPr>
   </w:style>
   <w:style w:type="paragraph" w:styleId="Heading8">
@@ -1612,7 +1616,7 @@
     </w:pPr>
     <w:rPr>
       <w:rFonts w:asciiTheme="majorHAnsi" w:eastAsiaTheme="majorEastAsia" w:hAnsiTheme="majorHAnsi" w:cstheme="majorBidi"/>
-      <w:color w:val="4F81BD" w:themeColor="accent1"/>
+      <w:color w:val="5C6684" w:themeColor="accent1"/>
       <w:sz w:val="20"/>
       <w:szCs w:val="20"/>
     </w:rPr>
@@ -1637,7 +1641,7 @@
       <w:rFonts w:asciiTheme="majorHAnsi" w:eastAsiaTheme="majorEastAsia" w:hAnsiTheme="majorHAnsi" w:cstheme="majorBidi"/>
       <w:i/>
       <w:iCs/>
-      <w:color w:val="404040" w:themeColor="text1" w:themeTint="BF"/>
+      <w:color w:val="2F2E47" w:themeColor="text1" w:themeTint="BF"/>
       <w:sz w:val="20"/>
       <w:szCs w:val="20"/>
     </w:rPr>
@@ -1688,7 +1692,7 @@
       <w:rFonts w:asciiTheme="majorHAnsi" w:eastAsiaTheme="majorEastAsia" w:hAnsiTheme="majorHAnsi" w:cstheme="majorBidi"/>
       <w:b/>
       <w:bCs/>
-      <w:color w:val="365F91" w:themeColor="accent1" w:themeShade="BF"/>
+      <w:color w:val="5C6684" w:themeColor="accent1" w:themeShade="BF"/>
       <w:sz w:val="28"/>
       <w:szCs w:val="28"/>
     </w:rPr>
@@ -1703,7 +1707,7 @@
       <w:rFonts w:asciiTheme="majorHAnsi" w:eastAsiaTheme="majorEastAsia" w:hAnsiTheme="majorHAnsi" w:cstheme="majorBidi"/>
       <w:b/>
       <w:bCs/>
-      <w:color w:val="4F81BD" w:themeColor="accent1"/>
+      <w:color w:val="5C6684" w:themeColor="accent1"/>
       <w:sz w:val="26"/>
       <w:szCs w:val="26"/>
     </w:rPr>
@@ -1718,7 +1722,7 @@
       <w:rFonts w:asciiTheme="majorHAnsi" w:eastAsiaTheme="majorEastAsia" w:hAnsiTheme="majorHAnsi" w:cstheme="majorBidi"/>
       <w:b/>
       <w:bCs/>
-      <w:color w:val="4F81BD" w:themeColor="accent1"/>
+      <w:color w:val="5C6684" w:themeColor="accent1"/>
     </w:rPr>
   </w:style>
   <w:style w:type="paragraph" w:styleId="Title">
@@ -1738,7 +1742,7 @@
     </w:pPr>
     <w:rPr>
       <w:rFonts w:asciiTheme="majorHAnsi" w:eastAsiaTheme="majorEastAsia" w:hAnsiTheme="majorHAnsi" w:cstheme="majorBidi"/>
-      <w:color w:val="17365D" w:themeColor="text2" w:themeShade="BF"/>
+      <w:color w:val="2F2E47" w:themeColor="text2" w:themeShade="BF"/>
       <w:spacing w:val="5"/>
       <w:kern w:val="28"/>
       <w:sz w:val="52"/>
@@ -1753,7 +1757,7 @@
     <w:rsid w:val="00FC693F"/>
     <w:rPr>
       <w:rFonts w:asciiTheme="majorHAnsi" w:eastAsiaTheme="majorEastAsia" w:hAnsiTheme="majorHAnsi" w:cstheme="majorBidi"/>
-      <w:color w:val="17365D" w:themeColor="text2" w:themeShade="BF"/>
+      <w:color w:val="2F2E47" w:themeColor="text2" w:themeShade="BF"/>
       <w:spacing w:val="5"/>
       <w:kern w:val="28"/>
       <w:sz w:val="52"/>
@@ -1777,7 +1781,7 @@
       <w:rFonts w:asciiTheme="majorHAnsi" w:eastAsiaTheme="majorEastAsia" w:hAnsiTheme="majorHAnsi" w:cstheme="majorBidi"/>
       <w:i/>
       <w:iCs/>
-      <w:color w:val="4F81BD" w:themeColor="accent1"/>
+      <w:color w:val="5C6684" w:themeColor="accent1"/>
       <w:spacing w:val="15"/>
       <w:sz w:val="24"/>
       <w:szCs w:val="24"/>
@@ -1793,7 +1797,7 @@
       <w:rFonts w:asciiTheme="majorHAnsi" w:eastAsiaTheme="majorEastAsia" w:hAnsiTheme="majorHAnsi" w:cstheme="majorBidi"/>
       <w:i/>
       <w:iCs/>
-      <w:color w:val="4F81BD" w:themeColor="accent1"/>
+      <w:color w:val="5C6684" w:themeColor="accent1"/>
       <w:spacing w:val="15"/>
       <w:sz w:val="24"/>
       <w:szCs w:val="24"/>
@@ -2065,7 +2069,7 @@
     <w:rPr>
       <w:i/>
       <w:iCs/>
-      <w:color w:val="000000" w:themeColor="text1"/>
+      <w:color w:val="131237" w:themeColor="text1"/>
     </w:rPr>
   </w:style>
   <w:style w:type="character" w:customStyle="1" w:styleId="QuoteChar">
@@ -2077,7 +2081,7 @@
     <w:rPr>
       <w:i/>
       <w:iCs/>
-      <w:color w:val="000000" w:themeColor="text1"/>
+      <w:color w:val="131237" w:themeColor="text1"/>
     </w:rPr>
   </w:style>
   <w:style w:type="character" w:customStyle="1" w:styleId="Heading4Char">
@@ -2093,7 +2097,7 @@
       <w:bCs/>
       <w:i/>
       <w:iCs/>
-      <w:color w:val="4F81BD" w:themeColor="accent1"/>
+      <w:color w:val="5C6684" w:themeColor="accent1"/>
     </w:rPr>
   </w:style>
   <w:style w:type="character" w:customStyle="1" w:styleId="Heading5Char">
@@ -2105,7 +2109,7 @@
     <w:rsid w:val="00FC693F"/>
     <w:rPr>
       <w:rFonts w:asciiTheme="majorHAnsi" w:eastAsiaTheme="majorEastAsia" w:hAnsiTheme="majorHAnsi" w:cstheme="majorBidi"/>
-      <w:color w:val="243F60" w:themeColor="accent1" w:themeShade="7F"/>
+      <w:color w:val="2F2E47" w:themeColor="accent1" w:themeShade="7F"/>
     </w:rPr>
   </w:style>
   <w:style w:type="character" w:customStyle="1" w:styleId="Heading6Char">
@@ -2119,7 +2123,7 @@
       <w:rFonts w:asciiTheme="majorHAnsi" w:eastAsiaTheme="majorEastAsia" w:hAnsiTheme="majorHAnsi" w:cstheme="majorBidi"/>
       <w:i/>
       <w:iCs/>
-      <w:color w:val="243F60" w:themeColor="accent1" w:themeShade="7F"/>
+      <w:color w:val="2F2E47" w:themeColor="accent1" w:themeShade="7F"/>
     </w:rPr>
   </w:style>
   <w:style w:type="character" w:customStyle="1" w:styleId="Heading7Char">
@@ -2133,7 +2137,7 @@
       <w:rFonts w:asciiTheme="majorHAnsi" w:eastAsiaTheme="majorEastAsia" w:hAnsiTheme="majorHAnsi" w:cstheme="majorBidi"/>
       <w:i/>
       <w:iCs/>
-      <w:color w:val="404040" w:themeColor="text1" w:themeTint="BF"/>
+      <w:color w:val="2F2E47" w:themeColor="text1" w:themeTint="BF"/>
     </w:rPr>
   </w:style>
   <w:style w:type="character" w:customStyle="1" w:styleId="Heading8Char">
@@ -2145,7 +2149,7 @@
     <w:rsid w:val="00FC693F"/>
     <w:rPr>
       <w:rFonts w:asciiTheme="majorHAnsi" w:eastAsiaTheme="majorEastAsia" w:hAnsiTheme="majorHAnsi" w:cstheme="majorBidi"/>
-      <w:color w:val="4F81BD" w:themeColor="accent1"/>
+      <w:color w:val="5C6684" w:themeColor="accent1"/>
       <w:sz w:val="20"/>
       <w:szCs w:val="20"/>
     </w:rPr>
@@ -2161,7 +2165,7 @@
       <w:rFonts w:asciiTheme="majorHAnsi" w:eastAsiaTheme="majorEastAsia" w:hAnsiTheme="majorHAnsi" w:cstheme="majorBidi"/>
       <w:i/>
       <w:iCs/>
-      <w:color w:val="404040" w:themeColor="text1" w:themeTint="BF"/>
+      <w:color w:val="2F2E47" w:themeColor="text1" w:themeTint="BF"/>
       <w:sz w:val="20"/>
       <w:szCs w:val="20"/>
     </w:rPr>
@@ -2181,7 +2185,7 @@
     <w:rPr>
       <w:b/>
       <w:bCs/>
-      <w:color w:val="4F81BD" w:themeColor="accent1"/>
+      <w:color w:val="5C6684" w:themeColor="accent1"/>
       <w:sz w:val="18"/>
       <w:szCs w:val="18"/>
     </w:rPr>
@@ -2228,7 +2232,7 @@
       <w:bCs/>
       <w:i/>
       <w:iCs/>
-      <w:color w:val="4F81BD" w:themeColor="accent1"/>
+      <w:color w:val="5C6684" w:themeColor="accent1"/>
     </w:rPr>
   </w:style>
   <w:style w:type="character" w:customStyle="1" w:styleId="IntenseQuoteChar">
@@ -2242,7 +2246,7 @@
       <w:bCs/>
       <w:i/>
       <w:iCs/>
-      <w:color w:val="4F81BD" w:themeColor="accent1"/>
+      <w:color w:val="5C6684" w:themeColor="accent1"/>
     </w:rPr>
   </w:style>
   <w:style w:type="character" w:styleId="SubtleEmphasis">
@@ -2254,7 +2258,7 @@
     <w:rPr>
       <w:i/>
       <w:iCs/>
-      <w:color w:val="808080" w:themeColor="text1" w:themeTint="7F"/>
+      <w:color w:val="5C6684" w:themeColor="text1" w:themeTint="7F"/>
     </w:rPr>
   </w:style>
   <w:style w:type="character" w:styleId="IntenseEmphasis">
@@ -2268,7 +2272,7 @@
       <w:bCs/>
       <w:i/>
       <w:iCs/>
-      <w:color w:val="4F81BD" w:themeColor="accent1"/>
+      <w:color w:val="5C6684" w:themeColor="accent1"/>
     </w:rPr>
   </w:style>
   <w:style w:type="character" w:styleId="SubtleReference">
@@ -2279,7 +2283,7 @@
     <w:rsid w:val="00FC693F"/>
     <w:rPr>
       <w:smallCaps/>
-      <w:color w:val="C0504D" w:themeColor="accent2"/>
+      <w:color w:val="5C6684" w:themeColor="accent2"/>
       <w:u w:val="single"/>
     </w:rPr>
   </w:style>
@@ -2293,7 +2297,7 @@
       <w:b/>
       <w:bCs/>
       <w:smallCaps/>
-      <w:color w:val="C0504D" w:themeColor="accent2"/>
+      <w:color w:val="5C6684" w:themeColor="accent2"/>
       <w:spacing w:val="5"/>
       <w:u w:val="single"/>
     </w:rPr>
@@ -2359,7 +2363,7 @@
       <w:spacing w:after="0" w:line="240" w:lineRule="auto"/>
     </w:pPr>
     <w:rPr>
-      <w:color w:val="000000" w:themeColor="text1" w:themeShade="BF"/>
+      <w:color w:val="131237" w:themeColor="text1" w:themeShade="BF"/>
     </w:rPr>
     <w:tblPr>
       <w:tblStyleRowBandSize w:val="1"/>
@@ -2437,7 +2441,7 @@
           <w:insideH w:val="nil"/>
           <w:insideV w:val="nil"/>
         </w:tcBorders>
-        <w:shd w:val="clear" w:color="auto" w:fill="C0C0C0" w:themeFill="text1" w:themeFillTint="3F"/>
+        <w:shd w:val="clear" w:color="auto" w:fill="D1D0CB" w:themeFill="text1" w:themeFillTint="3F"/>
       </w:tcPr>
     </w:tblStylePr>
     <w:tblStylePr w:type="band1Horz">
@@ -2449,7 +2453,7 @@
           <w:insideH w:val="nil"/>
           <w:insideV w:val="nil"/>
         </w:tcBorders>
-        <w:shd w:val="clear" w:color="auto" w:fill="C0C0C0" w:themeFill="text1" w:themeFillTint="3F"/>
+        <w:shd w:val="clear" w:color="auto" w:fill="D1D0CB" w:themeFill="text1" w:themeFillTint="3F"/>
       </w:tcPr>
     </w:tblStylePr>
   </w:style>
@@ -2462,7 +2466,7 @@
       <w:spacing w:after="0" w:line="240" w:lineRule="auto"/>
     </w:pPr>
     <w:rPr>
-      <w:color w:val="365F91" w:themeColor="accent1" w:themeShade="BF"/>
+      <w:color w:val="5C6684" w:themeColor="accent1" w:themeShade="BF"/>
     </w:rPr>
     <w:tblPr>
       <w:tblStyleRowBandSize w:val="1"/>
@@ -2540,7 +2544,7 @@
           <w:insideH w:val="nil"/>
           <w:insideV w:val="nil"/>
         </w:tcBorders>
-        <w:shd w:val="clear" w:color="auto" w:fill="D3DFEE" w:themeFill="accent1" w:themeFillTint="3F"/>
+        <w:shd w:val="clear" w:color="auto" w:fill="D1D0CB" w:themeFill="accent1" w:themeFillTint="3F"/>
       </w:tcPr>
     </w:tblStylePr>
     <w:tblStylePr w:type="band1Horz">
@@ -2552,7 +2556,7 @@
           <w:insideH w:val="nil"/>
           <w:insideV w:val="nil"/>
         </w:tcBorders>
-        <w:shd w:val="clear" w:color="auto" w:fill="D3DFEE" w:themeFill="accent1" w:themeFillTint="3F"/>
+        <w:shd w:val="clear" w:color="auto" w:fill="D1D0CB" w:themeFill="accent1" w:themeFillTint="3F"/>
       </w:tcPr>
     </w:tblStylePr>
   </w:style>
@@ -2565,7 +2569,7 @@
       <w:spacing w:after="0" w:line="240" w:lineRule="auto"/>
     </w:pPr>
     <w:rPr>
-      <w:color w:val="943634" w:themeColor="accent2" w:themeShade="BF"/>
+      <w:color w:val="2F2E47" w:themeColor="accent2" w:themeShade="BF"/>
     </w:rPr>
     <w:tblPr>
       <w:tblStyleRowBandSize w:val="1"/>
@@ -2643,7 +2647,7 @@
           <w:insideH w:val="nil"/>
           <w:insideV w:val="nil"/>
         </w:tcBorders>
-        <w:shd w:val="clear" w:color="auto" w:fill="EFD3D2" w:themeFill="accent2" w:themeFillTint="3F"/>
+        <w:shd w:val="clear" w:color="auto" w:fill="D1D0CB" w:themeFill="accent2" w:themeFillTint="3F"/>
       </w:tcPr>
     </w:tblStylePr>
     <w:tblStylePr w:type="band1Horz">
@@ -2655,7 +2659,7 @@
           <w:insideH w:val="nil"/>
           <w:insideV w:val="nil"/>
         </w:tcBorders>
-        <w:shd w:val="clear" w:color="auto" w:fill="EFD3D2" w:themeFill="accent2" w:themeFillTint="3F"/>
+        <w:shd w:val="clear" w:color="auto" w:fill="D1D0CB" w:themeFill="accent2" w:themeFillTint="3F"/>
       </w:tcPr>
     </w:tblStylePr>
   </w:style>
@@ -2668,7 +2672,7 @@
       <w:spacing w:after="0" w:line="240" w:lineRule="auto"/>
     </w:pPr>
     <w:rPr>
-      <w:color w:val="76923C" w:themeColor="accent3" w:themeShade="BF"/>
+      <w:color w:val="5C6684" w:themeColor="accent3" w:themeShade="BF"/>
     </w:rPr>
     <w:tblPr>
       <w:tblStyleRowBandSize w:val="1"/>
@@ -2746,7 +2750,7 @@
           <w:insideH w:val="nil"/>
           <w:insideV w:val="nil"/>
         </w:tcBorders>
-        <w:shd w:val="clear" w:color="auto" w:fill="E6EED5" w:themeFill="accent3" w:themeFillTint="3F"/>
+        <w:shd w:val="clear" w:color="auto" w:fill="D1D0CB" w:themeFill="accent3" w:themeFillTint="3F"/>
       </w:tcPr>
     </w:tblStylePr>
     <w:tblStylePr w:type="band1Horz">
@@ -2758,7 +2762,7 @@
           <w:insideH w:val="nil"/>
           <w:insideV w:val="nil"/>
         </w:tcBorders>
-        <w:shd w:val="clear" w:color="auto" w:fill="E6EED5" w:themeFill="accent3" w:themeFillTint="3F"/>
+        <w:shd w:val="clear" w:color="auto" w:fill="D1D0CB" w:themeFill="accent3" w:themeFillTint="3F"/>
       </w:tcPr>
     </w:tblStylePr>
   </w:style>
@@ -2771,7 +2775,7 @@
       <w:spacing w:after="0" w:line="240" w:lineRule="auto"/>
     </w:pPr>
     <w:rPr>
-      <w:color w:val="5F497A" w:themeColor="accent4" w:themeShade="BF"/>
+      <w:color w:val="5C6684" w:themeColor="accent4" w:themeShade="BF"/>
     </w:rPr>
     <w:tblPr>
       <w:tblStyleRowBandSize w:val="1"/>
@@ -2849,7 +2853,7 @@
           <w:insideH w:val="nil"/>
           <w:insideV w:val="nil"/>
         </w:tcBorders>
-        <w:shd w:val="clear" w:color="auto" w:fill="DFD8E8" w:themeFill="accent4" w:themeFillTint="3F"/>
+        <w:shd w:val="clear" w:color="auto" w:fill="D1D0CB" w:themeFill="accent4" w:themeFillTint="3F"/>
       </w:tcPr>
     </w:tblStylePr>
     <w:tblStylePr w:type="band1Horz">
@@ -2861,7 +2865,7 @@
           <w:insideH w:val="nil"/>
           <w:insideV w:val="nil"/>
         </w:tcBorders>
-        <w:shd w:val="clear" w:color="auto" w:fill="DFD8E8" w:themeFill="accent4" w:themeFillTint="3F"/>
+        <w:shd w:val="clear" w:color="auto" w:fill="D1D0CB" w:themeFill="accent4" w:themeFillTint="3F"/>
       </w:tcPr>
     </w:tblStylePr>
   </w:style>
@@ -2874,7 +2878,7 @@
       <w:spacing w:after="0" w:line="240" w:lineRule="auto"/>
     </w:pPr>
     <w:rPr>
-      <w:color w:val="31849B" w:themeColor="accent5" w:themeShade="BF"/>
+      <w:color w:val="5C6684" w:themeColor="accent5" w:themeShade="BF"/>
     </w:rPr>
     <w:tblPr>
       <w:tblStyleRowBandSize w:val="1"/>
@@ -2952,7 +2956,7 @@
           <w:insideH w:val="nil"/>
           <w:insideV w:val="nil"/>
         </w:tcBorders>
-        <w:shd w:val="clear" w:color="auto" w:fill="D2EAF1" w:themeFill="accent5" w:themeFillTint="3F"/>
+        <w:shd w:val="clear" w:color="auto" w:fill="D1D0CB" w:themeFill="accent5" w:themeFillTint="3F"/>
       </w:tcPr>
     </w:tblStylePr>
     <w:tblStylePr w:type="band1Horz">
@@ -2964,7 +2968,7 @@
           <w:insideH w:val="nil"/>
           <w:insideV w:val="nil"/>
         </w:tcBorders>
-        <w:shd w:val="clear" w:color="auto" w:fill="D2EAF1" w:themeFill="accent5" w:themeFillTint="3F"/>
+        <w:shd w:val="clear" w:color="auto" w:fill="D1D0CB" w:themeFill="accent5" w:themeFillTint="3F"/>
       </w:tcPr>
     </w:tblStylePr>
   </w:style>
@@ -2977,7 +2981,7 @@
       <w:spacing w:after="0" w:line="240" w:lineRule="auto"/>
     </w:pPr>
     <w:rPr>
-      <w:color w:val="E36C0A" w:themeColor="accent6" w:themeShade="BF"/>
+      <w:color w:val="5C6684" w:themeColor="accent6" w:themeShade="BF"/>
     </w:rPr>
     <w:tblPr>
       <w:tblStyleRowBandSize w:val="1"/>
@@ -3055,7 +3059,7 @@
           <w:insideH w:val="nil"/>
           <w:insideV w:val="nil"/>
         </w:tcBorders>
-        <w:shd w:val="clear" w:color="auto" w:fill="FDE4D0" w:themeFill="accent6" w:themeFillTint="3F"/>
+        <w:shd w:val="clear" w:color="auto" w:fill="D1D0CB" w:themeFill="accent6" w:themeFillTint="3F"/>
       </w:tcPr>
     </w:tblStylePr>
     <w:tblStylePr w:type="band1Horz">
@@ -3067,7 +3071,7 @@
           <w:insideH w:val="nil"/>
           <w:insideV w:val="nil"/>
         </w:tcBorders>
-        <w:shd w:val="clear" w:color="auto" w:fill="FDE4D0" w:themeFill="accent6" w:themeFillTint="3F"/>
+        <w:shd w:val="clear" w:color="auto" w:fill="D1D0CB" w:themeFill="accent6" w:themeFillTint="3F"/>
       </w:tcPr>
     </w:tblStylePr>
   </w:style>
@@ -3107,7 +3111,7 @@
       </w:rPr>
       <w:tblPr/>
       <w:tcPr>
-        <w:shd w:val="clear" w:color="auto" w:fill="000000" w:themeFill="text1"/>
+        <w:shd w:val="clear" w:color="auto" w:fill="131237" w:themeFill="text1"/>
       </w:tcPr>
     </w:tblStylePr>
     <w:tblStylePr w:type="lastRow">
@@ -3199,7 +3203,7 @@
       </w:rPr>
       <w:tblPr/>
       <w:tcPr>
-        <w:shd w:val="clear" w:color="auto" w:fill="4F81BD" w:themeFill="accent1"/>
+        <w:shd w:val="clear" w:color="auto" w:fill="5C6684" w:themeFill="accent1"/>
       </w:tcPr>
     </w:tblStylePr>
     <w:tblStylePr w:type="lastRow">
@@ -3291,7 +3295,7 @@
       </w:rPr>
       <w:tblPr/>
       <w:tcPr>
-        <w:shd w:val="clear" w:color="auto" w:fill="C0504D" w:themeFill="accent2"/>
+        <w:shd w:val="clear" w:color="auto" w:fill="5C6684" w:themeFill="accent2"/>
       </w:tcPr>
     </w:tblStylePr>
     <w:tblStylePr w:type="lastRow">
@@ -3383,7 +3387,7 @@
       </w:rPr>
       <w:tblPr/>
       <w:tcPr>
-        <w:shd w:val="clear" w:color="auto" w:fill="9BBB59" w:themeFill="accent3"/>
+        <w:shd w:val="clear" w:color="auto" w:fill="5C6684" w:themeFill="accent3"/>
       </w:tcPr>
     </w:tblStylePr>
     <w:tblStylePr w:type="lastRow">
@@ -3475,7 +3479,7 @@
       </w:rPr>
       <w:tblPr/>
       <w:tcPr>
-        <w:shd w:val="clear" w:color="auto" w:fill="8064A2" w:themeFill="accent4"/>
+        <w:shd w:val="clear" w:color="auto" w:fill="5C6684" w:themeFill="accent4"/>
       </w:tcPr>
     </w:tblStylePr>
     <w:tblStylePr w:type="lastRow">
@@ -3567,7 +3571,7 @@
       </w:rPr>
       <w:tblPr/>
       <w:tcPr>
-        <w:shd w:val="clear" w:color="auto" w:fill="4BACC6" w:themeFill="accent5"/>
+        <w:shd w:val="clear" w:color="auto" w:fill="5C6684" w:themeFill="accent5"/>
       </w:tcPr>
     </w:tblStylePr>
     <w:tblStylePr w:type="lastRow">
@@ -3659,7 +3663,7 @@
       </w:rPr>
       <w:tblPr/>
       <w:tcPr>
-        <w:shd w:val="clear" w:color="auto" w:fill="F79646" w:themeFill="accent6"/>
+        <w:shd w:val="clear" w:color="auto" w:fill="D1D0CB" w:themeFill="accent6"/>
       </w:tcPr>
     </w:tblStylePr>
     <w:tblStylePr w:type="lastRow">
@@ -3816,7 +3820,7 @@
           <w:bottom w:val="single" w:sz="8" w:space="0" w:color="000000" w:themeColor="text1"/>
           <w:right w:val="single" w:sz="8" w:space="0" w:color="000000" w:themeColor="text1"/>
         </w:tcBorders>
-        <w:shd w:val="clear" w:color="auto" w:fill="C0C0C0" w:themeFill="text1" w:themeFillTint="3F"/>
+        <w:shd w:val="clear" w:color="auto" w:fill="D1D0CB" w:themeFill="text1" w:themeFillTint="3F"/>
       </w:tcPr>
     </w:tblStylePr>
     <w:tblStylePr w:type="band1Horz">
@@ -3829,7 +3833,7 @@
           <w:right w:val="single" w:sz="8" w:space="0" w:color="000000" w:themeColor="text1"/>
           <w:insideV w:val="single" w:sz="8" w:space="0" w:color="000000" w:themeColor="text1"/>
         </w:tcBorders>
-        <w:shd w:val="clear" w:color="auto" w:fill="C0C0C0" w:themeFill="text1" w:themeFillTint="3F"/>
+        <w:shd w:val="clear" w:color="auto" w:fill="D1D0CB" w:themeFill="text1" w:themeFillTint="3F"/>
       </w:tcPr>
     </w:tblStylePr>
     <w:tblStylePr w:type="band2Horz">
@@ -3946,7 +3950,7 @@
           <w:bottom w:val="single" w:sz="8" w:space="0" w:color="4F81BD" w:themeColor="accent1"/>
           <w:right w:val="single" w:sz="8" w:space="0" w:color="4F81BD" w:themeColor="accent1"/>
         </w:tcBorders>
-        <w:shd w:val="clear" w:color="auto" w:fill="D3DFEE" w:themeFill="accent1" w:themeFillTint="3F"/>
+        <w:shd w:val="clear" w:color="auto" w:fill="D1D0CB" w:themeFill="accent1" w:themeFillTint="3F"/>
       </w:tcPr>
     </w:tblStylePr>
     <w:tblStylePr w:type="band1Horz">
@@ -3959,7 +3963,7 @@
           <w:right w:val="single" w:sz="8" w:space="0" w:color="4F81BD" w:themeColor="accent1"/>
           <w:insideV w:val="single" w:sz="8" w:space="0" w:color="4F81BD" w:themeColor="accent1"/>
         </w:tcBorders>
-        <w:shd w:val="clear" w:color="auto" w:fill="D3DFEE" w:themeFill="accent1" w:themeFillTint="3F"/>
+        <w:shd w:val="clear" w:color="auto" w:fill="D1D0CB" w:themeFill="accent1" w:themeFillTint="3F"/>
       </w:tcPr>
     </w:tblStylePr>
     <w:tblStylePr w:type="band2Horz">
@@ -4076,7 +4080,7 @@
           <w:bottom w:val="single" w:sz="8" w:space="0" w:color="C0504D" w:themeColor="accent2"/>
           <w:right w:val="single" w:sz="8" w:space="0" w:color="C0504D" w:themeColor="accent2"/>
         </w:tcBorders>
-        <w:shd w:val="clear" w:color="auto" w:fill="EFD3D2" w:themeFill="accent2" w:themeFillTint="3F"/>
+        <w:shd w:val="clear" w:color="auto" w:fill="D1D0CB" w:themeFill="accent2" w:themeFillTint="3F"/>
       </w:tcPr>
     </w:tblStylePr>
     <w:tblStylePr w:type="band1Horz">
@@ -4089,7 +4093,7 @@
           <w:right w:val="single" w:sz="8" w:space="0" w:color="C0504D" w:themeColor="accent2"/>
           <w:insideV w:val="single" w:sz="8" w:space="0" w:color="C0504D" w:themeColor="accent2"/>
         </w:tcBorders>
-        <w:shd w:val="clear" w:color="auto" w:fill="EFD3D2" w:themeFill="accent2" w:themeFillTint="3F"/>
+        <w:shd w:val="clear" w:color="auto" w:fill="D1D0CB" w:themeFill="accent2" w:themeFillTint="3F"/>
       </w:tcPr>
     </w:tblStylePr>
     <w:tblStylePr w:type="band2Horz">
@@ -4206,7 +4210,7 @@
           <w:bottom w:val="single" w:sz="8" w:space="0" w:color="9BBB59" w:themeColor="accent3"/>
           <w:right w:val="single" w:sz="8" w:space="0" w:color="9BBB59" w:themeColor="accent3"/>
         </w:tcBorders>
-        <w:shd w:val="clear" w:color="auto" w:fill="E6EED5" w:themeFill="accent3" w:themeFillTint="3F"/>
+        <w:shd w:val="clear" w:color="auto" w:fill="D1D0CB" w:themeFill="accent3" w:themeFillTint="3F"/>
       </w:tcPr>
     </w:tblStylePr>
     <w:tblStylePr w:type="band1Horz">
@@ -4219,7 +4223,7 @@
           <w:right w:val="single" w:sz="8" w:space="0" w:color="9BBB59" w:themeColor="accent3"/>
           <w:insideV w:val="single" w:sz="8" w:space="0" w:color="9BBB59" w:themeColor="accent3"/>
         </w:tcBorders>
-        <w:shd w:val="clear" w:color="auto" w:fill="E6EED5" w:themeFill="accent3" w:themeFillTint="3F"/>
+        <w:shd w:val="clear" w:color="auto" w:fill="D1D0CB" w:themeFill="accent3" w:themeFillTint="3F"/>
       </w:tcPr>
     </w:tblStylePr>
     <w:tblStylePr w:type="band2Horz">
@@ -4336,7 +4340,7 @@
           <w:bottom w:val="single" w:sz="8" w:space="0" w:color="8064A2" w:themeColor="accent4"/>
           <w:right w:val="single" w:sz="8" w:space="0" w:color="8064A2" w:themeColor="accent4"/>
         </w:tcBorders>
-        <w:shd w:val="clear" w:color="auto" w:fill="DFD8E8" w:themeFill="accent4" w:themeFillTint="3F"/>
+        <w:shd w:val="clear" w:color="auto" w:fill="D1D0CB" w:themeFill="accent4" w:themeFillTint="3F"/>
       </w:tcPr>
     </w:tblStylePr>
     <w:tblStylePr w:type="band1Horz">
@@ -4349,7 +4353,7 @@
           <w:right w:val="single" w:sz="8" w:space="0" w:color="8064A2" w:themeColor="accent4"/>
           <w:insideV w:val="single" w:sz="8" w:space="0" w:color="8064A2" w:themeColor="accent4"/>
         </w:tcBorders>
-        <w:shd w:val="clear" w:color="auto" w:fill="DFD8E8" w:themeFill="accent4" w:themeFillTint="3F"/>
+        <w:shd w:val="clear" w:color="auto" w:fill="D1D0CB" w:themeFill="accent4" w:themeFillTint="3F"/>
       </w:tcPr>
     </w:tblStylePr>
     <w:tblStylePr w:type="band2Horz">
@@ -4466,7 +4470,7 @@
           <w:bottom w:val="single" w:sz="8" w:space="0" w:color="4BACC6" w:themeColor="accent5"/>
           <w:right w:val="single" w:sz="8" w:space="0" w:color="4BACC6" w:themeColor="accent5"/>
         </w:tcBorders>
-        <w:shd w:val="clear" w:color="auto" w:fill="D2EAF1" w:themeFill="accent5" w:themeFillTint="3F"/>
+        <w:shd w:val="clear" w:color="auto" w:fill="D1D0CB" w:themeFill="accent5" w:themeFillTint="3F"/>
       </w:tcPr>
     </w:tblStylePr>
     <w:tblStylePr w:type="band1Horz">
@@ -4479,7 +4483,7 @@
           <w:right w:val="single" w:sz="8" w:space="0" w:color="4BACC6" w:themeColor="accent5"/>
           <w:insideV w:val="single" w:sz="8" w:space="0" w:color="4BACC6" w:themeColor="accent5"/>
         </w:tcBorders>
-        <w:shd w:val="clear" w:color="auto" w:fill="D2EAF1" w:themeFill="accent5" w:themeFillTint="3F"/>
+        <w:shd w:val="clear" w:color="auto" w:fill="D1D0CB" w:themeFill="accent5" w:themeFillTint="3F"/>
       </w:tcPr>
     </w:tblStylePr>
     <w:tblStylePr w:type="band2Horz">
@@ -4596,7 +4600,7 @@
           <w:bottom w:val="single" w:sz="8" w:space="0" w:color="F79646" w:themeColor="accent6"/>
           <w:right w:val="single" w:sz="8" w:space="0" w:color="F79646" w:themeColor="accent6"/>
         </w:tcBorders>
-        <w:shd w:val="clear" w:color="auto" w:fill="FDE4D0" w:themeFill="accent6" w:themeFillTint="3F"/>
+        <w:shd w:val="clear" w:color="auto" w:fill="D1D0CB" w:themeFill="accent6" w:themeFillTint="3F"/>
       </w:tcPr>
     </w:tblStylePr>
     <w:tblStylePr w:type="band1Horz">
@@ -4609,7 +4613,7 @@
           <w:right w:val="single" w:sz="8" w:space="0" w:color="F79646" w:themeColor="accent6"/>
           <w:insideV w:val="single" w:sz="8" w:space="0" w:color="F79646" w:themeColor="accent6"/>
         </w:tcBorders>
-        <w:shd w:val="clear" w:color="auto" w:fill="FDE4D0" w:themeFill="accent6" w:themeFillTint="3F"/>
+        <w:shd w:val="clear" w:color="auto" w:fill="D1D0CB" w:themeFill="accent6" w:themeFillTint="3F"/>
       </w:tcPr>
     </w:tblStylePr>
     <w:tblStylePr w:type="band2Horz">
@@ -4670,7 +4674,7 @@
           <w:insideH w:val="nil"/>
           <w:insideV w:val="nil"/>
         </w:tcBorders>
-        <w:shd w:val="clear" w:color="auto" w:fill="000000" w:themeFill="text1"/>
+        <w:shd w:val="clear" w:color="auto" w:fill="131237" w:themeFill="text1"/>
       </w:tcPr>
     </w:tblStylePr>
     <w:tblStylePr w:type="lastRow">
@@ -4708,7 +4712,7 @@
     <w:tblStylePr w:type="band1Vert">
       <w:tblPr/>
       <w:tcPr>
-        <w:shd w:val="clear" w:color="auto" w:fill="C0C0C0" w:themeFill="text1" w:themeFillTint="3F"/>
+        <w:shd w:val="clear" w:color="auto" w:fill="D1D0CB" w:themeFill="text1" w:themeFillTint="3F"/>
       </w:tcPr>
     </w:tblStylePr>
     <w:tblStylePr w:type="band1Horz">
@@ -4718,7 +4722,7 @@
           <w:insideH w:val="nil"/>
           <w:insideV w:val="nil"/>
         </w:tcBorders>
-        <w:shd w:val="clear" w:color="auto" w:fill="C0C0C0" w:themeFill="text1" w:themeFillTint="3F"/>
+        <w:shd w:val="clear" w:color="auto" w:fill="D1D0CB" w:themeFill="text1" w:themeFillTint="3F"/>
       </w:tcPr>
     </w:tblStylePr>
     <w:tblStylePr w:type="band2Horz">
@@ -4776,7 +4780,7 @@
           <w:insideH w:val="nil"/>
           <w:insideV w:val="nil"/>
         </w:tcBorders>
-        <w:shd w:val="clear" w:color="auto" w:fill="4F81BD" w:themeFill="accent1"/>
+        <w:shd w:val="clear" w:color="auto" w:fill="5C6684" w:themeFill="accent1"/>
       </w:tcPr>
     </w:tblStylePr>
     <w:tblStylePr w:type="lastRow">
@@ -4814,7 +4818,7 @@
     <w:tblStylePr w:type="band1Vert">
       <w:tblPr/>
       <w:tcPr>
-        <w:shd w:val="clear" w:color="auto" w:fill="D3DFEE" w:themeFill="accent1" w:themeFillTint="3F"/>
+        <w:shd w:val="clear" w:color="auto" w:fill="D1D0CB" w:themeFill="accent1" w:themeFillTint="3F"/>
       </w:tcPr>
     </w:tblStylePr>
     <w:tblStylePr w:type="band1Horz">
@@ -4824,7 +4828,7 @@
           <w:insideH w:val="nil"/>
           <w:insideV w:val="nil"/>
         </w:tcBorders>
-        <w:shd w:val="clear" w:color="auto" w:fill="D3DFEE" w:themeFill="accent1" w:themeFillTint="3F"/>
+        <w:shd w:val="clear" w:color="auto" w:fill="D1D0CB" w:themeFill="accent1" w:themeFillTint="3F"/>
       </w:tcPr>
     </w:tblStylePr>
     <w:tblStylePr w:type="band2Horz">
@@ -4882,7 +4886,7 @@
           <w:insideH w:val="nil"/>
           <w:insideV w:val="nil"/>
         </w:tcBorders>
-        <w:shd w:val="clear" w:color="auto" w:fill="C0504D" w:themeFill="accent2"/>
+        <w:shd w:val="clear" w:color="auto" w:fill="5C6684" w:themeFill="accent2"/>
       </w:tcPr>
     </w:tblStylePr>
     <w:tblStylePr w:type="lastRow">
@@ -4920,7 +4924,7 @@
     <w:tblStylePr w:type="band1Vert">
       <w:tblPr/>
       <w:tcPr>
-        <w:shd w:val="clear" w:color="auto" w:fill="EFD3D2" w:themeFill="accent2" w:themeFillTint="3F"/>
+        <w:shd w:val="clear" w:color="auto" w:fill="D1D0CB" w:themeFill="accent2" w:themeFillTint="3F"/>
       </w:tcPr>
     </w:tblStylePr>
     <w:tblStylePr w:type="band1Horz">
@@ -4930,7 +4934,7 @@
           <w:insideH w:val="nil"/>
           <w:insideV w:val="nil"/>
         </w:tcBorders>
-        <w:shd w:val="clear" w:color="auto" w:fill="EFD3D2" w:themeFill="accent2" w:themeFillTint="3F"/>
+        <w:shd w:val="clear" w:color="auto" w:fill="D1D0CB" w:themeFill="accent2" w:themeFillTint="3F"/>
       </w:tcPr>
     </w:tblStylePr>
     <w:tblStylePr w:type="band2Horz">
@@ -4988,7 +4992,7 @@
           <w:insideH w:val="nil"/>
           <w:insideV w:val="nil"/>
         </w:tcBorders>
-        <w:shd w:val="clear" w:color="auto" w:fill="9BBB59" w:themeFill="accent3"/>
+        <w:shd w:val="clear" w:color="auto" w:fill="5C6684" w:themeFill="accent3"/>
       </w:tcPr>
     </w:tblStylePr>
     <w:tblStylePr w:type="lastRow">
@@ -5026,7 +5030,7 @@
     <w:tblStylePr w:type="band1Vert">
       <w:tblPr/>
       <w:tcPr>
-        <w:shd w:val="clear" w:color="auto" w:fill="E6EED5" w:themeFill="accent3" w:themeFillTint="3F"/>
+        <w:shd w:val="clear" w:color="auto" w:fill="D1D0CB" w:themeFill="accent3" w:themeFillTint="3F"/>
       </w:tcPr>
     </w:tblStylePr>
     <w:tblStylePr w:type="band1Horz">
@@ -5036,7 +5040,7 @@
           <w:insideH w:val="nil"/>
           <w:insideV w:val="nil"/>
         </w:tcBorders>
-        <w:shd w:val="clear" w:color="auto" w:fill="E6EED5" w:themeFill="accent3" w:themeFillTint="3F"/>
+        <w:shd w:val="clear" w:color="auto" w:fill="D1D0CB" w:themeFill="accent3" w:themeFillTint="3F"/>
       </w:tcPr>
     </w:tblStylePr>
     <w:tblStylePr w:type="band2Horz">
@@ -5094,7 +5098,7 @@
           <w:insideH w:val="nil"/>
           <w:insideV w:val="nil"/>
         </w:tcBorders>
-        <w:shd w:val="clear" w:color="auto" w:fill="8064A2" w:themeFill="accent4"/>
+        <w:shd w:val="clear" w:color="auto" w:fill="5C6684" w:themeFill="accent4"/>
       </w:tcPr>
     </w:tblStylePr>
     <w:tblStylePr w:type="lastRow">
@@ -5132,7 +5136,7 @@
     <w:tblStylePr w:type="band1Vert">
       <w:tblPr/>
       <w:tcPr>
-        <w:shd w:val="clear" w:color="auto" w:fill="DFD8E8" w:themeFill="accent4" w:themeFillTint="3F"/>
+        <w:shd w:val="clear" w:color="auto" w:fill="D1D0CB" w:themeFill="accent4" w:themeFillTint="3F"/>
       </w:tcPr>
     </w:tblStylePr>
     <w:tblStylePr w:type="band1Horz">
@@ -5142,7 +5146,7 @@
           <w:insideH w:val="nil"/>
           <w:insideV w:val="nil"/>
         </w:tcBorders>
-        <w:shd w:val="clear" w:color="auto" w:fill="DFD8E8" w:themeFill="accent4" w:themeFillTint="3F"/>
+        <w:shd w:val="clear" w:color="auto" w:fill="D1D0CB" w:themeFill="accent4" w:themeFillTint="3F"/>
       </w:tcPr>
     </w:tblStylePr>
     <w:tblStylePr w:type="band2Horz">
@@ -5200,7 +5204,7 @@
           <w:insideH w:val="nil"/>
           <w:insideV w:val="nil"/>
         </w:tcBorders>
-        <w:shd w:val="clear" w:color="auto" w:fill="4BACC6" w:themeFill="accent5"/>
+        <w:shd w:val="clear" w:color="auto" w:fill="5C6684" w:themeFill="accent5"/>
       </w:tcPr>
     </w:tblStylePr>
     <w:tblStylePr w:type="lastRow">
@@ -5238,7 +5242,7 @@
     <w:tblStylePr w:type="band1Vert">
       <w:tblPr/>
       <w:tcPr>
-        <w:shd w:val="clear" w:color="auto" w:fill="D2EAF1" w:themeFill="accent5" w:themeFillTint="3F"/>
+        <w:shd w:val="clear" w:color="auto" w:fill="D1D0CB" w:themeFill="accent5" w:themeFillTint="3F"/>
       </w:tcPr>
     </w:tblStylePr>
     <w:tblStylePr w:type="band1Horz">
@@ -5248,7 +5252,7 @@
           <w:insideH w:val="nil"/>
           <w:insideV w:val="nil"/>
         </w:tcBorders>
-        <w:shd w:val="clear" w:color="auto" w:fill="D2EAF1" w:themeFill="accent5" w:themeFillTint="3F"/>
+        <w:shd w:val="clear" w:color="auto" w:fill="D1D0CB" w:themeFill="accent5" w:themeFillTint="3F"/>
       </w:tcPr>
     </w:tblStylePr>
     <w:tblStylePr w:type="band2Horz">
@@ -5306,7 +5310,7 @@
           <w:insideH w:val="nil"/>
           <w:insideV w:val="nil"/>
         </w:tcBorders>
-        <w:shd w:val="clear" w:color="auto" w:fill="F79646" w:themeFill="accent6"/>
+        <w:shd w:val="clear" w:color="auto" w:fill="D1D0CB" w:themeFill="accent6"/>
       </w:tcPr>
     </w:tblStylePr>
     <w:tblStylePr w:type="lastRow">
@@ -5344,7 +5348,7 @@
     <w:tblStylePr w:type="band1Vert">
       <w:tblPr/>
       <w:tcPr>
-        <w:shd w:val="clear" w:color="auto" w:fill="FDE4D0" w:themeFill="accent6" w:themeFillTint="3F"/>
+        <w:shd w:val="clear" w:color="auto" w:fill="D1D0CB" w:themeFill="accent6" w:themeFillTint="3F"/>
       </w:tcPr>
     </w:tblStylePr>
     <w:tblStylePr w:type="band1Horz">
@@ -5354,7 +5358,7 @@
           <w:insideH w:val="nil"/>
           <w:insideV w:val="nil"/>
         </w:tcBorders>
-        <w:shd w:val="clear" w:color="auto" w:fill="FDE4D0" w:themeFill="accent6" w:themeFillTint="3F"/>
+        <w:shd w:val="clear" w:color="auto" w:fill="D1D0CB" w:themeFill="accent6" w:themeFillTint="3F"/>
       </w:tcPr>
     </w:tblStylePr>
     <w:tblStylePr w:type="band2Horz">
@@ -5409,7 +5413,7 @@
           <w:insideH w:val="nil"/>
           <w:insideV w:val="nil"/>
         </w:tcBorders>
-        <w:shd w:val="clear" w:color="auto" w:fill="000000" w:themeFill="text1"/>
+        <w:shd w:val="clear" w:color="auto" w:fill="131237" w:themeFill="text1"/>
       </w:tcPr>
     </w:tblStylePr>
     <w:tblStylePr w:type="lastRow">
@@ -5448,7 +5452,7 @@
           <w:insideH w:val="nil"/>
           <w:insideV w:val="nil"/>
         </w:tcBorders>
-        <w:shd w:val="clear" w:color="auto" w:fill="000000" w:themeFill="text1"/>
+        <w:shd w:val="clear" w:color="auto" w:fill="131237" w:themeFill="text1"/>
       </w:tcPr>
     </w:tblStylePr>
     <w:tblStylePr w:type="lastCol">
@@ -5465,7 +5469,7 @@
           <w:insideH w:val="nil"/>
           <w:insideV w:val="nil"/>
         </w:tcBorders>
-        <w:shd w:val="clear" w:color="auto" w:fill="000000" w:themeFill="text1"/>
+        <w:shd w:val="clear" w:color="auto" w:fill="131237" w:themeFill="text1"/>
       </w:tcPr>
     </w:tblStylePr>
     <w:tblStylePr w:type="band1Vert">
@@ -5477,13 +5481,13 @@
           <w:insideH w:val="nil"/>
           <w:insideV w:val="nil"/>
         </w:tcBorders>
-        <w:shd w:val="clear" w:color="auto" w:fill="D8D8D8" w:themeFill="background1" w:themeFillShade="D8"/>
+        <w:shd w:val="clear" w:color="auto" w:fill="D1D0CB" w:themeFill="background1" w:themeFillShade="D8"/>
       </w:tcPr>
     </w:tblStylePr>
     <w:tblStylePr w:type="band1Horz">
       <w:tblPr/>
       <w:tcPr>
-        <w:shd w:val="clear" w:color="auto" w:fill="D8D8D8" w:themeFill="background1" w:themeFillShade="D8"/>
+        <w:shd w:val="clear" w:color="auto" w:fill="D1D0CB" w:themeFill="background1" w:themeFillShade="D8"/>
       </w:tcPr>
     </w:tblStylePr>
     <w:tblStylePr w:type="neCell">
@@ -5558,7 +5562,7 @@
           <w:insideH w:val="nil"/>
           <w:insideV w:val="nil"/>
         </w:tcBorders>
-        <w:shd w:val="clear" w:color="auto" w:fill="4F81BD" w:themeFill="accent1"/>
+        <w:shd w:val="clear" w:color="auto" w:fill="5C6684" w:themeFill="accent1"/>
       </w:tcPr>
     </w:tblStylePr>
     <w:tblStylePr w:type="lastRow">
@@ -5597,7 +5601,7 @@
           <w:insideH w:val="nil"/>
           <w:insideV w:val="nil"/>
         </w:tcBorders>
-        <w:shd w:val="clear" w:color="auto" w:fill="4F81BD" w:themeFill="accent1"/>
+        <w:shd w:val="clear" w:color="auto" w:fill="5C6684" w:themeFill="accent1"/>
       </w:tcPr>
     </w:tblStylePr>
     <w:tblStylePr w:type="lastCol">
@@ -5614,7 +5618,7 @@
           <w:insideH w:val="nil"/>
           <w:insideV w:val="nil"/>
         </w:tcBorders>
-        <w:shd w:val="clear" w:color="auto" w:fill="4F81BD" w:themeFill="accent1"/>
+        <w:shd w:val="clear" w:color="auto" w:fill="5C6684" w:themeFill="accent1"/>
       </w:tcPr>
     </w:tblStylePr>
     <w:tblStylePr w:type="band1Vert">
@@ -5626,13 +5630,13 @@
           <w:insideH w:val="nil"/>
           <w:insideV w:val="nil"/>
         </w:tcBorders>
-        <w:shd w:val="clear" w:color="auto" w:fill="D8D8D8" w:themeFill="background1" w:themeFillShade="D8"/>
+        <w:shd w:val="clear" w:color="auto" w:fill="D1D0CB" w:themeFill="background1" w:themeFillShade="D8"/>
       </w:tcPr>
     </w:tblStylePr>
     <w:tblStylePr w:type="band1Horz">
       <w:tblPr/>
       <w:tcPr>
-        <w:shd w:val="clear" w:color="auto" w:fill="D8D8D8" w:themeFill="background1" w:themeFillShade="D8"/>
+        <w:shd w:val="clear" w:color="auto" w:fill="D1D0CB" w:themeFill="background1" w:themeFillShade="D8"/>
       </w:tcPr>
     </w:tblStylePr>
     <w:tblStylePr w:type="neCell">
@@ -5707,7 +5711,7 @@
           <w:insideH w:val="nil"/>
           <w:insideV w:val="nil"/>
         </w:tcBorders>
-        <w:shd w:val="clear" w:color="auto" w:fill="C0504D" w:themeFill="accent2"/>
+        <w:shd w:val="clear" w:color="auto" w:fill="5C6684" w:themeFill="accent2"/>
       </w:tcPr>
     </w:tblStylePr>
     <w:tblStylePr w:type="lastRow">
@@ -5746,7 +5750,7 @@
           <w:insideH w:val="nil"/>
           <w:insideV w:val="nil"/>
         </w:tcBorders>
-        <w:shd w:val="clear" w:color="auto" w:fill="C0504D" w:themeFill="accent2"/>
+        <w:shd w:val="clear" w:color="auto" w:fill="5C6684" w:themeFill="accent2"/>
       </w:tcPr>
     </w:tblStylePr>
     <w:tblStylePr w:type="lastCol">
@@ -5763,7 +5767,7 @@
           <w:insideH w:val="nil"/>
           <w:insideV w:val="nil"/>
         </w:tcBorders>
-        <w:shd w:val="clear" w:color="auto" w:fill="C0504D" w:themeFill="accent2"/>
+        <w:shd w:val="clear" w:color="auto" w:fill="5C6684" w:themeFill="accent2"/>
       </w:tcPr>
     </w:tblStylePr>
     <w:tblStylePr w:type="band1Vert">
@@ -5775,13 +5779,13 @@
           <w:insideH w:val="nil"/>
           <w:insideV w:val="nil"/>
         </w:tcBorders>
-        <w:shd w:val="clear" w:color="auto" w:fill="D8D8D8" w:themeFill="background1" w:themeFillShade="D8"/>
+        <w:shd w:val="clear" w:color="auto" w:fill="D1D0CB" w:themeFill="background1" w:themeFillShade="D8"/>
       </w:tcPr>
     </w:tblStylePr>
     <w:tblStylePr w:type="band1Horz">
       <w:tblPr/>
       <w:tcPr>
-        <w:shd w:val="clear" w:color="auto" w:fill="D8D8D8" w:themeFill="background1" w:themeFillShade="D8"/>
+        <w:shd w:val="clear" w:color="auto" w:fill="D1D0CB" w:themeFill="background1" w:themeFillShade="D8"/>
       </w:tcPr>
     </w:tblStylePr>
     <w:tblStylePr w:type="neCell">
@@ -5856,7 +5860,7 @@
           <w:insideH w:val="nil"/>
           <w:insideV w:val="nil"/>
         </w:tcBorders>
-        <w:shd w:val="clear" w:color="auto" w:fill="9BBB59" w:themeFill="accent3"/>
+        <w:shd w:val="clear" w:color="auto" w:fill="5C6684" w:themeFill="accent3"/>
       </w:tcPr>
     </w:tblStylePr>
     <w:tblStylePr w:type="lastRow">
@@ -5895,7 +5899,7 @@
           <w:insideH w:val="nil"/>
           <w:insideV w:val="nil"/>
         </w:tcBorders>
-        <w:shd w:val="clear" w:color="auto" w:fill="9BBB59" w:themeFill="accent3"/>
+        <w:shd w:val="clear" w:color="auto" w:fill="5C6684" w:themeFill="accent3"/>
       </w:tcPr>
     </w:tblStylePr>
     <w:tblStylePr w:type="lastCol">
@@ -5912,7 +5916,7 @@
           <w:insideH w:val="nil"/>
           <w:insideV w:val="nil"/>
         </w:tcBorders>
-        <w:shd w:val="clear" w:color="auto" w:fill="9BBB59" w:themeFill="accent3"/>
+        <w:shd w:val="clear" w:color="auto" w:fill="5C6684" w:themeFill="accent3"/>
       </w:tcPr>
     </w:tblStylePr>
     <w:tblStylePr w:type="band1Vert">
@@ -5924,13 +5928,13 @@
           <w:insideH w:val="nil"/>
           <w:insideV w:val="nil"/>
         </w:tcBorders>
-        <w:shd w:val="clear" w:color="auto" w:fill="D8D8D8" w:themeFill="background1" w:themeFillShade="D8"/>
+        <w:shd w:val="clear" w:color="auto" w:fill="D1D0CB" w:themeFill="background1" w:themeFillShade="D8"/>
       </w:tcPr>
     </w:tblStylePr>
     <w:tblStylePr w:type="band1Horz">
       <w:tblPr/>
       <w:tcPr>
-        <w:shd w:val="clear" w:color="auto" w:fill="D8D8D8" w:themeFill="background1" w:themeFillShade="D8"/>
+        <w:shd w:val="clear" w:color="auto" w:fill="D1D0CB" w:themeFill="background1" w:themeFillShade="D8"/>
       </w:tcPr>
     </w:tblStylePr>
     <w:tblStylePr w:type="neCell">
@@ -6005,7 +6009,7 @@
           <w:insideH w:val="nil"/>
           <w:insideV w:val="nil"/>
         </w:tcBorders>
-        <w:shd w:val="clear" w:color="auto" w:fill="8064A2" w:themeFill="accent4"/>
+        <w:shd w:val="clear" w:color="auto" w:fill="5C6684" w:themeFill="accent4"/>
       </w:tcPr>
     </w:tblStylePr>
     <w:tblStylePr w:type="lastRow">
@@ -6044,7 +6048,7 @@
           <w:insideH w:val="nil"/>
           <w:insideV w:val="nil"/>
         </w:tcBorders>
-        <w:shd w:val="clear" w:color="auto" w:fill="8064A2" w:themeFill="accent4"/>
+        <w:shd w:val="clear" w:color="auto" w:fill="5C6684" w:themeFill="accent4"/>
       </w:tcPr>
     </w:tblStylePr>
     <w:tblStylePr w:type="lastCol">
@@ -6061,7 +6065,7 @@
           <w:insideH w:val="nil"/>
           <w:insideV w:val="nil"/>
         </w:tcBorders>
-        <w:shd w:val="clear" w:color="auto" w:fill="8064A2" w:themeFill="accent4"/>
+        <w:shd w:val="clear" w:color="auto" w:fill="5C6684" w:themeFill="accent4"/>
       </w:tcPr>
     </w:tblStylePr>
     <w:tblStylePr w:type="band1Vert">
@@ -6073,13 +6077,13 @@
           <w:insideH w:val="nil"/>
           <w:insideV w:val="nil"/>
         </w:tcBorders>
-        <w:shd w:val="clear" w:color="auto" w:fill="D8D8D8" w:themeFill="background1" w:themeFillShade="D8"/>
+        <w:shd w:val="clear" w:color="auto" w:fill="D1D0CB" w:themeFill="background1" w:themeFillShade="D8"/>
       </w:tcPr>
     </w:tblStylePr>
     <w:tblStylePr w:type="band1Horz">
       <w:tblPr/>
       <w:tcPr>
-        <w:shd w:val="clear" w:color="auto" w:fill="D8D8D8" w:themeFill="background1" w:themeFillShade="D8"/>
+        <w:shd w:val="clear" w:color="auto" w:fill="D1D0CB" w:themeFill="background1" w:themeFillShade="D8"/>
       </w:tcPr>
     </w:tblStylePr>
     <w:tblStylePr w:type="neCell">
@@ -6154,7 +6158,7 @@
           <w:insideH w:val="nil"/>
           <w:insideV w:val="nil"/>
         </w:tcBorders>
-        <w:shd w:val="clear" w:color="auto" w:fill="4BACC6" w:themeFill="accent5"/>
+        <w:shd w:val="clear" w:color="auto" w:fill="5C6684" w:themeFill="accent5"/>
       </w:tcPr>
     </w:tblStylePr>
     <w:tblStylePr w:type="lastRow">
@@ -6193,7 +6197,7 @@
           <w:insideH w:val="nil"/>
           <w:insideV w:val="nil"/>
         </w:tcBorders>
-        <w:shd w:val="clear" w:color="auto" w:fill="4BACC6" w:themeFill="accent5"/>
+        <w:shd w:val="clear" w:color="auto" w:fill="5C6684" w:themeFill="accent5"/>
       </w:tcPr>
     </w:tblStylePr>
     <w:tblStylePr w:type="lastCol">
@@ -6210,7 +6214,7 @@
           <w:insideH w:val="nil"/>
           <w:insideV w:val="nil"/>
         </w:tcBorders>
-        <w:shd w:val="clear" w:color="auto" w:fill="4BACC6" w:themeFill="accent5"/>
+        <w:shd w:val="clear" w:color="auto" w:fill="5C6684" w:themeFill="accent5"/>
       </w:tcPr>
     </w:tblStylePr>
     <w:tblStylePr w:type="band1Vert">
@@ -6222,13 +6226,13 @@
           <w:insideH w:val="nil"/>
           <w:insideV w:val="nil"/>
         </w:tcBorders>
-        <w:shd w:val="clear" w:color="auto" w:fill="D8D8D8" w:themeFill="background1" w:themeFillShade="D8"/>
+        <w:shd w:val="clear" w:color="auto" w:fill="D1D0CB" w:themeFill="background1" w:themeFillShade="D8"/>
       </w:tcPr>
     </w:tblStylePr>
     <w:tblStylePr w:type="band1Horz">
       <w:tblPr/>
       <w:tcPr>
-        <w:shd w:val="clear" w:color="auto" w:fill="D8D8D8" w:themeFill="background1" w:themeFillShade="D8"/>
+        <w:shd w:val="clear" w:color="auto" w:fill="D1D0CB" w:themeFill="background1" w:themeFillShade="D8"/>
       </w:tcPr>
     </w:tblStylePr>
     <w:tblStylePr w:type="neCell">
@@ -6303,7 +6307,7 @@
           <w:insideH w:val="nil"/>
           <w:insideV w:val="nil"/>
         </w:tcBorders>
-        <w:shd w:val="clear" w:color="auto" w:fill="F79646" w:themeFill="accent6"/>
+        <w:shd w:val="clear" w:color="auto" w:fill="D1D0CB" w:themeFill="accent6"/>
       </w:tcPr>
     </w:tblStylePr>
     <w:tblStylePr w:type="lastRow">
@@ -6342,7 +6346,7 @@
           <w:insideH w:val="nil"/>
           <w:insideV w:val="nil"/>
         </w:tcBorders>
-        <w:shd w:val="clear" w:color="auto" w:fill="F79646" w:themeFill="accent6"/>
+        <w:shd w:val="clear" w:color="auto" w:fill="D1D0CB" w:themeFill="accent6"/>
       </w:tcPr>
     </w:tblStylePr>
     <w:tblStylePr w:type="lastCol">
@@ -6359,7 +6363,7 @@
           <w:insideH w:val="nil"/>
           <w:insideV w:val="nil"/>
         </w:tcBorders>
-        <w:shd w:val="clear" w:color="auto" w:fill="F79646" w:themeFill="accent6"/>
+        <w:shd w:val="clear" w:color="auto" w:fill="D1D0CB" w:themeFill="accent6"/>
       </w:tcPr>
     </w:tblStylePr>
     <w:tblStylePr w:type="band1Vert">
@@ -6371,13 +6375,13 @@
           <w:insideH w:val="nil"/>
           <w:insideV w:val="nil"/>
         </w:tcBorders>
-        <w:shd w:val="clear" w:color="auto" w:fill="D8D8D8" w:themeFill="background1" w:themeFillShade="D8"/>
+        <w:shd w:val="clear" w:color="auto" w:fill="D1D0CB" w:themeFill="background1" w:themeFillShade="D8"/>
       </w:tcPr>
     </w:tblStylePr>
     <w:tblStylePr w:type="band1Horz">
       <w:tblPr/>
       <w:tcPr>
-        <w:shd w:val="clear" w:color="auto" w:fill="D8D8D8" w:themeFill="background1" w:themeFillShade="D8"/>
+        <w:shd w:val="clear" w:color="auto" w:fill="D1D0CB" w:themeFill="background1" w:themeFillShade="D8"/>
       </w:tcPr>
     </w:tblStylePr>
     <w:tblStylePr w:type="neCell">
@@ -6419,7 +6423,7 @@
       <w:spacing w:after="0" w:line="240" w:lineRule="auto"/>
     </w:pPr>
     <w:rPr>
-      <w:color w:val="000000" w:themeColor="text1"/>
+      <w:color w:val="131237" w:themeColor="text1"/>
     </w:rPr>
     <w:tblPr>
       <w:tblStyleRowBandSize w:val="1"/>
@@ -6452,7 +6456,7 @@
       <w:rPr>
         <w:b/>
         <w:bCs/>
-        <w:color w:val="1F497D" w:themeColor="text2"/>
+        <w:color w:val="2F2E47" w:themeColor="text2"/>
       </w:rPr>
       <w:tblPr/>
       <w:tcPr>
@@ -6484,13 +6488,13 @@
     <w:tblStylePr w:type="band1Vert">
       <w:tblPr/>
       <w:tcPr>
-        <w:shd w:val="clear" w:color="auto" w:fill="C0C0C0" w:themeFill="text1" w:themeFillTint="3F"/>
+        <w:shd w:val="clear" w:color="auto" w:fill="D1D0CB" w:themeFill="text1" w:themeFillTint="3F"/>
       </w:tcPr>
     </w:tblStylePr>
     <w:tblStylePr w:type="band1Horz">
       <w:tblPr/>
       <w:tcPr>
-        <w:shd w:val="clear" w:color="auto" w:fill="C0C0C0" w:themeFill="text1" w:themeFillTint="3F"/>
+        <w:shd w:val="clear" w:color="auto" w:fill="D1D0CB" w:themeFill="text1" w:themeFillTint="3F"/>
       </w:tcPr>
     </w:tblStylePr>
   </w:style>
@@ -6503,7 +6507,7 @@
       <w:spacing w:after="0" w:line="240" w:lineRule="auto"/>
     </w:pPr>
     <w:rPr>
-      <w:color w:val="000000" w:themeColor="text1"/>
+      <w:color w:val="131237" w:themeColor="text1"/>
     </w:rPr>
     <w:tblPr>
       <w:tblStyleRowBandSize w:val="1"/>
@@ -6536,7 +6540,7 @@
       <w:rPr>
         <w:b/>
         <w:bCs/>
-        <w:color w:val="1F497D" w:themeColor="text2"/>
+        <w:color w:val="2F2E47" w:themeColor="text2"/>
       </w:rPr>
       <w:tblPr/>
       <w:tcPr>
@@ -6568,13 +6572,13 @@
     <w:tblStylePr w:type="band1Vert">
       <w:tblPr/>
       <w:tcPr>
-        <w:shd w:val="clear" w:color="auto" w:fill="D3DFEE" w:themeFill="accent1" w:themeFillTint="3F"/>
+        <w:shd w:val="clear" w:color="auto" w:fill="D1D0CB" w:themeFill="accent1" w:themeFillTint="3F"/>
       </w:tcPr>
     </w:tblStylePr>
     <w:tblStylePr w:type="band1Horz">
       <w:tblPr/>
       <w:tcPr>
-        <w:shd w:val="clear" w:color="auto" w:fill="D3DFEE" w:themeFill="accent1" w:themeFillTint="3F"/>
+        <w:shd w:val="clear" w:color="auto" w:fill="D1D0CB" w:themeFill="accent1" w:themeFillTint="3F"/>
       </w:tcPr>
     </w:tblStylePr>
   </w:style>
@@ -6587,7 +6591,7 @@
       <w:spacing w:after="0" w:line="240" w:lineRule="auto"/>
     </w:pPr>
     <w:rPr>
-      <w:color w:val="000000" w:themeColor="text1"/>
+      <w:color w:val="131237" w:themeColor="text1"/>
     </w:rPr>
     <w:tblPr>
       <w:tblStyleRowBandSize w:val="1"/>
@@ -6620,7 +6624,7 @@
       <w:rPr>
         <w:b/>
         <w:bCs/>
-        <w:color w:val="1F497D" w:themeColor="text2"/>
+        <w:color w:val="2F2E47" w:themeColor="text2"/>
       </w:rPr>
       <w:tblPr/>
       <w:tcPr>
@@ -6652,13 +6656,13 @@
     <w:tblStylePr w:type="band1Vert">
       <w:tblPr/>
       <w:tcPr>
-        <w:shd w:val="clear" w:color="auto" w:fill="EFD3D2" w:themeFill="accent2" w:themeFillTint="3F"/>
+        <w:shd w:val="clear" w:color="auto" w:fill="D1D0CB" w:themeFill="accent2" w:themeFillTint="3F"/>
       </w:tcPr>
     </w:tblStylePr>
     <w:tblStylePr w:type="band1Horz">
       <w:tblPr/>
       <w:tcPr>
-        <w:shd w:val="clear" w:color="auto" w:fill="EFD3D2" w:themeFill="accent2" w:themeFillTint="3F"/>
+        <w:shd w:val="clear" w:color="auto" w:fill="D1D0CB" w:themeFill="accent2" w:themeFillTint="3F"/>
       </w:tcPr>
     </w:tblStylePr>
   </w:style>
@@ -6671,7 +6675,7 @@
       <w:spacing w:after="0" w:line="240" w:lineRule="auto"/>
     </w:pPr>
     <w:rPr>
-      <w:color w:val="000000" w:themeColor="text1"/>
+      <w:color w:val="131237" w:themeColor="text1"/>
     </w:rPr>
     <w:tblPr>
       <w:tblStyleRowBandSize w:val="1"/>
@@ -6704,7 +6708,7 @@
       <w:rPr>
         <w:b/>
         <w:bCs/>
-        <w:color w:val="1F497D" w:themeColor="text2"/>
+        <w:color w:val="2F2E47" w:themeColor="text2"/>
       </w:rPr>
       <w:tblPr/>
       <w:tcPr>
@@ -6736,13 +6740,13 @@
     <w:tblStylePr w:type="band1Vert">
       <w:tblPr/>
       <w:tcPr>
-        <w:shd w:val="clear" w:color="auto" w:fill="E6EED5" w:themeFill="accent3" w:themeFillTint="3F"/>
+        <w:shd w:val="clear" w:color="auto" w:fill="D1D0CB" w:themeFill="accent3" w:themeFillTint="3F"/>
       </w:tcPr>
     </w:tblStylePr>
     <w:tblStylePr w:type="band1Horz">
       <w:tblPr/>
       <w:tcPr>
-        <w:shd w:val="clear" w:color="auto" w:fill="E6EED5" w:themeFill="accent3" w:themeFillTint="3F"/>
+        <w:shd w:val="clear" w:color="auto" w:fill="D1D0CB" w:themeFill="accent3" w:themeFillTint="3F"/>
       </w:tcPr>
     </w:tblStylePr>
   </w:style>
@@ -6755,7 +6759,7 @@
       <w:spacing w:after="0" w:line="240" w:lineRule="auto"/>
     </w:pPr>
     <w:rPr>
-      <w:color w:val="000000" w:themeColor="text1"/>
+      <w:color w:val="131237" w:themeColor="text1"/>
     </w:rPr>
     <w:tblPr>
       <w:tblStyleRowBandSize w:val="1"/>
@@ -6788,7 +6792,7 @@
       <w:rPr>
         <w:b/>
         <w:bCs/>
-        <w:color w:val="1F497D" w:themeColor="text2"/>
+        <w:color w:val="2F2E47" w:themeColor="text2"/>
       </w:rPr>
       <w:tblPr/>
       <w:tcPr>
@@ -6820,13 +6824,13 @@
     <w:tblStylePr w:type="band1Vert">
       <w:tblPr/>
       <w:tcPr>
-        <w:shd w:val="clear" w:color="auto" w:fill="DFD8E8" w:themeFill="accent4" w:themeFillTint="3F"/>
+        <w:shd w:val="clear" w:color="auto" w:fill="D1D0CB" w:themeFill="accent4" w:themeFillTint="3F"/>
       </w:tcPr>
     </w:tblStylePr>
     <w:tblStylePr w:type="band1Horz">
       <w:tblPr/>
       <w:tcPr>
-        <w:shd w:val="clear" w:color="auto" w:fill="DFD8E8" w:themeFill="accent4" w:themeFillTint="3F"/>
+        <w:shd w:val="clear" w:color="auto" w:fill="D1D0CB" w:themeFill="accent4" w:themeFillTint="3F"/>
       </w:tcPr>
     </w:tblStylePr>
   </w:style>
@@ -6839,7 +6843,7 @@
       <w:spacing w:after="0" w:line="240" w:lineRule="auto"/>
     </w:pPr>
     <w:rPr>
-      <w:color w:val="000000" w:themeColor="text1"/>
+      <w:color w:val="131237" w:themeColor="text1"/>
     </w:rPr>
     <w:tblPr>
       <w:tblStyleRowBandSize w:val="1"/>
@@ -6872,7 +6876,7 @@
       <w:rPr>
         <w:b/>
         <w:bCs/>
-        <w:color w:val="1F497D" w:themeColor="text2"/>
+        <w:color w:val="2F2E47" w:themeColor="text2"/>
       </w:rPr>
       <w:tblPr/>
       <w:tcPr>
@@ -6904,13 +6908,13 @@
     <w:tblStylePr w:type="band1Vert">
       <w:tblPr/>
       <w:tcPr>
-        <w:shd w:val="clear" w:color="auto" w:fill="D2EAF1" w:themeFill="accent5" w:themeFillTint="3F"/>
+        <w:shd w:val="clear" w:color="auto" w:fill="D1D0CB" w:themeFill="accent5" w:themeFillTint="3F"/>
       </w:tcPr>
     </w:tblStylePr>
     <w:tblStylePr w:type="band1Horz">
       <w:tblPr/>
       <w:tcPr>
-        <w:shd w:val="clear" w:color="auto" w:fill="D2EAF1" w:themeFill="accent5" w:themeFillTint="3F"/>
+        <w:shd w:val="clear" w:color="auto" w:fill="D1D0CB" w:themeFill="accent5" w:themeFillTint="3F"/>
       </w:tcPr>
     </w:tblStylePr>
   </w:style>
@@ -6923,7 +6927,7 @@
       <w:spacing w:after="0" w:line="240" w:lineRule="auto"/>
     </w:pPr>
     <w:rPr>
-      <w:color w:val="000000" w:themeColor="text1"/>
+      <w:color w:val="131237" w:themeColor="text1"/>
     </w:rPr>
     <w:tblPr>
       <w:tblStyleRowBandSize w:val="1"/>
@@ -6956,7 +6960,7 @@
       <w:rPr>
         <w:b/>
         <w:bCs/>
-        <w:color w:val="1F497D" w:themeColor="text2"/>
+        <w:color w:val="2F2E47" w:themeColor="text2"/>
       </w:rPr>
       <w:tblPr/>
       <w:tcPr>
@@ -6988,13 +6992,13 @@
     <w:tblStylePr w:type="band1Vert">
       <w:tblPr/>
       <w:tcPr>
-        <w:shd w:val="clear" w:color="auto" w:fill="FDE4D0" w:themeFill="accent6" w:themeFillTint="3F"/>
+        <w:shd w:val="clear" w:color="auto" w:fill="D1D0CB" w:themeFill="accent6" w:themeFillTint="3F"/>
       </w:tcPr>
     </w:tblStylePr>
     <w:tblStylePr w:type="band1Horz">
       <w:tblPr/>
       <w:tcPr>
-        <w:shd w:val="clear" w:color="auto" w:fill="FDE4D0" w:themeFill="accent6" w:themeFillTint="3F"/>
+        <w:shd w:val="clear" w:color="auto" w:fill="D1D0CB" w:themeFill="accent6" w:themeFillTint="3F"/>
       </w:tcPr>
     </w:tblStylePr>
   </w:style>
@@ -7008,7 +7012,7 @@
     </w:pPr>
     <w:rPr>
       <w:rFonts w:asciiTheme="majorHAnsi" w:eastAsiaTheme="majorEastAsia" w:hAnsiTheme="majorHAnsi" w:cstheme="majorBidi"/>
-      <w:color w:val="000000" w:themeColor="text1"/>
+      <w:color w:val="131237" w:themeColor="text1"/>
     </w:rPr>
     <w:tblPr>
       <w:tblStyleRowBandSize w:val="1"/>
@@ -7096,7 +7100,7 @@
           <w:insideH w:val="nil"/>
           <w:insideV w:val="nil"/>
         </w:tcBorders>
-        <w:shd w:val="clear" w:color="auto" w:fill="C0C0C0" w:themeFill="text1" w:themeFillTint="3F"/>
+        <w:shd w:val="clear" w:color="auto" w:fill="D1D0CB" w:themeFill="text1" w:themeFillTint="3F"/>
       </w:tcPr>
     </w:tblStylePr>
     <w:tblStylePr w:type="band1Horz">
@@ -7108,7 +7112,7 @@
           <w:insideH w:val="nil"/>
           <w:insideV w:val="nil"/>
         </w:tcBorders>
-        <w:shd w:val="clear" w:color="auto" w:fill="C0C0C0" w:themeFill="text1" w:themeFillTint="3F"/>
+        <w:shd w:val="clear" w:color="auto" w:fill="D1D0CB" w:themeFill="text1" w:themeFillTint="3F"/>
       </w:tcPr>
     </w:tblStylePr>
     <w:tblStylePr w:type="nwCell">
@@ -7136,7 +7140,7 @@
     </w:pPr>
     <w:rPr>
       <w:rFonts w:asciiTheme="majorHAnsi" w:eastAsiaTheme="majorEastAsia" w:hAnsiTheme="majorHAnsi" w:cstheme="majorBidi"/>
-      <w:color w:val="000000" w:themeColor="text1"/>
+      <w:color w:val="131237" w:themeColor="text1"/>
     </w:rPr>
     <w:tblPr>
       <w:tblStyleRowBandSize w:val="1"/>
@@ -7224,7 +7228,7 @@
           <w:insideH w:val="nil"/>
           <w:insideV w:val="nil"/>
         </w:tcBorders>
-        <w:shd w:val="clear" w:color="auto" w:fill="D3DFEE" w:themeFill="accent1" w:themeFillTint="3F"/>
+        <w:shd w:val="clear" w:color="auto" w:fill="D1D0CB" w:themeFill="accent1" w:themeFillTint="3F"/>
       </w:tcPr>
     </w:tblStylePr>
     <w:tblStylePr w:type="band1Horz">
@@ -7236,7 +7240,7 @@
           <w:insideH w:val="nil"/>
           <w:insideV w:val="nil"/>
         </w:tcBorders>
-        <w:shd w:val="clear" w:color="auto" w:fill="D3DFEE" w:themeFill="accent1" w:themeFillTint="3F"/>
+        <w:shd w:val="clear" w:color="auto" w:fill="D1D0CB" w:themeFill="accent1" w:themeFillTint="3F"/>
       </w:tcPr>
     </w:tblStylePr>
     <w:tblStylePr w:type="nwCell">
@@ -7264,7 +7268,7 @@
     </w:pPr>
     <w:rPr>
       <w:rFonts w:asciiTheme="majorHAnsi" w:eastAsiaTheme="majorEastAsia" w:hAnsiTheme="majorHAnsi" w:cstheme="majorBidi"/>
-      <w:color w:val="000000" w:themeColor="text1"/>
+      <w:color w:val="131237" w:themeColor="text1"/>
     </w:rPr>
     <w:tblPr>
       <w:tblStyleRowBandSize w:val="1"/>
@@ -7352,7 +7356,7 @@
           <w:insideH w:val="nil"/>
           <w:insideV w:val="nil"/>
         </w:tcBorders>
-        <w:shd w:val="clear" w:color="auto" w:fill="EFD3D2" w:themeFill="accent2" w:themeFillTint="3F"/>
+        <w:shd w:val="clear" w:color="auto" w:fill="D1D0CB" w:themeFill="accent2" w:themeFillTint="3F"/>
       </w:tcPr>
     </w:tblStylePr>
     <w:tblStylePr w:type="band1Horz">
@@ -7364,7 +7368,7 @@
           <w:insideH w:val="nil"/>
           <w:insideV w:val="nil"/>
         </w:tcBorders>
-        <w:shd w:val="clear" w:color="auto" w:fill="EFD3D2" w:themeFill="accent2" w:themeFillTint="3F"/>
+        <w:shd w:val="clear" w:color="auto" w:fill="D1D0CB" w:themeFill="accent2" w:themeFillTint="3F"/>
       </w:tcPr>
     </w:tblStylePr>
     <w:tblStylePr w:type="nwCell">
@@ -7392,7 +7396,7 @@
     </w:pPr>
     <w:rPr>
       <w:rFonts w:asciiTheme="majorHAnsi" w:eastAsiaTheme="majorEastAsia" w:hAnsiTheme="majorHAnsi" w:cstheme="majorBidi"/>
-      <w:color w:val="000000" w:themeColor="text1"/>
+      <w:color w:val="131237" w:themeColor="text1"/>
     </w:rPr>
     <w:tblPr>
       <w:tblStyleRowBandSize w:val="1"/>
@@ -7480,7 +7484,7 @@
           <w:insideH w:val="nil"/>
           <w:insideV w:val="nil"/>
         </w:tcBorders>
-        <w:shd w:val="clear" w:color="auto" w:fill="E6EED5" w:themeFill="accent3" w:themeFillTint="3F"/>
+        <w:shd w:val="clear" w:color="auto" w:fill="D1D0CB" w:themeFill="accent3" w:themeFillTint="3F"/>
       </w:tcPr>
     </w:tblStylePr>
     <w:tblStylePr w:type="band1Horz">
@@ -7492,7 +7496,7 @@
           <w:insideH w:val="nil"/>
           <w:insideV w:val="nil"/>
         </w:tcBorders>
-        <w:shd w:val="clear" w:color="auto" w:fill="E6EED5" w:themeFill="accent3" w:themeFillTint="3F"/>
+        <w:shd w:val="clear" w:color="auto" w:fill="D1D0CB" w:themeFill="accent3" w:themeFillTint="3F"/>
       </w:tcPr>
     </w:tblStylePr>
     <w:tblStylePr w:type="nwCell">
@@ -7520,7 +7524,7 @@
     </w:pPr>
     <w:rPr>
       <w:rFonts w:asciiTheme="majorHAnsi" w:eastAsiaTheme="majorEastAsia" w:hAnsiTheme="majorHAnsi" w:cstheme="majorBidi"/>
-      <w:color w:val="000000" w:themeColor="text1"/>
+      <w:color w:val="131237" w:themeColor="text1"/>
     </w:rPr>
     <w:tblPr>
       <w:tblStyleRowBandSize w:val="1"/>
@@ -7608,7 +7612,7 @@
           <w:insideH w:val="nil"/>
           <w:insideV w:val="nil"/>
         </w:tcBorders>
-        <w:shd w:val="clear" w:color="auto" w:fill="DFD8E8" w:themeFill="accent4" w:themeFillTint="3F"/>
+        <w:shd w:val="clear" w:color="auto" w:fill="D1D0CB" w:themeFill="accent4" w:themeFillTint="3F"/>
       </w:tcPr>
     </w:tblStylePr>
     <w:tblStylePr w:type="band1Horz">
@@ -7620,7 +7624,7 @@
           <w:insideH w:val="nil"/>
           <w:insideV w:val="nil"/>
         </w:tcBorders>
-        <w:shd w:val="clear" w:color="auto" w:fill="DFD8E8" w:themeFill="accent4" w:themeFillTint="3F"/>
+        <w:shd w:val="clear" w:color="auto" w:fill="D1D0CB" w:themeFill="accent4" w:themeFillTint="3F"/>
       </w:tcPr>
     </w:tblStylePr>
     <w:tblStylePr w:type="nwCell">
@@ -7648,7 +7652,7 @@
     </w:pPr>
     <w:rPr>
       <w:rFonts w:asciiTheme="majorHAnsi" w:eastAsiaTheme="majorEastAsia" w:hAnsiTheme="majorHAnsi" w:cstheme="majorBidi"/>
-      <w:color w:val="000000" w:themeColor="text1"/>
+      <w:color w:val="131237" w:themeColor="text1"/>
     </w:rPr>
     <w:tblPr>
       <w:tblStyleRowBandSize w:val="1"/>
@@ -7736,7 +7740,7 @@
           <w:insideH w:val="nil"/>
           <w:insideV w:val="nil"/>
         </w:tcBorders>
-        <w:shd w:val="clear" w:color="auto" w:fill="D2EAF1" w:themeFill="accent5" w:themeFillTint="3F"/>
+        <w:shd w:val="clear" w:color="auto" w:fill="D1D0CB" w:themeFill="accent5" w:themeFillTint="3F"/>
       </w:tcPr>
     </w:tblStylePr>
     <w:tblStylePr w:type="band1Horz">
@@ -7748,7 +7752,7 @@
           <w:insideH w:val="nil"/>
           <w:insideV w:val="nil"/>
         </w:tcBorders>
-        <w:shd w:val="clear" w:color="auto" w:fill="D2EAF1" w:themeFill="accent5" w:themeFillTint="3F"/>
+        <w:shd w:val="clear" w:color="auto" w:fill="D1D0CB" w:themeFill="accent5" w:themeFillTint="3F"/>
       </w:tcPr>
     </w:tblStylePr>
     <w:tblStylePr w:type="nwCell">
@@ -7776,7 +7780,7 @@
     </w:pPr>
     <w:rPr>
       <w:rFonts w:asciiTheme="majorHAnsi" w:eastAsiaTheme="majorEastAsia" w:hAnsiTheme="majorHAnsi" w:cstheme="majorBidi"/>
-      <w:color w:val="000000" w:themeColor="text1"/>
+      <w:color w:val="131237" w:themeColor="text1"/>
     </w:rPr>
     <w:tblPr>
       <w:tblStyleRowBandSize w:val="1"/>
@@ -7864,7 +7868,7 @@
           <w:insideH w:val="nil"/>
           <w:insideV w:val="nil"/>
         </w:tcBorders>
-        <w:shd w:val="clear" w:color="auto" w:fill="FDE4D0" w:themeFill="accent6" w:themeFillTint="3F"/>
+        <w:shd w:val="clear" w:color="auto" w:fill="D1D0CB" w:themeFill="accent6" w:themeFillTint="3F"/>
       </w:tcPr>
     </w:tblStylePr>
     <w:tblStylePr w:type="band1Horz">
@@ -7876,7 +7880,7 @@
           <w:insideH w:val="nil"/>
           <w:insideV w:val="nil"/>
         </w:tcBorders>
-        <w:shd w:val="clear" w:color="auto" w:fill="FDE4D0" w:themeFill="accent6" w:themeFillTint="3F"/>
+        <w:shd w:val="clear" w:color="auto" w:fill="D1D0CB" w:themeFill="accent6" w:themeFillTint="3F"/>
       </w:tcPr>
     </w:tblStylePr>
     <w:tblStylePr w:type="nwCell">
@@ -7922,7 +7926,7 @@
       </w:tblCellMar>
     </w:tblPr>
     <w:tcPr>
-      <w:shd w:val="clear" w:color="auto" w:fill="C0C0C0" w:themeFill="text1" w:themeFillTint="3F"/>
+      <w:shd w:val="clear" w:color="auto" w:fill="D1D0CB" w:themeFill="text1" w:themeFillTint="3F"/>
     </w:tcPr>
     <w:tblStylePr w:type="firstRow">
       <w:rPr>
@@ -7957,13 +7961,13 @@
     <w:tblStylePr w:type="band1Vert">
       <w:tblPr/>
       <w:tcPr>
-        <w:shd w:val="clear" w:color="auto" w:fill="808080" w:themeFill="text1" w:themeFillTint="7F"/>
+        <w:shd w:val="clear" w:color="auto" w:fill="5C6684" w:themeFill="text1" w:themeFillTint="7F"/>
       </w:tcPr>
     </w:tblStylePr>
     <w:tblStylePr w:type="band1Horz">
       <w:tblPr/>
       <w:tcPr>
-        <w:shd w:val="clear" w:color="auto" w:fill="808080" w:themeFill="text1" w:themeFillTint="7F"/>
+        <w:shd w:val="clear" w:color="auto" w:fill="5C6684" w:themeFill="text1" w:themeFillTint="7F"/>
       </w:tcPr>
     </w:tblStylePr>
   </w:style>
@@ -7995,7 +7999,7 @@
       </w:tblCellMar>
     </w:tblPr>
     <w:tcPr>
-      <w:shd w:val="clear" w:color="auto" w:fill="D3DFEE" w:themeFill="accent1" w:themeFillTint="3F"/>
+      <w:shd w:val="clear" w:color="auto" w:fill="D1D0CB" w:themeFill="accent1" w:themeFillTint="3F"/>
     </w:tcPr>
     <w:tblStylePr w:type="firstRow">
       <w:rPr>
@@ -8030,13 +8034,13 @@
     <w:tblStylePr w:type="band1Vert">
       <w:tblPr/>
       <w:tcPr>
-        <w:shd w:val="clear" w:color="auto" w:fill="A7BFDE" w:themeFill="accent1" w:themeFillTint="7F"/>
+        <w:shd w:val="clear" w:color="auto" w:fill="D1D0CB" w:themeFill="accent1" w:themeFillTint="7F"/>
       </w:tcPr>
     </w:tblStylePr>
     <w:tblStylePr w:type="band1Horz">
       <w:tblPr/>
       <w:tcPr>
-        <w:shd w:val="clear" w:color="auto" w:fill="A7BFDE" w:themeFill="accent1" w:themeFillTint="7F"/>
+        <w:shd w:val="clear" w:color="auto" w:fill="D1D0CB" w:themeFill="accent1" w:themeFillTint="7F"/>
       </w:tcPr>
     </w:tblStylePr>
   </w:style>
@@ -8068,7 +8072,7 @@
       </w:tblCellMar>
     </w:tblPr>
     <w:tcPr>
-      <w:shd w:val="clear" w:color="auto" w:fill="EFD3D2" w:themeFill="accent2" w:themeFillTint="3F"/>
+      <w:shd w:val="clear" w:color="auto" w:fill="D1D0CB" w:themeFill="accent2" w:themeFillTint="3F"/>
     </w:tcPr>
     <w:tblStylePr w:type="firstRow">
       <w:rPr>
@@ -8103,13 +8107,13 @@
     <w:tblStylePr w:type="band1Vert">
       <w:tblPr/>
       <w:tcPr>
-        <w:shd w:val="clear" w:color="auto" w:fill="DFA7A6" w:themeFill="accent2" w:themeFillTint="7F"/>
+        <w:shd w:val="clear" w:color="auto" w:fill="D1D0CB" w:themeFill="accent2" w:themeFillTint="7F"/>
       </w:tcPr>
     </w:tblStylePr>
     <w:tblStylePr w:type="band1Horz">
       <w:tblPr/>
       <w:tcPr>
-        <w:shd w:val="clear" w:color="auto" w:fill="DFA7A6" w:themeFill="accent2" w:themeFillTint="7F"/>
+        <w:shd w:val="clear" w:color="auto" w:fill="D1D0CB" w:themeFill="accent2" w:themeFillTint="7F"/>
       </w:tcPr>
     </w:tblStylePr>
   </w:style>
@@ -8141,7 +8145,7 @@
       </w:tblCellMar>
     </w:tblPr>
     <w:tcPr>
-      <w:shd w:val="clear" w:color="auto" w:fill="E6EED5" w:themeFill="accent3" w:themeFillTint="3F"/>
+      <w:shd w:val="clear" w:color="auto" w:fill="D1D0CB" w:themeFill="accent3" w:themeFillTint="3F"/>
     </w:tcPr>
     <w:tblStylePr w:type="firstRow">
       <w:rPr>
@@ -8176,13 +8180,13 @@
     <w:tblStylePr w:type="band1Vert">
       <w:tblPr/>
       <w:tcPr>
-        <w:shd w:val="clear" w:color="auto" w:fill="CDDDAC" w:themeFill="accent3" w:themeFillTint="7F"/>
+        <w:shd w:val="clear" w:color="auto" w:fill="D1D0CB" w:themeFill="accent3" w:themeFillTint="7F"/>
       </w:tcPr>
     </w:tblStylePr>
     <w:tblStylePr w:type="band1Horz">
       <w:tblPr/>
       <w:tcPr>
-        <w:shd w:val="clear" w:color="auto" w:fill="CDDDAC" w:themeFill="accent3" w:themeFillTint="7F"/>
+        <w:shd w:val="clear" w:color="auto" w:fill="D1D0CB" w:themeFill="accent3" w:themeFillTint="7F"/>
       </w:tcPr>
     </w:tblStylePr>
   </w:style>
@@ -8214,7 +8218,7 @@
       </w:tblCellMar>
     </w:tblPr>
     <w:tcPr>
-      <w:shd w:val="clear" w:color="auto" w:fill="DFD8E8" w:themeFill="accent4" w:themeFillTint="3F"/>
+      <w:shd w:val="clear" w:color="auto" w:fill="D1D0CB" w:themeFill="accent4" w:themeFillTint="3F"/>
     </w:tcPr>
     <w:tblStylePr w:type="firstRow">
       <w:rPr>
@@ -8249,13 +8253,13 @@
     <w:tblStylePr w:type="band1Vert">
       <w:tblPr/>
       <w:tcPr>
-        <w:shd w:val="clear" w:color="auto" w:fill="BFB1D0" w:themeFill="accent4" w:themeFillTint="7F"/>
+        <w:shd w:val="clear" w:color="auto" w:fill="D1D0CB" w:themeFill="accent4" w:themeFillTint="7F"/>
       </w:tcPr>
     </w:tblStylePr>
     <w:tblStylePr w:type="band1Horz">
       <w:tblPr/>
       <w:tcPr>
-        <w:shd w:val="clear" w:color="auto" w:fill="BFB1D0" w:themeFill="accent4" w:themeFillTint="7F"/>
+        <w:shd w:val="clear" w:color="auto" w:fill="D1D0CB" w:themeFill="accent4" w:themeFillTint="7F"/>
       </w:tcPr>
     </w:tblStylePr>
   </w:style>
@@ -8287,7 +8291,7 @@
       </w:tblCellMar>
     </w:tblPr>
     <w:tcPr>
-      <w:shd w:val="clear" w:color="auto" w:fill="D2EAF1" w:themeFill="accent5" w:themeFillTint="3F"/>
+      <w:shd w:val="clear" w:color="auto" w:fill="D1D0CB" w:themeFill="accent5" w:themeFillTint="3F"/>
     </w:tcPr>
     <w:tblStylePr w:type="firstRow">
       <w:rPr>
@@ -8322,13 +8326,13 @@
     <w:tblStylePr w:type="band1Vert">
       <w:tblPr/>
       <w:tcPr>
-        <w:shd w:val="clear" w:color="auto" w:fill="A5D5E2" w:themeFill="accent5" w:themeFillTint="7F"/>
+        <w:shd w:val="clear" w:color="auto" w:fill="D1D0CB" w:themeFill="accent5" w:themeFillTint="7F"/>
       </w:tcPr>
     </w:tblStylePr>
     <w:tblStylePr w:type="band1Horz">
       <w:tblPr/>
       <w:tcPr>
-        <w:shd w:val="clear" w:color="auto" w:fill="A5D5E2" w:themeFill="accent5" w:themeFillTint="7F"/>
+        <w:shd w:val="clear" w:color="auto" w:fill="D1D0CB" w:themeFill="accent5" w:themeFillTint="7F"/>
       </w:tcPr>
     </w:tblStylePr>
   </w:style>
@@ -8360,7 +8364,7 @@
       </w:tblCellMar>
     </w:tblPr>
     <w:tcPr>
-      <w:shd w:val="clear" w:color="auto" w:fill="FDE4D0" w:themeFill="accent6" w:themeFillTint="3F"/>
+      <w:shd w:val="clear" w:color="auto" w:fill="D1D0CB" w:themeFill="accent6" w:themeFillTint="3F"/>
     </w:tcPr>
     <w:tblStylePr w:type="firstRow">
       <w:rPr>
@@ -8395,13 +8399,13 @@
     <w:tblStylePr w:type="band1Vert">
       <w:tblPr/>
       <w:tcPr>
-        <w:shd w:val="clear" w:color="auto" w:fill="FBCAA2" w:themeFill="accent6" w:themeFillTint="7F"/>
+        <w:shd w:val="clear" w:color="auto" w:fill="D1D0CB" w:themeFill="accent6" w:themeFillTint="7F"/>
       </w:tcPr>
     </w:tblStylePr>
     <w:tblStylePr w:type="band1Horz">
       <w:tblPr/>
       <w:tcPr>
-        <w:shd w:val="clear" w:color="auto" w:fill="FBCAA2" w:themeFill="accent6" w:themeFillTint="7F"/>
+        <w:shd w:val="clear" w:color="auto" w:fill="D1D0CB" w:themeFill="accent6" w:themeFillTint="7F"/>
       </w:tcPr>
     </w:tblStylePr>
   </w:style>
@@ -8415,7 +8419,7 @@
     </w:pPr>
     <w:rPr>
       <w:rFonts w:asciiTheme="majorHAnsi" w:eastAsiaTheme="majorEastAsia" w:hAnsiTheme="majorHAnsi" w:cstheme="majorBidi"/>
-      <w:color w:val="000000" w:themeColor="text1"/>
+      <w:color w:val="131237" w:themeColor="text1"/>
     </w:rPr>
     <w:tblPr>
       <w:tblStyleRowBandSize w:val="1"/>
@@ -8437,24 +8441,24 @@
       </w:tblCellMar>
     </w:tblPr>
     <w:tcPr>
-      <w:shd w:val="clear" w:color="auto" w:fill="C0C0C0" w:themeFill="text1" w:themeFillTint="3F"/>
+      <w:shd w:val="clear" w:color="auto" w:fill="D1D0CB" w:themeFill="text1" w:themeFillTint="3F"/>
     </w:tcPr>
     <w:tblStylePr w:type="firstRow">
       <w:rPr>
         <w:b/>
         <w:bCs/>
-        <w:color w:val="000000" w:themeColor="text1"/>
-      </w:rPr>
-      <w:tblPr/>
-      <w:tcPr>
-        <w:shd w:val="clear" w:color="auto" w:fill="E6E6E6" w:themeFill="text1" w:themeFillTint="19"/>
+        <w:color w:val="131237" w:themeColor="text1"/>
+      </w:rPr>
+      <w:tblPr/>
+      <w:tcPr>
+        <w:shd w:val="clear" w:color="auto" w:fill="D1D0CB" w:themeFill="text1" w:themeFillTint="19"/>
       </w:tcPr>
     </w:tblStylePr>
     <w:tblStylePr w:type="lastRow">
       <w:rPr>
         <w:b/>
         <w:bCs/>
-        <w:color w:val="000000" w:themeColor="text1"/>
+        <w:color w:val="131237" w:themeColor="text1"/>
       </w:rPr>
       <w:tblPr/>
       <w:tcPr>
@@ -8473,7 +8477,7 @@
       <w:rPr>
         <w:b/>
         <w:bCs/>
-        <w:color w:val="000000" w:themeColor="text1"/>
+        <w:color w:val="131237" w:themeColor="text1"/>
       </w:rPr>
       <w:tblPr/>
       <w:tcPr>
@@ -8492,7 +8496,7 @@
       <w:rPr>
         <w:b w:val="0"/>
         <w:bCs w:val="0"/>
-        <w:color w:val="000000" w:themeColor="text1"/>
+        <w:color w:val="131237" w:themeColor="text1"/>
       </w:rPr>
       <w:tblPr/>
       <w:tcPr>
@@ -8504,13 +8508,13 @@
           <w:insideH w:val="nil"/>
           <w:insideV w:val="nil"/>
         </w:tcBorders>
-        <w:shd w:val="clear" w:color="auto" w:fill="CCCCCC" w:themeFill="text1" w:themeFillTint="33"/>
+        <w:shd w:val="clear" w:color="auto" w:fill="D1D0CB" w:themeFill="text1" w:themeFillTint="33"/>
       </w:tcPr>
     </w:tblStylePr>
     <w:tblStylePr w:type="band1Vert">
       <w:tblPr/>
       <w:tcPr>
-        <w:shd w:val="clear" w:color="auto" w:fill="808080" w:themeFill="text1" w:themeFillTint="7F"/>
+        <w:shd w:val="clear" w:color="auto" w:fill="5C6684" w:themeFill="text1" w:themeFillTint="7F"/>
       </w:tcPr>
     </w:tblStylePr>
     <w:tblStylePr w:type="band1Horz">
@@ -8520,7 +8524,7 @@
           <w:insideH w:val="single" w:sz="6" w:space="0" w:color="000000" w:themeColor="text1"/>
           <w:insideV w:val="single" w:sz="6" w:space="0" w:color="000000" w:themeColor="text1"/>
         </w:tcBorders>
-        <w:shd w:val="clear" w:color="auto" w:fill="808080" w:themeFill="text1" w:themeFillTint="7F"/>
+        <w:shd w:val="clear" w:color="auto" w:fill="5C6684" w:themeFill="text1" w:themeFillTint="7F"/>
       </w:tcPr>
     </w:tblStylePr>
     <w:tblStylePr w:type="nwCell">
@@ -8540,7 +8544,7 @@
     </w:pPr>
     <w:rPr>
       <w:rFonts w:asciiTheme="majorHAnsi" w:eastAsiaTheme="majorEastAsia" w:hAnsiTheme="majorHAnsi" w:cstheme="majorBidi"/>
-      <w:color w:val="000000" w:themeColor="text1"/>
+      <w:color w:val="131237" w:themeColor="text1"/>
     </w:rPr>
     <w:tblPr>
       <w:tblStyleRowBandSize w:val="1"/>
@@ -8562,24 +8566,24 @@
       </w:tblCellMar>
     </w:tblPr>
     <w:tcPr>
-      <w:shd w:val="clear" w:color="auto" w:fill="D3DFEE" w:themeFill="accent1" w:themeFillTint="3F"/>
+      <w:shd w:val="clear" w:color="auto" w:fill="D1D0CB" w:themeFill="accent1" w:themeFillTint="3F"/>
     </w:tcPr>
     <w:tblStylePr w:type="firstRow">
       <w:rPr>
         <w:b/>
         <w:bCs/>
-        <w:color w:val="000000" w:themeColor="text1"/>
-      </w:rPr>
-      <w:tblPr/>
-      <w:tcPr>
-        <w:shd w:val="clear" w:color="auto" w:fill="EDF2F8" w:themeFill="accent1" w:themeFillTint="19"/>
+        <w:color w:val="131237" w:themeColor="text1"/>
+      </w:rPr>
+      <w:tblPr/>
+      <w:tcPr>
+        <w:shd w:val="clear" w:color="auto" w:fill="FFFFFF" w:themeFill="accent1" w:themeFillTint="19"/>
       </w:tcPr>
     </w:tblStylePr>
     <w:tblStylePr w:type="lastRow">
       <w:rPr>
         <w:b/>
         <w:bCs/>
-        <w:color w:val="000000" w:themeColor="text1"/>
+        <w:color w:val="131237" w:themeColor="text1"/>
       </w:rPr>
       <w:tblPr/>
       <w:tcPr>
@@ -8598,7 +8602,7 @@
       <w:rPr>
         <w:b/>
         <w:bCs/>
-        <w:color w:val="000000" w:themeColor="text1"/>
+        <w:color w:val="131237" w:themeColor="text1"/>
       </w:rPr>
       <w:tblPr/>
       <w:tcPr>
@@ -8617,7 +8621,7 @@
       <w:rPr>
         <w:b w:val="0"/>
         <w:bCs w:val="0"/>
-        <w:color w:val="000000" w:themeColor="text1"/>
+        <w:color w:val="131237" w:themeColor="text1"/>
       </w:rPr>
       <w:tblPr/>
       <w:tcPr>
@@ -8629,13 +8633,13 @@
           <w:insideH w:val="nil"/>
           <w:insideV w:val="nil"/>
         </w:tcBorders>
-        <w:shd w:val="clear" w:color="auto" w:fill="DBE5F1" w:themeFill="accent1" w:themeFillTint="33"/>
+        <w:shd w:val="clear" w:color="auto" w:fill="D1D0CB" w:themeFill="accent1" w:themeFillTint="33"/>
       </w:tcPr>
     </w:tblStylePr>
     <w:tblStylePr w:type="band1Vert">
       <w:tblPr/>
       <w:tcPr>
-        <w:shd w:val="clear" w:color="auto" w:fill="A7BFDE" w:themeFill="accent1" w:themeFillTint="7F"/>
+        <w:shd w:val="clear" w:color="auto" w:fill="D1D0CB" w:themeFill="accent1" w:themeFillTint="7F"/>
       </w:tcPr>
     </w:tblStylePr>
     <w:tblStylePr w:type="band1Horz">
@@ -8645,7 +8649,7 @@
           <w:insideH w:val="single" w:sz="6" w:space="0" w:color="4F81BD" w:themeColor="accent1"/>
           <w:insideV w:val="single" w:sz="6" w:space="0" w:color="4F81BD" w:themeColor="accent1"/>
         </w:tcBorders>
-        <w:shd w:val="clear" w:color="auto" w:fill="A7BFDE" w:themeFill="accent1" w:themeFillTint="7F"/>
+        <w:shd w:val="clear" w:color="auto" w:fill="D1D0CB" w:themeFill="accent1" w:themeFillTint="7F"/>
       </w:tcPr>
     </w:tblStylePr>
     <w:tblStylePr w:type="nwCell">
@@ -8665,7 +8669,7 @@
     </w:pPr>
     <w:rPr>
       <w:rFonts w:asciiTheme="majorHAnsi" w:eastAsiaTheme="majorEastAsia" w:hAnsiTheme="majorHAnsi" w:cstheme="majorBidi"/>
-      <w:color w:val="000000" w:themeColor="text1"/>
+      <w:color w:val="131237" w:themeColor="text1"/>
     </w:rPr>
     <w:tblPr>
       <w:tblStyleRowBandSize w:val="1"/>
@@ -8687,24 +8691,24 @@
       </w:tblCellMar>
     </w:tblPr>
     <w:tcPr>
-      <w:shd w:val="clear" w:color="auto" w:fill="EFD3D2" w:themeFill="accent2" w:themeFillTint="3F"/>
+      <w:shd w:val="clear" w:color="auto" w:fill="D1D0CB" w:themeFill="accent2" w:themeFillTint="3F"/>
     </w:tcPr>
     <w:tblStylePr w:type="firstRow">
       <w:rPr>
         <w:b/>
         <w:bCs/>
-        <w:color w:val="000000" w:themeColor="text1"/>
-      </w:rPr>
-      <w:tblPr/>
-      <w:tcPr>
-        <w:shd w:val="clear" w:color="auto" w:fill="F8EDED" w:themeFill="accent2" w:themeFillTint="19"/>
+        <w:color w:val="131237" w:themeColor="text1"/>
+      </w:rPr>
+      <w:tblPr/>
+      <w:tcPr>
+        <w:shd w:val="clear" w:color="auto" w:fill="FFFFFF" w:themeFill="accent2" w:themeFillTint="19"/>
       </w:tcPr>
     </w:tblStylePr>
     <w:tblStylePr w:type="lastRow">
       <w:rPr>
         <w:b/>
         <w:bCs/>
-        <w:color w:val="000000" w:themeColor="text1"/>
+        <w:color w:val="131237" w:themeColor="text1"/>
       </w:rPr>
       <w:tblPr/>
       <w:tcPr>
@@ -8723,7 +8727,7 @@
       <w:rPr>
         <w:b/>
         <w:bCs/>
-        <w:color w:val="000000" w:themeColor="text1"/>
+        <w:color w:val="131237" w:themeColor="text1"/>
       </w:rPr>
       <w:tblPr/>
       <w:tcPr>
@@ -8742,7 +8746,7 @@
       <w:rPr>
         <w:b w:val="0"/>
         <w:bCs w:val="0"/>
-        <w:color w:val="000000" w:themeColor="text1"/>
+        <w:color w:val="131237" w:themeColor="text1"/>
       </w:rPr>
       <w:tblPr/>
       <w:tcPr>
@@ -8754,13 +8758,13 @@
           <w:insideH w:val="nil"/>
           <w:insideV w:val="nil"/>
         </w:tcBorders>
-        <w:shd w:val="clear" w:color="auto" w:fill="F2DBDB" w:themeFill="accent2" w:themeFillTint="33"/>
+        <w:shd w:val="clear" w:color="auto" w:fill="D1D0CB" w:themeFill="accent2" w:themeFillTint="33"/>
       </w:tcPr>
     </w:tblStylePr>
     <w:tblStylePr w:type="band1Vert">
       <w:tblPr/>
       <w:tcPr>
-        <w:shd w:val="clear" w:color="auto" w:fill="DFA7A6" w:themeFill="accent2" w:themeFillTint="7F"/>
+        <w:shd w:val="clear" w:color="auto" w:fill="D1D0CB" w:themeFill="accent2" w:themeFillTint="7F"/>
       </w:tcPr>
     </w:tblStylePr>
     <w:tblStylePr w:type="band1Horz">
@@ -8770,7 +8774,7 @@
           <w:insideH w:val="single" w:sz="6" w:space="0" w:color="C0504D" w:themeColor="accent2"/>
           <w:insideV w:val="single" w:sz="6" w:space="0" w:color="C0504D" w:themeColor="accent2"/>
         </w:tcBorders>
-        <w:shd w:val="clear" w:color="auto" w:fill="DFA7A6" w:themeFill="accent2" w:themeFillTint="7F"/>
+        <w:shd w:val="clear" w:color="auto" w:fill="D1D0CB" w:themeFill="accent2" w:themeFillTint="7F"/>
       </w:tcPr>
     </w:tblStylePr>
     <w:tblStylePr w:type="nwCell">
@@ -8790,7 +8794,7 @@
     </w:pPr>
     <w:rPr>
       <w:rFonts w:asciiTheme="majorHAnsi" w:eastAsiaTheme="majorEastAsia" w:hAnsiTheme="majorHAnsi" w:cstheme="majorBidi"/>
-      <w:color w:val="000000" w:themeColor="text1"/>
+      <w:color w:val="131237" w:themeColor="text1"/>
     </w:rPr>
     <w:tblPr>
       <w:tblStyleRowBandSize w:val="1"/>
@@ -8812,24 +8816,24 @@
       </w:tblCellMar>
     </w:tblPr>
     <w:tcPr>
-      <w:shd w:val="clear" w:color="auto" w:fill="E6EED5" w:themeFill="accent3" w:themeFillTint="3F"/>
+      <w:shd w:val="clear" w:color="auto" w:fill="D1D0CB" w:themeFill="accent3" w:themeFillTint="3F"/>
     </w:tcPr>
     <w:tblStylePr w:type="firstRow">
       <w:rPr>
         <w:b/>
         <w:bCs/>
-        <w:color w:val="000000" w:themeColor="text1"/>
-      </w:rPr>
-      <w:tblPr/>
-      <w:tcPr>
-        <w:shd w:val="clear" w:color="auto" w:fill="F5F8EE" w:themeFill="accent3" w:themeFillTint="19"/>
+        <w:color w:val="131237" w:themeColor="text1"/>
+      </w:rPr>
+      <w:tblPr/>
+      <w:tcPr>
+        <w:shd w:val="clear" w:color="auto" w:fill="FFFFFF" w:themeFill="accent3" w:themeFillTint="19"/>
       </w:tcPr>
     </w:tblStylePr>
     <w:tblStylePr w:type="lastRow">
       <w:rPr>
         <w:b/>
         <w:bCs/>
-        <w:color w:val="000000" w:themeColor="text1"/>
+        <w:color w:val="131237" w:themeColor="text1"/>
       </w:rPr>
       <w:tblPr/>
       <w:tcPr>
@@ -8848,7 +8852,7 @@
       <w:rPr>
         <w:b/>
         <w:bCs/>
-        <w:color w:val="000000" w:themeColor="text1"/>
+        <w:color w:val="131237" w:themeColor="text1"/>
       </w:rPr>
       <w:tblPr/>
       <w:tcPr>
@@ -8867,7 +8871,7 @@
       <w:rPr>
         <w:b w:val="0"/>
         <w:bCs w:val="0"/>
-        <w:color w:val="000000" w:themeColor="text1"/>
+        <w:color w:val="131237" w:themeColor="text1"/>
       </w:rPr>
       <w:tblPr/>
       <w:tcPr>
@@ -8879,13 +8883,13 @@
           <w:insideH w:val="nil"/>
           <w:insideV w:val="nil"/>
         </w:tcBorders>
-        <w:shd w:val="clear" w:color="auto" w:fill="EAF1DD" w:themeFill="accent3" w:themeFillTint="33"/>
+        <w:shd w:val="clear" w:color="auto" w:fill="FFFFFF" w:themeFill="accent3" w:themeFillTint="33"/>
       </w:tcPr>
     </w:tblStylePr>
     <w:tblStylePr w:type="band1Vert">
       <w:tblPr/>
       <w:tcPr>
-        <w:shd w:val="clear" w:color="auto" w:fill="CDDDAC" w:themeFill="accent3" w:themeFillTint="7F"/>
+        <w:shd w:val="clear" w:color="auto" w:fill="D1D0CB" w:themeFill="accent3" w:themeFillTint="7F"/>
       </w:tcPr>
     </w:tblStylePr>
     <w:tblStylePr w:type="band1Horz">
@@ -8895,7 +8899,7 @@
           <w:insideH w:val="single" w:sz="6" w:space="0" w:color="9BBB59" w:themeColor="accent3"/>
           <w:insideV w:val="single" w:sz="6" w:space="0" w:color="9BBB59" w:themeColor="accent3"/>
         </w:tcBorders>
-        <w:shd w:val="clear" w:color="auto" w:fill="CDDDAC" w:themeFill="accent3" w:themeFillTint="7F"/>
+        <w:shd w:val="clear" w:color="auto" w:fill="D1D0CB" w:themeFill="accent3" w:themeFillTint="7F"/>
       </w:tcPr>
     </w:tblStylePr>
     <w:tblStylePr w:type="nwCell">
@@ -8915,7 +8919,7 @@
     </w:pPr>
     <w:rPr>
       <w:rFonts w:asciiTheme="majorHAnsi" w:eastAsiaTheme="majorEastAsia" w:hAnsiTheme="majorHAnsi" w:cstheme="majorBidi"/>
-      <w:color w:val="000000" w:themeColor="text1"/>
+      <w:color w:val="131237" w:themeColor="text1"/>
     </w:rPr>
     <w:tblPr>
       <w:tblStyleRowBandSize w:val="1"/>
@@ -8937,24 +8941,24 @@
       </w:tblCellMar>
     </w:tblPr>
     <w:tcPr>
-      <w:shd w:val="clear" w:color="auto" w:fill="DFD8E8" w:themeFill="accent4" w:themeFillTint="3F"/>
+      <w:shd w:val="clear" w:color="auto" w:fill="D1D0CB" w:themeFill="accent4" w:themeFillTint="3F"/>
     </w:tcPr>
     <w:tblStylePr w:type="firstRow">
       <w:rPr>
         <w:b/>
         <w:bCs/>
-        <w:color w:val="000000" w:themeColor="text1"/>
-      </w:rPr>
-      <w:tblPr/>
-      <w:tcPr>
-        <w:shd w:val="clear" w:color="auto" w:fill="F2EFF6" w:themeFill="accent4" w:themeFillTint="19"/>
+        <w:color w:val="131237" w:themeColor="text1"/>
+      </w:rPr>
+      <w:tblPr/>
+      <w:tcPr>
+        <w:shd w:val="clear" w:color="auto" w:fill="FFFFFF" w:themeFill="accent4" w:themeFillTint="19"/>
       </w:tcPr>
     </w:tblStylePr>
     <w:tblStylePr w:type="lastRow">
       <w:rPr>
         <w:b/>
         <w:bCs/>
-        <w:color w:val="000000" w:themeColor="text1"/>
+        <w:color w:val="131237" w:themeColor="text1"/>
       </w:rPr>
       <w:tblPr/>
       <w:tcPr>
@@ -8973,7 +8977,7 @@
       <w:rPr>
         <w:b/>
         <w:bCs/>
-        <w:color w:val="000000" w:themeColor="text1"/>
+        <w:color w:val="131237" w:themeColor="text1"/>
       </w:rPr>
       <w:tblPr/>
       <w:tcPr>
@@ -8992,7 +8996,7 @@
       <w:rPr>
         <w:b w:val="0"/>
         <w:bCs w:val="0"/>
-        <w:color w:val="000000" w:themeColor="text1"/>
+        <w:color w:val="131237" w:themeColor="text1"/>
       </w:rPr>
       <w:tblPr/>
       <w:tcPr>
@@ -9004,13 +9008,13 @@
           <w:insideH w:val="nil"/>
           <w:insideV w:val="nil"/>
         </w:tcBorders>
-        <w:shd w:val="clear" w:color="auto" w:fill="E5DFEC" w:themeFill="accent4" w:themeFillTint="33"/>
+        <w:shd w:val="clear" w:color="auto" w:fill="D1D0CB" w:themeFill="accent4" w:themeFillTint="33"/>
       </w:tcPr>
     </w:tblStylePr>
     <w:tblStylePr w:type="band1Vert">
       <w:tblPr/>
       <w:tcPr>
-        <w:shd w:val="clear" w:color="auto" w:fill="BFB1D0" w:themeFill="accent4" w:themeFillTint="7F"/>
+        <w:shd w:val="clear" w:color="auto" w:fill="D1D0CB" w:themeFill="accent4" w:themeFillTint="7F"/>
       </w:tcPr>
     </w:tblStylePr>
     <w:tblStylePr w:type="band1Horz">
@@ -9020,7 +9024,7 @@
           <w:insideH w:val="single" w:sz="6" w:space="0" w:color="8064A2" w:themeColor="accent4"/>
           <w:insideV w:val="single" w:sz="6" w:space="0" w:color="8064A2" w:themeColor="accent4"/>
         </w:tcBorders>
-        <w:shd w:val="clear" w:color="auto" w:fill="BFB1D0" w:themeFill="accent4" w:themeFillTint="7F"/>
+        <w:shd w:val="clear" w:color="auto" w:fill="D1D0CB" w:themeFill="accent4" w:themeFillTint="7F"/>
       </w:tcPr>
     </w:tblStylePr>
     <w:tblStylePr w:type="nwCell">
@@ -9040,7 +9044,7 @@
     </w:pPr>
     <w:rPr>
       <w:rFonts w:asciiTheme="majorHAnsi" w:eastAsiaTheme="majorEastAsia" w:hAnsiTheme="majorHAnsi" w:cstheme="majorBidi"/>
-      <w:color w:val="000000" w:themeColor="text1"/>
+      <w:color w:val="131237" w:themeColor="text1"/>
     </w:rPr>
     <w:tblPr>
       <w:tblStyleRowBandSize w:val="1"/>
@@ -9062,24 +9066,24 @@
       </w:tblCellMar>
     </w:tblPr>
     <w:tcPr>
-      <w:shd w:val="clear" w:color="auto" w:fill="D2EAF1" w:themeFill="accent5" w:themeFillTint="3F"/>
+      <w:shd w:val="clear" w:color="auto" w:fill="D1D0CB" w:themeFill="accent5" w:themeFillTint="3F"/>
     </w:tcPr>
     <w:tblStylePr w:type="firstRow">
       <w:rPr>
         <w:b/>
         <w:bCs/>
-        <w:color w:val="000000" w:themeColor="text1"/>
-      </w:rPr>
-      <w:tblPr/>
-      <w:tcPr>
-        <w:shd w:val="clear" w:color="auto" w:fill="EDF6F9" w:themeFill="accent5" w:themeFillTint="19"/>
+        <w:color w:val="131237" w:themeColor="text1"/>
+      </w:rPr>
+      <w:tblPr/>
+      <w:tcPr>
+        <w:shd w:val="clear" w:color="auto" w:fill="FFFFFF" w:themeFill="accent5" w:themeFillTint="19"/>
       </w:tcPr>
     </w:tblStylePr>
     <w:tblStylePr w:type="lastRow">
       <w:rPr>
         <w:b/>
         <w:bCs/>
-        <w:color w:val="000000" w:themeColor="text1"/>
+        <w:color w:val="131237" w:themeColor="text1"/>
       </w:rPr>
       <w:tblPr/>
       <w:tcPr>
@@ -9098,7 +9102,7 @@
       <w:rPr>
         <w:b/>
         <w:bCs/>
-        <w:color w:val="000000" w:themeColor="text1"/>
+        <w:color w:val="131237" w:themeColor="text1"/>
       </w:rPr>
       <w:tblPr/>
       <w:tcPr>
@@ -9117,7 +9121,7 @@
       <w:rPr>
         <w:b w:val="0"/>
         <w:bCs w:val="0"/>
-        <w:color w:val="000000" w:themeColor="text1"/>
+        <w:color w:val="131237" w:themeColor="text1"/>
       </w:rPr>
       <w:tblPr/>
       <w:tcPr>
@@ -9129,13 +9133,13 @@
           <w:insideH w:val="nil"/>
           <w:insideV w:val="nil"/>
         </w:tcBorders>
-        <w:shd w:val="clear" w:color="auto" w:fill="DAEEF3" w:themeFill="accent5" w:themeFillTint="33"/>
+        <w:shd w:val="clear" w:color="auto" w:fill="FFFFFF" w:themeFill="accent5" w:themeFillTint="33"/>
       </w:tcPr>
     </w:tblStylePr>
     <w:tblStylePr w:type="band1Vert">
       <w:tblPr/>
       <w:tcPr>
-        <w:shd w:val="clear" w:color="auto" w:fill="A5D5E2" w:themeFill="accent5" w:themeFillTint="7F"/>
+        <w:shd w:val="clear" w:color="auto" w:fill="D1D0CB" w:themeFill="accent5" w:themeFillTint="7F"/>
       </w:tcPr>
     </w:tblStylePr>
     <w:tblStylePr w:type="band1Horz">
@@ -9145,7 +9149,7 @@
           <w:insideH w:val="single" w:sz="6" w:space="0" w:color="4BACC6" w:themeColor="accent5"/>
           <w:insideV w:val="single" w:sz="6" w:space="0" w:color="4BACC6" w:themeColor="accent5"/>
         </w:tcBorders>
-        <w:shd w:val="clear" w:color="auto" w:fill="A5D5E2" w:themeFill="accent5" w:themeFillTint="7F"/>
+        <w:shd w:val="clear" w:color="auto" w:fill="D1D0CB" w:themeFill="accent5" w:themeFillTint="7F"/>
       </w:tcPr>
     </w:tblStylePr>
     <w:tblStylePr w:type="nwCell">
@@ -9165,7 +9169,7 @@
     </w:pPr>
     <w:rPr>
       <w:rFonts w:asciiTheme="majorHAnsi" w:eastAsiaTheme="majorEastAsia" w:hAnsiTheme="majorHAnsi" w:cstheme="majorBidi"/>
-      <w:color w:val="000000" w:themeColor="text1"/>
+      <w:color w:val="131237" w:themeColor="text1"/>
     </w:rPr>
     <w:tblPr>
       <w:tblStyleRowBandSize w:val="1"/>
@@ -9187,24 +9191,24 @@
       </w:tblCellMar>
     </w:tblPr>
     <w:tcPr>
-      <w:shd w:val="clear" w:color="auto" w:fill="FDE4D0" w:themeFill="accent6" w:themeFillTint="3F"/>
+      <w:shd w:val="clear" w:color="auto" w:fill="D1D0CB" w:themeFill="accent6" w:themeFillTint="3F"/>
     </w:tcPr>
     <w:tblStylePr w:type="firstRow">
       <w:rPr>
         <w:b/>
         <w:bCs/>
-        <w:color w:val="000000" w:themeColor="text1"/>
-      </w:rPr>
-      <w:tblPr/>
-      <w:tcPr>
-        <w:shd w:val="clear" w:color="auto" w:fill="FEF4EC" w:themeFill="accent6" w:themeFillTint="19"/>
+        <w:color w:val="131237" w:themeColor="text1"/>
+      </w:rPr>
+      <w:tblPr/>
+      <w:tcPr>
+        <w:shd w:val="clear" w:color="auto" w:fill="FFFFFF" w:themeFill="accent6" w:themeFillTint="19"/>
       </w:tcPr>
     </w:tblStylePr>
     <w:tblStylePr w:type="lastRow">
       <w:rPr>
         <w:b/>
         <w:bCs/>
-        <w:color w:val="000000" w:themeColor="text1"/>
+        <w:color w:val="131237" w:themeColor="text1"/>
       </w:rPr>
       <w:tblPr/>
       <w:tcPr>
@@ -9223,7 +9227,7 @@
       <w:rPr>
         <w:b/>
         <w:bCs/>
-        <w:color w:val="000000" w:themeColor="text1"/>
+        <w:color w:val="131237" w:themeColor="text1"/>
       </w:rPr>
       <w:tblPr/>
       <w:tcPr>
@@ -9242,7 +9246,7 @@
       <w:rPr>
         <w:b w:val="0"/>
         <w:bCs w:val="0"/>
-        <w:color w:val="000000" w:themeColor="text1"/>
+        <w:color w:val="131237" w:themeColor="text1"/>
       </w:rPr>
       <w:tblPr/>
       <w:tcPr>
@@ -9254,13 +9258,13 @@
           <w:insideH w:val="nil"/>
           <w:insideV w:val="nil"/>
         </w:tcBorders>
-        <w:shd w:val="clear" w:color="auto" w:fill="FDE9D9" w:themeFill="accent6" w:themeFillTint="33"/>
+        <w:shd w:val="clear" w:color="auto" w:fill="FFFFFF" w:themeFill="accent6" w:themeFillTint="33"/>
       </w:tcPr>
     </w:tblStylePr>
     <w:tblStylePr w:type="band1Vert">
       <w:tblPr/>
       <w:tcPr>
-        <w:shd w:val="clear" w:color="auto" w:fill="FBCAA2" w:themeFill="accent6" w:themeFillTint="7F"/>
+        <w:shd w:val="clear" w:color="auto" w:fill="D1D0CB" w:themeFill="accent6" w:themeFillTint="7F"/>
       </w:tcPr>
     </w:tblStylePr>
     <w:tblStylePr w:type="band1Horz">
@@ -9270,7 +9274,7 @@
           <w:insideH w:val="single" w:sz="6" w:space="0" w:color="F79646" w:themeColor="accent6"/>
           <w:insideV w:val="single" w:sz="6" w:space="0" w:color="F79646" w:themeColor="accent6"/>
         </w:tcBorders>
-        <w:shd w:val="clear" w:color="auto" w:fill="FBCAA2" w:themeFill="accent6" w:themeFillTint="7F"/>
+        <w:shd w:val="clear" w:color="auto" w:fill="D1D0CB" w:themeFill="accent6" w:themeFillTint="7F"/>
       </w:tcPr>
     </w:tblStylePr>
     <w:tblStylePr w:type="nwCell">
@@ -9308,7 +9312,7 @@
       </w:tblCellMar>
     </w:tblPr>
     <w:tcPr>
-      <w:shd w:val="clear" w:color="auto" w:fill="C0C0C0" w:themeFill="text1" w:themeFillTint="3F"/>
+      <w:shd w:val="clear" w:color="auto" w:fill="D1D0CB" w:themeFill="text1" w:themeFillTint="3F"/>
     </w:tcPr>
     <w:tblStylePr w:type="firstRow">
       <w:rPr>
@@ -9328,7 +9332,7 @@
           <w:insideH w:val="nil"/>
           <w:insideV w:val="single" w:sz="8" w:space="0" w:color="FFFFFF" w:themeColor="background1"/>
         </w:tcBorders>
-        <w:shd w:val="clear" w:color="auto" w:fill="000000" w:themeFill="text1"/>
+        <w:shd w:val="clear" w:color="auto" w:fill="131237" w:themeFill="text1"/>
       </w:tcPr>
     </w:tblStylePr>
     <w:tblStylePr w:type="lastRow">
@@ -9349,7 +9353,7 @@
           <w:insideH w:val="nil"/>
           <w:insideV w:val="single" w:sz="8" w:space="0" w:color="FFFFFF" w:themeColor="background1"/>
         </w:tcBorders>
-        <w:shd w:val="clear" w:color="auto" w:fill="000000" w:themeFill="text1"/>
+        <w:shd w:val="clear" w:color="auto" w:fill="131237" w:themeFill="text1"/>
       </w:tcPr>
     </w:tblStylePr>
     <w:tblStylePr w:type="firstCol">
@@ -9368,7 +9372,7 @@
           <w:insideH w:val="nil"/>
           <w:insideV w:val="nil"/>
         </w:tcBorders>
-        <w:shd w:val="clear" w:color="auto" w:fill="000000" w:themeFill="text1"/>
+        <w:shd w:val="clear" w:color="auto" w:fill="131237" w:themeFill="text1"/>
       </w:tcPr>
     </w:tblStylePr>
     <w:tblStylePr w:type="lastCol">
@@ -9389,7 +9393,7 @@
           <w:insideH w:val="nil"/>
           <w:insideV w:val="nil"/>
         </w:tcBorders>
-        <w:shd w:val="clear" w:color="auto" w:fill="000000" w:themeFill="text1"/>
+        <w:shd w:val="clear" w:color="auto" w:fill="131237" w:themeFill="text1"/>
       </w:tcPr>
     </w:tblStylePr>
     <w:tblStylePr w:type="band1Vert">
@@ -9403,7 +9407,7 @@
           <w:insideH w:val="nil"/>
           <w:insideV w:val="nil"/>
         </w:tcBorders>
-        <w:shd w:val="clear" w:color="auto" w:fill="808080" w:themeFill="text1" w:themeFillTint="7F"/>
+        <w:shd w:val="clear" w:color="auto" w:fill="5C6684" w:themeFill="text1" w:themeFillTint="7F"/>
       </w:tcPr>
     </w:tblStylePr>
     <w:tblStylePr w:type="band1Horz">
@@ -9417,7 +9421,7 @@
           <w:insideH w:val="single" w:sz="8" w:space="0" w:color="FFFFFF" w:themeColor="background1"/>
           <w:insideV w:val="single" w:sz="8" w:space="0" w:color="FFFFFF" w:themeColor="background1"/>
         </w:tcBorders>
-        <w:shd w:val="clear" w:color="auto" w:fill="808080" w:themeFill="text1" w:themeFillTint="7F"/>
+        <w:shd w:val="clear" w:color="auto" w:fill="5C6684" w:themeFill="text1" w:themeFillTint="7F"/>
       </w:tcPr>
     </w:tblStylePr>
   </w:style>
@@ -9449,7 +9453,7 @@
       </w:tblCellMar>
     </w:tblPr>
     <w:tcPr>
-      <w:shd w:val="clear" w:color="auto" w:fill="D3DFEE" w:themeFill="accent1" w:themeFillTint="3F"/>
+      <w:shd w:val="clear" w:color="auto" w:fill="D1D0CB" w:themeFill="accent1" w:themeFillTint="3F"/>
     </w:tcPr>
     <w:tblStylePr w:type="firstRow">
       <w:rPr>
@@ -9469,7 +9473,7 @@
           <w:insideH w:val="nil"/>
           <w:insideV w:val="single" w:sz="8" w:space="0" w:color="FFFFFF" w:themeColor="background1"/>
         </w:tcBorders>
-        <w:shd w:val="clear" w:color="auto" w:fill="4F81BD" w:themeFill="accent1"/>
+        <w:shd w:val="clear" w:color="auto" w:fill="5C6684" w:themeFill="accent1"/>
       </w:tcPr>
     </w:tblStylePr>
     <w:tblStylePr w:type="lastRow">
@@ -9490,7 +9494,7 @@
           <w:insideH w:val="nil"/>
           <w:insideV w:val="single" w:sz="8" w:space="0" w:color="FFFFFF" w:themeColor="background1"/>
         </w:tcBorders>
-        <w:shd w:val="clear" w:color="auto" w:fill="4F81BD" w:themeFill="accent1"/>
+        <w:shd w:val="clear" w:color="auto" w:fill="5C6684" w:themeFill="accent1"/>
       </w:tcPr>
     </w:tblStylePr>
     <w:tblStylePr w:type="firstCol">
@@ -9509,7 +9513,7 @@
           <w:insideH w:val="nil"/>
           <w:insideV w:val="nil"/>
         </w:tcBorders>
-        <w:shd w:val="clear" w:color="auto" w:fill="4F81BD" w:themeFill="accent1"/>
+        <w:shd w:val="clear" w:color="auto" w:fill="5C6684" w:themeFill="accent1"/>
       </w:tcPr>
     </w:tblStylePr>
     <w:tblStylePr w:type="lastCol">
@@ -9530,7 +9534,7 @@
           <w:insideH w:val="nil"/>
           <w:insideV w:val="nil"/>
         </w:tcBorders>
-        <w:shd w:val="clear" w:color="auto" w:fill="4F81BD" w:themeFill="accent1"/>
+        <w:shd w:val="clear" w:color="auto" w:fill="5C6684" w:themeFill="accent1"/>
       </w:tcPr>
     </w:tblStylePr>
     <w:tblStylePr w:type="band1Vert">
@@ -9544,7 +9548,7 @@
           <w:insideH w:val="nil"/>
           <w:insideV w:val="nil"/>
         </w:tcBorders>
-        <w:shd w:val="clear" w:color="auto" w:fill="A7BFDE" w:themeFill="accent1" w:themeFillTint="7F"/>
+        <w:shd w:val="clear" w:color="auto" w:fill="D1D0CB" w:themeFill="accent1" w:themeFillTint="7F"/>
       </w:tcPr>
     </w:tblStylePr>
     <w:tblStylePr w:type="band1Horz">
@@ -9558,7 +9562,7 @@
           <w:insideH w:val="single" w:sz="8" w:space="0" w:color="FFFFFF" w:themeColor="background1"/>
           <w:insideV w:val="single" w:sz="8" w:space="0" w:color="FFFFFF" w:themeColor="background1"/>
         </w:tcBorders>
-        <w:shd w:val="clear" w:color="auto" w:fill="A7BFDE" w:themeFill="accent1" w:themeFillTint="7F"/>
+        <w:shd w:val="clear" w:color="auto" w:fill="D1D0CB" w:themeFill="accent1" w:themeFillTint="7F"/>
       </w:tcPr>
     </w:tblStylePr>
   </w:style>
@@ -9590,7 +9594,7 @@
       </w:tblCellMar>
     </w:tblPr>
     <w:tcPr>
-      <w:shd w:val="clear" w:color="auto" w:fill="EFD3D2" w:themeFill="accent2" w:themeFillTint="3F"/>
+      <w:shd w:val="clear" w:color="auto" w:fill="D1D0CB" w:themeFill="accent2" w:themeFillTint="3F"/>
     </w:tcPr>
     <w:tblStylePr w:type="firstRow">
       <w:rPr>
@@ -9610,7 +9614,7 @@
           <w:insideH w:val="nil"/>
           <w:insideV w:val="single" w:sz="8" w:space="0" w:color="FFFFFF" w:themeColor="background1"/>
         </w:tcBorders>
-        <w:shd w:val="clear" w:color="auto" w:fill="C0504D" w:themeFill="accent2"/>
+        <w:shd w:val="clear" w:color="auto" w:fill="5C6684" w:themeFill="accent2"/>
       </w:tcPr>
     </w:tblStylePr>
     <w:tblStylePr w:type="lastRow">
@@ -9631,7 +9635,7 @@
           <w:insideH w:val="nil"/>
           <w:insideV w:val="single" w:sz="8" w:space="0" w:color="FFFFFF" w:themeColor="background1"/>
         </w:tcBorders>
-        <w:shd w:val="clear" w:color="auto" w:fill="C0504D" w:themeFill="accent2"/>
+        <w:shd w:val="clear" w:color="auto" w:fill="5C6684" w:themeFill="accent2"/>
       </w:tcPr>
     </w:tblStylePr>
     <w:tblStylePr w:type="firstCol">
@@ -9650,7 +9654,7 @@
           <w:insideH w:val="nil"/>
           <w:insideV w:val="nil"/>
         </w:tcBorders>
-        <w:shd w:val="clear" w:color="auto" w:fill="C0504D" w:themeFill="accent2"/>
+        <w:shd w:val="clear" w:color="auto" w:fill="5C6684" w:themeFill="accent2"/>
       </w:tcPr>
     </w:tblStylePr>
     <w:tblStylePr w:type="lastCol">
@@ -9671,7 +9675,7 @@
           <w:insideH w:val="nil"/>
           <w:insideV w:val="nil"/>
         </w:tcBorders>
-        <w:shd w:val="clear" w:color="auto" w:fill="C0504D" w:themeFill="accent2"/>
+        <w:shd w:val="clear" w:color="auto" w:fill="5C6684" w:themeFill="accent2"/>
       </w:tcPr>
     </w:tblStylePr>
     <w:tblStylePr w:type="band1Vert">
@@ -9685,7 +9689,7 @@
           <w:insideH w:val="nil"/>
           <w:insideV w:val="nil"/>
         </w:tcBorders>
-        <w:shd w:val="clear" w:color="auto" w:fill="DFA7A6" w:themeFill="accent2" w:themeFillTint="7F"/>
+        <w:shd w:val="clear" w:color="auto" w:fill="D1D0CB" w:themeFill="accent2" w:themeFillTint="7F"/>
       </w:tcPr>
     </w:tblStylePr>
     <w:tblStylePr w:type="band1Horz">
@@ -9699,7 +9703,7 @@
           <w:insideH w:val="single" w:sz="8" w:space="0" w:color="FFFFFF" w:themeColor="background1"/>
           <w:insideV w:val="single" w:sz="8" w:space="0" w:color="FFFFFF" w:themeColor="background1"/>
         </w:tcBorders>
-        <w:shd w:val="clear" w:color="auto" w:fill="DFA7A6" w:themeFill="accent2" w:themeFillTint="7F"/>
+        <w:shd w:val="clear" w:color="auto" w:fill="D1D0CB" w:themeFill="accent2" w:themeFillTint="7F"/>
       </w:tcPr>
     </w:tblStylePr>
   </w:style>
@@ -9731,7 +9735,7 @@
       </w:tblCellMar>
     </w:tblPr>
     <w:tcPr>
-      <w:shd w:val="clear" w:color="auto" w:fill="E6EED5" w:themeFill="accent3" w:themeFillTint="3F"/>
+      <w:shd w:val="clear" w:color="auto" w:fill="D1D0CB" w:themeFill="accent3" w:themeFillTint="3F"/>
     </w:tcPr>
     <w:tblStylePr w:type="firstRow">
       <w:rPr>
@@ -9751,7 +9755,7 @@
           <w:insideH w:val="nil"/>
           <w:insideV w:val="single" w:sz="8" w:space="0" w:color="FFFFFF" w:themeColor="background1"/>
         </w:tcBorders>
-        <w:shd w:val="clear" w:color="auto" w:fill="9BBB59" w:themeFill="accent3"/>
+        <w:shd w:val="clear" w:color="auto" w:fill="5C6684" w:themeFill="accent3"/>
       </w:tcPr>
     </w:tblStylePr>
     <w:tblStylePr w:type="lastRow">
@@ -9772,7 +9776,7 @@
           <w:insideH w:val="nil"/>
           <w:insideV w:val="single" w:sz="8" w:space="0" w:color="FFFFFF" w:themeColor="background1"/>
         </w:tcBorders>
-        <w:shd w:val="clear" w:color="auto" w:fill="9BBB59" w:themeFill="accent3"/>
+        <w:shd w:val="clear" w:color="auto" w:fill="5C6684" w:themeFill="accent3"/>
       </w:tcPr>
     </w:tblStylePr>
     <w:tblStylePr w:type="firstCol">
@@ -9791,7 +9795,7 @@
           <w:insideH w:val="nil"/>
           <w:insideV w:val="nil"/>
         </w:tcBorders>
-        <w:shd w:val="clear" w:color="auto" w:fill="9BBB59" w:themeFill="accent3"/>
+        <w:shd w:val="clear" w:color="auto" w:fill="5C6684" w:themeFill="accent3"/>
       </w:tcPr>
     </w:tblStylePr>
     <w:tblStylePr w:type="lastCol">
@@ -9812,7 +9816,7 @@
           <w:insideH w:val="nil"/>
           <w:insideV w:val="nil"/>
         </w:tcBorders>
-        <w:shd w:val="clear" w:color="auto" w:fill="9BBB59" w:themeFill="accent3"/>
+        <w:shd w:val="clear" w:color="auto" w:fill="5C6684" w:themeFill="accent3"/>
       </w:tcPr>
     </w:tblStylePr>
     <w:tblStylePr w:type="band1Vert">
@@ -9826,7 +9830,7 @@
           <w:insideH w:val="nil"/>
           <w:insideV w:val="nil"/>
         </w:tcBorders>
-        <w:shd w:val="clear" w:color="auto" w:fill="CDDDAC" w:themeFill="accent3" w:themeFillTint="7F"/>
+        <w:shd w:val="clear" w:color="auto" w:fill="D1D0CB" w:themeFill="accent3" w:themeFillTint="7F"/>
       </w:tcPr>
     </w:tblStylePr>
     <w:tblStylePr w:type="band1Horz">
@@ -9840,7 +9844,7 @@
           <w:insideH w:val="single" w:sz="8" w:space="0" w:color="FFFFFF" w:themeColor="background1"/>
           <w:insideV w:val="single" w:sz="8" w:space="0" w:color="FFFFFF" w:themeColor="background1"/>
         </w:tcBorders>
-        <w:shd w:val="clear" w:color="auto" w:fill="CDDDAC" w:themeFill="accent3" w:themeFillTint="7F"/>
+        <w:shd w:val="clear" w:color="auto" w:fill="D1D0CB" w:themeFill="accent3" w:themeFillTint="7F"/>
       </w:tcPr>
     </w:tblStylePr>
   </w:style>
@@ -9872,7 +9876,7 @@
       </w:tblCellMar>
     </w:tblPr>
     <w:tcPr>
-      <w:shd w:val="clear" w:color="auto" w:fill="DFD8E8" w:themeFill="accent4" w:themeFillTint="3F"/>
+      <w:shd w:val="clear" w:color="auto" w:fill="D1D0CB" w:themeFill="accent4" w:themeFillTint="3F"/>
     </w:tcPr>
     <w:tblStylePr w:type="firstRow">
       <w:rPr>
@@ -9892,7 +9896,7 @@
           <w:insideH w:val="nil"/>
           <w:insideV w:val="single" w:sz="8" w:space="0" w:color="FFFFFF" w:themeColor="background1"/>
         </w:tcBorders>
-        <w:shd w:val="clear" w:color="auto" w:fill="8064A2" w:themeFill="accent4"/>
+        <w:shd w:val="clear" w:color="auto" w:fill="5C6684" w:themeFill="accent4"/>
       </w:tcPr>
     </w:tblStylePr>
     <w:tblStylePr w:type="lastRow">
@@ -9913,7 +9917,7 @@
           <w:insideH w:val="nil"/>
           <w:insideV w:val="single" w:sz="8" w:space="0" w:color="FFFFFF" w:themeColor="background1"/>
         </w:tcBorders>
-        <w:shd w:val="clear" w:color="auto" w:fill="8064A2" w:themeFill="accent4"/>
+        <w:shd w:val="clear" w:color="auto" w:fill="5C6684" w:themeFill="accent4"/>
       </w:tcPr>
     </w:tblStylePr>
     <w:tblStylePr w:type="firstCol">
@@ -9932,7 +9936,7 @@
           <w:insideH w:val="nil"/>
           <w:insideV w:val="nil"/>
         </w:tcBorders>
-        <w:shd w:val="clear" w:color="auto" w:fill="8064A2" w:themeFill="accent4"/>
+        <w:shd w:val="clear" w:color="auto" w:fill="5C6684" w:themeFill="accent4"/>
       </w:tcPr>
     </w:tblStylePr>
     <w:tblStylePr w:type="lastCol">
@@ -9953,7 +9957,7 @@
           <w:insideH w:val="nil"/>
           <w:insideV w:val="nil"/>
         </w:tcBorders>
-        <w:shd w:val="clear" w:color="auto" w:fill="8064A2" w:themeFill="accent4"/>
+        <w:shd w:val="clear" w:color="auto" w:fill="5C6684" w:themeFill="accent4"/>
       </w:tcPr>
     </w:tblStylePr>
     <w:tblStylePr w:type="band1Vert">
@@ -9967,7 +9971,7 @@
           <w:insideH w:val="nil"/>
           <w:insideV w:val="nil"/>
         </w:tcBorders>
-        <w:shd w:val="clear" w:color="auto" w:fill="BFB1D0" w:themeFill="accent4" w:themeFillTint="7F"/>
+        <w:shd w:val="clear" w:color="auto" w:fill="D1D0CB" w:themeFill="accent4" w:themeFillTint="7F"/>
       </w:tcPr>
     </w:tblStylePr>
     <w:tblStylePr w:type="band1Horz">
@@ -9981,7 +9985,7 @@
           <w:insideH w:val="single" w:sz="8" w:space="0" w:color="FFFFFF" w:themeColor="background1"/>
           <w:insideV w:val="single" w:sz="8" w:space="0" w:color="FFFFFF" w:themeColor="background1"/>
         </w:tcBorders>
-        <w:shd w:val="clear" w:color="auto" w:fill="BFB1D0" w:themeFill="accent4" w:themeFillTint="7F"/>
+        <w:shd w:val="clear" w:color="auto" w:fill="D1D0CB" w:themeFill="accent4" w:themeFillTint="7F"/>
       </w:tcPr>
     </w:tblStylePr>
   </w:style>
@@ -10013,7 +10017,7 @@
       </w:tblCellMar>
     </w:tblPr>
     <w:tcPr>
-      <w:shd w:val="clear" w:color="auto" w:fill="D2EAF1" w:themeFill="accent5" w:themeFillTint="3F"/>
+      <w:shd w:val="clear" w:color="auto" w:fill="D1D0CB" w:themeFill="accent5" w:themeFillTint="3F"/>
     </w:tcPr>
     <w:tblStylePr w:type="firstRow">
       <w:rPr>
@@ -10033,7 +10037,7 @@
           <w:insideH w:val="nil"/>
           <w:insideV w:val="single" w:sz="8" w:space="0" w:color="FFFFFF" w:themeColor="background1"/>
         </w:tcBorders>
-        <w:shd w:val="clear" w:color="auto" w:fill="4BACC6" w:themeFill="accent5"/>
+        <w:shd w:val="clear" w:color="auto" w:fill="5C6684" w:themeFill="accent5"/>
       </w:tcPr>
     </w:tblStylePr>
     <w:tblStylePr w:type="lastRow">
@@ -10054,7 +10058,7 @@
           <w:insideH w:val="nil"/>
           <w:insideV w:val="single" w:sz="8" w:space="0" w:color="FFFFFF" w:themeColor="background1"/>
         </w:tcBorders>
-        <w:shd w:val="clear" w:color="auto" w:fill="4BACC6" w:themeFill="accent5"/>
+        <w:shd w:val="clear" w:color="auto" w:fill="5C6684" w:themeFill="accent5"/>
       </w:tcPr>
     </w:tblStylePr>
     <w:tblStylePr w:type="firstCol">
@@ -10073,7 +10077,7 @@
           <w:insideH w:val="nil"/>
           <w:insideV w:val="nil"/>
         </w:tcBorders>
-        <w:shd w:val="clear" w:color="auto" w:fill="4BACC6" w:themeFill="accent5"/>
+        <w:shd w:val="clear" w:color="auto" w:fill="5C6684" w:themeFill="accent5"/>
       </w:tcPr>
     </w:tblStylePr>
     <w:tblStylePr w:type="lastCol">
@@ -10094,7 +10098,7 @@
           <w:insideH w:val="nil"/>
           <w:insideV w:val="nil"/>
         </w:tcBorders>
-        <w:shd w:val="clear" w:color="auto" w:fill="4BACC6" w:themeFill="accent5"/>
+        <w:shd w:val="clear" w:color="auto" w:fill="5C6684" w:themeFill="accent5"/>
       </w:tcPr>
     </w:tblStylePr>
     <w:tblStylePr w:type="band1Vert">
@@ -10108,7 +10112,7 @@
           <w:insideH w:val="nil"/>
           <w:insideV w:val="nil"/>
         </w:tcBorders>
-        <w:shd w:val="clear" w:color="auto" w:fill="A5D5E2" w:themeFill="accent5" w:themeFillTint="7F"/>
+        <w:shd w:val="clear" w:color="auto" w:fill="D1D0CB" w:themeFill="accent5" w:themeFillTint="7F"/>
       </w:tcPr>
     </w:tblStylePr>
     <w:tblStylePr w:type="band1Horz">
@@ -10122,7 +10126,7 @@
           <w:insideH w:val="single" w:sz="8" w:space="0" w:color="FFFFFF" w:themeColor="background1"/>
           <w:insideV w:val="single" w:sz="8" w:space="0" w:color="FFFFFF" w:themeColor="background1"/>
         </w:tcBorders>
-        <w:shd w:val="clear" w:color="auto" w:fill="A5D5E2" w:themeFill="accent5" w:themeFillTint="7F"/>
+        <w:shd w:val="clear" w:color="auto" w:fill="D1D0CB" w:themeFill="accent5" w:themeFillTint="7F"/>
       </w:tcPr>
     </w:tblStylePr>
   </w:style>
@@ -10154,7 +10158,7 @@
       </w:tblCellMar>
     </w:tblPr>
     <w:tcPr>
-      <w:shd w:val="clear" w:color="auto" w:fill="FDE4D0" w:themeFill="accent6" w:themeFillTint="3F"/>
+      <w:shd w:val="clear" w:color="auto" w:fill="D1D0CB" w:themeFill="accent6" w:themeFillTint="3F"/>
     </w:tcPr>
     <w:tblStylePr w:type="firstRow">
       <w:rPr>
@@ -10174,7 +10178,7 @@
           <w:insideH w:val="nil"/>
           <w:insideV w:val="single" w:sz="8" w:space="0" w:color="FFFFFF" w:themeColor="background1"/>
         </w:tcBorders>
-        <w:shd w:val="clear" w:color="auto" w:fill="F79646" w:themeFill="accent6"/>
+        <w:shd w:val="clear" w:color="auto" w:fill="D1D0CB" w:themeFill="accent6"/>
       </w:tcPr>
     </w:tblStylePr>
     <w:tblStylePr w:type="lastRow">
@@ -10195,7 +10199,7 @@
           <w:insideH w:val="nil"/>
           <w:insideV w:val="single" w:sz="8" w:space="0" w:color="FFFFFF" w:themeColor="background1"/>
         </w:tcBorders>
-        <w:shd w:val="clear" w:color="auto" w:fill="F79646" w:themeFill="accent6"/>
+        <w:shd w:val="clear" w:color="auto" w:fill="D1D0CB" w:themeFill="accent6"/>
       </w:tcPr>
     </w:tblStylePr>
     <w:tblStylePr w:type="firstCol">
@@ -10214,7 +10218,7 @@
           <w:insideH w:val="nil"/>
           <w:insideV w:val="nil"/>
         </w:tcBorders>
-        <w:shd w:val="clear" w:color="auto" w:fill="F79646" w:themeFill="accent6"/>
+        <w:shd w:val="clear" w:color="auto" w:fill="D1D0CB" w:themeFill="accent6"/>
       </w:tcPr>
     </w:tblStylePr>
     <w:tblStylePr w:type="lastCol">
@@ -10235,7 +10239,7 @@
           <w:insideH w:val="nil"/>
           <w:insideV w:val="nil"/>
         </w:tcBorders>
-        <w:shd w:val="clear" w:color="auto" w:fill="F79646" w:themeFill="accent6"/>
+        <w:shd w:val="clear" w:color="auto" w:fill="D1D0CB" w:themeFill="accent6"/>
       </w:tcPr>
     </w:tblStylePr>
     <w:tblStylePr w:type="band1Vert">
@@ -10249,7 +10253,7 @@
           <w:insideH w:val="nil"/>
           <w:insideV w:val="nil"/>
         </w:tcBorders>
-        <w:shd w:val="clear" w:color="auto" w:fill="FBCAA2" w:themeFill="accent6" w:themeFillTint="7F"/>
+        <w:shd w:val="clear" w:color="auto" w:fill="D1D0CB" w:themeFill="accent6" w:themeFillTint="7F"/>
       </w:tcPr>
     </w:tblStylePr>
     <w:tblStylePr w:type="band1Horz">
@@ -10263,7 +10267,7 @@
           <w:insideH w:val="single" w:sz="8" w:space="0" w:color="FFFFFF" w:themeColor="background1"/>
           <w:insideV w:val="single" w:sz="8" w:space="0" w:color="FFFFFF" w:themeColor="background1"/>
         </w:tcBorders>
-        <w:shd w:val="clear" w:color="auto" w:fill="FBCAA2" w:themeFill="accent6" w:themeFillTint="7F"/>
+        <w:shd w:val="clear" w:color="auto" w:fill="D1D0CB" w:themeFill="accent6" w:themeFillTint="7F"/>
       </w:tcPr>
     </w:tblStylePr>
   </w:style>
@@ -10290,7 +10294,7 @@
       </w:tblCellMar>
     </w:tblPr>
     <w:tcPr>
-      <w:shd w:val="clear" w:color="auto" w:fill="000000" w:themeFill="text1"/>
+      <w:shd w:val="clear" w:color="auto" w:fill="131237" w:themeFill="text1"/>
     </w:tcPr>
     <w:tblStylePr w:type="firstRow">
       <w:rPr>
@@ -10307,7 +10311,7 @@
           <w:insideH w:val="nil"/>
           <w:insideV w:val="nil"/>
         </w:tcBorders>
-        <w:shd w:val="clear" w:color="auto" w:fill="000000" w:themeFill="text1"/>
+        <w:shd w:val="clear" w:color="auto" w:fill="131237" w:themeFill="text1"/>
       </w:tcPr>
     </w:tblStylePr>
     <w:tblStylePr w:type="lastRow">
@@ -10321,7 +10325,7 @@
           <w:insideH w:val="nil"/>
           <w:insideV w:val="nil"/>
         </w:tcBorders>
-        <w:shd w:val="clear" w:color="auto" w:fill="000000" w:themeFill="text1" w:themeFillShade="7F"/>
+        <w:shd w:val="clear" w:color="auto" w:fill="131237" w:themeFill="text1" w:themeFillShade="7F"/>
       </w:tcPr>
     </w:tblStylePr>
     <w:tblStylePr w:type="firstCol">
@@ -10335,7 +10339,7 @@
           <w:insideH w:val="nil"/>
           <w:insideV w:val="nil"/>
         </w:tcBorders>
-        <w:shd w:val="clear" w:color="auto" w:fill="000000" w:themeFill="text1" w:themeFillShade="BF"/>
+        <w:shd w:val="clear" w:color="auto" w:fill="131237" w:themeFill="text1" w:themeFillShade="BF"/>
       </w:tcPr>
     </w:tblStylePr>
     <w:tblStylePr w:type="lastCol">
@@ -10349,7 +10353,7 @@
           <w:insideH w:val="nil"/>
           <w:insideV w:val="nil"/>
         </w:tcBorders>
-        <w:shd w:val="clear" w:color="auto" w:fill="000000" w:themeFill="text1" w:themeFillShade="BF"/>
+        <w:shd w:val="clear" w:color="auto" w:fill="131237" w:themeFill="text1" w:themeFillShade="BF"/>
       </w:tcPr>
     </w:tblStylePr>
     <w:tblStylePr w:type="band1Vert">
@@ -10363,7 +10367,7 @@
           <w:insideH w:val="nil"/>
           <w:insideV w:val="nil"/>
         </w:tcBorders>
-        <w:shd w:val="clear" w:color="auto" w:fill="000000" w:themeFill="text1" w:themeFillShade="BF"/>
+        <w:shd w:val="clear" w:color="auto" w:fill="131237" w:themeFill="text1" w:themeFillShade="BF"/>
       </w:tcPr>
     </w:tblStylePr>
     <w:tblStylePr w:type="band1Horz">
@@ -10377,7 +10381,7 @@
           <w:insideH w:val="nil"/>
           <w:insideV w:val="nil"/>
         </w:tcBorders>
-        <w:shd w:val="clear" w:color="auto" w:fill="000000" w:themeFill="text1" w:themeFillShade="BF"/>
+        <w:shd w:val="clear" w:color="auto" w:fill="131237" w:themeFill="text1" w:themeFillShade="BF"/>
       </w:tcPr>
     </w:tblStylePr>
   </w:style>
@@ -10404,7 +10408,7 @@
       </w:tblCellMar>
     </w:tblPr>
     <w:tcPr>
-      <w:shd w:val="clear" w:color="auto" w:fill="4F81BD" w:themeFill="accent1"/>
+      <w:shd w:val="clear" w:color="auto" w:fill="5C6684" w:themeFill="accent1"/>
     </w:tcPr>
     <w:tblStylePr w:type="firstRow">
       <w:rPr>
@@ -10421,7 +10425,7 @@
           <w:insideH w:val="nil"/>
           <w:insideV w:val="nil"/>
         </w:tcBorders>
-        <w:shd w:val="clear" w:color="auto" w:fill="000000" w:themeFill="text1"/>
+        <w:shd w:val="clear" w:color="auto" w:fill="131237" w:themeFill="text1"/>
       </w:tcPr>
     </w:tblStylePr>
     <w:tblStylePr w:type="lastRow">
@@ -10435,7 +10439,7 @@
           <w:insideH w:val="nil"/>
           <w:insideV w:val="nil"/>
         </w:tcBorders>
-        <w:shd w:val="clear" w:color="auto" w:fill="243F60" w:themeFill="accent1" w:themeFillShade="7F"/>
+        <w:shd w:val="clear" w:color="auto" w:fill="2F2E47" w:themeFill="accent1" w:themeFillShade="7F"/>
       </w:tcPr>
     </w:tblStylePr>
     <w:tblStylePr w:type="firstCol">
@@ -10449,7 +10453,7 @@
           <w:insideH w:val="nil"/>
           <w:insideV w:val="nil"/>
         </w:tcBorders>
-        <w:shd w:val="clear" w:color="auto" w:fill="365F91" w:themeFill="accent1" w:themeFillShade="BF"/>
+        <w:shd w:val="clear" w:color="auto" w:fill="5C6684" w:themeFill="accent1" w:themeFillShade="BF"/>
       </w:tcPr>
     </w:tblStylePr>
     <w:tblStylePr w:type="lastCol">
@@ -10463,7 +10467,7 @@
           <w:insideH w:val="nil"/>
           <w:insideV w:val="nil"/>
         </w:tcBorders>
-        <w:shd w:val="clear" w:color="auto" w:fill="365F91" w:themeFill="accent1" w:themeFillShade="BF"/>
+        <w:shd w:val="clear" w:color="auto" w:fill="5C6684" w:themeFill="accent1" w:themeFillShade="BF"/>
       </w:tcPr>
     </w:tblStylePr>
     <w:tblStylePr w:type="band1Vert">
@@ -10477,7 +10481,7 @@
           <w:insideH w:val="nil"/>
           <w:insideV w:val="nil"/>
         </w:tcBorders>
-        <w:shd w:val="clear" w:color="auto" w:fill="365F91" w:themeFill="accent1" w:themeFillShade="BF"/>
+        <w:shd w:val="clear" w:color="auto" w:fill="5C6684" w:themeFill="accent1" w:themeFillShade="BF"/>
       </w:tcPr>
     </w:tblStylePr>
     <w:tblStylePr w:type="band1Horz">
@@ -10491,7 +10495,7 @@
           <w:insideH w:val="nil"/>
           <w:insideV w:val="nil"/>
         </w:tcBorders>
-        <w:shd w:val="clear" w:color="auto" w:fill="365F91" w:themeFill="accent1" w:themeFillShade="BF"/>
+        <w:shd w:val="clear" w:color="auto" w:fill="5C6684" w:themeFill="accent1" w:themeFillShade="BF"/>
       </w:tcPr>
     </w:tblStylePr>
   </w:style>
@@ -10518,7 +10522,7 @@
       </w:tblCellMar>
     </w:tblPr>
     <w:tcPr>
-      <w:shd w:val="clear" w:color="auto" w:fill="C0504D" w:themeFill="accent2"/>
+      <w:shd w:val="clear" w:color="auto" w:fill="5C6684" w:themeFill="accent2"/>
     </w:tcPr>
     <w:tblStylePr w:type="firstRow">
       <w:rPr>
@@ -10535,7 +10539,7 @@
           <w:insideH w:val="nil"/>
           <w:insideV w:val="nil"/>
         </w:tcBorders>
-        <w:shd w:val="clear" w:color="auto" w:fill="000000" w:themeFill="text1"/>
+        <w:shd w:val="clear" w:color="auto" w:fill="131237" w:themeFill="text1"/>
       </w:tcPr>
     </w:tblStylePr>
     <w:tblStylePr w:type="lastRow">
@@ -10549,7 +10553,7 @@
           <w:insideH w:val="nil"/>
           <w:insideV w:val="nil"/>
         </w:tcBorders>
-        <w:shd w:val="clear" w:color="auto" w:fill="622423" w:themeFill="accent2" w:themeFillShade="7F"/>
+        <w:shd w:val="clear" w:color="auto" w:fill="2F2E47" w:themeFill="accent2" w:themeFillShade="7F"/>
       </w:tcPr>
     </w:tblStylePr>
     <w:tblStylePr w:type="firstCol">
@@ -10563,7 +10567,7 @@
           <w:insideH w:val="nil"/>
           <w:insideV w:val="nil"/>
         </w:tcBorders>
-        <w:shd w:val="clear" w:color="auto" w:fill="943634" w:themeFill="accent2" w:themeFillShade="BF"/>
+        <w:shd w:val="clear" w:color="auto" w:fill="2F2E47" w:themeFill="accent2" w:themeFillShade="BF"/>
       </w:tcPr>
     </w:tblStylePr>
     <w:tblStylePr w:type="lastCol">
@@ -10577,7 +10581,7 @@
           <w:insideH w:val="nil"/>
           <w:insideV w:val="nil"/>
         </w:tcBorders>
-        <w:shd w:val="clear" w:color="auto" w:fill="943634" w:themeFill="accent2" w:themeFillShade="BF"/>
+        <w:shd w:val="clear" w:color="auto" w:fill="2F2E47" w:themeFill="accent2" w:themeFillShade="BF"/>
       </w:tcPr>
     </w:tblStylePr>
     <w:tblStylePr w:type="band1Vert">
@@ -10591,7 +10595,7 @@
           <w:insideH w:val="nil"/>
           <w:insideV w:val="nil"/>
         </w:tcBorders>
-        <w:shd w:val="clear" w:color="auto" w:fill="943634" w:themeFill="accent2" w:themeFillShade="BF"/>
+        <w:shd w:val="clear" w:color="auto" w:fill="2F2E47" w:themeFill="accent2" w:themeFillShade="BF"/>
       </w:tcPr>
     </w:tblStylePr>
     <w:tblStylePr w:type="band1Horz">
@@ -10605,7 +10609,7 @@
           <w:insideH w:val="nil"/>
           <w:insideV w:val="nil"/>
         </w:tcBorders>
-        <w:shd w:val="clear" w:color="auto" w:fill="943634" w:themeFill="accent2" w:themeFillShade="BF"/>
+        <w:shd w:val="clear" w:color="auto" w:fill="2F2E47" w:themeFill="accent2" w:themeFillShade="BF"/>
       </w:tcPr>
     </w:tblStylePr>
   </w:style>
@@ -10632,7 +10636,7 @@
       </w:tblCellMar>
     </w:tblPr>
     <w:tcPr>
-      <w:shd w:val="clear" w:color="auto" w:fill="9BBB59" w:themeFill="accent3"/>
+      <w:shd w:val="clear" w:color="auto" w:fill="5C6684" w:themeFill="accent3"/>
     </w:tcPr>
     <w:tblStylePr w:type="firstRow">
       <w:rPr>
@@ -10649,7 +10653,7 @@
           <w:insideH w:val="nil"/>
           <w:insideV w:val="nil"/>
         </w:tcBorders>
-        <w:shd w:val="clear" w:color="auto" w:fill="000000" w:themeFill="text1"/>
+        <w:shd w:val="clear" w:color="auto" w:fill="131237" w:themeFill="text1"/>
       </w:tcPr>
     </w:tblStylePr>
     <w:tblStylePr w:type="lastRow">
@@ -10663,7 +10667,7 @@
           <w:insideH w:val="nil"/>
           <w:insideV w:val="nil"/>
         </w:tcBorders>
-        <w:shd w:val="clear" w:color="auto" w:fill="4E6128" w:themeFill="accent3" w:themeFillShade="7F"/>
+        <w:shd w:val="clear" w:color="auto" w:fill="2F2E47" w:themeFill="accent3" w:themeFillShade="7F"/>
       </w:tcPr>
     </w:tblStylePr>
     <w:tblStylePr w:type="firstCol">
@@ -10677,7 +10681,7 @@
           <w:insideH w:val="nil"/>
           <w:insideV w:val="nil"/>
         </w:tcBorders>
-        <w:shd w:val="clear" w:color="auto" w:fill="76923C" w:themeFill="accent3" w:themeFillShade="BF"/>
+        <w:shd w:val="clear" w:color="auto" w:fill="5C6684" w:themeFill="accent3" w:themeFillShade="BF"/>
       </w:tcPr>
     </w:tblStylePr>
     <w:tblStylePr w:type="lastCol">
@@ -10691,7 +10695,7 @@
           <w:insideH w:val="nil"/>
           <w:insideV w:val="nil"/>
         </w:tcBorders>
-        <w:shd w:val="clear" w:color="auto" w:fill="76923C" w:themeFill="accent3" w:themeFillShade="BF"/>
+        <w:shd w:val="clear" w:color="auto" w:fill="5C6684" w:themeFill="accent3" w:themeFillShade="BF"/>
       </w:tcPr>
     </w:tblStylePr>
     <w:tblStylePr w:type="band1Vert">
@@ -10705,7 +10709,7 @@
           <w:insideH w:val="nil"/>
           <w:insideV w:val="nil"/>
         </w:tcBorders>
-        <w:shd w:val="clear" w:color="auto" w:fill="76923C" w:themeFill="accent3" w:themeFillShade="BF"/>
+        <w:shd w:val="clear" w:color="auto" w:fill="5C6684" w:themeFill="accent3" w:themeFillShade="BF"/>
       </w:tcPr>
     </w:tblStylePr>
     <w:tblStylePr w:type="band1Horz">
@@ -10719,7 +10723,7 @@
           <w:insideH w:val="nil"/>
           <w:insideV w:val="nil"/>
         </w:tcBorders>
-        <w:shd w:val="clear" w:color="auto" w:fill="76923C" w:themeFill="accent3" w:themeFillShade="BF"/>
+        <w:shd w:val="clear" w:color="auto" w:fill="5C6684" w:themeFill="accent3" w:themeFillShade="BF"/>
       </w:tcPr>
     </w:tblStylePr>
   </w:style>
@@ -10746,7 +10750,7 @@
       </w:tblCellMar>
     </w:tblPr>
     <w:tcPr>
-      <w:shd w:val="clear" w:color="auto" w:fill="8064A2" w:themeFill="accent4"/>
+      <w:shd w:val="clear" w:color="auto" w:fill="5C6684" w:themeFill="accent4"/>
     </w:tcPr>
     <w:tblStylePr w:type="firstRow">
       <w:rPr>
@@ -10763,7 +10767,7 @@
           <w:insideH w:val="nil"/>
           <w:insideV w:val="nil"/>
         </w:tcBorders>
-        <w:shd w:val="clear" w:color="auto" w:fill="000000" w:themeFill="text1"/>
+        <w:shd w:val="clear" w:color="auto" w:fill="131237" w:themeFill="text1"/>
       </w:tcPr>
     </w:tblStylePr>
     <w:tblStylePr w:type="lastRow">
@@ -10777,7 +10781,7 @@
           <w:insideH w:val="nil"/>
           <w:insideV w:val="nil"/>
         </w:tcBorders>
-        <w:shd w:val="clear" w:color="auto" w:fill="3F3151" w:themeFill="accent4" w:themeFillShade="7F"/>
+        <w:shd w:val="clear" w:color="auto" w:fill="2F2E47" w:themeFill="accent4" w:themeFillShade="7F"/>
       </w:tcPr>
     </w:tblStylePr>
     <w:tblStylePr w:type="firstCol">
@@ -10791,7 +10795,7 @@
           <w:insideH w:val="nil"/>
           <w:insideV w:val="nil"/>
         </w:tcBorders>
-        <w:shd w:val="clear" w:color="auto" w:fill="5F497A" w:themeFill="accent4" w:themeFillShade="BF"/>
+        <w:shd w:val="clear" w:color="auto" w:fill="5C6684" w:themeFill="accent4" w:themeFillShade="BF"/>
       </w:tcPr>
     </w:tblStylePr>
     <w:tblStylePr w:type="lastCol">
@@ -10805,7 +10809,7 @@
           <w:insideH w:val="nil"/>
           <w:insideV w:val="nil"/>
         </w:tcBorders>
-        <w:shd w:val="clear" w:color="auto" w:fill="5F497A" w:themeFill="accent4" w:themeFillShade="BF"/>
+        <w:shd w:val="clear" w:color="auto" w:fill="5C6684" w:themeFill="accent4" w:themeFillShade="BF"/>
       </w:tcPr>
     </w:tblStylePr>
     <w:tblStylePr w:type="band1Vert">
@@ -10819,7 +10823,7 @@
           <w:insideH w:val="nil"/>
           <w:insideV w:val="nil"/>
         </w:tcBorders>
-        <w:shd w:val="clear" w:color="auto" w:fill="5F497A" w:themeFill="accent4" w:themeFillShade="BF"/>
+        <w:shd w:val="clear" w:color="auto" w:fill="5C6684" w:themeFill="accent4" w:themeFillShade="BF"/>
       </w:tcPr>
     </w:tblStylePr>
     <w:tblStylePr w:type="band1Horz">
@@ -10833,7 +10837,7 @@
           <w:insideH w:val="nil"/>
           <w:insideV w:val="nil"/>
         </w:tcBorders>
-        <w:shd w:val="clear" w:color="auto" w:fill="5F497A" w:themeFill="accent4" w:themeFillShade="BF"/>
+        <w:shd w:val="clear" w:color="auto" w:fill="5C6684" w:themeFill="accent4" w:themeFillShade="BF"/>
       </w:tcPr>
     </w:tblStylePr>
   </w:style>
@@ -10860,7 +10864,7 @@
       </w:tblCellMar>
     </w:tblPr>
     <w:tcPr>
-      <w:shd w:val="clear" w:color="auto" w:fill="4BACC6" w:themeFill="accent5"/>
+      <w:shd w:val="clear" w:color="auto" w:fill="5C6684" w:themeFill="accent5"/>
     </w:tcPr>
     <w:tblStylePr w:type="firstRow">
       <w:rPr>
@@ -10877,7 +10881,7 @@
           <w:insideH w:val="nil"/>
           <w:insideV w:val="nil"/>
         </w:tcBorders>
-        <w:shd w:val="clear" w:color="auto" w:fill="000000" w:themeFill="text1"/>
+        <w:shd w:val="clear" w:color="auto" w:fill="131237" w:themeFill="text1"/>
       </w:tcPr>
     </w:tblStylePr>
     <w:tblStylePr w:type="lastRow">
@@ -10891,7 +10895,7 @@
           <w:insideH w:val="nil"/>
           <w:insideV w:val="nil"/>
         </w:tcBorders>
-        <w:shd w:val="clear" w:color="auto" w:fill="205867" w:themeFill="accent5" w:themeFillShade="7F"/>
+        <w:shd w:val="clear" w:color="auto" w:fill="2F2E47" w:themeFill="accent5" w:themeFillShade="7F"/>
       </w:tcPr>
     </w:tblStylePr>
     <w:tblStylePr w:type="firstCol">
@@ -10905,7 +10909,7 @@
           <w:insideH w:val="nil"/>
           <w:insideV w:val="nil"/>
         </w:tcBorders>
-        <w:shd w:val="clear" w:color="auto" w:fill="31849B" w:themeFill="accent5" w:themeFillShade="BF"/>
+        <w:shd w:val="clear" w:color="auto" w:fill="5C6684" w:themeFill="accent5" w:themeFillShade="BF"/>
       </w:tcPr>
     </w:tblStylePr>
     <w:tblStylePr w:type="lastCol">
@@ -10919,7 +10923,7 @@
           <w:insideH w:val="nil"/>
           <w:insideV w:val="nil"/>
         </w:tcBorders>
-        <w:shd w:val="clear" w:color="auto" w:fill="31849B" w:themeFill="accent5" w:themeFillShade="BF"/>
+        <w:shd w:val="clear" w:color="auto" w:fill="5C6684" w:themeFill="accent5" w:themeFillShade="BF"/>
       </w:tcPr>
     </w:tblStylePr>
     <w:tblStylePr w:type="band1Vert">
@@ -10933,7 +10937,7 @@
           <w:insideH w:val="nil"/>
           <w:insideV w:val="nil"/>
         </w:tcBorders>
-        <w:shd w:val="clear" w:color="auto" w:fill="31849B" w:themeFill="accent5" w:themeFillShade="BF"/>
+        <w:shd w:val="clear" w:color="auto" w:fill="5C6684" w:themeFill="accent5" w:themeFillShade="BF"/>
       </w:tcPr>
     </w:tblStylePr>
     <w:tblStylePr w:type="band1Horz">
@@ -10947,7 +10951,7 @@
           <w:insideH w:val="nil"/>
           <w:insideV w:val="nil"/>
         </w:tcBorders>
-        <w:shd w:val="clear" w:color="auto" w:fill="31849B" w:themeFill="accent5" w:themeFillShade="BF"/>
+        <w:shd w:val="clear" w:color="auto" w:fill="5C6684" w:themeFill="accent5" w:themeFillShade="BF"/>
       </w:tcPr>
     </w:tblStylePr>
   </w:style>
@@ -10974,7 +10978,7 @@
       </w:tblCellMar>
     </w:tblPr>
     <w:tcPr>
-      <w:shd w:val="clear" w:color="auto" w:fill="F79646" w:themeFill="accent6"/>
+      <w:shd w:val="clear" w:color="auto" w:fill="D1D0CB" w:themeFill="accent6"/>
     </w:tcPr>
     <w:tblStylePr w:type="firstRow">
       <w:rPr>
@@ -10991,7 +10995,7 @@
           <w:insideH w:val="nil"/>
           <w:insideV w:val="nil"/>
         </w:tcBorders>
-        <w:shd w:val="clear" w:color="auto" w:fill="000000" w:themeFill="text1"/>
+        <w:shd w:val="clear" w:color="auto" w:fill="131237" w:themeFill="text1"/>
       </w:tcPr>
     </w:tblStylePr>
     <w:tblStylePr w:type="lastRow">
@@ -11005,7 +11009,7 @@
           <w:insideH w:val="nil"/>
           <w:insideV w:val="nil"/>
         </w:tcBorders>
-        <w:shd w:val="clear" w:color="auto" w:fill="974706" w:themeFill="accent6" w:themeFillShade="7F"/>
+        <w:shd w:val="clear" w:color="auto" w:fill="2F2E47" w:themeFill="accent6" w:themeFillShade="7F"/>
       </w:tcPr>
     </w:tblStylePr>
     <w:tblStylePr w:type="firstCol">
@@ -11019,7 +11023,7 @@
           <w:insideH w:val="nil"/>
           <w:insideV w:val="nil"/>
         </w:tcBorders>
-        <w:shd w:val="clear" w:color="auto" w:fill="E36C0A" w:themeFill="accent6" w:themeFillShade="BF"/>
+        <w:shd w:val="clear" w:color="auto" w:fill="5C6684" w:themeFill="accent6" w:themeFillShade="BF"/>
       </w:tcPr>
     </w:tblStylePr>
     <w:tblStylePr w:type="lastCol">
@@ -11033,7 +11037,7 @@
           <w:insideH w:val="nil"/>
           <w:insideV w:val="nil"/>
         </w:tcBorders>
-        <w:shd w:val="clear" w:color="auto" w:fill="E36C0A" w:themeFill="accent6" w:themeFillShade="BF"/>
+        <w:shd w:val="clear" w:color="auto" w:fill="5C6684" w:themeFill="accent6" w:themeFillShade="BF"/>
       </w:tcPr>
     </w:tblStylePr>
     <w:tblStylePr w:type="band1Vert">
@@ -11047,7 +11051,7 @@
           <w:insideH w:val="nil"/>
           <w:insideV w:val="nil"/>
         </w:tcBorders>
-        <w:shd w:val="clear" w:color="auto" w:fill="E36C0A" w:themeFill="accent6" w:themeFillShade="BF"/>
+        <w:shd w:val="clear" w:color="auto" w:fill="5C6684" w:themeFill="accent6" w:themeFillShade="BF"/>
       </w:tcPr>
     </w:tblStylePr>
     <w:tblStylePr w:type="band1Horz">
@@ -11061,7 +11065,7 @@
           <w:insideH w:val="nil"/>
           <w:insideV w:val="nil"/>
         </w:tcBorders>
-        <w:shd w:val="clear" w:color="auto" w:fill="E36C0A" w:themeFill="accent6" w:themeFillShade="BF"/>
+        <w:shd w:val="clear" w:color="auto" w:fill="5C6684" w:themeFill="accent6" w:themeFillShade="BF"/>
       </w:tcPr>
     </w:tblStylePr>
   </w:style>
@@ -11074,7 +11078,7 @@
       <w:spacing w:after="0" w:line="240" w:lineRule="auto"/>
     </w:pPr>
     <w:rPr>
-      <w:color w:val="000000" w:themeColor="text1"/>
+      <w:color w:val="131237" w:themeColor="text1"/>
     </w:rPr>
     <w:tblPr>
       <w:tblStyleRowBandSize w:val="1"/>
@@ -11096,7 +11100,7 @@
       </w:tblCellMar>
     </w:tblPr>
     <w:tcPr>
-      <w:shd w:val="clear" w:color="auto" w:fill="E6E6E6" w:themeFill="text1" w:themeFillTint="19"/>
+      <w:shd w:val="clear" w:color="auto" w:fill="D1D0CB" w:themeFill="text1" w:themeFillTint="19"/>
     </w:tcPr>
     <w:tblStylePr w:type="firstRow">
       <w:rPr>
@@ -11127,7 +11131,7 @@
         <w:tcBorders>
           <w:top w:val="single" w:sz="6" w:space="0" w:color="FFFFFF" w:themeColor="background1"/>
         </w:tcBorders>
-        <w:shd w:val="clear" w:color="auto" w:fill="000000" w:themeFill="text1" w:themeFillShade="99"/>
+        <w:shd w:val="clear" w:color="auto" w:fill="131237" w:themeFill="text1" w:themeFillShade="99"/>
       </w:tcPr>
     </w:tblStylePr>
     <w:tblStylePr w:type="firstCol">
@@ -11144,7 +11148,7 @@
           <w:insideH w:val="single" w:sz="4" w:space="0" w:color="000000" w:themeColor="text1" w:themeShade="99"/>
           <w:insideV w:val="nil"/>
         </w:tcBorders>
-        <w:shd w:val="clear" w:color="auto" w:fill="000000" w:themeFill="text1" w:themeFillShade="99"/>
+        <w:shd w:val="clear" w:color="auto" w:fill="131237" w:themeFill="text1" w:themeFillShade="99"/>
       </w:tcPr>
     </w:tblStylePr>
     <w:tblStylePr w:type="lastCol">
@@ -11161,29 +11165,29 @@
           <w:insideH w:val="nil"/>
           <w:insideV w:val="nil"/>
         </w:tcBorders>
-        <w:shd w:val="clear" w:color="auto" w:fill="000000" w:themeFill="text1" w:themeFillShade="BF"/>
+        <w:shd w:val="clear" w:color="auto" w:fill="131237" w:themeFill="text1" w:themeFillShade="BF"/>
       </w:tcPr>
     </w:tblStylePr>
     <w:tblStylePr w:type="band1Vert">
       <w:tblPr/>
       <w:tcPr>
-        <w:shd w:val="clear" w:color="auto" w:fill="999999" w:themeFill="text1" w:themeFillTint="66"/>
+        <w:shd w:val="clear" w:color="auto" w:fill="5C6684" w:themeFill="text1" w:themeFillTint="66"/>
       </w:tcPr>
     </w:tblStylePr>
     <w:tblStylePr w:type="band1Horz">
       <w:tblPr/>
       <w:tcPr>
-        <w:shd w:val="clear" w:color="auto" w:fill="808080" w:themeFill="text1" w:themeFillTint="7F"/>
+        <w:shd w:val="clear" w:color="auto" w:fill="5C6684" w:themeFill="text1" w:themeFillTint="7F"/>
       </w:tcPr>
     </w:tblStylePr>
     <w:tblStylePr w:type="neCell">
       <w:rPr>
-        <w:color w:val="000000" w:themeColor="text1"/>
+        <w:color w:val="131237" w:themeColor="text1"/>
       </w:rPr>
     </w:tblStylePr>
     <w:tblStylePr w:type="nwCell">
       <w:rPr>
-        <w:color w:val="000000" w:themeColor="text1"/>
+        <w:color w:val="131237" w:themeColor="text1"/>
       </w:rPr>
     </w:tblStylePr>
   </w:style>
@@ -11196,7 +11200,7 @@
       <w:spacing w:after="0" w:line="240" w:lineRule="auto"/>
     </w:pPr>
     <w:rPr>
-      <w:color w:val="000000" w:themeColor="text1"/>
+      <w:color w:val="131237" w:themeColor="text1"/>
     </w:rPr>
     <w:tblPr>
       <w:tblStyleRowBandSize w:val="1"/>
@@ -11218,7 +11222,7 @@
       </w:tblCellMar>
     </w:tblPr>
     <w:tcPr>
-      <w:shd w:val="clear" w:color="auto" w:fill="EDF2F8" w:themeFill="accent1" w:themeFillTint="19"/>
+      <w:shd w:val="clear" w:color="auto" w:fill="FFFFFF" w:themeFill="accent1" w:themeFillTint="19"/>
     </w:tcPr>
     <w:tblStylePr w:type="firstRow">
       <w:rPr>
@@ -11249,7 +11253,7 @@
         <w:tcBorders>
           <w:top w:val="single" w:sz="6" w:space="0" w:color="FFFFFF" w:themeColor="background1"/>
         </w:tcBorders>
-        <w:shd w:val="clear" w:color="auto" w:fill="2C4C74" w:themeFill="accent1" w:themeFillShade="99"/>
+        <w:shd w:val="clear" w:color="auto" w:fill="2F2E47" w:themeFill="accent1" w:themeFillShade="99"/>
       </w:tcPr>
     </w:tblStylePr>
     <w:tblStylePr w:type="firstCol">
@@ -11266,7 +11270,7 @@
           <w:insideH w:val="single" w:sz="4" w:space="0" w:color="2C4C74" w:themeColor="accent1" w:themeShade="99"/>
           <w:insideV w:val="nil"/>
         </w:tcBorders>
-        <w:shd w:val="clear" w:color="auto" w:fill="2C4C74" w:themeFill="accent1" w:themeFillShade="99"/>
+        <w:shd w:val="clear" w:color="auto" w:fill="2F2E47" w:themeFill="accent1" w:themeFillShade="99"/>
       </w:tcPr>
     </w:tblStylePr>
     <w:tblStylePr w:type="lastCol">
@@ -11283,29 +11287,29 @@
           <w:insideH w:val="nil"/>
           <w:insideV w:val="nil"/>
         </w:tcBorders>
-        <w:shd w:val="clear" w:color="auto" w:fill="2C4C74" w:themeFill="accent1" w:themeFillShade="99"/>
+        <w:shd w:val="clear" w:color="auto" w:fill="2F2E47" w:themeFill="accent1" w:themeFillShade="99"/>
       </w:tcPr>
     </w:tblStylePr>
     <w:tblStylePr w:type="band1Vert">
       <w:tblPr/>
       <w:tcPr>
-        <w:shd w:val="clear" w:color="auto" w:fill="B8CCE4" w:themeFill="accent1" w:themeFillTint="66"/>
+        <w:shd w:val="clear" w:color="auto" w:fill="D1D0CB" w:themeFill="accent1" w:themeFillTint="66"/>
       </w:tcPr>
     </w:tblStylePr>
     <w:tblStylePr w:type="band1Horz">
       <w:tblPr/>
       <w:tcPr>
-        <w:shd w:val="clear" w:color="auto" w:fill="A7BFDE" w:themeFill="accent1" w:themeFillTint="7F"/>
+        <w:shd w:val="clear" w:color="auto" w:fill="D1D0CB" w:themeFill="accent1" w:themeFillTint="7F"/>
       </w:tcPr>
     </w:tblStylePr>
     <w:tblStylePr w:type="neCell">
       <w:rPr>
-        <w:color w:val="000000" w:themeColor="text1"/>
+        <w:color w:val="131237" w:themeColor="text1"/>
       </w:rPr>
     </w:tblStylePr>
     <w:tblStylePr w:type="nwCell">
       <w:rPr>
-        <w:color w:val="000000" w:themeColor="text1"/>
+        <w:color w:val="131237" w:themeColor="text1"/>
       </w:rPr>
     </w:tblStylePr>
   </w:style>
@@ -11318,7 +11322,7 @@
       <w:spacing w:after="0" w:line="240" w:lineRule="auto"/>
     </w:pPr>
     <w:rPr>
-      <w:color w:val="000000" w:themeColor="text1"/>
+      <w:color w:val="131237" w:themeColor="text1"/>
     </w:rPr>
     <w:tblPr>
       <w:tblStyleRowBandSize w:val="1"/>
@@ -11340,7 +11344,7 @@
       </w:tblCellMar>
     </w:tblPr>
     <w:tcPr>
-      <w:shd w:val="clear" w:color="auto" w:fill="F8EDED" w:themeFill="accent2" w:themeFillTint="19"/>
+      <w:shd w:val="clear" w:color="auto" w:fill="FFFFFF" w:themeFill="accent2" w:themeFillTint="19"/>
     </w:tcPr>
     <w:tblStylePr w:type="firstRow">
       <w:rPr>
@@ -11371,7 +11375,7 @@
         <w:tcBorders>
           <w:top w:val="single" w:sz="6" w:space="0" w:color="FFFFFF" w:themeColor="background1"/>
         </w:tcBorders>
-        <w:shd w:val="clear" w:color="auto" w:fill="772C2A" w:themeFill="accent2" w:themeFillShade="99"/>
+        <w:shd w:val="clear" w:color="auto" w:fill="2F2E47" w:themeFill="accent2" w:themeFillShade="99"/>
       </w:tcPr>
     </w:tblStylePr>
     <w:tblStylePr w:type="firstCol">
@@ -11388,7 +11392,7 @@
           <w:insideH w:val="single" w:sz="4" w:space="0" w:color="772C2A" w:themeColor="accent2" w:themeShade="99"/>
           <w:insideV w:val="nil"/>
         </w:tcBorders>
-        <w:shd w:val="clear" w:color="auto" w:fill="772C2A" w:themeFill="accent2" w:themeFillShade="99"/>
+        <w:shd w:val="clear" w:color="auto" w:fill="2F2E47" w:themeFill="accent2" w:themeFillShade="99"/>
       </w:tcPr>
     </w:tblStylePr>
     <w:tblStylePr w:type="lastCol">
@@ -11405,29 +11409,29 @@
           <w:insideH w:val="nil"/>
           <w:insideV w:val="nil"/>
         </w:tcBorders>
-        <w:shd w:val="clear" w:color="auto" w:fill="772C2A" w:themeFill="accent2" w:themeFillShade="99"/>
+        <w:shd w:val="clear" w:color="auto" w:fill="2F2E47" w:themeFill="accent2" w:themeFillShade="99"/>
       </w:tcPr>
     </w:tblStylePr>
     <w:tblStylePr w:type="band1Vert">
       <w:tblPr/>
       <w:tcPr>
-        <w:shd w:val="clear" w:color="auto" w:fill="E5B8B7" w:themeFill="accent2" w:themeFillTint="66"/>
+        <w:shd w:val="clear" w:color="auto" w:fill="D1D0CB" w:themeFill="accent2" w:themeFillTint="66"/>
       </w:tcPr>
     </w:tblStylePr>
     <w:tblStylePr w:type="band1Horz">
       <w:tblPr/>
       <w:tcPr>
-        <w:shd w:val="clear" w:color="auto" w:fill="DFA7A6" w:themeFill="accent2" w:themeFillTint="7F"/>
+        <w:shd w:val="clear" w:color="auto" w:fill="D1D0CB" w:themeFill="accent2" w:themeFillTint="7F"/>
       </w:tcPr>
     </w:tblStylePr>
     <w:tblStylePr w:type="neCell">
       <w:rPr>
-        <w:color w:val="000000" w:themeColor="text1"/>
+        <w:color w:val="131237" w:themeColor="text1"/>
       </w:rPr>
     </w:tblStylePr>
     <w:tblStylePr w:type="nwCell">
       <w:rPr>
-        <w:color w:val="000000" w:themeColor="text1"/>
+        <w:color w:val="131237" w:themeColor="text1"/>
       </w:rPr>
     </w:tblStylePr>
   </w:style>
@@ -11440,7 +11444,7 @@
       <w:spacing w:after="0" w:line="240" w:lineRule="auto"/>
     </w:pPr>
     <w:rPr>
-      <w:color w:val="000000" w:themeColor="text1"/>
+      <w:color w:val="131237" w:themeColor="text1"/>
     </w:rPr>
     <w:tblPr>
       <w:tblStyleRowBandSize w:val="1"/>
@@ -11462,7 +11466,7 @@
       </w:tblCellMar>
     </w:tblPr>
     <w:tcPr>
-      <w:shd w:val="clear" w:color="auto" w:fill="F5F8EE" w:themeFill="accent3" w:themeFillTint="19"/>
+      <w:shd w:val="clear" w:color="auto" w:fill="FFFFFF" w:themeFill="accent3" w:themeFillTint="19"/>
     </w:tcPr>
     <w:tblStylePr w:type="firstRow">
       <w:rPr>
@@ -11493,7 +11497,7 @@
         <w:tcBorders>
           <w:top w:val="single" w:sz="6" w:space="0" w:color="FFFFFF" w:themeColor="background1"/>
         </w:tcBorders>
-        <w:shd w:val="clear" w:color="auto" w:fill="5E7530" w:themeFill="accent3" w:themeFillShade="99"/>
+        <w:shd w:val="clear" w:color="auto" w:fill="5C6684" w:themeFill="accent3" w:themeFillShade="99"/>
       </w:tcPr>
     </w:tblStylePr>
     <w:tblStylePr w:type="firstCol">
@@ -11510,7 +11514,7 @@
           <w:insideH w:val="single" w:sz="4" w:space="0" w:color="5E7530" w:themeColor="accent3" w:themeShade="99"/>
           <w:insideV w:val="nil"/>
         </w:tcBorders>
-        <w:shd w:val="clear" w:color="auto" w:fill="5E7530" w:themeFill="accent3" w:themeFillShade="99"/>
+        <w:shd w:val="clear" w:color="auto" w:fill="5C6684" w:themeFill="accent3" w:themeFillShade="99"/>
       </w:tcPr>
     </w:tblStylePr>
     <w:tblStylePr w:type="lastCol">
@@ -11527,19 +11531,19 @@
           <w:insideH w:val="nil"/>
           <w:insideV w:val="nil"/>
         </w:tcBorders>
-        <w:shd w:val="clear" w:color="auto" w:fill="5E7530" w:themeFill="accent3" w:themeFillShade="99"/>
+        <w:shd w:val="clear" w:color="auto" w:fill="5C6684" w:themeFill="accent3" w:themeFillShade="99"/>
       </w:tcPr>
     </w:tblStylePr>
     <w:tblStylePr w:type="band1Vert">
       <w:tblPr/>
       <w:tcPr>
-        <w:shd w:val="clear" w:color="auto" w:fill="D6E3BC" w:themeFill="accent3" w:themeFillTint="66"/>
+        <w:shd w:val="clear" w:color="auto" w:fill="D1D0CB" w:themeFill="accent3" w:themeFillTint="66"/>
       </w:tcPr>
     </w:tblStylePr>
     <w:tblStylePr w:type="band1Horz">
       <w:tblPr/>
       <w:tcPr>
-        <w:shd w:val="clear" w:color="auto" w:fill="CDDDAC" w:themeFill="accent3" w:themeFillTint="7F"/>
+        <w:shd w:val="clear" w:color="auto" w:fill="D1D0CB" w:themeFill="accent3" w:themeFillTint="7F"/>
       </w:tcPr>
     </w:tblStylePr>
   </w:style>
@@ -11552,7 +11556,7 @@
       <w:spacing w:after="0" w:line="240" w:lineRule="auto"/>
     </w:pPr>
     <w:rPr>
-      <w:color w:val="000000" w:themeColor="text1"/>
+      <w:color w:val="131237" w:themeColor="text1"/>
     </w:rPr>
     <w:tblPr>
       <w:tblStyleRowBandSize w:val="1"/>
@@ -11574,7 +11578,7 @@
       </w:tblCellMar>
     </w:tblPr>
     <w:tcPr>
-      <w:shd w:val="clear" w:color="auto" w:fill="F2EFF6" w:themeFill="accent4" w:themeFillTint="19"/>
+      <w:shd w:val="clear" w:color="auto" w:fill="FFFFFF" w:themeFill="accent4" w:themeFillTint="19"/>
     </w:tcPr>
     <w:tblStylePr w:type="firstRow">
       <w:rPr>
@@ -11605,7 +11609,7 @@
         <w:tcBorders>
           <w:top w:val="single" w:sz="6" w:space="0" w:color="FFFFFF" w:themeColor="background1"/>
         </w:tcBorders>
-        <w:shd w:val="clear" w:color="auto" w:fill="4C3B62" w:themeFill="accent4" w:themeFillShade="99"/>
+        <w:shd w:val="clear" w:color="auto" w:fill="2F2E47" w:themeFill="accent4" w:themeFillShade="99"/>
       </w:tcPr>
     </w:tblStylePr>
     <w:tblStylePr w:type="firstCol">
@@ -11622,7 +11626,7 @@
           <w:insideH w:val="single" w:sz="4" w:space="0" w:color="4C3B62" w:themeColor="accent4" w:themeShade="99"/>
           <w:insideV w:val="nil"/>
         </w:tcBorders>
-        <w:shd w:val="clear" w:color="auto" w:fill="4C3B62" w:themeFill="accent4" w:themeFillShade="99"/>
+        <w:shd w:val="clear" w:color="auto" w:fill="2F2E47" w:themeFill="accent4" w:themeFillShade="99"/>
       </w:tcPr>
     </w:tblStylePr>
     <w:tblStylePr w:type="lastCol">
@@ -11639,29 +11643,29 @@
           <w:insideH w:val="nil"/>
           <w:insideV w:val="nil"/>
         </w:tcBorders>
-        <w:shd w:val="clear" w:color="auto" w:fill="4C3B62" w:themeFill="accent4" w:themeFillShade="99"/>
+        <w:shd w:val="clear" w:color="auto" w:fill="2F2E47" w:themeFill="accent4" w:themeFillShade="99"/>
       </w:tcPr>
     </w:tblStylePr>
     <w:tblStylePr w:type="band1Vert">
       <w:tblPr/>
       <w:tcPr>
-        <w:shd w:val="clear" w:color="auto" w:fill="CCC0D9" w:themeFill="accent4" w:themeFillTint="66"/>
+        <w:shd w:val="clear" w:color="auto" w:fill="D1D0CB" w:themeFill="accent4" w:themeFillTint="66"/>
       </w:tcPr>
     </w:tblStylePr>
     <w:tblStylePr w:type="band1Horz">
       <w:tblPr/>
       <w:tcPr>
-        <w:shd w:val="clear" w:color="auto" w:fill="BFB1D0" w:themeFill="accent4" w:themeFillTint="7F"/>
+        <w:shd w:val="clear" w:color="auto" w:fill="D1D0CB" w:themeFill="accent4" w:themeFillTint="7F"/>
       </w:tcPr>
     </w:tblStylePr>
     <w:tblStylePr w:type="neCell">
       <w:rPr>
-        <w:color w:val="000000" w:themeColor="text1"/>
+        <w:color w:val="131237" w:themeColor="text1"/>
       </w:rPr>
     </w:tblStylePr>
     <w:tblStylePr w:type="nwCell">
       <w:rPr>
-        <w:color w:val="000000" w:themeColor="text1"/>
+        <w:color w:val="131237" w:themeColor="text1"/>
       </w:rPr>
     </w:tblStylePr>
   </w:style>
@@ -11674,7 +11678,7 @@
       <w:spacing w:after="0" w:line="240" w:lineRule="auto"/>
     </w:pPr>
     <w:rPr>
-      <w:color w:val="000000" w:themeColor="text1"/>
+      <w:color w:val="131237" w:themeColor="text1"/>
     </w:rPr>
     <w:tblPr>
       <w:tblStyleRowBandSize w:val="1"/>
@@ -11696,7 +11700,7 @@
       </w:tblCellMar>
     </w:tblPr>
     <w:tcPr>
-      <w:shd w:val="clear" w:color="auto" w:fill="EDF6F9" w:themeFill="accent5" w:themeFillTint="19"/>
+      <w:shd w:val="clear" w:color="auto" w:fill="FFFFFF" w:themeFill="accent5" w:themeFillTint="19"/>
     </w:tcPr>
     <w:tblStylePr w:type="firstRow">
       <w:rPr>
@@ -11727,7 +11731,7 @@
         <w:tcBorders>
           <w:top w:val="single" w:sz="6" w:space="0" w:color="FFFFFF" w:themeColor="background1"/>
         </w:tcBorders>
-        <w:shd w:val="clear" w:color="auto" w:fill="276A7C" w:themeFill="accent5" w:themeFillShade="99"/>
+        <w:shd w:val="clear" w:color="auto" w:fill="5C6684" w:themeFill="accent5" w:themeFillShade="99"/>
       </w:tcPr>
     </w:tblStylePr>
     <w:tblStylePr w:type="firstCol">
@@ -11744,7 +11748,7 @@
           <w:insideH w:val="single" w:sz="4" w:space="0" w:color="276A7C" w:themeColor="accent5" w:themeShade="99"/>
           <w:insideV w:val="nil"/>
         </w:tcBorders>
-        <w:shd w:val="clear" w:color="auto" w:fill="276A7C" w:themeFill="accent5" w:themeFillShade="99"/>
+        <w:shd w:val="clear" w:color="auto" w:fill="5C6684" w:themeFill="accent5" w:themeFillShade="99"/>
       </w:tcPr>
     </w:tblStylePr>
     <w:tblStylePr w:type="lastCol">
@@ -11761,29 +11765,29 @@
           <w:insideH w:val="nil"/>
           <w:insideV w:val="nil"/>
         </w:tcBorders>
-        <w:shd w:val="clear" w:color="auto" w:fill="276A7C" w:themeFill="accent5" w:themeFillShade="99"/>
+        <w:shd w:val="clear" w:color="auto" w:fill="5C6684" w:themeFill="accent5" w:themeFillShade="99"/>
       </w:tcPr>
     </w:tblStylePr>
     <w:tblStylePr w:type="band1Vert">
       <w:tblPr/>
       <w:tcPr>
-        <w:shd w:val="clear" w:color="auto" w:fill="B6DDE8" w:themeFill="accent5" w:themeFillTint="66"/>
+        <w:shd w:val="clear" w:color="auto" w:fill="D1D0CB" w:themeFill="accent5" w:themeFillTint="66"/>
       </w:tcPr>
     </w:tblStylePr>
     <w:tblStylePr w:type="band1Horz">
       <w:tblPr/>
       <w:tcPr>
-        <w:shd w:val="clear" w:color="auto" w:fill="A5D5E2" w:themeFill="accent5" w:themeFillTint="7F"/>
+        <w:shd w:val="clear" w:color="auto" w:fill="D1D0CB" w:themeFill="accent5" w:themeFillTint="7F"/>
       </w:tcPr>
     </w:tblStylePr>
     <w:tblStylePr w:type="neCell">
       <w:rPr>
-        <w:color w:val="000000" w:themeColor="text1"/>
+        <w:color w:val="131237" w:themeColor="text1"/>
       </w:rPr>
     </w:tblStylePr>
     <w:tblStylePr w:type="nwCell">
       <w:rPr>
-        <w:color w:val="000000" w:themeColor="text1"/>
+        <w:color w:val="131237" w:themeColor="text1"/>
       </w:rPr>
     </w:tblStylePr>
   </w:style>
@@ -11796,7 +11800,7 @@
       <w:spacing w:after="0" w:line="240" w:lineRule="auto"/>
     </w:pPr>
     <w:rPr>
-      <w:color w:val="000000" w:themeColor="text1"/>
+      <w:color w:val="131237" w:themeColor="text1"/>
     </w:rPr>
     <w:tblPr>
       <w:tblStyleRowBandSize w:val="1"/>
@@ -11818,7 +11822,7 @@
       </w:tblCellMar>
     </w:tblPr>
     <w:tcPr>
-      <w:shd w:val="clear" w:color="auto" w:fill="FEF4EC" w:themeFill="accent6" w:themeFillTint="19"/>
+      <w:shd w:val="clear" w:color="auto" w:fill="FFFFFF" w:themeFill="accent6" w:themeFillTint="19"/>
     </w:tcPr>
     <w:tblStylePr w:type="firstRow">
       <w:rPr>
@@ -11849,7 +11853,7 @@
         <w:tcBorders>
           <w:top w:val="single" w:sz="6" w:space="0" w:color="FFFFFF" w:themeColor="background1"/>
         </w:tcBorders>
-        <w:shd w:val="clear" w:color="auto" w:fill="B65608" w:themeFill="accent6" w:themeFillShade="99"/>
+        <w:shd w:val="clear" w:color="auto" w:fill="5C6684" w:themeFill="accent6" w:themeFillShade="99"/>
       </w:tcPr>
     </w:tblStylePr>
     <w:tblStylePr w:type="firstCol">
@@ -11866,7 +11870,7 @@
           <w:insideH w:val="single" w:sz="4" w:space="0" w:color="B65608" w:themeColor="accent6" w:themeShade="99"/>
           <w:insideV w:val="nil"/>
         </w:tcBorders>
-        <w:shd w:val="clear" w:color="auto" w:fill="B65608" w:themeFill="accent6" w:themeFillShade="99"/>
+        <w:shd w:val="clear" w:color="auto" w:fill="5C6684" w:themeFill="accent6" w:themeFillShade="99"/>
       </w:tcPr>
     </w:tblStylePr>
     <w:tblStylePr w:type="lastCol">
@@ -11883,29 +11887,29 @@
           <w:insideH w:val="nil"/>
           <w:insideV w:val="nil"/>
         </w:tcBorders>
-        <w:shd w:val="clear" w:color="auto" w:fill="B65608" w:themeFill="accent6" w:themeFillShade="99"/>
+        <w:shd w:val="clear" w:color="auto" w:fill="5C6684" w:themeFill="accent6" w:themeFillShade="99"/>
       </w:tcPr>
     </w:tblStylePr>
     <w:tblStylePr w:type="band1Vert">
       <w:tblPr/>
       <w:tcPr>
-        <w:shd w:val="clear" w:color="auto" w:fill="FBD4B4" w:themeFill="accent6" w:themeFillTint="66"/>
+        <w:shd w:val="clear" w:color="auto" w:fill="D1D0CB" w:themeFill="accent6" w:themeFillTint="66"/>
       </w:tcPr>
     </w:tblStylePr>
     <w:tblStylePr w:type="band1Horz">
       <w:tblPr/>
       <w:tcPr>
-        <w:shd w:val="clear" w:color="auto" w:fill="FBCAA2" w:themeFill="accent6" w:themeFillTint="7F"/>
+        <w:shd w:val="clear" w:color="auto" w:fill="D1D0CB" w:themeFill="accent6" w:themeFillTint="7F"/>
       </w:tcPr>
     </w:tblStylePr>
     <w:tblStylePr w:type="neCell">
       <w:rPr>
-        <w:color w:val="000000" w:themeColor="text1"/>
+        <w:color w:val="131237" w:themeColor="text1"/>
       </w:rPr>
     </w:tblStylePr>
     <w:tblStylePr w:type="nwCell">
       <w:rPr>
-        <w:color w:val="000000" w:themeColor="text1"/>
+        <w:color w:val="131237" w:themeColor="text1"/>
       </w:rPr>
     </w:tblStylePr>
   </w:style>
@@ -11918,7 +11922,7 @@
       <w:spacing w:after="0" w:line="240" w:lineRule="auto"/>
     </w:pPr>
     <w:rPr>
-      <w:color w:val="000000" w:themeColor="text1"/>
+      <w:color w:val="131237" w:themeColor="text1"/>
     </w:rPr>
     <w:tblPr>
       <w:tblStyleRowBandSize w:val="1"/>
@@ -11932,7 +11936,7 @@
       </w:tblCellMar>
     </w:tblPr>
     <w:tcPr>
-      <w:shd w:val="clear" w:color="auto" w:fill="E6E6E6" w:themeFill="text1" w:themeFillTint="19"/>
+      <w:shd w:val="clear" w:color="auto" w:fill="D1D0CB" w:themeFill="text1" w:themeFillTint="19"/>
     </w:tcPr>
     <w:tblStylePr w:type="firstRow">
       <w:rPr>
@@ -11945,14 +11949,14 @@
         <w:tcBorders>
           <w:bottom w:val="single" w:sz="12" w:space="0" w:color="FFFFFF" w:themeColor="background1"/>
         </w:tcBorders>
-        <w:shd w:val="clear" w:color="auto" w:fill="9E3A38" w:themeFill="accent2" w:themeFillShade="CC"/>
+        <w:shd w:val="clear" w:color="auto" w:fill="5C6684" w:themeFill="accent2" w:themeFillShade="CC"/>
       </w:tcPr>
     </w:tblStylePr>
     <w:tblStylePr w:type="lastRow">
       <w:rPr>
         <w:b/>
         <w:bCs/>
-        <w:color w:val="9E3A38" w:themeColor="accent2" w:themeShade="CC"/>
+        <w:color w:val="5C6684" w:themeColor="accent2" w:themeShade="CC"/>
       </w:rPr>
       <w:tblPr/>
       <w:tcPr>
@@ -11985,13 +11989,13 @@
           <w:insideH w:val="nil"/>
           <w:insideV w:val="nil"/>
         </w:tcBorders>
-        <w:shd w:val="clear" w:color="auto" w:fill="C0C0C0" w:themeFill="text1" w:themeFillTint="3F"/>
+        <w:shd w:val="clear" w:color="auto" w:fill="D1D0CB" w:themeFill="text1" w:themeFillTint="3F"/>
       </w:tcPr>
     </w:tblStylePr>
     <w:tblStylePr w:type="band1Horz">
       <w:tblPr/>
       <w:tcPr>
-        <w:shd w:val="clear" w:color="auto" w:fill="CCCCCC" w:themeFill="text1" w:themeFillTint="33"/>
+        <w:shd w:val="clear" w:color="auto" w:fill="D1D0CB" w:themeFill="text1" w:themeFillTint="33"/>
       </w:tcPr>
     </w:tblStylePr>
   </w:style>
@@ -12004,7 +12008,7 @@
       <w:spacing w:after="0" w:line="240" w:lineRule="auto"/>
     </w:pPr>
     <w:rPr>
-      <w:color w:val="000000" w:themeColor="text1"/>
+      <w:color w:val="131237" w:themeColor="text1"/>
     </w:rPr>
     <w:tblPr>
       <w:tblStyleRowBandSize w:val="1"/>
@@ -12018,7 +12022,7 @@
       </w:tblCellMar>
     </w:tblPr>
     <w:tcPr>
-      <w:shd w:val="clear" w:color="auto" w:fill="EDF2F8" w:themeFill="accent1" w:themeFillTint="19"/>
+      <w:shd w:val="clear" w:color="auto" w:fill="FFFFFF" w:themeFill="accent1" w:themeFillTint="19"/>
     </w:tcPr>
     <w:tblStylePr w:type="firstRow">
       <w:rPr>
@@ -12031,14 +12035,14 @@
         <w:tcBorders>
           <w:bottom w:val="single" w:sz="12" w:space="0" w:color="FFFFFF" w:themeColor="background1"/>
         </w:tcBorders>
-        <w:shd w:val="clear" w:color="auto" w:fill="9E3A38" w:themeFill="accent2" w:themeFillShade="CC"/>
+        <w:shd w:val="clear" w:color="auto" w:fill="5C6684" w:themeFill="accent2" w:themeFillShade="CC"/>
       </w:tcPr>
     </w:tblStylePr>
     <w:tblStylePr w:type="lastRow">
       <w:rPr>
         <w:b/>
         <w:bCs/>
-        <w:color w:val="9E3A38" w:themeColor="accent2" w:themeShade="CC"/>
+        <w:color w:val="5C6684" w:themeColor="accent2" w:themeShade="CC"/>
       </w:rPr>
       <w:tblPr/>
       <w:tcPr>
@@ -12071,13 +12075,13 @@
           <w:insideH w:val="nil"/>
           <w:insideV w:val="nil"/>
         </w:tcBorders>
-        <w:shd w:val="clear" w:color="auto" w:fill="D3DFEE" w:themeFill="accent1" w:themeFillTint="3F"/>
+        <w:shd w:val="clear" w:color="auto" w:fill="D1D0CB" w:themeFill="accent1" w:themeFillTint="3F"/>
       </w:tcPr>
     </w:tblStylePr>
     <w:tblStylePr w:type="band1Horz">
       <w:tblPr/>
       <w:tcPr>
-        <w:shd w:val="clear" w:color="auto" w:fill="DBE5F1" w:themeFill="accent1" w:themeFillTint="33"/>
+        <w:shd w:val="clear" w:color="auto" w:fill="D1D0CB" w:themeFill="accent1" w:themeFillTint="33"/>
       </w:tcPr>
     </w:tblStylePr>
   </w:style>
@@ -12090,7 +12094,7 @@
       <w:spacing w:after="0" w:line="240" w:lineRule="auto"/>
     </w:pPr>
     <w:rPr>
-      <w:color w:val="000000" w:themeColor="text1"/>
+      <w:color w:val="131237" w:themeColor="text1"/>
     </w:rPr>
     <w:tblPr>
       <w:tblStyleRowBandSize w:val="1"/>
@@ -12104,7 +12108,7 @@
       </w:tblCellMar>
     </w:tblPr>
     <w:tcPr>
-      <w:shd w:val="clear" w:color="auto" w:fill="F8EDED" w:themeFill="accent2" w:themeFillTint="19"/>
+      <w:shd w:val="clear" w:color="auto" w:fill="FFFFFF" w:themeFill="accent2" w:themeFillTint="19"/>
     </w:tcPr>
     <w:tblStylePr w:type="firstRow">
       <w:rPr>
@@ -12117,14 +12121,14 @@
         <w:tcBorders>
           <w:bottom w:val="single" w:sz="12" w:space="0" w:color="FFFFFF" w:themeColor="background1"/>
         </w:tcBorders>
-        <w:shd w:val="clear" w:color="auto" w:fill="9E3A38" w:themeFill="accent2" w:themeFillShade="CC"/>
+        <w:shd w:val="clear" w:color="auto" w:fill="5C6684" w:themeFill="accent2" w:themeFillShade="CC"/>
       </w:tcPr>
     </w:tblStylePr>
     <w:tblStylePr w:type="lastRow">
       <w:rPr>
         <w:b/>
         <w:bCs/>
-        <w:color w:val="9E3A38" w:themeColor="accent2" w:themeShade="CC"/>
+        <w:color w:val="5C6684" w:themeColor="accent2" w:themeShade="CC"/>
       </w:rPr>
       <w:tblPr/>
       <w:tcPr>
@@ -12157,13 +12161,13 @@
           <w:insideH w:val="nil"/>
           <w:insideV w:val="nil"/>
         </w:tcBorders>
-        <w:shd w:val="clear" w:color="auto" w:fill="EFD3D2" w:themeFill="accent2" w:themeFillTint="3F"/>
+        <w:shd w:val="clear" w:color="auto" w:fill="D1D0CB" w:themeFill="accent2" w:themeFillTint="3F"/>
       </w:tcPr>
     </w:tblStylePr>
     <w:tblStylePr w:type="band1Horz">
       <w:tblPr/>
       <w:tcPr>
-        <w:shd w:val="clear" w:color="auto" w:fill="F2DBDB" w:themeFill="accent2" w:themeFillTint="33"/>
+        <w:shd w:val="clear" w:color="auto" w:fill="D1D0CB" w:themeFill="accent2" w:themeFillTint="33"/>
       </w:tcPr>
     </w:tblStylePr>
   </w:style>
@@ -12176,7 +12180,7 @@
       <w:spacing w:after="0" w:line="240" w:lineRule="auto"/>
     </w:pPr>
     <w:rPr>
-      <w:color w:val="000000" w:themeColor="text1"/>
+      <w:color w:val="131237" w:themeColor="text1"/>
     </w:rPr>
     <w:tblPr>
       <w:tblStyleRowBandSize w:val="1"/>
@@ -12190,7 +12194,7 @@
       </w:tblCellMar>
     </w:tblPr>
     <w:tcPr>
-      <w:shd w:val="clear" w:color="auto" w:fill="F5F8EE" w:themeFill="accent3" w:themeFillTint="19"/>
+      <w:shd w:val="clear" w:color="auto" w:fill="FFFFFF" w:themeFill="accent3" w:themeFillTint="19"/>
     </w:tcPr>
     <w:tblStylePr w:type="firstRow">
       <w:rPr>
@@ -12203,14 +12207,14 @@
         <w:tcBorders>
           <w:bottom w:val="single" w:sz="12" w:space="0" w:color="FFFFFF" w:themeColor="background1"/>
         </w:tcBorders>
-        <w:shd w:val="clear" w:color="auto" w:fill="664E82" w:themeFill="accent4" w:themeFillShade="CC"/>
+        <w:shd w:val="clear" w:color="auto" w:fill="5C6684" w:themeFill="accent4" w:themeFillShade="CC"/>
       </w:tcPr>
     </w:tblStylePr>
     <w:tblStylePr w:type="lastRow">
       <w:rPr>
         <w:b/>
         <w:bCs/>
-        <w:color w:val="664E82" w:themeColor="accent4" w:themeShade="CC"/>
+        <w:color w:val="5C6684" w:themeColor="accent4" w:themeShade="CC"/>
       </w:rPr>
       <w:tblPr/>
       <w:tcPr>
@@ -12243,13 +12247,13 @@
           <w:insideH w:val="nil"/>
           <w:insideV w:val="nil"/>
         </w:tcBorders>
-        <w:shd w:val="clear" w:color="auto" w:fill="E6EED5" w:themeFill="accent3" w:themeFillTint="3F"/>
+        <w:shd w:val="clear" w:color="auto" w:fill="D1D0CB" w:themeFill="accent3" w:themeFillTint="3F"/>
       </w:tcPr>
     </w:tblStylePr>
     <w:tblStylePr w:type="band1Horz">
       <w:tblPr/>
       <w:tcPr>
-        <w:shd w:val="clear" w:color="auto" w:fill="EAF1DD" w:themeFill="accent3" w:themeFillTint="33"/>
+        <w:shd w:val="clear" w:color="auto" w:fill="FFFFFF" w:themeFill="accent3" w:themeFillTint="33"/>
       </w:tcPr>
     </w:tblStylePr>
   </w:style>
@@ -12262,7 +12266,7 @@
       <w:spacing w:after="0" w:line="240" w:lineRule="auto"/>
     </w:pPr>
     <w:rPr>
-      <w:color w:val="000000" w:themeColor="text1"/>
+      <w:color w:val="131237" w:themeColor="text1"/>
     </w:rPr>
     <w:tblPr>
       <w:tblStyleRowBandSize w:val="1"/>
@@ -12276,7 +12280,7 @@
       </w:tblCellMar>
     </w:tblPr>
     <w:tcPr>
-      <w:shd w:val="clear" w:color="auto" w:fill="F2EFF6" w:themeFill="accent4" w:themeFillTint="19"/>
+      <w:shd w:val="clear" w:color="auto" w:fill="FFFFFF" w:themeFill="accent4" w:themeFillTint="19"/>
     </w:tcPr>
     <w:tblStylePr w:type="firstRow">
       <w:rPr>
@@ -12289,14 +12293,14 @@
         <w:tcBorders>
           <w:bottom w:val="single" w:sz="12" w:space="0" w:color="FFFFFF" w:themeColor="background1"/>
         </w:tcBorders>
-        <w:shd w:val="clear" w:color="auto" w:fill="7E9C40" w:themeFill="accent3" w:themeFillShade="CC"/>
+        <w:shd w:val="clear" w:color="auto" w:fill="5C6684" w:themeFill="accent3" w:themeFillShade="CC"/>
       </w:tcPr>
     </w:tblStylePr>
     <w:tblStylePr w:type="lastRow">
       <w:rPr>
         <w:b/>
         <w:bCs/>
-        <w:color w:val="7E9C40" w:themeColor="accent3" w:themeShade="CC"/>
+        <w:color w:val="5C6684" w:themeColor="accent3" w:themeShade="CC"/>
       </w:rPr>
       <w:tblPr/>
       <w:tcPr>
@@ -12329,13 +12333,13 @@
           <w:insideH w:val="nil"/>
           <w:insideV w:val="nil"/>
         </w:tcBorders>
-        <w:shd w:val="clear" w:color="auto" w:fill="DFD8E8" w:themeFill="accent4" w:themeFillTint="3F"/>
+        <w:shd w:val="clear" w:color="auto" w:fill="D1D0CB" w:themeFill="accent4" w:themeFillTint="3F"/>
       </w:tcPr>
     </w:tblStylePr>
     <w:tblStylePr w:type="band1Horz">
       <w:tblPr/>
       <w:tcPr>
-        <w:shd w:val="clear" w:color="auto" w:fill="E5DFEC" w:themeFill="accent4" w:themeFillTint="33"/>
+        <w:shd w:val="clear" w:color="auto" w:fill="D1D0CB" w:themeFill="accent4" w:themeFillTint="33"/>
       </w:tcPr>
     </w:tblStylePr>
   </w:style>
@@ -12348,7 +12352,7 @@
       <w:spacing w:after="0" w:line="240" w:lineRule="auto"/>
     </w:pPr>
     <w:rPr>
-      <w:color w:val="000000" w:themeColor="text1"/>
+      <w:color w:val="131237" w:themeColor="text1"/>
     </w:rPr>
     <w:tblPr>
       <w:tblStyleRowBandSize w:val="1"/>
@@ -12362,7 +12366,7 @@
       </w:tblCellMar>
     </w:tblPr>
     <w:tcPr>
-      <w:shd w:val="clear" w:color="auto" w:fill="EDF6F9" w:themeFill="accent5" w:themeFillTint="19"/>
+      <w:shd w:val="clear" w:color="auto" w:fill="FFFFFF" w:themeFill="accent5" w:themeFillTint="19"/>
     </w:tcPr>
     <w:tblStylePr w:type="firstRow">
       <w:rPr>
@@ -12375,14 +12379,14 @@
         <w:tcBorders>
           <w:bottom w:val="single" w:sz="12" w:space="0" w:color="FFFFFF" w:themeColor="background1"/>
         </w:tcBorders>
-        <w:shd w:val="clear" w:color="auto" w:fill="F2730A" w:themeFill="accent6" w:themeFillShade="CC"/>
+        <w:shd w:val="clear" w:color="auto" w:fill="5C6684" w:themeFill="accent6" w:themeFillShade="CC"/>
       </w:tcPr>
     </w:tblStylePr>
     <w:tblStylePr w:type="lastRow">
       <w:rPr>
         <w:b/>
         <w:bCs/>
-        <w:color w:val="F2730A" w:themeColor="accent6" w:themeShade="CC"/>
+        <w:color w:val="5C6684" w:themeColor="accent6" w:themeShade="CC"/>
       </w:rPr>
       <w:tblPr/>
       <w:tcPr>
@@ -12415,13 +12419,13 @@
           <w:insideH w:val="nil"/>
           <w:insideV w:val="nil"/>
         </w:tcBorders>
-        <w:shd w:val="clear" w:color="auto" w:fill="D2EAF1" w:themeFill="accent5" w:themeFillTint="3F"/>
+        <w:shd w:val="clear" w:color="auto" w:fill="D1D0CB" w:themeFill="accent5" w:themeFillTint="3F"/>
       </w:tcPr>
     </w:tblStylePr>
     <w:tblStylePr w:type="band1Horz">
       <w:tblPr/>
       <w:tcPr>
-        <w:shd w:val="clear" w:color="auto" w:fill="DAEEF3" w:themeFill="accent5" w:themeFillTint="33"/>
+        <w:shd w:val="clear" w:color="auto" w:fill="FFFFFF" w:themeFill="accent5" w:themeFillTint="33"/>
       </w:tcPr>
     </w:tblStylePr>
   </w:style>
@@ -12434,7 +12438,7 @@
       <w:spacing w:after="0" w:line="240" w:lineRule="auto"/>
     </w:pPr>
     <w:rPr>
-      <w:color w:val="000000" w:themeColor="text1"/>
+      <w:color w:val="131237" w:themeColor="text1"/>
     </w:rPr>
     <w:tblPr>
       <w:tblStyleRowBandSize w:val="1"/>
@@ -12448,7 +12452,7 @@
       </w:tblCellMar>
     </w:tblPr>
     <w:tcPr>
-      <w:shd w:val="clear" w:color="auto" w:fill="FEF4EC" w:themeFill="accent6" w:themeFillTint="19"/>
+      <w:shd w:val="clear" w:color="auto" w:fill="FFFFFF" w:themeFill="accent6" w:themeFillTint="19"/>
     </w:tcPr>
     <w:tblStylePr w:type="firstRow">
       <w:rPr>
@@ -12461,14 +12465,14 @@
         <w:tcBorders>
           <w:bottom w:val="single" w:sz="12" w:space="0" w:color="FFFFFF" w:themeColor="background1"/>
         </w:tcBorders>
-        <w:shd w:val="clear" w:color="auto" w:fill="348DA5" w:themeFill="accent5" w:themeFillShade="CC"/>
+        <w:shd w:val="clear" w:color="auto" w:fill="5C6684" w:themeFill="accent5" w:themeFillShade="CC"/>
       </w:tcPr>
     </w:tblStylePr>
     <w:tblStylePr w:type="lastRow">
       <w:rPr>
         <w:b/>
         <w:bCs/>
-        <w:color w:val="348DA5" w:themeColor="accent5" w:themeShade="CC"/>
+        <w:color w:val="5C6684" w:themeColor="accent5" w:themeShade="CC"/>
       </w:rPr>
       <w:tblPr/>
       <w:tcPr>
@@ -12501,13 +12505,13 @@
           <w:insideH w:val="nil"/>
           <w:insideV w:val="nil"/>
         </w:tcBorders>
-        <w:shd w:val="clear" w:color="auto" w:fill="FDE4D0" w:themeFill="accent6" w:themeFillTint="3F"/>
+        <w:shd w:val="clear" w:color="auto" w:fill="D1D0CB" w:themeFill="accent6" w:themeFillTint="3F"/>
       </w:tcPr>
     </w:tblStylePr>
     <w:tblStylePr w:type="band1Horz">
       <w:tblPr/>
       <w:tcPr>
-        <w:shd w:val="clear" w:color="auto" w:fill="FDE9D9" w:themeFill="accent6" w:themeFillTint="33"/>
+        <w:shd w:val="clear" w:color="auto" w:fill="FFFFFF" w:themeFill="accent6" w:themeFillTint="33"/>
       </w:tcPr>
     </w:tblStylePr>
   </w:style>
@@ -12520,7 +12524,7 @@
       <w:spacing w:after="0" w:line="240" w:lineRule="auto"/>
     </w:pPr>
     <w:rPr>
-      <w:color w:val="000000" w:themeColor="text1"/>
+      <w:color w:val="131237" w:themeColor="text1"/>
     </w:rPr>
     <w:tblPr>
       <w:tblStyleRowBandSize w:val="1"/>
@@ -12537,7 +12541,7 @@
       </w:tblCellMar>
     </w:tblPr>
     <w:tcPr>
-      <w:shd w:val="clear" w:color="auto" w:fill="CCCCCC" w:themeFill="text1" w:themeFillTint="33"/>
+      <w:shd w:val="clear" w:color="auto" w:fill="D1D0CB" w:themeFill="text1" w:themeFillTint="33"/>
     </w:tcPr>
     <w:tblStylePr w:type="firstRow">
       <w:rPr>
@@ -12546,18 +12550,18 @@
       </w:rPr>
       <w:tblPr/>
       <w:tcPr>
-        <w:shd w:val="clear" w:color="auto" w:fill="999999" w:themeFill="text1" w:themeFillTint="66"/>
+        <w:shd w:val="clear" w:color="auto" w:fill="5C6684" w:themeFill="text1" w:themeFillTint="66"/>
       </w:tcPr>
     </w:tblStylePr>
     <w:tblStylePr w:type="lastRow">
       <w:rPr>
         <w:b/>
         <w:bCs/>
-        <w:color w:val="000000" w:themeColor="text1"/>
-      </w:rPr>
-      <w:tblPr/>
-      <w:tcPr>
-        <w:shd w:val="clear" w:color="auto" w:fill="999999" w:themeFill="text1" w:themeFillTint="66"/>
+        <w:color w:val="131237" w:themeColor="text1"/>
+      </w:rPr>
+      <w:tblPr/>
+      <w:tcPr>
+        <w:shd w:val="clear" w:color="auto" w:fill="5C6684" w:themeFill="text1" w:themeFillTint="66"/>
       </w:tcPr>
     </w:tblStylePr>
     <w:tblStylePr w:type="firstCol">
@@ -12566,7 +12570,7 @@
       </w:rPr>
       <w:tblPr/>
       <w:tcPr>
-        <w:shd w:val="clear" w:color="auto" w:fill="000000" w:themeFill="text1" w:themeFillShade="BF"/>
+        <w:shd w:val="clear" w:color="auto" w:fill="131237" w:themeFill="text1" w:themeFillShade="BF"/>
       </w:tcPr>
     </w:tblStylePr>
     <w:tblStylePr w:type="lastCol">
@@ -12575,19 +12579,19 @@
       </w:rPr>
       <w:tblPr/>
       <w:tcPr>
-        <w:shd w:val="clear" w:color="auto" w:fill="000000" w:themeFill="text1" w:themeFillShade="BF"/>
+        <w:shd w:val="clear" w:color="auto" w:fill="131237" w:themeFill="text1" w:themeFillShade="BF"/>
       </w:tcPr>
     </w:tblStylePr>
     <w:tblStylePr w:type="band1Vert">
       <w:tblPr/>
       <w:tcPr>
-        <w:shd w:val="clear" w:color="auto" w:fill="808080" w:themeFill="text1" w:themeFillTint="7F"/>
+        <w:shd w:val="clear" w:color="auto" w:fill="5C6684" w:themeFill="text1" w:themeFillTint="7F"/>
       </w:tcPr>
     </w:tblStylePr>
     <w:tblStylePr w:type="band1Horz">
       <w:tblPr/>
       <w:tcPr>
-        <w:shd w:val="clear" w:color="auto" w:fill="808080" w:themeFill="text1" w:themeFillTint="7F"/>
+        <w:shd w:val="clear" w:color="auto" w:fill="5C6684" w:themeFill="text1" w:themeFillTint="7F"/>
       </w:tcPr>
     </w:tblStylePr>
   </w:style>
@@ -12600,7 +12604,7 @@
       <w:spacing w:after="0" w:line="240" w:lineRule="auto"/>
     </w:pPr>
     <w:rPr>
-      <w:color w:val="000000" w:themeColor="text1"/>
+      <w:color w:val="131237" w:themeColor="text1"/>
     </w:rPr>
     <w:tblPr>
       <w:tblStyleRowBandSize w:val="1"/>
@@ -12617,7 +12621,7 @@
       </w:tblCellMar>
     </w:tblPr>
     <w:tcPr>
-      <w:shd w:val="clear" w:color="auto" w:fill="DBE5F1" w:themeFill="accent1" w:themeFillTint="33"/>
+      <w:shd w:val="clear" w:color="auto" w:fill="D1D0CB" w:themeFill="accent1" w:themeFillTint="33"/>
     </w:tcPr>
     <w:tblStylePr w:type="firstRow">
       <w:rPr>
@@ -12626,18 +12630,18 @@
       </w:rPr>
       <w:tblPr/>
       <w:tcPr>
-        <w:shd w:val="clear" w:color="auto" w:fill="B8CCE4" w:themeFill="accent1" w:themeFillTint="66"/>
+        <w:shd w:val="clear" w:color="auto" w:fill="D1D0CB" w:themeFill="accent1" w:themeFillTint="66"/>
       </w:tcPr>
     </w:tblStylePr>
     <w:tblStylePr w:type="lastRow">
       <w:rPr>
         <w:b/>
         <w:bCs/>
-        <w:color w:val="000000" w:themeColor="text1"/>
-      </w:rPr>
-      <w:tblPr/>
-      <w:tcPr>
-        <w:shd w:val="clear" w:color="auto" w:fill="B8CCE4" w:themeFill="accent1" w:themeFillTint="66"/>
+        <w:color w:val="131237" w:themeColor="text1"/>
+      </w:rPr>
+      <w:tblPr/>
+      <w:tcPr>
+        <w:shd w:val="clear" w:color="auto" w:fill="D1D0CB" w:themeFill="accent1" w:themeFillTint="66"/>
       </w:tcPr>
     </w:tblStylePr>
     <w:tblStylePr w:type="firstCol">
@@ -12646,7 +12650,7 @@
       </w:rPr>
       <w:tblPr/>
       <w:tcPr>
-        <w:shd w:val="clear" w:color="auto" w:fill="365F91" w:themeFill="accent1" w:themeFillShade="BF"/>
+        <w:shd w:val="clear" w:color="auto" w:fill="5C6684" w:themeFill="accent1" w:themeFillShade="BF"/>
       </w:tcPr>
     </w:tblStylePr>
     <w:tblStylePr w:type="lastCol">
@@ -12655,19 +12659,19 @@
       </w:rPr>
       <w:tblPr/>
       <w:tcPr>
-        <w:shd w:val="clear" w:color="auto" w:fill="365F91" w:themeFill="accent1" w:themeFillShade="BF"/>
+        <w:shd w:val="clear" w:color="auto" w:fill="5C6684" w:themeFill="accent1" w:themeFillShade="BF"/>
       </w:tcPr>
     </w:tblStylePr>
     <w:tblStylePr w:type="band1Vert">
       <w:tblPr/>
       <w:tcPr>
-        <w:shd w:val="clear" w:color="auto" w:fill="A7BFDE" w:themeFill="accent1" w:themeFillTint="7F"/>
+        <w:shd w:val="clear" w:color="auto" w:fill="D1D0CB" w:themeFill="accent1" w:themeFillTint="7F"/>
       </w:tcPr>
     </w:tblStylePr>
     <w:tblStylePr w:type="band1Horz">
       <w:tblPr/>
       <w:tcPr>
-        <w:shd w:val="clear" w:color="auto" w:fill="A7BFDE" w:themeFill="accent1" w:themeFillTint="7F"/>
+        <w:shd w:val="clear" w:color="auto" w:fill="D1D0CB" w:themeFill="accent1" w:themeFillTint="7F"/>
       </w:tcPr>
     </w:tblStylePr>
   </w:style>
@@ -12680,7 +12684,7 @@
       <w:spacing w:after="0" w:line="240" w:lineRule="auto"/>
     </w:pPr>
     <w:rPr>
-      <w:color w:val="000000" w:themeColor="text1"/>
+      <w:color w:val="131237" w:themeColor="text1"/>
     </w:rPr>
     <w:tblPr>
       <w:tblStyleRowBandSize w:val="1"/>
@@ -12697,7 +12701,7 @@
       </w:tblCellMar>
     </w:tblPr>
     <w:tcPr>
-      <w:shd w:val="clear" w:color="auto" w:fill="F2DBDB" w:themeFill="accent2" w:themeFillTint="33"/>
+      <w:shd w:val="clear" w:color="auto" w:fill="D1D0CB" w:themeFill="accent2" w:themeFillTint="33"/>
     </w:tcPr>
     <w:tblStylePr w:type="firstRow">
       <w:rPr>
@@ -12706,18 +12710,18 @@
       </w:rPr>
       <w:tblPr/>
       <w:tcPr>
-        <w:shd w:val="clear" w:color="auto" w:fill="E5B8B7" w:themeFill="accent2" w:themeFillTint="66"/>
+        <w:shd w:val="clear" w:color="auto" w:fill="D1D0CB" w:themeFill="accent2" w:themeFillTint="66"/>
       </w:tcPr>
     </w:tblStylePr>
     <w:tblStylePr w:type="lastRow">
       <w:rPr>
         <w:b/>
         <w:bCs/>
-        <w:color w:val="000000" w:themeColor="text1"/>
-      </w:rPr>
-      <w:tblPr/>
-      <w:tcPr>
-        <w:shd w:val="clear" w:color="auto" w:fill="E5B8B7" w:themeFill="accent2" w:themeFillTint="66"/>
+        <w:color w:val="131237" w:themeColor="text1"/>
+      </w:rPr>
+      <w:tblPr/>
+      <w:tcPr>
+        <w:shd w:val="clear" w:color="auto" w:fill="D1D0CB" w:themeFill="accent2" w:themeFillTint="66"/>
       </w:tcPr>
     </w:tblStylePr>
     <w:tblStylePr w:type="firstCol">
@@ -12726,7 +12730,7 @@
       </w:rPr>
       <w:tblPr/>
       <w:tcPr>
-        <w:shd w:val="clear" w:color="auto" w:fill="943634" w:themeFill="accent2" w:themeFillShade="BF"/>
+        <w:shd w:val="clear" w:color="auto" w:fill="2F2E47" w:themeFill="accent2" w:themeFillShade="BF"/>
       </w:tcPr>
     </w:tblStylePr>
     <w:tblStylePr w:type="lastCol">
@@ -12735,19 +12739,19 @@
       </w:rPr>
       <w:tblPr/>
       <w:tcPr>
-        <w:shd w:val="clear" w:color="auto" w:fill="943634" w:themeFill="accent2" w:themeFillShade="BF"/>
+        <w:shd w:val="clear" w:color="auto" w:fill="2F2E47" w:themeFill="accent2" w:themeFillShade="BF"/>
       </w:tcPr>
     </w:tblStylePr>
     <w:tblStylePr w:type="band1Vert">
       <w:tblPr/>
       <w:tcPr>
-        <w:shd w:val="clear" w:color="auto" w:fill="DFA7A6" w:themeFill="accent2" w:themeFillTint="7F"/>
+        <w:shd w:val="clear" w:color="auto" w:fill="D1D0CB" w:themeFill="accent2" w:themeFillTint="7F"/>
       </w:tcPr>
     </w:tblStylePr>
     <w:tblStylePr w:type="band1Horz">
       <w:tblPr/>
       <w:tcPr>
-        <w:shd w:val="clear" w:color="auto" w:fill="DFA7A6" w:themeFill="accent2" w:themeFillTint="7F"/>
+        <w:shd w:val="clear" w:color="auto" w:fill="D1D0CB" w:themeFill="accent2" w:themeFillTint="7F"/>
       </w:tcPr>
     </w:tblStylePr>
   </w:style>
@@ -12760,7 +12764,7 @@
       <w:spacing w:after="0" w:line="240" w:lineRule="auto"/>
     </w:pPr>
     <w:rPr>
-      <w:color w:val="000000" w:themeColor="text1"/>
+      <w:color w:val="131237" w:themeColor="text1"/>
     </w:rPr>
     <w:tblPr>
       <w:tblStyleRowBandSize w:val="1"/>
@@ -12777,7 +12781,7 @@
       </w:tblCellMar>
     </w:tblPr>
     <w:tcPr>
-      <w:shd w:val="clear" w:color="auto" w:fill="EAF1DD" w:themeFill="accent3" w:themeFillTint="33"/>
+      <w:shd w:val="clear" w:color="auto" w:fill="FFFFFF" w:themeFill="accent3" w:themeFillTint="33"/>
     </w:tcPr>
     <w:tblStylePr w:type="firstRow">
       <w:rPr>
@@ -12786,18 +12790,18 @@
       </w:rPr>
       <w:tblPr/>
       <w:tcPr>
-        <w:shd w:val="clear" w:color="auto" w:fill="D6E3BC" w:themeFill="accent3" w:themeFillTint="66"/>
+        <w:shd w:val="clear" w:color="auto" w:fill="D1D0CB" w:themeFill="accent3" w:themeFillTint="66"/>
       </w:tcPr>
     </w:tblStylePr>
     <w:tblStylePr w:type="lastRow">
       <w:rPr>
         <w:b/>
         <w:bCs/>
-        <w:color w:val="000000" w:themeColor="text1"/>
-      </w:rPr>
-      <w:tblPr/>
-      <w:tcPr>
-        <w:shd w:val="clear" w:color="auto" w:fill="D6E3BC" w:themeFill="accent3" w:themeFillTint="66"/>
+        <w:color w:val="131237" w:themeColor="text1"/>
+      </w:rPr>
+      <w:tblPr/>
+      <w:tcPr>
+        <w:shd w:val="clear" w:color="auto" w:fill="D1D0CB" w:themeFill="accent3" w:themeFillTint="66"/>
       </w:tcPr>
     </w:tblStylePr>
     <w:tblStylePr w:type="firstCol">
@@ -12806,7 +12810,7 @@
       </w:rPr>
       <w:tblPr/>
       <w:tcPr>
-        <w:shd w:val="clear" w:color="auto" w:fill="76923C" w:themeFill="accent3" w:themeFillShade="BF"/>
+        <w:shd w:val="clear" w:color="auto" w:fill="5C6684" w:themeFill="accent3" w:themeFillShade="BF"/>
       </w:tcPr>
     </w:tblStylePr>
     <w:tblStylePr w:type="lastCol">
@@ -12815,19 +12819,19 @@
       </w:rPr>
       <w:tblPr/>
       <w:tcPr>
-        <w:shd w:val="clear" w:color="auto" w:fill="76923C" w:themeFill="accent3" w:themeFillShade="BF"/>
+        <w:shd w:val="clear" w:color="auto" w:fill="5C6684" w:themeFill="accent3" w:themeFillShade="BF"/>
       </w:tcPr>
     </w:tblStylePr>
     <w:tblStylePr w:type="band1Vert">
       <w:tblPr/>
       <w:tcPr>
-        <w:shd w:val="clear" w:color="auto" w:fill="CDDDAC" w:themeFill="accent3" w:themeFillTint="7F"/>
+        <w:shd w:val="clear" w:color="auto" w:fill="D1D0CB" w:themeFill="accent3" w:themeFillTint="7F"/>
       </w:tcPr>
     </w:tblStylePr>
     <w:tblStylePr w:type="band1Horz">
       <w:tblPr/>
       <w:tcPr>
-        <w:shd w:val="clear" w:color="auto" w:fill="CDDDAC" w:themeFill="accent3" w:themeFillTint="7F"/>
+        <w:shd w:val="clear" w:color="auto" w:fill="D1D0CB" w:themeFill="accent3" w:themeFillTint="7F"/>
       </w:tcPr>
     </w:tblStylePr>
   </w:style>
@@ -12840,7 +12844,7 @@
       <w:spacing w:after="0" w:line="240" w:lineRule="auto"/>
     </w:pPr>
     <w:rPr>
-      <w:color w:val="000000" w:themeColor="text1"/>
+      <w:color w:val="131237" w:themeColor="text1"/>
     </w:rPr>
     <w:tblPr>
       <w:tblStyleRowBandSize w:val="1"/>
@@ -12857,7 +12861,7 @@
       </w:tblCellMar>
     </w:tblPr>
     <w:tcPr>
-      <w:shd w:val="clear" w:color="auto" w:fill="E5DFEC" w:themeFill="accent4" w:themeFillTint="33"/>
+      <w:shd w:val="clear" w:color="auto" w:fill="D1D0CB" w:themeFill="accent4" w:themeFillTint="33"/>
     </w:tcPr>
     <w:tblStylePr w:type="firstRow">
       <w:rPr>
@@ -12866,18 +12870,18 @@
       </w:rPr>
       <w:tblPr/>
       <w:tcPr>
-        <w:shd w:val="clear" w:color="auto" w:fill="CCC0D9" w:themeFill="accent4" w:themeFillTint="66"/>
+        <w:shd w:val="clear" w:color="auto" w:fill="D1D0CB" w:themeFill="accent4" w:themeFillTint="66"/>
       </w:tcPr>
     </w:tblStylePr>
     <w:tblStylePr w:type="lastRow">
       <w:rPr>
         <w:b/>
         <w:bCs/>
-        <w:color w:val="000000" w:themeColor="text1"/>
-      </w:rPr>
-      <w:tblPr/>
-      <w:tcPr>
-        <w:shd w:val="clear" w:color="auto" w:fill="CCC0D9" w:themeFill="accent4" w:themeFillTint="66"/>
+        <w:color w:val="131237" w:themeColor="text1"/>
+      </w:rPr>
+      <w:tblPr/>
+      <w:tcPr>
+        <w:shd w:val="clear" w:color="auto" w:fill="D1D0CB" w:themeFill="accent4" w:themeFillTint="66"/>
       </w:tcPr>
     </w:tblStylePr>
     <w:tblStylePr w:type="firstCol">
@@ -12886,7 +12890,7 @@
       </w:rPr>
       <w:tblPr/>
       <w:tcPr>
-        <w:shd w:val="clear" w:color="auto" w:fill="5F497A" w:themeFill="accent4" w:themeFillShade="BF"/>
+        <w:shd w:val="clear" w:color="auto" w:fill="5C6684" w:themeFill="accent4" w:themeFillShade="BF"/>
       </w:tcPr>
     </w:tblStylePr>
     <w:tblStylePr w:type="lastCol">
@@ -12895,19 +12899,19 @@
       </w:rPr>
       <w:tblPr/>
       <w:tcPr>
-        <w:shd w:val="clear" w:color="auto" w:fill="5F497A" w:themeFill="accent4" w:themeFillShade="BF"/>
+        <w:shd w:val="clear" w:color="auto" w:fill="5C6684" w:themeFill="accent4" w:themeFillShade="BF"/>
       </w:tcPr>
     </w:tblStylePr>
     <w:tblStylePr w:type="band1Vert">
       <w:tblPr/>
       <w:tcPr>
-        <w:shd w:val="clear" w:color="auto" w:fill="BFB1D0" w:themeFill="accent4" w:themeFillTint="7F"/>
+        <w:shd w:val="clear" w:color="auto" w:fill="D1D0CB" w:themeFill="accent4" w:themeFillTint="7F"/>
       </w:tcPr>
     </w:tblStylePr>
     <w:tblStylePr w:type="band1Horz">
       <w:tblPr/>
       <w:tcPr>
-        <w:shd w:val="clear" w:color="auto" w:fill="BFB1D0" w:themeFill="accent4" w:themeFillTint="7F"/>
+        <w:shd w:val="clear" w:color="auto" w:fill="D1D0CB" w:themeFill="accent4" w:themeFillTint="7F"/>
       </w:tcPr>
     </w:tblStylePr>
   </w:style>
@@ -12920,7 +12924,7 @@
       <w:spacing w:after="0" w:line="240" w:lineRule="auto"/>
     </w:pPr>
     <w:rPr>
-      <w:color w:val="000000" w:themeColor="text1"/>
+      <w:color w:val="131237" w:themeColor="text1"/>
     </w:rPr>
     <w:tblPr>
       <w:tblStyleRowBandSize w:val="1"/>
@@ -12937,7 +12941,7 @@
       </w:tblCellMar>
     </w:tblPr>
     <w:tcPr>
-      <w:shd w:val="clear" w:color="auto" w:fill="DAEEF3" w:themeFill="accent5" w:themeFillTint="33"/>
+      <w:shd w:val="clear" w:color="auto" w:fill="FFFFFF" w:themeFill="accent5" w:themeFillTint="33"/>
     </w:tcPr>
     <w:tblStylePr w:type="firstRow">
       <w:rPr>
@@ -12946,18 +12950,18 @@
       </w:rPr>
       <w:tblPr/>
       <w:tcPr>
-        <w:shd w:val="clear" w:color="auto" w:fill="B6DDE8" w:themeFill="accent5" w:themeFillTint="66"/>
+        <w:shd w:val="clear" w:color="auto" w:fill="D1D0CB" w:themeFill="accent5" w:themeFillTint="66"/>
       </w:tcPr>
     </w:tblStylePr>
     <w:tblStylePr w:type="lastRow">
       <w:rPr>
         <w:b/>
         <w:bCs/>
-        <w:color w:val="000000" w:themeColor="text1"/>
-      </w:rPr>
-      <w:tblPr/>
-      <w:tcPr>
-        <w:shd w:val="clear" w:color="auto" w:fill="B6DDE8" w:themeFill="accent5" w:themeFillTint="66"/>
+        <w:color w:val="131237" w:themeColor="text1"/>
+      </w:rPr>
+      <w:tblPr/>
+      <w:tcPr>
+        <w:shd w:val="clear" w:color="auto" w:fill="D1D0CB" w:themeFill="accent5" w:themeFillTint="66"/>
       </w:tcPr>
     </w:tblStylePr>
     <w:tblStylePr w:type="firstCol">
@@ -12966,7 +12970,7 @@
       </w:rPr>
       <w:tblPr/>
       <w:tcPr>
-        <w:shd w:val="clear" w:color="auto" w:fill="31849B" w:themeFill="accent5" w:themeFillShade="BF"/>
+        <w:shd w:val="clear" w:color="auto" w:fill="5C6684" w:themeFill="accent5" w:themeFillShade="BF"/>
       </w:tcPr>
     </w:tblStylePr>
     <w:tblStylePr w:type="lastCol">
@@ -12975,19 +12979,19 @@
       </w:rPr>
       <w:tblPr/>
       <w:tcPr>
-        <w:shd w:val="clear" w:color="auto" w:fill="31849B" w:themeFill="accent5" w:themeFillShade="BF"/>
+        <w:shd w:val="clear" w:color="auto" w:fill="5C6684" w:themeFill="accent5" w:themeFillShade="BF"/>
       </w:tcPr>
     </w:tblStylePr>
     <w:tblStylePr w:type="band1Vert">
       <w:tblPr/>
       <w:tcPr>
-        <w:shd w:val="clear" w:color="auto" w:fill="A5D5E2" w:themeFill="accent5" w:themeFillTint="7F"/>
+        <w:shd w:val="clear" w:color="auto" w:fill="D1D0CB" w:themeFill="accent5" w:themeFillTint="7F"/>
       </w:tcPr>
     </w:tblStylePr>
     <w:tblStylePr w:type="band1Horz">
       <w:tblPr/>
       <w:tcPr>
-        <w:shd w:val="clear" w:color="auto" w:fill="A5D5E2" w:themeFill="accent5" w:themeFillTint="7F"/>
+        <w:shd w:val="clear" w:color="auto" w:fill="D1D0CB" w:themeFill="accent5" w:themeFillTint="7F"/>
       </w:tcPr>
     </w:tblStylePr>
   </w:style>
@@ -13000,7 +13004,7 @@
       <w:spacing w:after="0" w:line="240" w:lineRule="auto"/>
     </w:pPr>
     <w:rPr>
-      <w:color w:val="000000" w:themeColor="text1"/>
+      <w:color w:val="131237" w:themeColor="text1"/>
     </w:rPr>
     <w:tblPr>
       <w:tblStyleRowBandSize w:val="1"/>
@@ -13017,7 +13021,7 @@
       </w:tblCellMar>
     </w:tblPr>
     <w:tcPr>
-      <w:shd w:val="clear" w:color="auto" w:fill="FDE9D9" w:themeFill="accent6" w:themeFillTint="33"/>
+      <w:shd w:val="clear" w:color="auto" w:fill="FFFFFF" w:themeFill="accent6" w:themeFillTint="33"/>
     </w:tcPr>
     <w:tblStylePr w:type="firstRow">
       <w:rPr>
@@ -13026,18 +13030,18 @@
       </w:rPr>
       <w:tblPr/>
       <w:tcPr>
-        <w:shd w:val="clear" w:color="auto" w:fill="FBD4B4" w:themeFill="accent6" w:themeFillTint="66"/>
+        <w:shd w:val="clear" w:color="auto" w:fill="D1D0CB" w:themeFill="accent6" w:themeFillTint="66"/>
       </w:tcPr>
     </w:tblStylePr>
     <w:tblStylePr w:type="lastRow">
       <w:rPr>
         <w:b/>
         <w:bCs/>
-        <w:color w:val="000000" w:themeColor="text1"/>
-      </w:rPr>
-      <w:tblPr/>
-      <w:tcPr>
-        <w:shd w:val="clear" w:color="auto" w:fill="FBD4B4" w:themeFill="accent6" w:themeFillTint="66"/>
+        <w:color w:val="131237" w:themeColor="text1"/>
+      </w:rPr>
+      <w:tblPr/>
+      <w:tcPr>
+        <w:shd w:val="clear" w:color="auto" w:fill="D1D0CB" w:themeFill="accent6" w:themeFillTint="66"/>
       </w:tcPr>
     </w:tblStylePr>
     <w:tblStylePr w:type="firstCol">
@@ -13046,7 +13050,7 @@
       </w:rPr>
       <w:tblPr/>
       <w:tcPr>
-        <w:shd w:val="clear" w:color="auto" w:fill="E36C0A" w:themeFill="accent6" w:themeFillShade="BF"/>
+        <w:shd w:val="clear" w:color="auto" w:fill="5C6684" w:themeFill="accent6" w:themeFillShade="BF"/>
       </w:tcPr>
     </w:tblStylePr>
     <w:tblStylePr w:type="lastCol">
@@ -13055,19 +13059,19 @@
       </w:rPr>
       <w:tblPr/>
       <w:tcPr>
-        <w:shd w:val="clear" w:color="auto" w:fill="E36C0A" w:themeFill="accent6" w:themeFillShade="BF"/>
+        <w:shd w:val="clear" w:color="auto" w:fill="5C6684" w:themeFill="accent6" w:themeFillShade="BF"/>
       </w:tcPr>
     </w:tblStylePr>
     <w:tblStylePr w:type="band1Vert">
       <w:tblPr/>
       <w:tcPr>
-        <w:shd w:val="clear" w:color="auto" w:fill="FBCAA2" w:themeFill="accent6" w:themeFillTint="7F"/>
+        <w:shd w:val="clear" w:color="auto" w:fill="D1D0CB" w:themeFill="accent6" w:themeFillTint="7F"/>
       </w:tcPr>
     </w:tblStylePr>
     <w:tblStylePr w:type="band1Horz">
       <w:tblPr/>
       <w:tcPr>
-        <w:shd w:val="clear" w:color="auto" w:fill="FBCAA2" w:themeFill="accent6" w:themeFillTint="7F"/>
+        <w:shd w:val="clear" w:color="auto" w:fill="D1D0CB" w:themeFill="accent6" w:themeFillTint="7F"/>
       </w:tcPr>
     </w:tblStylePr>
   </w:style>
@@ -13253,7 +13257,7 @@
       <w:rFonts w:asciiTheme="majorHAnsi" w:eastAsiaTheme="majorEastAsia" w:hAnsiTheme="majorHAnsi" w:cstheme="majorBidi"/>
       <w:b/>
       <w:bCs/>
-      <w:color w:val="365F91" w:themeColor="accent1" w:themeShade="BF"/>
+      <w:color w:val="5C6684" w:themeColor="accent1" w:themeShade="BF"/>
       <w:sz w:val="28"/>
       <w:szCs w:val="28"/>
     </w:rPr>
@@ -13277,7 +13281,7 @@
       <w:rFonts w:asciiTheme="majorHAnsi" w:eastAsiaTheme="majorEastAsia" w:hAnsiTheme="majorHAnsi" w:cstheme="majorBidi"/>
       <w:b/>
       <w:bCs/>
-      <w:color w:val="4F81BD" w:themeColor="accent1"/>
+      <w:color w:val="5C6684" w:themeColor="accent1"/>
       <w:sz w:val="26"/>
       <w:szCs w:val="26"/>
     </w:rPr>
@@ -13301,7 +13305,7 @@
       <w:rFonts w:asciiTheme="majorHAnsi" w:eastAsiaTheme="majorEastAsia" w:hAnsiTheme="majorHAnsi" w:cstheme="majorBidi"/>
       <w:b/>
       <w:bCs/>
-      <w:color w:val="4F81BD" w:themeColor="accent1"/>
+      <w:color w:val="5C6684" w:themeColor="accent1"/>
     </w:rPr>
   </w:style>
   <w:style w:type="paragraph" w:styleId="Heading4">
@@ -13326,7 +13330,7 @@
       <w:bCs/>
       <w:i/>
       <w:iCs/>
-      <w:color w:val="4F81BD" w:themeColor="accent1"/>
+      <w:color w:val="5C6684" w:themeColor="accent1"/>
     </w:rPr>
   </w:style>
   <w:style w:type="paragraph" w:styleId="Heading5">
@@ -13347,7 +13351,7 @@
     </w:pPr>
     <w:rPr>
       <w:rFonts w:asciiTheme="majorHAnsi" w:eastAsiaTheme="majorEastAsia" w:hAnsiTheme="majorHAnsi" w:cstheme="majorBidi"/>
-      <w:color w:val="243F60" w:themeColor="accent1" w:themeShade="7F"/>
+      <w:color w:val="2F2E47" w:themeColor="accent1" w:themeShade="7F"/>
     </w:rPr>
   </w:style>
   <w:style w:type="paragraph" w:styleId="Heading6">
@@ -13370,7 +13374,7 @@
       <w:rFonts w:asciiTheme="majorHAnsi" w:eastAsiaTheme="majorEastAsia" w:hAnsiTheme="majorHAnsi" w:cstheme="majorBidi"/>
       <w:i/>
       <w:iCs/>
-      <w:color w:val="243F60" w:themeColor="accent1" w:themeShade="7F"/>
+      <w:color w:val="2F2E47" w:themeColor="accent1" w:themeShade="7F"/>
     </w:rPr>
   </w:style>
   <w:style w:type="paragraph" w:styleId="Heading7">
@@ -13393,7 +13397,7 @@
       <w:rFonts w:asciiTheme="majorHAnsi" w:eastAsiaTheme="majorEastAsia" w:hAnsiTheme="majorHAnsi" w:cstheme="majorBidi"/>
       <w:i/>
       <w:iCs/>
-      <w:color w:val="404040" w:themeColor="text1" w:themeTint="BF"/>
+      <w:color w:val="2F2E47" w:themeColor="text1" w:themeTint="BF"/>
     </w:rPr>
   </w:style>
   <w:style w:type="paragraph" w:styleId="Heading8">
@@ -13414,7 +13418,7 @@
     </w:pPr>
     <w:rPr>
       <w:rFonts w:asciiTheme="majorHAnsi" w:eastAsiaTheme="majorEastAsia" w:hAnsiTheme="majorHAnsi" w:cstheme="majorBidi"/>
-      <w:color w:val="4F81BD" w:themeColor="accent1"/>
+      <w:color w:val="5C6684" w:themeColor="accent1"/>
       <w:sz w:val="20"/>
       <w:szCs w:val="20"/>
     </w:rPr>
@@ -13439,7 +13443,7 @@
       <w:rFonts w:asciiTheme="majorHAnsi" w:eastAsiaTheme="majorEastAsia" w:hAnsiTheme="majorHAnsi" w:cstheme="majorBidi"/>
       <w:i/>
       <w:iCs/>
-      <w:color w:val="404040" w:themeColor="text1" w:themeTint="BF"/>
+      <w:color w:val="2F2E47" w:themeColor="text1" w:themeTint="BF"/>
       <w:sz w:val="20"/>
       <w:szCs w:val="20"/>
     </w:rPr>
@@ -13490,7 +13494,7 @@
       <w:rFonts w:asciiTheme="majorHAnsi" w:eastAsiaTheme="majorEastAsia" w:hAnsiTheme="majorHAnsi" w:cstheme="majorBidi"/>
       <w:b/>
       <w:bCs/>
-      <w:color w:val="365F91" w:themeColor="accent1" w:themeShade="BF"/>
+      <w:color w:val="5C6684" w:themeColor="accent1" w:themeShade="BF"/>
       <w:sz w:val="28"/>
       <w:szCs w:val="28"/>
     </w:rPr>
@@ -13505,7 +13509,7 @@
       <w:rFonts w:asciiTheme="majorHAnsi" w:eastAsiaTheme="majorEastAsia" w:hAnsiTheme="majorHAnsi" w:cstheme="majorBidi"/>
       <w:b/>
       <w:bCs/>
-      <w:color w:val="4F81BD" w:themeColor="accent1"/>
+      <w:color w:val="5C6684" w:themeColor="accent1"/>
       <w:sz w:val="26"/>
       <w:szCs w:val="26"/>
     </w:rPr>
@@ -13520,7 +13524,7 @@
       <w:rFonts w:asciiTheme="majorHAnsi" w:eastAsiaTheme="majorEastAsia" w:hAnsiTheme="majorHAnsi" w:cstheme="majorBidi"/>
       <w:b/>
       <w:bCs/>
-      <w:color w:val="4F81BD" w:themeColor="accent1"/>
+      <w:color w:val="5C6684" w:themeColor="accent1"/>
     </w:rPr>
   </w:style>
   <w:style w:type="paragraph" w:styleId="Title">
@@ -13540,7 +13544,7 @@
     </w:pPr>
     <w:rPr>
       <w:rFonts w:asciiTheme="majorHAnsi" w:eastAsiaTheme="majorEastAsia" w:hAnsiTheme="majorHAnsi" w:cstheme="majorBidi"/>
-      <w:color w:val="17365D" w:themeColor="text2" w:themeShade="BF"/>
+      <w:color w:val="2F2E47" w:themeColor="text2" w:themeShade="BF"/>
       <w:spacing w:val="5"/>
       <w:kern w:val="28"/>
       <w:sz w:val="52"/>
@@ -13555,7 +13559,7 @@
     <w:rsid w:val="00FC693F"/>
     <w:rPr>
       <w:rFonts w:asciiTheme="majorHAnsi" w:eastAsiaTheme="majorEastAsia" w:hAnsiTheme="majorHAnsi" w:cstheme="majorBidi"/>
-      <w:color w:val="17365D" w:themeColor="text2" w:themeShade="BF"/>
+      <w:color w:val="2F2E47" w:themeColor="text2" w:themeShade="BF"/>
       <w:spacing w:val="5"/>
       <w:kern w:val="28"/>
       <w:sz w:val="52"/>
@@ -13579,7 +13583,7 @@
       <w:rFonts w:asciiTheme="majorHAnsi" w:eastAsiaTheme="majorEastAsia" w:hAnsiTheme="majorHAnsi" w:cstheme="majorBidi"/>
       <w:i/>
       <w:iCs/>
-      <w:color w:val="4F81BD" w:themeColor="accent1"/>
+      <w:color w:val="5C6684" w:themeColor="accent1"/>
       <w:spacing w:val="15"/>
       <w:sz w:val="24"/>
       <w:szCs w:val="24"/>
@@ -13595,7 +13599,7 @@
       <w:rFonts w:asciiTheme="majorHAnsi" w:eastAsiaTheme="majorEastAsia" w:hAnsiTheme="majorHAnsi" w:cstheme="majorBidi"/>
       <w:i/>
       <w:iCs/>
-      <w:color w:val="4F81BD" w:themeColor="accent1"/>
+      <w:color w:val="5C6684" w:themeColor="accent1"/>
       <w:spacing w:val="15"/>
       <w:sz w:val="24"/>
       <w:szCs w:val="24"/>
@@ -13867,7 +13871,7 @@
     <w:rPr>
       <w:i/>
       <w:iCs/>
-      <w:color w:val="000000" w:themeColor="text1"/>
+      <w:color w:val="131237" w:themeColor="text1"/>
     </w:rPr>
   </w:style>
   <w:style w:type="character" w:customStyle="1" w:styleId="QuoteChar">
@@ -13879,7 +13883,7 @@
     <w:rPr>
       <w:i/>
       <w:iCs/>
-      <w:color w:val="000000" w:themeColor="text1"/>
+      <w:color w:val="131237" w:themeColor="text1"/>
     </w:rPr>
   </w:style>
   <w:style w:type="character" w:customStyle="1" w:styleId="Heading4Char">
@@ -13895,7 +13899,7 @@
       <w:bCs/>
       <w:i/>
       <w:iCs/>
-      <w:color w:val="4F81BD" w:themeColor="accent1"/>
+      <w:color w:val="5C6684" w:themeColor="accent1"/>
     </w:rPr>
   </w:style>
   <w:style w:type="character" w:customStyle="1" w:styleId="Heading5Char">
@@ -13907,7 +13911,7 @@
     <w:rsid w:val="00FC693F"/>
     <w:rPr>
       <w:rFonts w:asciiTheme="majorHAnsi" w:eastAsiaTheme="majorEastAsia" w:hAnsiTheme="majorHAnsi" w:cstheme="majorBidi"/>
-      <w:color w:val="243F60" w:themeColor="accent1" w:themeShade="7F"/>
+      <w:color w:val="2F2E47" w:themeColor="accent1" w:themeShade="7F"/>
     </w:rPr>
   </w:style>
   <w:style w:type="character" w:customStyle="1" w:styleId="Heading6Char">
@@ -13921,7 +13925,7 @@
       <w:rFonts w:asciiTheme="majorHAnsi" w:eastAsiaTheme="majorEastAsia" w:hAnsiTheme="majorHAnsi" w:cstheme="majorBidi"/>
       <w:i/>
       <w:iCs/>
-      <w:color w:val="243F60" w:themeColor="accent1" w:themeShade="7F"/>
+      <w:color w:val="2F2E47" w:themeColor="accent1" w:themeShade="7F"/>
     </w:rPr>
   </w:style>
   <w:style w:type="character" w:customStyle="1" w:styleId="Heading7Char">
@@ -13935,7 +13939,7 @@
       <w:rFonts w:asciiTheme="majorHAnsi" w:eastAsiaTheme="majorEastAsia" w:hAnsiTheme="majorHAnsi" w:cstheme="majorBidi"/>
       <w:i/>
       <w:iCs/>
-      <w:color w:val="404040" w:themeColor="text1" w:themeTint="BF"/>
+      <w:color w:val="2F2E47" w:themeColor="text1" w:themeTint="BF"/>
     </w:rPr>
   </w:style>
   <w:style w:type="character" w:customStyle="1" w:styleId="Heading8Char">
@@ -13947,7 +13951,7 @@
     <w:rsid w:val="00FC693F"/>
     <w:rPr>
       <w:rFonts w:asciiTheme="majorHAnsi" w:eastAsiaTheme="majorEastAsia" w:hAnsiTheme="majorHAnsi" w:cstheme="majorBidi"/>
-      <w:color w:val="4F81BD" w:themeColor="accent1"/>
+      <w:color w:val="5C6684" w:themeColor="accent1"/>
       <w:sz w:val="20"/>
       <w:szCs w:val="20"/>
     </w:rPr>
@@ -13963,7 +13967,7 @@
       <w:rFonts w:asciiTheme="majorHAnsi" w:eastAsiaTheme="majorEastAsia" w:hAnsiTheme="majorHAnsi" w:cstheme="majorBidi"/>
       <w:i/>
       <w:iCs/>
-      <w:color w:val="404040" w:themeColor="text1" w:themeTint="BF"/>
+      <w:color w:val="2F2E47" w:themeColor="text1" w:themeTint="BF"/>
       <w:sz w:val="20"/>
       <w:szCs w:val="20"/>
     </w:rPr>
@@ -13983,7 +13987,7 @@
     <w:rPr>
       <w:b/>
       <w:bCs/>
-      <w:color w:val="4F81BD" w:themeColor="accent1"/>
+      <w:color w:val="5C6684" w:themeColor="accent1"/>
       <w:sz w:val="18"/>
       <w:szCs w:val="18"/>
     </w:rPr>
@@ -14030,7 +14034,7 @@
       <w:bCs/>
       <w:i/>
       <w:iCs/>
-      <w:color w:val="4F81BD" w:themeColor="accent1"/>
+      <w:color w:val="5C6684" w:themeColor="accent1"/>
     </w:rPr>
   </w:style>
   <w:style w:type="character" w:customStyle="1" w:styleId="IntenseQuoteChar">
@@ -14044,7 +14048,7 @@
       <w:bCs/>
       <w:i/>
       <w:iCs/>
-      <w:color w:val="4F81BD" w:themeColor="accent1"/>
+      <w:color w:val="5C6684" w:themeColor="accent1"/>
     </w:rPr>
   </w:style>
   <w:style w:type="character" w:styleId="SubtleEmphasis">
@@ -14056,7 +14060,7 @@
     <w:rPr>
       <w:i/>
       <w:iCs/>
-      <w:color w:val="808080" w:themeColor="text1" w:themeTint="7F"/>
+      <w:color w:val="5C6684" w:themeColor="text1" w:themeTint="7F"/>
     </w:rPr>
   </w:style>
   <w:style w:type="character" w:styleId="IntenseEmphasis">
@@ -14070,7 +14074,7 @@
       <w:bCs/>
       <w:i/>
       <w:iCs/>
-      <w:color w:val="4F81BD" w:themeColor="accent1"/>
+      <w:color w:val="5C6684" w:themeColor="accent1"/>
     </w:rPr>
   </w:style>
   <w:style w:type="character" w:styleId="SubtleReference">
@@ -14081,7 +14085,7 @@
     <w:rsid w:val="00FC693F"/>
     <w:rPr>
       <w:smallCaps/>
-      <w:color w:val="C0504D" w:themeColor="accent2"/>
+      <w:color w:val="5C6684" w:themeColor="accent2"/>
       <w:u w:val="single"/>
     </w:rPr>
   </w:style>
@@ -14095,7 +14099,7 @@
       <w:b/>
       <w:bCs/>
       <w:smallCaps/>
-      <w:color w:val="C0504D" w:themeColor="accent2"/>
+      <w:color w:val="5C6684" w:themeColor="accent2"/>
       <w:spacing w:val="5"/>
       <w:u w:val="single"/>
     </w:rPr>
@@ -14161,7 +14165,7 @@
       <w:spacing w:after="0" w:line="240" w:lineRule="auto"/>
     </w:pPr>
     <w:rPr>
-      <w:color w:val="000000" w:themeColor="text1" w:themeShade="BF"/>
+      <w:color w:val="131237" w:themeColor="text1" w:themeShade="BF"/>
     </w:rPr>
     <w:tblPr>
       <w:tblStyleRowBandSize w:val="1"/>
@@ -14239,7 +14243,7 @@
           <w:insideH w:val="nil"/>
           <w:insideV w:val="nil"/>
         </w:tcBorders>
-        <w:shd w:val="clear" w:color="auto" w:fill="C0C0C0" w:themeFill="text1" w:themeFillTint="3F"/>
+        <w:shd w:val="clear" w:color="auto" w:fill="D1D0CB" w:themeFill="text1" w:themeFillTint="3F"/>
       </w:tcPr>
     </w:tblStylePr>
     <w:tblStylePr w:type="band1Horz">
@@ -14251,7 +14255,7 @@
           <w:insideH w:val="nil"/>
           <w:insideV w:val="nil"/>
         </w:tcBorders>
-        <w:shd w:val="clear" w:color="auto" w:fill="C0C0C0" w:themeFill="text1" w:themeFillTint="3F"/>
+        <w:shd w:val="clear" w:color="auto" w:fill="D1D0CB" w:themeFill="text1" w:themeFillTint="3F"/>
       </w:tcPr>
     </w:tblStylePr>
   </w:style>
@@ -14264,7 +14268,7 @@
       <w:spacing w:after="0" w:line="240" w:lineRule="auto"/>
     </w:pPr>
     <w:rPr>
-      <w:color w:val="365F91" w:themeColor="accent1" w:themeShade="BF"/>
+      <w:color w:val="5C6684" w:themeColor="accent1" w:themeShade="BF"/>
     </w:rPr>
     <w:tblPr>
       <w:tblStyleRowBandSize w:val="1"/>
@@ -14342,7 +14346,7 @@
           <w:insideH w:val="nil"/>
           <w:insideV w:val="nil"/>
         </w:tcBorders>
-        <w:shd w:val="clear" w:color="auto" w:fill="D3DFEE" w:themeFill="accent1" w:themeFillTint="3F"/>
+        <w:shd w:val="clear" w:color="auto" w:fill="D1D0CB" w:themeFill="accent1" w:themeFillTint="3F"/>
       </w:tcPr>
     </w:tblStylePr>
     <w:tblStylePr w:type="band1Horz">
@@ -14354,7 +14358,7 @@
           <w:insideH w:val="nil"/>
           <w:insideV w:val="nil"/>
         </w:tcBorders>
-        <w:shd w:val="clear" w:color="auto" w:fill="D3DFEE" w:themeFill="accent1" w:themeFillTint="3F"/>
+        <w:shd w:val="clear" w:color="auto" w:fill="D1D0CB" w:themeFill="accent1" w:themeFillTint="3F"/>
       </w:tcPr>
     </w:tblStylePr>
   </w:style>
@@ -14367,7 +14371,7 @@
       <w:spacing w:after="0" w:line="240" w:lineRule="auto"/>
     </w:pPr>
     <w:rPr>
-      <w:color w:val="943634" w:themeColor="accent2" w:themeShade="BF"/>
+      <w:color w:val="2F2E47" w:themeColor="accent2" w:themeShade="BF"/>
     </w:rPr>
     <w:tblPr>
       <w:tblStyleRowBandSize w:val="1"/>
@@ -14445,7 +14449,7 @@
           <w:insideH w:val="nil"/>
           <w:insideV w:val="nil"/>
         </w:tcBorders>
-        <w:shd w:val="clear" w:color="auto" w:fill="EFD3D2" w:themeFill="accent2" w:themeFillTint="3F"/>
+        <w:shd w:val="clear" w:color="auto" w:fill="D1D0CB" w:themeFill="accent2" w:themeFillTint="3F"/>
       </w:tcPr>
     </w:tblStylePr>
     <w:tblStylePr w:type="band1Horz">
@@ -14457,7 +14461,7 @@
           <w:insideH w:val="nil"/>
           <w:insideV w:val="nil"/>
         </w:tcBorders>
-        <w:shd w:val="clear" w:color="auto" w:fill="EFD3D2" w:themeFill="accent2" w:themeFillTint="3F"/>
+        <w:shd w:val="clear" w:color="auto" w:fill="D1D0CB" w:themeFill="accent2" w:themeFillTint="3F"/>
       </w:tcPr>
     </w:tblStylePr>
   </w:style>
@@ -14470,7 +14474,7 @@
       <w:spacing w:after="0" w:line="240" w:lineRule="auto"/>
     </w:pPr>
     <w:rPr>
-      <w:color w:val="76923C" w:themeColor="accent3" w:themeShade="BF"/>
+      <w:color w:val="5C6684" w:themeColor="accent3" w:themeShade="BF"/>
     </w:rPr>
     <w:tblPr>
       <w:tblStyleRowBandSize w:val="1"/>
@@ -14548,7 +14552,7 @@
           <w:insideH w:val="nil"/>
           <w:insideV w:val="nil"/>
         </w:tcBorders>
-        <w:shd w:val="clear" w:color="auto" w:fill="E6EED5" w:themeFill="accent3" w:themeFillTint="3F"/>
+        <w:shd w:val="clear" w:color="auto" w:fill="D1D0CB" w:themeFill="accent3" w:themeFillTint="3F"/>
       </w:tcPr>
     </w:tblStylePr>
     <w:tblStylePr w:type="band1Horz">
@@ -14560,7 +14564,7 @@
           <w:insideH w:val="nil"/>
           <w:insideV w:val="nil"/>
         </w:tcBorders>
-        <w:shd w:val="clear" w:color="auto" w:fill="E6EED5" w:themeFill="accent3" w:themeFillTint="3F"/>
+        <w:shd w:val="clear" w:color="auto" w:fill="D1D0CB" w:themeFill="accent3" w:themeFillTint="3F"/>
       </w:tcPr>
     </w:tblStylePr>
   </w:style>
@@ -14573,7 +14577,7 @@
       <w:spacing w:after="0" w:line="240" w:lineRule="auto"/>
     </w:pPr>
     <w:rPr>
-      <w:color w:val="5F497A" w:themeColor="accent4" w:themeShade="BF"/>
+      <w:color w:val="5C6684" w:themeColor="accent4" w:themeShade="BF"/>
     </w:rPr>
     <w:tblPr>
       <w:tblStyleRowBandSize w:val="1"/>
@@ -14651,7 +14655,7 @@
           <w:insideH w:val="nil"/>
           <w:insideV w:val="nil"/>
         </w:tcBorders>
-        <w:shd w:val="clear" w:color="auto" w:fill="DFD8E8" w:themeFill="accent4" w:themeFillTint="3F"/>
+        <w:shd w:val="clear" w:color="auto" w:fill="D1D0CB" w:themeFill="accent4" w:themeFillTint="3F"/>
       </w:tcPr>
     </w:tblStylePr>
     <w:tblStylePr w:type="band1Horz">
@@ -14663,7 +14667,7 @@
           <w:insideH w:val="nil"/>
           <w:insideV w:val="nil"/>
         </w:tcBorders>
-        <w:shd w:val="clear" w:color="auto" w:fill="DFD8E8" w:themeFill="accent4" w:themeFillTint="3F"/>
+        <w:shd w:val="clear" w:color="auto" w:fill="D1D0CB" w:themeFill="accent4" w:themeFillTint="3F"/>
       </w:tcPr>
     </w:tblStylePr>
   </w:style>
@@ -14676,7 +14680,7 @@
       <w:spacing w:after="0" w:line="240" w:lineRule="auto"/>
     </w:pPr>
     <w:rPr>
-      <w:color w:val="31849B" w:themeColor="accent5" w:themeShade="BF"/>
+      <w:color w:val="5C6684" w:themeColor="accent5" w:themeShade="BF"/>
     </w:rPr>
     <w:tblPr>
       <w:tblStyleRowBandSize w:val="1"/>
@@ -14754,7 +14758,7 @@
           <w:insideH w:val="nil"/>
           <w:insideV w:val="nil"/>
         </w:tcBorders>
-        <w:shd w:val="clear" w:color="auto" w:fill="D2EAF1" w:themeFill="accent5" w:themeFillTint="3F"/>
+        <w:shd w:val="clear" w:color="auto" w:fill="D1D0CB" w:themeFill="accent5" w:themeFillTint="3F"/>
       </w:tcPr>
     </w:tblStylePr>
     <w:tblStylePr w:type="band1Horz">
@@ -14766,7 +14770,7 @@
           <w:insideH w:val="nil"/>
           <w:insideV w:val="nil"/>
         </w:tcBorders>
-        <w:shd w:val="clear" w:color="auto" w:fill="D2EAF1" w:themeFill="accent5" w:themeFillTint="3F"/>
+        <w:shd w:val="clear" w:color="auto" w:fill="D1D0CB" w:themeFill="accent5" w:themeFillTint="3F"/>
       </w:tcPr>
     </w:tblStylePr>
   </w:style>
@@ -14779,7 +14783,7 @@
       <w:spacing w:after="0" w:line="240" w:lineRule="auto"/>
     </w:pPr>
     <w:rPr>
-      <w:color w:val="E36C0A" w:themeColor="accent6" w:themeShade="BF"/>
+      <w:color w:val="5C6684" w:themeColor="accent6" w:themeShade="BF"/>
     </w:rPr>
     <w:tblPr>
       <w:tblStyleRowBandSize w:val="1"/>
@@ -14857,7 +14861,7 @@
           <w:insideH w:val="nil"/>
           <w:insideV w:val="nil"/>
         </w:tcBorders>
-        <w:shd w:val="clear" w:color="auto" w:fill="FDE4D0" w:themeFill="accent6" w:themeFillTint="3F"/>
+        <w:shd w:val="clear" w:color="auto" w:fill="D1D0CB" w:themeFill="accent6" w:themeFillTint="3F"/>
       </w:tcPr>
     </w:tblStylePr>
     <w:tblStylePr w:type="band1Horz">
@@ -14869,7 +14873,7 @@
           <w:insideH w:val="nil"/>
           <w:insideV w:val="nil"/>
         </w:tcBorders>
-        <w:shd w:val="clear" w:color="auto" w:fill="FDE4D0" w:themeFill="accent6" w:themeFillTint="3F"/>
+        <w:shd w:val="clear" w:color="auto" w:fill="D1D0CB" w:themeFill="accent6" w:themeFillTint="3F"/>
       </w:tcPr>
     </w:tblStylePr>
   </w:style>
@@ -14909,7 +14913,7 @@
       </w:rPr>
       <w:tblPr/>
       <w:tcPr>
-        <w:shd w:val="clear" w:color="auto" w:fill="000000" w:themeFill="text1"/>
+        <w:shd w:val="clear" w:color="auto" w:fill="131237" w:themeFill="text1"/>
       </w:tcPr>
     </w:tblStylePr>
     <w:tblStylePr w:type="lastRow">
@@ -15001,7 +15005,7 @@
       </w:rPr>
       <w:tblPr/>
       <w:tcPr>
-        <w:shd w:val="clear" w:color="auto" w:fill="4F81BD" w:themeFill="accent1"/>
+        <w:shd w:val="clear" w:color="auto" w:fill="5C6684" w:themeFill="accent1"/>
       </w:tcPr>
     </w:tblStylePr>
     <w:tblStylePr w:type="lastRow">
@@ -15093,7 +15097,7 @@
       </w:rPr>
       <w:tblPr/>
       <w:tcPr>
-        <w:shd w:val="clear" w:color="auto" w:fill="C0504D" w:themeFill="accent2"/>
+        <w:shd w:val="clear" w:color="auto" w:fill="5C6684" w:themeFill="accent2"/>
       </w:tcPr>
     </w:tblStylePr>
     <w:tblStylePr w:type="lastRow">
@@ -15185,7 +15189,7 @@
       </w:rPr>
       <w:tblPr/>
       <w:tcPr>
-        <w:shd w:val="clear" w:color="auto" w:fill="9BBB59" w:themeFill="accent3"/>
+        <w:shd w:val="clear" w:color="auto" w:fill="5C6684" w:themeFill="accent3"/>
       </w:tcPr>
     </w:tblStylePr>
     <w:tblStylePr w:type="lastRow">
@@ -15277,7 +15281,7 @@
       </w:rPr>
       <w:tblPr/>
       <w:tcPr>
-        <w:shd w:val="clear" w:color="auto" w:fill="8064A2" w:themeFill="accent4"/>
+        <w:shd w:val="clear" w:color="auto" w:fill="5C6684" w:themeFill="accent4"/>
       </w:tcPr>
     </w:tblStylePr>
     <w:tblStylePr w:type="lastRow">
@@ -15369,7 +15373,7 @@
       </w:rPr>
       <w:tblPr/>
       <w:tcPr>
-        <w:shd w:val="clear" w:color="auto" w:fill="4BACC6" w:themeFill="accent5"/>
+        <w:shd w:val="clear" w:color="auto" w:fill="5C6684" w:themeFill="accent5"/>
       </w:tcPr>
     </w:tblStylePr>
     <w:tblStylePr w:type="lastRow">
@@ -15461,7 +15465,7 @@
       </w:rPr>
       <w:tblPr/>
       <w:tcPr>
-        <w:shd w:val="clear" w:color="auto" w:fill="F79646" w:themeFill="accent6"/>
+        <w:shd w:val="clear" w:color="auto" w:fill="D1D0CB" w:themeFill="accent6"/>
       </w:tcPr>
     </w:tblStylePr>
     <w:tblStylePr w:type="lastRow">
@@ -15618,7 +15622,7 @@
           <w:bottom w:val="single" w:sz="8" w:space="0" w:color="000000" w:themeColor="text1"/>
           <w:right w:val="single" w:sz="8" w:space="0" w:color="000000" w:themeColor="text1"/>
         </w:tcBorders>
-        <w:shd w:val="clear" w:color="auto" w:fill="C0C0C0" w:themeFill="text1" w:themeFillTint="3F"/>
+        <w:shd w:val="clear" w:color="auto" w:fill="D1D0CB" w:themeFill="text1" w:themeFillTint="3F"/>
       </w:tcPr>
     </w:tblStylePr>
     <w:tblStylePr w:type="band1Horz">
@@ -15631,7 +15635,7 @@
           <w:right w:val="single" w:sz="8" w:space="0" w:color="000000" w:themeColor="text1"/>
           <w:insideV w:val="single" w:sz="8" w:space="0" w:color="000000" w:themeColor="text1"/>
         </w:tcBorders>
-        <w:shd w:val="clear" w:color="auto" w:fill="C0C0C0" w:themeFill="text1" w:themeFillTint="3F"/>
+        <w:shd w:val="clear" w:color="auto" w:fill="D1D0CB" w:themeFill="text1" w:themeFillTint="3F"/>
       </w:tcPr>
     </w:tblStylePr>
     <w:tblStylePr w:type="band2Horz">
@@ -15748,7 +15752,7 @@
           <w:bottom w:val="single" w:sz="8" w:space="0" w:color="4F81BD" w:themeColor="accent1"/>
           <w:right w:val="single" w:sz="8" w:space="0" w:color="4F81BD" w:themeColor="accent1"/>
         </w:tcBorders>
-        <w:shd w:val="clear" w:color="auto" w:fill="D3DFEE" w:themeFill="accent1" w:themeFillTint="3F"/>
+        <w:shd w:val="clear" w:color="auto" w:fill="D1D0CB" w:themeFill="accent1" w:themeFillTint="3F"/>
       </w:tcPr>
     </w:tblStylePr>
     <w:tblStylePr w:type="band1Horz">
@@ -15761,7 +15765,7 @@
           <w:right w:val="single" w:sz="8" w:space="0" w:color="4F81BD" w:themeColor="accent1"/>
           <w:insideV w:val="single" w:sz="8" w:space="0" w:color="4F81BD" w:themeColor="accent1"/>
         </w:tcBorders>
-        <w:shd w:val="clear" w:color="auto" w:fill="D3DFEE" w:themeFill="accent1" w:themeFillTint="3F"/>
+        <w:shd w:val="clear" w:color="auto" w:fill="D1D0CB" w:themeFill="accent1" w:themeFillTint="3F"/>
       </w:tcPr>
     </w:tblStylePr>
     <w:tblStylePr w:type="band2Horz">
@@ -15878,7 +15882,7 @@
           <w:bottom w:val="single" w:sz="8" w:space="0" w:color="C0504D" w:themeColor="accent2"/>
           <w:right w:val="single" w:sz="8" w:space="0" w:color="C0504D" w:themeColor="accent2"/>
         </w:tcBorders>
-        <w:shd w:val="clear" w:color="auto" w:fill="EFD3D2" w:themeFill="accent2" w:themeFillTint="3F"/>
+        <w:shd w:val="clear" w:color="auto" w:fill="D1D0CB" w:themeFill="accent2" w:themeFillTint="3F"/>
       </w:tcPr>
     </w:tblStylePr>
     <w:tblStylePr w:type="band1Horz">
@@ -15891,7 +15895,7 @@
           <w:right w:val="single" w:sz="8" w:space="0" w:color="C0504D" w:themeColor="accent2"/>
           <w:insideV w:val="single" w:sz="8" w:space="0" w:color="C0504D" w:themeColor="accent2"/>
         </w:tcBorders>
-        <w:shd w:val="clear" w:color="auto" w:fill="EFD3D2" w:themeFill="accent2" w:themeFillTint="3F"/>
+        <w:shd w:val="clear" w:color="auto" w:fill="D1D0CB" w:themeFill="accent2" w:themeFillTint="3F"/>
       </w:tcPr>
     </w:tblStylePr>
     <w:tblStylePr w:type="band2Horz">
@@ -16008,7 +16012,7 @@
           <w:bottom w:val="single" w:sz="8" w:space="0" w:color="9BBB59" w:themeColor="accent3"/>
           <w:right w:val="single" w:sz="8" w:space="0" w:color="9BBB59" w:themeColor="accent3"/>
         </w:tcBorders>
-        <w:shd w:val="clear" w:color="auto" w:fill="E6EED5" w:themeFill="accent3" w:themeFillTint="3F"/>
+        <w:shd w:val="clear" w:color="auto" w:fill="D1D0CB" w:themeFill="accent3" w:themeFillTint="3F"/>
       </w:tcPr>
     </w:tblStylePr>
     <w:tblStylePr w:type="band1Horz">
@@ -16021,7 +16025,7 @@
           <w:right w:val="single" w:sz="8" w:space="0" w:color="9BBB59" w:themeColor="accent3"/>
           <w:insideV w:val="single" w:sz="8" w:space="0" w:color="9BBB59" w:themeColor="accent3"/>
         </w:tcBorders>
-        <w:shd w:val="clear" w:color="auto" w:fill="E6EED5" w:themeFill="accent3" w:themeFillTint="3F"/>
+        <w:shd w:val="clear" w:color="auto" w:fill="D1D0CB" w:themeFill="accent3" w:themeFillTint="3F"/>
       </w:tcPr>
     </w:tblStylePr>
     <w:tblStylePr w:type="band2Horz">
@@ -16138,7 +16142,7 @@
           <w:bottom w:val="single" w:sz="8" w:space="0" w:color="8064A2" w:themeColor="accent4"/>
           <w:right w:val="single" w:sz="8" w:space="0" w:color="8064A2" w:themeColor="accent4"/>
         </w:tcBorders>
-        <w:shd w:val="clear" w:color="auto" w:fill="DFD8E8" w:themeFill="accent4" w:themeFillTint="3F"/>
+        <w:shd w:val="clear" w:color="auto" w:fill="D1D0CB" w:themeFill="accent4" w:themeFillTint="3F"/>
       </w:tcPr>
     </w:tblStylePr>
     <w:tblStylePr w:type="band1Horz">
@@ -16151,7 +16155,7 @@
           <w:right w:val="single" w:sz="8" w:space="0" w:color="8064A2" w:themeColor="accent4"/>
           <w:insideV w:val="single" w:sz="8" w:space="0" w:color="8064A2" w:themeColor="accent4"/>
         </w:tcBorders>
-        <w:shd w:val="clear" w:color="auto" w:fill="DFD8E8" w:themeFill="accent4" w:themeFillTint="3F"/>
+        <w:shd w:val="clear" w:color="auto" w:fill="D1D0CB" w:themeFill="accent4" w:themeFillTint="3F"/>
       </w:tcPr>
     </w:tblStylePr>
     <w:tblStylePr w:type="band2Horz">
@@ -16268,7 +16272,7 @@
           <w:bottom w:val="single" w:sz="8" w:space="0" w:color="4BACC6" w:themeColor="accent5"/>
           <w:right w:val="single" w:sz="8" w:space="0" w:color="4BACC6" w:themeColor="accent5"/>
         </w:tcBorders>
-        <w:shd w:val="clear" w:color="auto" w:fill="D2EAF1" w:themeFill="accent5" w:themeFillTint="3F"/>
+        <w:shd w:val="clear" w:color="auto" w:fill="D1D0CB" w:themeFill="accent5" w:themeFillTint="3F"/>
       </w:tcPr>
     </w:tblStylePr>
     <w:tblStylePr w:type="band1Horz">
@@ -16281,7 +16285,7 @@
           <w:right w:val="single" w:sz="8" w:space="0" w:color="4BACC6" w:themeColor="accent5"/>
           <w:insideV w:val="single" w:sz="8" w:space="0" w:color="4BACC6" w:themeColor="accent5"/>
         </w:tcBorders>
-        <w:shd w:val="clear" w:color="auto" w:fill="D2EAF1" w:themeFill="accent5" w:themeFillTint="3F"/>
+        <w:shd w:val="clear" w:color="auto" w:fill="D1D0CB" w:themeFill="accent5" w:themeFillTint="3F"/>
       </w:tcPr>
     </w:tblStylePr>
     <w:tblStylePr w:type="band2Horz">
@@ -16398,7 +16402,7 @@
           <w:bottom w:val="single" w:sz="8" w:space="0" w:color="F79646" w:themeColor="accent6"/>
           <w:right w:val="single" w:sz="8" w:space="0" w:color="F79646" w:themeColor="accent6"/>
         </w:tcBorders>
-        <w:shd w:val="clear" w:color="auto" w:fill="FDE4D0" w:themeFill="accent6" w:themeFillTint="3F"/>
+        <w:shd w:val="clear" w:color="auto" w:fill="D1D0CB" w:themeFill="accent6" w:themeFillTint="3F"/>
       </w:tcPr>
     </w:tblStylePr>
     <w:tblStylePr w:type="band1Horz">
@@ -16411,7 +16415,7 @@
           <w:right w:val="single" w:sz="8" w:space="0" w:color="F79646" w:themeColor="accent6"/>
           <w:insideV w:val="single" w:sz="8" w:space="0" w:color="F79646" w:themeColor="accent6"/>
         </w:tcBorders>
-        <w:shd w:val="clear" w:color="auto" w:fill="FDE4D0" w:themeFill="accent6" w:themeFillTint="3F"/>
+        <w:shd w:val="clear" w:color="auto" w:fill="D1D0CB" w:themeFill="accent6" w:themeFillTint="3F"/>
       </w:tcPr>
     </w:tblStylePr>
     <w:tblStylePr w:type="band2Horz">
@@ -16472,7 +16476,7 @@
           <w:insideH w:val="nil"/>
           <w:insideV w:val="nil"/>
         </w:tcBorders>
-        <w:shd w:val="clear" w:color="auto" w:fill="000000" w:themeFill="text1"/>
+        <w:shd w:val="clear" w:color="auto" w:fill="131237" w:themeFill="text1"/>
       </w:tcPr>
     </w:tblStylePr>
     <w:tblStylePr w:type="lastRow">
@@ -16510,7 +16514,7 @@
     <w:tblStylePr w:type="band1Vert">
       <w:tblPr/>
       <w:tcPr>
-        <w:shd w:val="clear" w:color="auto" w:fill="C0C0C0" w:themeFill="text1" w:themeFillTint="3F"/>
+        <w:shd w:val="clear" w:color="auto" w:fill="D1D0CB" w:themeFill="text1" w:themeFillTint="3F"/>
       </w:tcPr>
     </w:tblStylePr>
     <w:tblStylePr w:type="band1Horz">
@@ -16520,7 +16524,7 @@
           <w:insideH w:val="nil"/>
           <w:insideV w:val="nil"/>
         </w:tcBorders>
-        <w:shd w:val="clear" w:color="auto" w:fill="C0C0C0" w:themeFill="text1" w:themeFillTint="3F"/>
+        <w:shd w:val="clear" w:color="auto" w:fill="D1D0CB" w:themeFill="text1" w:themeFillTint="3F"/>
       </w:tcPr>
     </w:tblStylePr>
     <w:tblStylePr w:type="band2Horz">
@@ -16578,7 +16582,7 @@
           <w:insideH w:val="nil"/>
           <w:insideV w:val="nil"/>
         </w:tcBorders>
-        <w:shd w:val="clear" w:color="auto" w:fill="4F81BD" w:themeFill="accent1"/>
+        <w:shd w:val="clear" w:color="auto" w:fill="5C6684" w:themeFill="accent1"/>
       </w:tcPr>
     </w:tblStylePr>
     <w:tblStylePr w:type="lastRow">
@@ -16616,7 +16620,7 @@
     <w:tblStylePr w:type="band1Vert">
       <w:tblPr/>
       <w:tcPr>
-        <w:shd w:val="clear" w:color="auto" w:fill="D3DFEE" w:themeFill="accent1" w:themeFillTint="3F"/>
+        <w:shd w:val="clear" w:color="auto" w:fill="D1D0CB" w:themeFill="accent1" w:themeFillTint="3F"/>
       </w:tcPr>
     </w:tblStylePr>
     <w:tblStylePr w:type="band1Horz">
@@ -16626,7 +16630,7 @@
           <w:insideH w:val="nil"/>
           <w:insideV w:val="nil"/>
         </w:tcBorders>
-        <w:shd w:val="clear" w:color="auto" w:fill="D3DFEE" w:themeFill="accent1" w:themeFillTint="3F"/>
+        <w:shd w:val="clear" w:color="auto" w:fill="D1D0CB" w:themeFill="accent1" w:themeFillTint="3F"/>
       </w:tcPr>
     </w:tblStylePr>
     <w:tblStylePr w:type="band2Horz">
@@ -16684,7 +16688,7 @@
           <w:insideH w:val="nil"/>
           <w:insideV w:val="nil"/>
         </w:tcBorders>
-        <w:shd w:val="clear" w:color="auto" w:fill="C0504D" w:themeFill="accent2"/>
+        <w:shd w:val="clear" w:color="auto" w:fill="5C6684" w:themeFill="accent2"/>
       </w:tcPr>
     </w:tblStylePr>
     <w:tblStylePr w:type="lastRow">
@@ -16722,7 +16726,7 @@
     <w:tblStylePr w:type="band1Vert">
       <w:tblPr/>
       <w:tcPr>
-        <w:shd w:val="clear" w:color="auto" w:fill="EFD3D2" w:themeFill="accent2" w:themeFillTint="3F"/>
+        <w:shd w:val="clear" w:color="auto" w:fill="D1D0CB" w:themeFill="accent2" w:themeFillTint="3F"/>
       </w:tcPr>
     </w:tblStylePr>
     <w:tblStylePr w:type="band1Horz">
@@ -16732,7 +16736,7 @@
           <w:insideH w:val="nil"/>
           <w:insideV w:val="nil"/>
         </w:tcBorders>
-        <w:shd w:val="clear" w:color="auto" w:fill="EFD3D2" w:themeFill="accent2" w:themeFillTint="3F"/>
+        <w:shd w:val="clear" w:color="auto" w:fill="D1D0CB" w:themeFill="accent2" w:themeFillTint="3F"/>
       </w:tcPr>
     </w:tblStylePr>
     <w:tblStylePr w:type="band2Horz">
@@ -16790,7 +16794,7 @@
           <w:insideH w:val="nil"/>
           <w:insideV w:val="nil"/>
         </w:tcBorders>
-        <w:shd w:val="clear" w:color="auto" w:fill="9BBB59" w:themeFill="accent3"/>
+        <w:shd w:val="clear" w:color="auto" w:fill="5C6684" w:themeFill="accent3"/>
       </w:tcPr>
     </w:tblStylePr>
     <w:tblStylePr w:type="lastRow">
@@ -16828,7 +16832,7 @@
     <w:tblStylePr w:type="band1Vert">
       <w:tblPr/>
       <w:tcPr>
-        <w:shd w:val="clear" w:color="auto" w:fill="E6EED5" w:themeFill="accent3" w:themeFillTint="3F"/>
+        <w:shd w:val="clear" w:color="auto" w:fill="D1D0CB" w:themeFill="accent3" w:themeFillTint="3F"/>
       </w:tcPr>
     </w:tblStylePr>
     <w:tblStylePr w:type="band1Horz">
@@ -16838,7 +16842,7 @@
           <w:insideH w:val="nil"/>
           <w:insideV w:val="nil"/>
         </w:tcBorders>
-        <w:shd w:val="clear" w:color="auto" w:fill="E6EED5" w:themeFill="accent3" w:themeFillTint="3F"/>
+        <w:shd w:val="clear" w:color="auto" w:fill="D1D0CB" w:themeFill="accent3" w:themeFillTint="3F"/>
       </w:tcPr>
     </w:tblStylePr>
     <w:tblStylePr w:type="band2Horz">
@@ -16896,7 +16900,7 @@
           <w:insideH w:val="nil"/>
           <w:insideV w:val="nil"/>
         </w:tcBorders>
-        <w:shd w:val="clear" w:color="auto" w:fill="8064A2" w:themeFill="accent4"/>
+        <w:shd w:val="clear" w:color="auto" w:fill="5C6684" w:themeFill="accent4"/>
       </w:tcPr>
     </w:tblStylePr>
     <w:tblStylePr w:type="lastRow">
@@ -16934,7 +16938,7 @@
     <w:tblStylePr w:type="band1Vert">
       <w:tblPr/>
       <w:tcPr>
-        <w:shd w:val="clear" w:color="auto" w:fill="DFD8E8" w:themeFill="accent4" w:themeFillTint="3F"/>
+        <w:shd w:val="clear" w:color="auto" w:fill="D1D0CB" w:themeFill="accent4" w:themeFillTint="3F"/>
       </w:tcPr>
     </w:tblStylePr>
     <w:tblStylePr w:type="band1Horz">
@@ -16944,7 +16948,7 @@
           <w:insideH w:val="nil"/>
           <w:insideV w:val="nil"/>
         </w:tcBorders>
-        <w:shd w:val="clear" w:color="auto" w:fill="DFD8E8" w:themeFill="accent4" w:themeFillTint="3F"/>
+        <w:shd w:val="clear" w:color="auto" w:fill="D1D0CB" w:themeFill="accent4" w:themeFillTint="3F"/>
       </w:tcPr>
     </w:tblStylePr>
     <w:tblStylePr w:type="band2Horz">
@@ -17002,7 +17006,7 @@
           <w:insideH w:val="nil"/>
           <w:insideV w:val="nil"/>
         </w:tcBorders>
-        <w:shd w:val="clear" w:color="auto" w:fill="4BACC6" w:themeFill="accent5"/>
+        <w:shd w:val="clear" w:color="auto" w:fill="5C6684" w:themeFill="accent5"/>
       </w:tcPr>
     </w:tblStylePr>
     <w:tblStylePr w:type="lastRow">
@@ -17040,7 +17044,7 @@
     <w:tblStylePr w:type="band1Vert">
       <w:tblPr/>
       <w:tcPr>
-        <w:shd w:val="clear" w:color="auto" w:fill="D2EAF1" w:themeFill="accent5" w:themeFillTint="3F"/>
+        <w:shd w:val="clear" w:color="auto" w:fill="D1D0CB" w:themeFill="accent5" w:themeFillTint="3F"/>
       </w:tcPr>
     </w:tblStylePr>
     <w:tblStylePr w:type="band1Horz">
@@ -17050,7 +17054,7 @@
           <w:insideH w:val="nil"/>
           <w:insideV w:val="nil"/>
         </w:tcBorders>
-        <w:shd w:val="clear" w:color="auto" w:fill="D2EAF1" w:themeFill="accent5" w:themeFillTint="3F"/>
+        <w:shd w:val="clear" w:color="auto" w:fill="D1D0CB" w:themeFill="accent5" w:themeFillTint="3F"/>
       </w:tcPr>
     </w:tblStylePr>
     <w:tblStylePr w:type="band2Horz">
@@ -17108,7 +17112,7 @@
           <w:insideH w:val="nil"/>
           <w:insideV w:val="nil"/>
         </w:tcBorders>
-        <w:shd w:val="clear" w:color="auto" w:fill="F79646" w:themeFill="accent6"/>
+        <w:shd w:val="clear" w:color="auto" w:fill="D1D0CB" w:themeFill="accent6"/>
       </w:tcPr>
     </w:tblStylePr>
     <w:tblStylePr w:type="lastRow">
@@ -17146,7 +17150,7 @@
     <w:tblStylePr w:type="band1Vert">
       <w:tblPr/>
       <w:tcPr>
-        <w:shd w:val="clear" w:color="auto" w:fill="FDE4D0" w:themeFill="accent6" w:themeFillTint="3F"/>
+        <w:shd w:val="clear" w:color="auto" w:fill="D1D0CB" w:themeFill="accent6" w:themeFillTint="3F"/>
       </w:tcPr>
     </w:tblStylePr>
     <w:tblStylePr w:type="band1Horz">
@@ -17156,7 +17160,7 @@
           <w:insideH w:val="nil"/>
           <w:insideV w:val="nil"/>
         </w:tcBorders>
-        <w:shd w:val="clear" w:color="auto" w:fill="FDE4D0" w:themeFill="accent6" w:themeFillTint="3F"/>
+        <w:shd w:val="clear" w:color="auto" w:fill="D1D0CB" w:themeFill="accent6" w:themeFillTint="3F"/>
       </w:tcPr>
     </w:tblStylePr>
     <w:tblStylePr w:type="band2Horz">
@@ -17211,7 +17215,7 @@
           <w:insideH w:val="nil"/>
           <w:insideV w:val="nil"/>
         </w:tcBorders>
-        <w:shd w:val="clear" w:color="auto" w:fill="000000" w:themeFill="text1"/>
+        <w:shd w:val="clear" w:color="auto" w:fill="131237" w:themeFill="text1"/>
       </w:tcPr>
     </w:tblStylePr>
     <w:tblStylePr w:type="lastRow">
@@ -17250,7 +17254,7 @@
           <w:insideH w:val="nil"/>
           <w:insideV w:val="nil"/>
         </w:tcBorders>
-        <w:shd w:val="clear" w:color="auto" w:fill="000000" w:themeFill="text1"/>
+        <w:shd w:val="clear" w:color="auto" w:fill="131237" w:themeFill="text1"/>
       </w:tcPr>
     </w:tblStylePr>
     <w:tblStylePr w:type="lastCol">
@@ -17267,7 +17271,7 @@
           <w:insideH w:val="nil"/>
           <w:insideV w:val="nil"/>
         </w:tcBorders>
-        <w:shd w:val="clear" w:color="auto" w:fill="000000" w:themeFill="text1"/>
+        <w:shd w:val="clear" w:color="auto" w:fill="131237" w:themeFill="text1"/>
       </w:tcPr>
     </w:tblStylePr>
     <w:tblStylePr w:type="band1Vert">
@@ -17279,13 +17283,13 @@
           <w:insideH w:val="nil"/>
           <w:insideV w:val="nil"/>
         </w:tcBorders>
-        <w:shd w:val="clear" w:color="auto" w:fill="D8D8D8" w:themeFill="background1" w:themeFillShade="D8"/>
+        <w:shd w:val="clear" w:color="auto" w:fill="D1D0CB" w:themeFill="background1" w:themeFillShade="D8"/>
       </w:tcPr>
     </w:tblStylePr>
     <w:tblStylePr w:type="band1Horz">
       <w:tblPr/>
       <w:tcPr>
-        <w:shd w:val="clear" w:color="auto" w:fill="D8D8D8" w:themeFill="background1" w:themeFillShade="D8"/>
+        <w:shd w:val="clear" w:color="auto" w:fill="D1D0CB" w:themeFill="background1" w:themeFillShade="D8"/>
       </w:tcPr>
     </w:tblStylePr>
     <w:tblStylePr w:type="neCell">
@@ -17360,7 +17364,7 @@
           <w:insideH w:val="nil"/>
           <w:insideV w:val="nil"/>
         </w:tcBorders>
-        <w:shd w:val="clear" w:color="auto" w:fill="4F81BD" w:themeFill="accent1"/>
+        <w:shd w:val="clear" w:color="auto" w:fill="5C6684" w:themeFill="accent1"/>
       </w:tcPr>
     </w:tblStylePr>
     <w:tblStylePr w:type="lastRow">
@@ -17399,7 +17403,7 @@
           <w:insideH w:val="nil"/>
           <w:insideV w:val="nil"/>
         </w:tcBorders>
-        <w:shd w:val="clear" w:color="auto" w:fill="4F81BD" w:themeFill="accent1"/>
+        <w:shd w:val="clear" w:color="auto" w:fill="5C6684" w:themeFill="accent1"/>
       </w:tcPr>
     </w:tblStylePr>
     <w:tblStylePr w:type="lastCol">
@@ -17416,7 +17420,7 @@
           <w:insideH w:val="nil"/>
           <w:insideV w:val="nil"/>
         </w:tcBorders>
-        <w:shd w:val="clear" w:color="auto" w:fill="4F81BD" w:themeFill="accent1"/>
+        <w:shd w:val="clear" w:color="auto" w:fill="5C6684" w:themeFill="accent1"/>
       </w:tcPr>
     </w:tblStylePr>
     <w:tblStylePr w:type="band1Vert">
@@ -17428,13 +17432,13 @@
           <w:insideH w:val="nil"/>
           <w:insideV w:val="nil"/>
         </w:tcBorders>
-        <w:shd w:val="clear" w:color="auto" w:fill="D8D8D8" w:themeFill="background1" w:themeFillShade="D8"/>
+        <w:shd w:val="clear" w:color="auto" w:fill="D1D0CB" w:themeFill="background1" w:themeFillShade="D8"/>
       </w:tcPr>
     </w:tblStylePr>
     <w:tblStylePr w:type="band1Horz">
       <w:tblPr/>
       <w:tcPr>
-        <w:shd w:val="clear" w:color="auto" w:fill="D8D8D8" w:themeFill="background1" w:themeFillShade="D8"/>
+        <w:shd w:val="clear" w:color="auto" w:fill="D1D0CB" w:themeFill="background1" w:themeFillShade="D8"/>
       </w:tcPr>
     </w:tblStylePr>
     <w:tblStylePr w:type="neCell">
@@ -17509,7 +17513,7 @@
           <w:insideH w:val="nil"/>
           <w:insideV w:val="nil"/>
         </w:tcBorders>
-        <w:shd w:val="clear" w:color="auto" w:fill="C0504D" w:themeFill="accent2"/>
+        <w:shd w:val="clear" w:color="auto" w:fill="5C6684" w:themeFill="accent2"/>
       </w:tcPr>
     </w:tblStylePr>
     <w:tblStylePr w:type="lastRow">
@@ -17548,7 +17552,7 @@
           <w:insideH w:val="nil"/>
           <w:insideV w:val="nil"/>
         </w:tcBorders>
-        <w:shd w:val="clear" w:color="auto" w:fill="C0504D" w:themeFill="accent2"/>
+        <w:shd w:val="clear" w:color="auto" w:fill="5C6684" w:themeFill="accent2"/>
       </w:tcPr>
     </w:tblStylePr>
     <w:tblStylePr w:type="lastCol">
@@ -17565,7 +17569,7 @@
           <w:insideH w:val="nil"/>
           <w:insideV w:val="nil"/>
         </w:tcBorders>
-        <w:shd w:val="clear" w:color="auto" w:fill="C0504D" w:themeFill="accent2"/>
+        <w:shd w:val="clear" w:color="auto" w:fill="5C6684" w:themeFill="accent2"/>
       </w:tcPr>
     </w:tblStylePr>
     <w:tblStylePr w:type="band1Vert">
@@ -17577,13 +17581,13 @@
           <w:insideH w:val="nil"/>
           <w:insideV w:val="nil"/>
         </w:tcBorders>
-        <w:shd w:val="clear" w:color="auto" w:fill="D8D8D8" w:themeFill="background1" w:themeFillShade="D8"/>
+        <w:shd w:val="clear" w:color="auto" w:fill="D1D0CB" w:themeFill="background1" w:themeFillShade="D8"/>
       </w:tcPr>
     </w:tblStylePr>
     <w:tblStylePr w:type="band1Horz">
       <w:tblPr/>
       <w:tcPr>
-        <w:shd w:val="clear" w:color="auto" w:fill="D8D8D8" w:themeFill="background1" w:themeFillShade="D8"/>
+        <w:shd w:val="clear" w:color="auto" w:fill="D1D0CB" w:themeFill="background1" w:themeFillShade="D8"/>
       </w:tcPr>
     </w:tblStylePr>
     <w:tblStylePr w:type="neCell">
@@ -17658,7 +17662,7 @@
           <w:insideH w:val="nil"/>
           <w:insideV w:val="nil"/>
         </w:tcBorders>
-        <w:shd w:val="clear" w:color="auto" w:fill="9BBB59" w:themeFill="accent3"/>
+        <w:shd w:val="clear" w:color="auto" w:fill="5C6684" w:themeFill="accent3"/>
       </w:tcPr>
     </w:tblStylePr>
     <w:tblStylePr w:type="lastRow">
@@ -17697,7 +17701,7 @@
           <w:insideH w:val="nil"/>
           <w:insideV w:val="nil"/>
         </w:tcBorders>
-        <w:shd w:val="clear" w:color="auto" w:fill="9BBB59" w:themeFill="accent3"/>
+        <w:shd w:val="clear" w:color="auto" w:fill="5C6684" w:themeFill="accent3"/>
       </w:tcPr>
     </w:tblStylePr>
     <w:tblStylePr w:type="lastCol">
@@ -17714,7 +17718,7 @@
           <w:insideH w:val="nil"/>
           <w:insideV w:val="nil"/>
         </w:tcBorders>
-        <w:shd w:val="clear" w:color="auto" w:fill="9BBB59" w:themeFill="accent3"/>
+        <w:shd w:val="clear" w:color="auto" w:fill="5C6684" w:themeFill="accent3"/>
       </w:tcPr>
     </w:tblStylePr>
     <w:tblStylePr w:type="band1Vert">
@@ -17726,13 +17730,13 @@
           <w:insideH w:val="nil"/>
           <w:insideV w:val="nil"/>
         </w:tcBorders>
-        <w:shd w:val="clear" w:color="auto" w:fill="D8D8D8" w:themeFill="background1" w:themeFillShade="D8"/>
+        <w:shd w:val="clear" w:color="auto" w:fill="D1D0CB" w:themeFill="background1" w:themeFillShade="D8"/>
       </w:tcPr>
     </w:tblStylePr>
     <w:tblStylePr w:type="band1Horz">
       <w:tblPr/>
       <w:tcPr>
-        <w:shd w:val="clear" w:color="auto" w:fill="D8D8D8" w:themeFill="background1" w:themeFillShade="D8"/>
+        <w:shd w:val="clear" w:color="auto" w:fill="D1D0CB" w:themeFill="background1" w:themeFillShade="D8"/>
       </w:tcPr>
     </w:tblStylePr>
     <w:tblStylePr w:type="neCell">
@@ -17807,7 +17811,7 @@
           <w:insideH w:val="nil"/>
           <w:insideV w:val="nil"/>
         </w:tcBorders>
-        <w:shd w:val="clear" w:color="auto" w:fill="8064A2" w:themeFill="accent4"/>
+        <w:shd w:val="clear" w:color="auto" w:fill="5C6684" w:themeFill="accent4"/>
       </w:tcPr>
     </w:tblStylePr>
     <w:tblStylePr w:type="lastRow">
@@ -17846,7 +17850,7 @@
           <w:insideH w:val="nil"/>
           <w:insideV w:val="nil"/>
         </w:tcBorders>
-        <w:shd w:val="clear" w:color="auto" w:fill="8064A2" w:themeFill="accent4"/>
+        <w:shd w:val="clear" w:color="auto" w:fill="5C6684" w:themeFill="accent4"/>
       </w:tcPr>
     </w:tblStylePr>
     <w:tblStylePr w:type="lastCol">
@@ -17863,7 +17867,7 @@
           <w:insideH w:val="nil"/>
           <w:insideV w:val="nil"/>
         </w:tcBorders>
-        <w:shd w:val="clear" w:color="auto" w:fill="8064A2" w:themeFill="accent4"/>
+        <w:shd w:val="clear" w:color="auto" w:fill="5C6684" w:themeFill="accent4"/>
       </w:tcPr>
     </w:tblStylePr>
     <w:tblStylePr w:type="band1Vert">
@@ -17875,13 +17879,13 @@
           <w:insideH w:val="nil"/>
           <w:insideV w:val="nil"/>
         </w:tcBorders>
-        <w:shd w:val="clear" w:color="auto" w:fill="D8D8D8" w:themeFill="background1" w:themeFillShade="D8"/>
+        <w:shd w:val="clear" w:color="auto" w:fill="D1D0CB" w:themeFill="background1" w:themeFillShade="D8"/>
       </w:tcPr>
     </w:tblStylePr>
     <w:tblStylePr w:type="band1Horz">
       <w:tblPr/>
       <w:tcPr>
-        <w:shd w:val="clear" w:color="auto" w:fill="D8D8D8" w:themeFill="background1" w:themeFillShade="D8"/>
+        <w:shd w:val="clear" w:color="auto" w:fill="D1D0CB" w:themeFill="background1" w:themeFillShade="D8"/>
       </w:tcPr>
     </w:tblStylePr>
     <w:tblStylePr w:type="neCell">
@@ -17956,7 +17960,7 @@
           <w:insideH w:val="nil"/>
           <w:insideV w:val="nil"/>
         </w:tcBorders>
-        <w:shd w:val="clear" w:color="auto" w:fill="4BACC6" w:themeFill="accent5"/>
+        <w:shd w:val="clear" w:color="auto" w:fill="5C6684" w:themeFill="accent5"/>
       </w:tcPr>
     </w:tblStylePr>
     <w:tblStylePr w:type="lastRow">
@@ -17995,7 +17999,7 @@
           <w:insideH w:val="nil"/>
           <w:insideV w:val="nil"/>
         </w:tcBorders>
-        <w:shd w:val="clear" w:color="auto" w:fill="4BACC6" w:themeFill="accent5"/>
+        <w:shd w:val="clear" w:color="auto" w:fill="5C6684" w:themeFill="accent5"/>
       </w:tcPr>
     </w:tblStylePr>
     <w:tblStylePr w:type="lastCol">
@@ -18012,7 +18016,7 @@
           <w:insideH w:val="nil"/>
           <w:insideV w:val="nil"/>
         </w:tcBorders>
-        <w:shd w:val="clear" w:color="auto" w:fill="4BACC6" w:themeFill="accent5"/>
+        <w:shd w:val="clear" w:color="auto" w:fill="5C6684" w:themeFill="accent5"/>
       </w:tcPr>
     </w:tblStylePr>
     <w:tblStylePr w:type="band1Vert">
@@ -18024,13 +18028,13 @@
           <w:insideH w:val="nil"/>
           <w:insideV w:val="nil"/>
         </w:tcBorders>
-        <w:shd w:val="clear" w:color="auto" w:fill="D8D8D8" w:themeFill="background1" w:themeFillShade="D8"/>
+        <w:shd w:val="clear" w:color="auto" w:fill="D1D0CB" w:themeFill="background1" w:themeFillShade="D8"/>
       </w:tcPr>
     </w:tblStylePr>
     <w:tblStylePr w:type="band1Horz">
       <w:tblPr/>
       <w:tcPr>
-        <w:shd w:val="clear" w:color="auto" w:fill="D8D8D8" w:themeFill="background1" w:themeFillShade="D8"/>
+        <w:shd w:val="clear" w:color="auto" w:fill="D1D0CB" w:themeFill="background1" w:themeFillShade="D8"/>
       </w:tcPr>
     </w:tblStylePr>
     <w:tblStylePr w:type="neCell">
@@ -18105,7 +18109,7 @@
           <w:insideH w:val="nil"/>
           <w:insideV w:val="nil"/>
         </w:tcBorders>
-        <w:shd w:val="clear" w:color="auto" w:fill="F79646" w:themeFill="accent6"/>
+        <w:shd w:val="clear" w:color="auto" w:fill="D1D0CB" w:themeFill="accent6"/>
       </w:tcPr>
     </w:tblStylePr>
     <w:tblStylePr w:type="lastRow">
@@ -18144,7 +18148,7 @@
           <w:insideH w:val="nil"/>
           <w:insideV w:val="nil"/>
         </w:tcBorders>
-        <w:shd w:val="clear" w:color="auto" w:fill="F79646" w:themeFill="accent6"/>
+        <w:shd w:val="clear" w:color="auto" w:fill="D1D0CB" w:themeFill="accent6"/>
       </w:tcPr>
     </w:tblStylePr>
     <w:tblStylePr w:type="lastCol">
@@ -18161,7 +18165,7 @@
           <w:insideH w:val="nil"/>
           <w:insideV w:val="nil"/>
         </w:tcBorders>
-        <w:shd w:val="clear" w:color="auto" w:fill="F79646" w:themeFill="accent6"/>
+        <w:shd w:val="clear" w:color="auto" w:fill="D1D0CB" w:themeFill="accent6"/>
       </w:tcPr>
     </w:tblStylePr>
     <w:tblStylePr w:type="band1Vert">
@@ -18173,13 +18177,13 @@
           <w:insideH w:val="nil"/>
           <w:insideV w:val="nil"/>
         </w:tcBorders>
-        <w:shd w:val="clear" w:color="auto" w:fill="D8D8D8" w:themeFill="background1" w:themeFillShade="D8"/>
+        <w:shd w:val="clear" w:color="auto" w:fill="D1D0CB" w:themeFill="background1" w:themeFillShade="D8"/>
       </w:tcPr>
     </w:tblStylePr>
     <w:tblStylePr w:type="band1Horz">
       <w:tblPr/>
       <w:tcPr>
-        <w:shd w:val="clear" w:color="auto" w:fill="D8D8D8" w:themeFill="background1" w:themeFillShade="D8"/>
+        <w:shd w:val="clear" w:color="auto" w:fill="D1D0CB" w:themeFill="background1" w:themeFillShade="D8"/>
       </w:tcPr>
     </w:tblStylePr>
     <w:tblStylePr w:type="neCell">
@@ -18221,7 +18225,7 @@
       <w:spacing w:after="0" w:line="240" w:lineRule="auto"/>
     </w:pPr>
     <w:rPr>
-      <w:color w:val="000000" w:themeColor="text1"/>
+      <w:color w:val="131237" w:themeColor="text1"/>
     </w:rPr>
     <w:tblPr>
       <w:tblStyleRowBandSize w:val="1"/>
@@ -18254,7 +18258,7 @@
       <w:rPr>
         <w:b/>
         <w:bCs/>
-        <w:color w:val="1F497D" w:themeColor="text2"/>
+        <w:color w:val="2F2E47" w:themeColor="text2"/>
       </w:rPr>
       <w:tblPr/>
       <w:tcPr>
@@ -18286,13 +18290,13 @@
     <w:tblStylePr w:type="band1Vert">
       <w:tblPr/>
       <w:tcPr>
-        <w:shd w:val="clear" w:color="auto" w:fill="C0C0C0" w:themeFill="text1" w:themeFillTint="3F"/>
+        <w:shd w:val="clear" w:color="auto" w:fill="D1D0CB" w:themeFill="text1" w:themeFillTint="3F"/>
       </w:tcPr>
     </w:tblStylePr>
     <w:tblStylePr w:type="band1Horz">
       <w:tblPr/>
       <w:tcPr>
-        <w:shd w:val="clear" w:color="auto" w:fill="C0C0C0" w:themeFill="text1" w:themeFillTint="3F"/>
+        <w:shd w:val="clear" w:color="auto" w:fill="D1D0CB" w:themeFill="text1" w:themeFillTint="3F"/>
       </w:tcPr>
     </w:tblStylePr>
   </w:style>
@@ -18305,7 +18309,7 @@
       <w:spacing w:after="0" w:line="240" w:lineRule="auto"/>
     </w:pPr>
     <w:rPr>
-      <w:color w:val="000000" w:themeColor="text1"/>
+      <w:color w:val="131237" w:themeColor="text1"/>
     </w:rPr>
     <w:tblPr>
       <w:tblStyleRowBandSize w:val="1"/>
@@ -18338,7 +18342,7 @@
       <w:rPr>
         <w:b/>
         <w:bCs/>
-        <w:color w:val="1F497D" w:themeColor="text2"/>
+        <w:color w:val="2F2E47" w:themeColor="text2"/>
       </w:rPr>
       <w:tblPr/>
       <w:tcPr>
@@ -18370,13 +18374,13 @@
     <w:tblStylePr w:type="band1Vert">
       <w:tblPr/>
       <w:tcPr>
-        <w:shd w:val="clear" w:color="auto" w:fill="D3DFEE" w:themeFill="accent1" w:themeFillTint="3F"/>
+        <w:shd w:val="clear" w:color="auto" w:fill="D1D0CB" w:themeFill="accent1" w:themeFillTint="3F"/>
       </w:tcPr>
     </w:tblStylePr>
     <w:tblStylePr w:type="band1Horz">
       <w:tblPr/>
       <w:tcPr>
-        <w:shd w:val="clear" w:color="auto" w:fill="D3DFEE" w:themeFill="accent1" w:themeFillTint="3F"/>
+        <w:shd w:val="clear" w:color="auto" w:fill="D1D0CB" w:themeFill="accent1" w:themeFillTint="3F"/>
       </w:tcPr>
     </w:tblStylePr>
   </w:style>
@@ -18389,7 +18393,7 @@
       <w:spacing w:after="0" w:line="240" w:lineRule="auto"/>
     </w:pPr>
     <w:rPr>
-      <w:color w:val="000000" w:themeColor="text1"/>
+      <w:color w:val="131237" w:themeColor="text1"/>
     </w:rPr>
     <w:tblPr>
       <w:tblStyleRowBandSize w:val="1"/>
@@ -18422,7 +18426,7 @@
       <w:rPr>
         <w:b/>
         <w:bCs/>
-        <w:color w:val="1F497D" w:themeColor="text2"/>
+        <w:color w:val="2F2E47" w:themeColor="text2"/>
       </w:rPr>
       <w:tblPr/>
       <w:tcPr>
@@ -18454,13 +18458,13 @@
     <w:tblStylePr w:type="band1Vert">
       <w:tblPr/>
       <w:tcPr>
-        <w:shd w:val="clear" w:color="auto" w:fill="EFD3D2" w:themeFill="accent2" w:themeFillTint="3F"/>
+        <w:shd w:val="clear" w:color="auto" w:fill="D1D0CB" w:themeFill="accent2" w:themeFillTint="3F"/>
       </w:tcPr>
     </w:tblStylePr>
     <w:tblStylePr w:type="band1Horz">
       <w:tblPr/>
       <w:tcPr>
-        <w:shd w:val="clear" w:color="auto" w:fill="EFD3D2" w:themeFill="accent2" w:themeFillTint="3F"/>
+        <w:shd w:val="clear" w:color="auto" w:fill="D1D0CB" w:themeFill="accent2" w:themeFillTint="3F"/>
       </w:tcPr>
     </w:tblStylePr>
   </w:style>
@@ -18473,7 +18477,7 @@
       <w:spacing w:after="0" w:line="240" w:lineRule="auto"/>
     </w:pPr>
     <w:rPr>
-      <w:color w:val="000000" w:themeColor="text1"/>
+      <w:color w:val="131237" w:themeColor="text1"/>
     </w:rPr>
     <w:tblPr>
       <w:tblStyleRowBandSize w:val="1"/>
@@ -18506,7 +18510,7 @@
       <w:rPr>
         <w:b/>
         <w:bCs/>
-        <w:color w:val="1F497D" w:themeColor="text2"/>
+        <w:color w:val="2F2E47" w:themeColor="text2"/>
       </w:rPr>
       <w:tblPr/>
       <w:tcPr>
@@ -18538,13 +18542,13 @@
     <w:tblStylePr w:type="band1Vert">
       <w:tblPr/>
       <w:tcPr>
-        <w:shd w:val="clear" w:color="auto" w:fill="E6EED5" w:themeFill="accent3" w:themeFillTint="3F"/>
+        <w:shd w:val="clear" w:color="auto" w:fill="D1D0CB" w:themeFill="accent3" w:themeFillTint="3F"/>
       </w:tcPr>
     </w:tblStylePr>
     <w:tblStylePr w:type="band1Horz">
       <w:tblPr/>
       <w:tcPr>
-        <w:shd w:val="clear" w:color="auto" w:fill="E6EED5" w:themeFill="accent3" w:themeFillTint="3F"/>
+        <w:shd w:val="clear" w:color="auto" w:fill="D1D0CB" w:themeFill="accent3" w:themeFillTint="3F"/>
       </w:tcPr>
     </w:tblStylePr>
   </w:style>
@@ -18557,7 +18561,7 @@
       <w:spacing w:after="0" w:line="240" w:lineRule="auto"/>
     </w:pPr>
     <w:rPr>
-      <w:color w:val="000000" w:themeColor="text1"/>
+      <w:color w:val="131237" w:themeColor="text1"/>
     </w:rPr>
     <w:tblPr>
       <w:tblStyleRowBandSize w:val="1"/>
@@ -18590,7 +18594,7 @@
       <w:rPr>
         <w:b/>
         <w:bCs/>
-        <w:color w:val="1F497D" w:themeColor="text2"/>
+        <w:color w:val="2F2E47" w:themeColor="text2"/>
       </w:rPr>
       <w:tblPr/>
       <w:tcPr>
@@ -18622,13 +18626,13 @@
     <w:tblStylePr w:type="band1Vert">
       <w:tblPr/>
       <w:tcPr>
-        <w:shd w:val="clear" w:color="auto" w:fill="DFD8E8" w:themeFill="accent4" w:themeFillTint="3F"/>
+        <w:shd w:val="clear" w:color="auto" w:fill="D1D0CB" w:themeFill="accent4" w:themeFillTint="3F"/>
       </w:tcPr>
     </w:tblStylePr>
     <w:tblStylePr w:type="band1Horz">
       <w:tblPr/>
       <w:tcPr>
-        <w:shd w:val="clear" w:color="auto" w:fill="DFD8E8" w:themeFill="accent4" w:themeFillTint="3F"/>
+        <w:shd w:val="clear" w:color="auto" w:fill="D1D0CB" w:themeFill="accent4" w:themeFillTint="3F"/>
       </w:tcPr>
     </w:tblStylePr>
   </w:style>
@@ -18641,7 +18645,7 @@
       <w:spacing w:after="0" w:line="240" w:lineRule="auto"/>
     </w:pPr>
     <w:rPr>
-      <w:color w:val="000000" w:themeColor="text1"/>
+      <w:color w:val="131237" w:themeColor="text1"/>
     </w:rPr>
     <w:tblPr>
       <w:tblStyleRowBandSize w:val="1"/>
@@ -18674,7 +18678,7 @@
       <w:rPr>
         <w:b/>
         <w:bCs/>
-        <w:color w:val="1F497D" w:themeColor="text2"/>
+        <w:color w:val="2F2E47" w:themeColor="text2"/>
       </w:rPr>
       <w:tblPr/>
       <w:tcPr>
@@ -18706,13 +18710,13 @@
     <w:tblStylePr w:type="band1Vert">
       <w:tblPr/>
       <w:tcPr>
-        <w:shd w:val="clear" w:color="auto" w:fill="D2EAF1" w:themeFill="accent5" w:themeFillTint="3F"/>
+        <w:shd w:val="clear" w:color="auto" w:fill="D1D0CB" w:themeFill="accent5" w:themeFillTint="3F"/>
       </w:tcPr>
     </w:tblStylePr>
     <w:tblStylePr w:type="band1Horz">
       <w:tblPr/>
       <w:tcPr>
-        <w:shd w:val="clear" w:color="auto" w:fill="D2EAF1" w:themeFill="accent5" w:themeFillTint="3F"/>
+        <w:shd w:val="clear" w:color="auto" w:fill="D1D0CB" w:themeFill="accent5" w:themeFillTint="3F"/>
       </w:tcPr>
     </w:tblStylePr>
   </w:style>
@@ -18725,7 +18729,7 @@
       <w:spacing w:after="0" w:line="240" w:lineRule="auto"/>
     </w:pPr>
     <w:rPr>
-      <w:color w:val="000000" w:themeColor="text1"/>
+      <w:color w:val="131237" w:themeColor="text1"/>
     </w:rPr>
     <w:tblPr>
       <w:tblStyleRowBandSize w:val="1"/>
@@ -18758,7 +18762,7 @@
       <w:rPr>
         <w:b/>
         <w:bCs/>
-        <w:color w:val="1F497D" w:themeColor="text2"/>
+        <w:color w:val="2F2E47" w:themeColor="text2"/>
       </w:rPr>
       <w:tblPr/>
       <w:tcPr>
@@ -18790,13 +18794,13 @@
     <w:tblStylePr w:type="band1Vert">
       <w:tblPr/>
       <w:tcPr>
-        <w:shd w:val="clear" w:color="auto" w:fill="FDE4D0" w:themeFill="accent6" w:themeFillTint="3F"/>
+        <w:shd w:val="clear" w:color="auto" w:fill="D1D0CB" w:themeFill="accent6" w:themeFillTint="3F"/>
       </w:tcPr>
     </w:tblStylePr>
     <w:tblStylePr w:type="band1Horz">
       <w:tblPr/>
       <w:tcPr>
-        <w:shd w:val="clear" w:color="auto" w:fill="FDE4D0" w:themeFill="accent6" w:themeFillTint="3F"/>
+        <w:shd w:val="clear" w:color="auto" w:fill="D1D0CB" w:themeFill="accent6" w:themeFillTint="3F"/>
       </w:tcPr>
     </w:tblStylePr>
   </w:style>
@@ -18810,7 +18814,7 @@
     </w:pPr>
     <w:rPr>
       <w:rFonts w:asciiTheme="majorHAnsi" w:eastAsiaTheme="majorEastAsia" w:hAnsiTheme="majorHAnsi" w:cstheme="majorBidi"/>
-      <w:color w:val="000000" w:themeColor="text1"/>
+      <w:color w:val="131237" w:themeColor="text1"/>
     </w:rPr>
     <w:tblPr>
       <w:tblStyleRowBandSize w:val="1"/>
@@ -18898,7 +18902,7 @@
           <w:insideH w:val="nil"/>
           <w:insideV w:val="nil"/>
         </w:tcBorders>
-        <w:shd w:val="clear" w:color="auto" w:fill="C0C0C0" w:themeFill="text1" w:themeFillTint="3F"/>
+        <w:shd w:val="clear" w:color="auto" w:fill="D1D0CB" w:themeFill="text1" w:themeFillTint="3F"/>
       </w:tcPr>
     </w:tblStylePr>
     <w:tblStylePr w:type="band1Horz">
@@ -18910,7 +18914,7 @@
           <w:insideH w:val="nil"/>
           <w:insideV w:val="nil"/>
         </w:tcBorders>
-        <w:shd w:val="clear" w:color="auto" w:fill="C0C0C0" w:themeFill="text1" w:themeFillTint="3F"/>
+        <w:shd w:val="clear" w:color="auto" w:fill="D1D0CB" w:themeFill="text1" w:themeFillTint="3F"/>
       </w:tcPr>
     </w:tblStylePr>
     <w:tblStylePr w:type="nwCell">
@@ -18938,7 +18942,7 @@
     </w:pPr>
     <w:rPr>
       <w:rFonts w:asciiTheme="majorHAnsi" w:eastAsiaTheme="majorEastAsia" w:hAnsiTheme="majorHAnsi" w:cstheme="majorBidi"/>
-      <w:color w:val="000000" w:themeColor="text1"/>
+      <w:color w:val="131237" w:themeColor="text1"/>
     </w:rPr>
     <w:tblPr>
       <w:tblStyleRowBandSize w:val="1"/>
@@ -19026,7 +19030,7 @@
           <w:insideH w:val="nil"/>
           <w:insideV w:val="nil"/>
         </w:tcBorders>
-        <w:shd w:val="clear" w:color="auto" w:fill="D3DFEE" w:themeFill="accent1" w:themeFillTint="3F"/>
+        <w:shd w:val="clear" w:color="auto" w:fill="D1D0CB" w:themeFill="accent1" w:themeFillTint="3F"/>
       </w:tcPr>
     </w:tblStylePr>
     <w:tblStylePr w:type="band1Horz">
@@ -19038,7 +19042,7 @@
           <w:insideH w:val="nil"/>
           <w:insideV w:val="nil"/>
         </w:tcBorders>
-        <w:shd w:val="clear" w:color="auto" w:fill="D3DFEE" w:themeFill="accent1" w:themeFillTint="3F"/>
+        <w:shd w:val="clear" w:color="auto" w:fill="D1D0CB" w:themeFill="accent1" w:themeFillTint="3F"/>
       </w:tcPr>
     </w:tblStylePr>
     <w:tblStylePr w:type="nwCell">
@@ -19066,7 +19070,7 @@
     </w:pPr>
     <w:rPr>
       <w:rFonts w:asciiTheme="majorHAnsi" w:eastAsiaTheme="majorEastAsia" w:hAnsiTheme="majorHAnsi" w:cstheme="majorBidi"/>
-      <w:color w:val="000000" w:themeColor="text1"/>
+      <w:color w:val="131237" w:themeColor="text1"/>
     </w:rPr>
     <w:tblPr>
       <w:tblStyleRowBandSize w:val="1"/>
@@ -19154,7 +19158,7 @@
           <w:insideH w:val="nil"/>
           <w:insideV w:val="nil"/>
         </w:tcBorders>
-        <w:shd w:val="clear" w:color="auto" w:fill="EFD3D2" w:themeFill="accent2" w:themeFillTint="3F"/>
+        <w:shd w:val="clear" w:color="auto" w:fill="D1D0CB" w:themeFill="accent2" w:themeFillTint="3F"/>
       </w:tcPr>
     </w:tblStylePr>
     <w:tblStylePr w:type="band1Horz">
@@ -19166,7 +19170,7 @@
           <w:insideH w:val="nil"/>
           <w:insideV w:val="nil"/>
         </w:tcBorders>
-        <w:shd w:val="clear" w:color="auto" w:fill="EFD3D2" w:themeFill="accent2" w:themeFillTint="3F"/>
+        <w:shd w:val="clear" w:color="auto" w:fill="D1D0CB" w:themeFill="accent2" w:themeFillTint="3F"/>
       </w:tcPr>
     </w:tblStylePr>
     <w:tblStylePr w:type="nwCell">
@@ -19194,7 +19198,7 @@
     </w:pPr>
     <w:rPr>
       <w:rFonts w:asciiTheme="majorHAnsi" w:eastAsiaTheme="majorEastAsia" w:hAnsiTheme="majorHAnsi" w:cstheme="majorBidi"/>
-      <w:color w:val="000000" w:themeColor="text1"/>
+      <w:color w:val="131237" w:themeColor="text1"/>
     </w:rPr>
     <w:tblPr>
       <w:tblStyleRowBandSize w:val="1"/>
@@ -19282,7 +19286,7 @@
           <w:insideH w:val="nil"/>
           <w:insideV w:val="nil"/>
         </w:tcBorders>
-        <w:shd w:val="clear" w:color="auto" w:fill="E6EED5" w:themeFill="accent3" w:themeFillTint="3F"/>
+        <w:shd w:val="clear" w:color="auto" w:fill="D1D0CB" w:themeFill="accent3" w:themeFillTint="3F"/>
       </w:tcPr>
     </w:tblStylePr>
     <w:tblStylePr w:type="band1Horz">
@@ -19294,7 +19298,7 @@
           <w:insideH w:val="nil"/>
           <w:insideV w:val="nil"/>
         </w:tcBorders>
-        <w:shd w:val="clear" w:color="auto" w:fill="E6EED5" w:themeFill="accent3" w:themeFillTint="3F"/>
+        <w:shd w:val="clear" w:color="auto" w:fill="D1D0CB" w:themeFill="accent3" w:themeFillTint="3F"/>
       </w:tcPr>
     </w:tblStylePr>
     <w:tblStylePr w:type="nwCell">
@@ -19322,7 +19326,7 @@
     </w:pPr>
     <w:rPr>
       <w:rFonts w:asciiTheme="majorHAnsi" w:eastAsiaTheme="majorEastAsia" w:hAnsiTheme="majorHAnsi" w:cstheme="majorBidi"/>
-      <w:color w:val="000000" w:themeColor="text1"/>
+      <w:color w:val="131237" w:themeColor="text1"/>
     </w:rPr>
     <w:tblPr>
       <w:tblStyleRowBandSize w:val="1"/>
@@ -19410,7 +19414,7 @@
           <w:insideH w:val="nil"/>
           <w:insideV w:val="nil"/>
         </w:tcBorders>
-        <w:shd w:val="clear" w:color="auto" w:fill="DFD8E8" w:themeFill="accent4" w:themeFillTint="3F"/>
+        <w:shd w:val="clear" w:color="auto" w:fill="D1D0CB" w:themeFill="accent4" w:themeFillTint="3F"/>
       </w:tcPr>
     </w:tblStylePr>
     <w:tblStylePr w:type="band1Horz">
@@ -19422,7 +19426,7 @@
           <w:insideH w:val="nil"/>
           <w:insideV w:val="nil"/>
         </w:tcBorders>
-        <w:shd w:val="clear" w:color="auto" w:fill="DFD8E8" w:themeFill="accent4" w:themeFillTint="3F"/>
+        <w:shd w:val="clear" w:color="auto" w:fill="D1D0CB" w:themeFill="accent4" w:themeFillTint="3F"/>
       </w:tcPr>
     </w:tblStylePr>
     <w:tblStylePr w:type="nwCell">
@@ -19450,7 +19454,7 @@
     </w:pPr>
     <w:rPr>
       <w:rFonts w:asciiTheme="majorHAnsi" w:eastAsiaTheme="majorEastAsia" w:hAnsiTheme="majorHAnsi" w:cstheme="majorBidi"/>
-      <w:color w:val="000000" w:themeColor="text1"/>
+      <w:color w:val="131237" w:themeColor="text1"/>
     </w:rPr>
     <w:tblPr>
       <w:tblStyleRowBandSize w:val="1"/>
@@ -19538,7 +19542,7 @@
           <w:insideH w:val="nil"/>
           <w:insideV w:val="nil"/>
         </w:tcBorders>
-        <w:shd w:val="clear" w:color="auto" w:fill="D2EAF1" w:themeFill="accent5" w:themeFillTint="3F"/>
+        <w:shd w:val="clear" w:color="auto" w:fill="D1D0CB" w:themeFill="accent5" w:themeFillTint="3F"/>
       </w:tcPr>
     </w:tblStylePr>
     <w:tblStylePr w:type="band1Horz">
@@ -19550,7 +19554,7 @@
           <w:insideH w:val="nil"/>
           <w:insideV w:val="nil"/>
         </w:tcBorders>
-        <w:shd w:val="clear" w:color="auto" w:fill="D2EAF1" w:themeFill="accent5" w:themeFillTint="3F"/>
+        <w:shd w:val="clear" w:color="auto" w:fill="D1D0CB" w:themeFill="accent5" w:themeFillTint="3F"/>
       </w:tcPr>
     </w:tblStylePr>
     <w:tblStylePr w:type="nwCell">
@@ -19578,7 +19582,7 @@
     </w:pPr>
     <w:rPr>
       <w:rFonts w:asciiTheme="majorHAnsi" w:eastAsiaTheme="majorEastAsia" w:hAnsiTheme="majorHAnsi" w:cstheme="majorBidi"/>
-      <w:color w:val="000000" w:themeColor="text1"/>
+      <w:color w:val="131237" w:themeColor="text1"/>
     </w:rPr>
     <w:tblPr>
       <w:tblStyleRowBandSize w:val="1"/>
@@ -19666,7 +19670,7 @@
           <w:insideH w:val="nil"/>
           <w:insideV w:val="nil"/>
         </w:tcBorders>
-        <w:shd w:val="clear" w:color="auto" w:fill="FDE4D0" w:themeFill="accent6" w:themeFillTint="3F"/>
+        <w:shd w:val="clear" w:color="auto" w:fill="D1D0CB" w:themeFill="accent6" w:themeFillTint="3F"/>
       </w:tcPr>
     </w:tblStylePr>
     <w:tblStylePr w:type="band1Horz">
@@ -19678,7 +19682,7 @@
           <w:insideH w:val="nil"/>
           <w:insideV w:val="nil"/>
         </w:tcBorders>
-        <w:shd w:val="clear" w:color="auto" w:fill="FDE4D0" w:themeFill="accent6" w:themeFillTint="3F"/>
+        <w:shd w:val="clear" w:color="auto" w:fill="D1D0CB" w:themeFill="accent6" w:themeFillTint="3F"/>
       </w:tcPr>
     </w:tblStylePr>
     <w:tblStylePr w:type="nwCell">
@@ -19724,7 +19728,7 @@
       </w:tblCellMar>
     </w:tblPr>
     <w:tcPr>
-      <w:shd w:val="clear" w:color="auto" w:fill="C0C0C0" w:themeFill="text1" w:themeFillTint="3F"/>
+      <w:shd w:val="clear" w:color="auto" w:fill="D1D0CB" w:themeFill="text1" w:themeFillTint="3F"/>
     </w:tcPr>
     <w:tblStylePr w:type="firstRow">
       <w:rPr>
@@ -19759,13 +19763,13 @@
     <w:tblStylePr w:type="band1Vert">
       <w:tblPr/>
       <w:tcPr>
-        <w:shd w:val="clear" w:color="auto" w:fill="808080" w:themeFill="text1" w:themeFillTint="7F"/>
+        <w:shd w:val="clear" w:color="auto" w:fill="5C6684" w:themeFill="text1" w:themeFillTint="7F"/>
       </w:tcPr>
     </w:tblStylePr>
     <w:tblStylePr w:type="band1Horz">
       <w:tblPr/>
       <w:tcPr>
-        <w:shd w:val="clear" w:color="auto" w:fill="808080" w:themeFill="text1" w:themeFillTint="7F"/>
+        <w:shd w:val="clear" w:color="auto" w:fill="5C6684" w:themeFill="text1" w:themeFillTint="7F"/>
       </w:tcPr>
     </w:tblStylePr>
   </w:style>
@@ -19797,7 +19801,7 @@
       </w:tblCellMar>
     </w:tblPr>
     <w:tcPr>
-      <w:shd w:val="clear" w:color="auto" w:fill="D3DFEE" w:themeFill="accent1" w:themeFillTint="3F"/>
+      <w:shd w:val="clear" w:color="auto" w:fill="D1D0CB" w:themeFill="accent1" w:themeFillTint="3F"/>
     </w:tcPr>
     <w:tblStylePr w:type="firstRow">
       <w:rPr>
@@ -19832,13 +19836,13 @@
     <w:tblStylePr w:type="band1Vert">
       <w:tblPr/>
       <w:tcPr>
-        <w:shd w:val="clear" w:color="auto" w:fill="A7BFDE" w:themeFill="accent1" w:themeFillTint="7F"/>
+        <w:shd w:val="clear" w:color="auto" w:fill="D1D0CB" w:themeFill="accent1" w:themeFillTint="7F"/>
       </w:tcPr>
     </w:tblStylePr>
     <w:tblStylePr w:type="band1Horz">
       <w:tblPr/>
       <w:tcPr>
-        <w:shd w:val="clear" w:color="auto" w:fill="A7BFDE" w:themeFill="accent1" w:themeFillTint="7F"/>
+        <w:shd w:val="clear" w:color="auto" w:fill="D1D0CB" w:themeFill="accent1" w:themeFillTint="7F"/>
       </w:tcPr>
     </w:tblStylePr>
   </w:style>
@@ -19870,7 +19874,7 @@
       </w:tblCellMar>
     </w:tblPr>
     <w:tcPr>
-      <w:shd w:val="clear" w:color="auto" w:fill="EFD3D2" w:themeFill="accent2" w:themeFillTint="3F"/>
+      <w:shd w:val="clear" w:color="auto" w:fill="D1D0CB" w:themeFill="accent2" w:themeFillTint="3F"/>
     </w:tcPr>
     <w:tblStylePr w:type="firstRow">
       <w:rPr>
@@ -19905,13 +19909,13 @@
     <w:tblStylePr w:type="band1Vert">
       <w:tblPr/>
       <w:tcPr>
-        <w:shd w:val="clear" w:color="auto" w:fill="DFA7A6" w:themeFill="accent2" w:themeFillTint="7F"/>
+        <w:shd w:val="clear" w:color="auto" w:fill="D1D0CB" w:themeFill="accent2" w:themeFillTint="7F"/>
       </w:tcPr>
     </w:tblStylePr>
     <w:tblStylePr w:type="band1Horz">
       <w:tblPr/>
       <w:tcPr>
-        <w:shd w:val="clear" w:color="auto" w:fill="DFA7A6" w:themeFill="accent2" w:themeFillTint="7F"/>
+        <w:shd w:val="clear" w:color="auto" w:fill="D1D0CB" w:themeFill="accent2" w:themeFillTint="7F"/>
       </w:tcPr>
     </w:tblStylePr>
   </w:style>
@@ -19943,7 +19947,7 @@
       </w:tblCellMar>
     </w:tblPr>
     <w:tcPr>
-      <w:shd w:val="clear" w:color="auto" w:fill="E6EED5" w:themeFill="accent3" w:themeFillTint="3F"/>
+      <w:shd w:val="clear" w:color="auto" w:fill="D1D0CB" w:themeFill="accent3" w:themeFillTint="3F"/>
     </w:tcPr>
     <w:tblStylePr w:type="firstRow">
       <w:rPr>
@@ -19978,13 +19982,13 @@
     <w:tblStylePr w:type="band1Vert">
       <w:tblPr/>
       <w:tcPr>
-        <w:shd w:val="clear" w:color="auto" w:fill="CDDDAC" w:themeFill="accent3" w:themeFillTint="7F"/>
+        <w:shd w:val="clear" w:color="auto" w:fill="D1D0CB" w:themeFill="accent3" w:themeFillTint="7F"/>
       </w:tcPr>
     </w:tblStylePr>
     <w:tblStylePr w:type="band1Horz">
       <w:tblPr/>
       <w:tcPr>
-        <w:shd w:val="clear" w:color="auto" w:fill="CDDDAC" w:themeFill="accent3" w:themeFillTint="7F"/>
+        <w:shd w:val="clear" w:color="auto" w:fill="D1D0CB" w:themeFill="accent3" w:themeFillTint="7F"/>
       </w:tcPr>
     </w:tblStylePr>
   </w:style>
@@ -20016,7 +20020,7 @@
       </w:tblCellMar>
     </w:tblPr>
     <w:tcPr>
-      <w:shd w:val="clear" w:color="auto" w:fill="DFD8E8" w:themeFill="accent4" w:themeFillTint="3F"/>
+      <w:shd w:val="clear" w:color="auto" w:fill="D1D0CB" w:themeFill="accent4" w:themeFillTint="3F"/>
     </w:tcPr>
     <w:tblStylePr w:type="firstRow">
       <w:rPr>
@@ -20051,13 +20055,13 @@
     <w:tblStylePr w:type="band1Vert">
       <w:tblPr/>
       <w:tcPr>
-        <w:shd w:val="clear" w:color="auto" w:fill="BFB1D0" w:themeFill="accent4" w:themeFillTint="7F"/>
+        <w:shd w:val="clear" w:color="auto" w:fill="D1D0CB" w:themeFill="accent4" w:themeFillTint="7F"/>
       </w:tcPr>
     </w:tblStylePr>
     <w:tblStylePr w:type="band1Horz">
       <w:tblPr/>
       <w:tcPr>
-        <w:shd w:val="clear" w:color="auto" w:fill="BFB1D0" w:themeFill="accent4" w:themeFillTint="7F"/>
+        <w:shd w:val="clear" w:color="auto" w:fill="D1D0CB" w:themeFill="accent4" w:themeFillTint="7F"/>
       </w:tcPr>
     </w:tblStylePr>
   </w:style>
@@ -20089,7 +20093,7 @@
       </w:tblCellMar>
     </w:tblPr>
     <w:tcPr>
-      <w:shd w:val="clear" w:color="auto" w:fill="D2EAF1" w:themeFill="accent5" w:themeFillTint="3F"/>
+      <w:shd w:val="clear" w:color="auto" w:fill="D1D0CB" w:themeFill="accent5" w:themeFillTint="3F"/>
     </w:tcPr>
     <w:tblStylePr w:type="firstRow">
       <w:rPr>
@@ -20124,13 +20128,13 @@
     <w:tblStylePr w:type="band1Vert">
       <w:tblPr/>
       <w:tcPr>
-        <w:shd w:val="clear" w:color="auto" w:fill="A5D5E2" w:themeFill="accent5" w:themeFillTint="7F"/>
+        <w:shd w:val="clear" w:color="auto" w:fill="D1D0CB" w:themeFill="accent5" w:themeFillTint="7F"/>
       </w:tcPr>
     </w:tblStylePr>
     <w:tblStylePr w:type="band1Horz">
       <w:tblPr/>
       <w:tcPr>
-        <w:shd w:val="clear" w:color="auto" w:fill="A5D5E2" w:themeFill="accent5" w:themeFillTint="7F"/>
+        <w:shd w:val="clear" w:color="auto" w:fill="D1D0CB" w:themeFill="accent5" w:themeFillTint="7F"/>
       </w:tcPr>
     </w:tblStylePr>
   </w:style>
@@ -20162,7 +20166,7 @@
       </w:tblCellMar>
     </w:tblPr>
     <w:tcPr>
-      <w:shd w:val="clear" w:color="auto" w:fill="FDE4D0" w:themeFill="accent6" w:themeFillTint="3F"/>
+      <w:shd w:val="clear" w:color="auto" w:fill="D1D0CB" w:themeFill="accent6" w:themeFillTint="3F"/>
     </w:tcPr>
     <w:tblStylePr w:type="firstRow">
       <w:rPr>
@@ -20197,13 +20201,13 @@
     <w:tblStylePr w:type="band1Vert">
       <w:tblPr/>
       <w:tcPr>
-        <w:shd w:val="clear" w:color="auto" w:fill="FBCAA2" w:themeFill="accent6" w:themeFillTint="7F"/>
+        <w:shd w:val="clear" w:color="auto" w:fill="D1D0CB" w:themeFill="accent6" w:themeFillTint="7F"/>
       </w:tcPr>
     </w:tblStylePr>
     <w:tblStylePr w:type="band1Horz">
       <w:tblPr/>
       <w:tcPr>
-        <w:shd w:val="clear" w:color="auto" w:fill="FBCAA2" w:themeFill="accent6" w:themeFillTint="7F"/>
+        <w:shd w:val="clear" w:color="auto" w:fill="D1D0CB" w:themeFill="accent6" w:themeFillTint="7F"/>
       </w:tcPr>
     </w:tblStylePr>
   </w:style>
@@ -20217,7 +20221,7 @@
     </w:pPr>
     <w:rPr>
       <w:rFonts w:asciiTheme="majorHAnsi" w:eastAsiaTheme="majorEastAsia" w:hAnsiTheme="majorHAnsi" w:cstheme="majorBidi"/>
-      <w:color w:val="000000" w:themeColor="text1"/>
+      <w:color w:val="131237" w:themeColor="text1"/>
     </w:rPr>
     <w:tblPr>
       <w:tblStyleRowBandSize w:val="1"/>
@@ -20239,24 +20243,24 @@
       </w:tblCellMar>
     </w:tblPr>
     <w:tcPr>
-      <w:shd w:val="clear" w:color="auto" w:fill="C0C0C0" w:themeFill="text1" w:themeFillTint="3F"/>
+      <w:shd w:val="clear" w:color="auto" w:fill="D1D0CB" w:themeFill="text1" w:themeFillTint="3F"/>
     </w:tcPr>
     <w:tblStylePr w:type="firstRow">
       <w:rPr>
         <w:b/>
         <w:bCs/>
-        <w:color w:val="000000" w:themeColor="text1"/>
-      </w:rPr>
-      <w:tblPr/>
-      <w:tcPr>
-        <w:shd w:val="clear" w:color="auto" w:fill="E6E6E6" w:themeFill="text1" w:themeFillTint="19"/>
+        <w:color w:val="131237" w:themeColor="text1"/>
+      </w:rPr>
+      <w:tblPr/>
+      <w:tcPr>
+        <w:shd w:val="clear" w:color="auto" w:fill="D1D0CB" w:themeFill="text1" w:themeFillTint="19"/>
       </w:tcPr>
     </w:tblStylePr>
     <w:tblStylePr w:type="lastRow">
       <w:rPr>
         <w:b/>
         <w:bCs/>
-        <w:color w:val="000000" w:themeColor="text1"/>
+        <w:color w:val="131237" w:themeColor="text1"/>
       </w:rPr>
       <w:tblPr/>
       <w:tcPr>
@@ -20275,7 +20279,7 @@
       <w:rPr>
         <w:b/>
         <w:bCs/>
-        <w:color w:val="000000" w:themeColor="text1"/>
+        <w:color w:val="131237" w:themeColor="text1"/>
       </w:rPr>
       <w:tblPr/>
       <w:tcPr>
@@ -20294,7 +20298,7 @@
       <w:rPr>
         <w:b w:val="0"/>
         <w:bCs w:val="0"/>
-        <w:color w:val="000000" w:themeColor="text1"/>
+        <w:color w:val="131237" w:themeColor="text1"/>
       </w:rPr>
       <w:tblPr/>
       <w:tcPr>
@@ -20306,13 +20310,13 @@
           <w:insideH w:val="nil"/>
           <w:insideV w:val="nil"/>
         </w:tcBorders>
-        <w:shd w:val="clear" w:color="auto" w:fill="CCCCCC" w:themeFill="text1" w:themeFillTint="33"/>
+        <w:shd w:val="clear" w:color="auto" w:fill="D1D0CB" w:themeFill="text1" w:themeFillTint="33"/>
       </w:tcPr>
     </w:tblStylePr>
     <w:tblStylePr w:type="band1Vert">
       <w:tblPr/>
       <w:tcPr>
-        <w:shd w:val="clear" w:color="auto" w:fill="808080" w:themeFill="text1" w:themeFillTint="7F"/>
+        <w:shd w:val="clear" w:color="auto" w:fill="5C6684" w:themeFill="text1" w:themeFillTint="7F"/>
       </w:tcPr>
     </w:tblStylePr>
     <w:tblStylePr w:type="band1Horz">
@@ -20322,7 +20326,7 @@
           <w:insideH w:val="single" w:sz="6" w:space="0" w:color="000000" w:themeColor="text1"/>
           <w:insideV w:val="single" w:sz="6" w:space="0" w:color="000000" w:themeColor="text1"/>
         </w:tcBorders>
-        <w:shd w:val="clear" w:color="auto" w:fill="808080" w:themeFill="text1" w:themeFillTint="7F"/>
+        <w:shd w:val="clear" w:color="auto" w:fill="5C6684" w:themeFill="text1" w:themeFillTint="7F"/>
       </w:tcPr>
     </w:tblStylePr>
     <w:tblStylePr w:type="nwCell">
@@ -20342,7 +20346,7 @@
     </w:pPr>
     <w:rPr>
       <w:rFonts w:asciiTheme="majorHAnsi" w:eastAsiaTheme="majorEastAsia" w:hAnsiTheme="majorHAnsi" w:cstheme="majorBidi"/>
-      <w:color w:val="000000" w:themeColor="text1"/>
+      <w:color w:val="131237" w:themeColor="text1"/>
     </w:rPr>
     <w:tblPr>
       <w:tblStyleRowBandSize w:val="1"/>
@@ -20364,24 +20368,24 @@
       </w:tblCellMar>
     </w:tblPr>
     <w:tcPr>
-      <w:shd w:val="clear" w:color="auto" w:fill="D3DFEE" w:themeFill="accent1" w:themeFillTint="3F"/>
+      <w:shd w:val="clear" w:color="auto" w:fill="D1D0CB" w:themeFill="accent1" w:themeFillTint="3F"/>
     </w:tcPr>
     <w:tblStylePr w:type="firstRow">
       <w:rPr>
         <w:b/>
         <w:bCs/>
-        <w:color w:val="000000" w:themeColor="text1"/>
-      </w:rPr>
-      <w:tblPr/>
-      <w:tcPr>
-        <w:shd w:val="clear" w:color="auto" w:fill="EDF2F8" w:themeFill="accent1" w:themeFillTint="19"/>
+        <w:color w:val="131237" w:themeColor="text1"/>
+      </w:rPr>
+      <w:tblPr/>
+      <w:tcPr>
+        <w:shd w:val="clear" w:color="auto" w:fill="FFFFFF" w:themeFill="accent1" w:themeFillTint="19"/>
       </w:tcPr>
     </w:tblStylePr>
     <w:tblStylePr w:type="lastRow">
       <w:rPr>
         <w:b/>
         <w:bCs/>
-        <w:color w:val="000000" w:themeColor="text1"/>
+        <w:color w:val="131237" w:themeColor="text1"/>
       </w:rPr>
       <w:tblPr/>
       <w:tcPr>
@@ -20400,7 +20404,7 @@
       <w:rPr>
         <w:b/>
         <w:bCs/>
-        <w:color w:val="000000" w:themeColor="text1"/>
+        <w:color w:val="131237" w:themeColor="text1"/>
       </w:rPr>
       <w:tblPr/>
       <w:tcPr>
@@ -20419,7 +20423,7 @@
       <w:rPr>
         <w:b w:val="0"/>
         <w:bCs w:val="0"/>
-        <w:color w:val="000000" w:themeColor="text1"/>
+        <w:color w:val="131237" w:themeColor="text1"/>
       </w:rPr>
       <w:tblPr/>
       <w:tcPr>
@@ -20431,13 +20435,13 @@
           <w:insideH w:val="nil"/>
           <w:insideV w:val="nil"/>
         </w:tcBorders>
-        <w:shd w:val="clear" w:color="auto" w:fill="DBE5F1" w:themeFill="accent1" w:themeFillTint="33"/>
+        <w:shd w:val="clear" w:color="auto" w:fill="D1D0CB" w:themeFill="accent1" w:themeFillTint="33"/>
       </w:tcPr>
     </w:tblStylePr>
     <w:tblStylePr w:type="band1Vert">
       <w:tblPr/>
       <w:tcPr>
-        <w:shd w:val="clear" w:color="auto" w:fill="A7BFDE" w:themeFill="accent1" w:themeFillTint="7F"/>
+        <w:shd w:val="clear" w:color="auto" w:fill="D1D0CB" w:themeFill="accent1" w:themeFillTint="7F"/>
       </w:tcPr>
     </w:tblStylePr>
     <w:tblStylePr w:type="band1Horz">
@@ -20447,7 +20451,7 @@
           <w:insideH w:val="single" w:sz="6" w:space="0" w:color="4F81BD" w:themeColor="accent1"/>
           <w:insideV w:val="single" w:sz="6" w:space="0" w:color="4F81BD" w:themeColor="accent1"/>
         </w:tcBorders>
-        <w:shd w:val="clear" w:color="auto" w:fill="A7BFDE" w:themeFill="accent1" w:themeFillTint="7F"/>
+        <w:shd w:val="clear" w:color="auto" w:fill="D1D0CB" w:themeFill="accent1" w:themeFillTint="7F"/>
       </w:tcPr>
     </w:tblStylePr>
     <w:tblStylePr w:type="nwCell">
@@ -20467,7 +20471,7 @@
     </w:pPr>
     <w:rPr>
       <w:rFonts w:asciiTheme="majorHAnsi" w:eastAsiaTheme="majorEastAsia" w:hAnsiTheme="majorHAnsi" w:cstheme="majorBidi"/>
-      <w:color w:val="000000" w:themeColor="text1"/>
+      <w:color w:val="131237" w:themeColor="text1"/>
     </w:rPr>
     <w:tblPr>
       <w:tblStyleRowBandSize w:val="1"/>
@@ -20489,24 +20493,24 @@
       </w:tblCellMar>
     </w:tblPr>
     <w:tcPr>
-      <w:shd w:val="clear" w:color="auto" w:fill="EFD3D2" w:themeFill="accent2" w:themeFillTint="3F"/>
+      <w:shd w:val="clear" w:color="auto" w:fill="D1D0CB" w:themeFill="accent2" w:themeFillTint="3F"/>
     </w:tcPr>
     <w:tblStylePr w:type="firstRow">
       <w:rPr>
         <w:b/>
         <w:bCs/>
-        <w:color w:val="000000" w:themeColor="text1"/>
-      </w:rPr>
-      <w:tblPr/>
-      <w:tcPr>
-        <w:shd w:val="clear" w:color="auto" w:fill="F8EDED" w:themeFill="accent2" w:themeFillTint="19"/>
+        <w:color w:val="131237" w:themeColor="text1"/>
+      </w:rPr>
+      <w:tblPr/>
+      <w:tcPr>
+        <w:shd w:val="clear" w:color="auto" w:fill="FFFFFF" w:themeFill="accent2" w:themeFillTint="19"/>
       </w:tcPr>
     </w:tblStylePr>
     <w:tblStylePr w:type="lastRow">
       <w:rPr>
         <w:b/>
         <w:bCs/>
-        <w:color w:val="000000" w:themeColor="text1"/>
+        <w:color w:val="131237" w:themeColor="text1"/>
       </w:rPr>
       <w:tblPr/>
       <w:tcPr>
@@ -20525,7 +20529,7 @@
       <w:rPr>
         <w:b/>
         <w:bCs/>
-        <w:color w:val="000000" w:themeColor="text1"/>
+        <w:color w:val="131237" w:themeColor="text1"/>
       </w:rPr>
       <w:tblPr/>
       <w:tcPr>
@@ -20544,7 +20548,7 @@
       <w:rPr>
         <w:b w:val="0"/>
         <w:bCs w:val="0"/>
-        <w:color w:val="000000" w:themeColor="text1"/>
+        <w:color w:val="131237" w:themeColor="text1"/>
       </w:rPr>
       <w:tblPr/>
       <w:tcPr>
@@ -20556,13 +20560,13 @@
           <w:insideH w:val="nil"/>
           <w:insideV w:val="nil"/>
         </w:tcBorders>
-        <w:shd w:val="clear" w:color="auto" w:fill="F2DBDB" w:themeFill="accent2" w:themeFillTint="33"/>
+        <w:shd w:val="clear" w:color="auto" w:fill="D1D0CB" w:themeFill="accent2" w:themeFillTint="33"/>
       </w:tcPr>
     </w:tblStylePr>
     <w:tblStylePr w:type="band1Vert">
       <w:tblPr/>
       <w:tcPr>
-        <w:shd w:val="clear" w:color="auto" w:fill="DFA7A6" w:themeFill="accent2" w:themeFillTint="7F"/>
+        <w:shd w:val="clear" w:color="auto" w:fill="D1D0CB" w:themeFill="accent2" w:themeFillTint="7F"/>
       </w:tcPr>
     </w:tblStylePr>
     <w:tblStylePr w:type="band1Horz">
@@ -20572,7 +20576,7 @@
           <w:insideH w:val="single" w:sz="6" w:space="0" w:color="C0504D" w:themeColor="accent2"/>
           <w:insideV w:val="single" w:sz="6" w:space="0" w:color="C0504D" w:themeColor="accent2"/>
         </w:tcBorders>
-        <w:shd w:val="clear" w:color="auto" w:fill="DFA7A6" w:themeFill="accent2" w:themeFillTint="7F"/>
+        <w:shd w:val="clear" w:color="auto" w:fill="D1D0CB" w:themeFill="accent2" w:themeFillTint="7F"/>
       </w:tcPr>
     </w:tblStylePr>
     <w:tblStylePr w:type="nwCell">
@@ -20592,7 +20596,7 @@
     </w:pPr>
     <w:rPr>
       <w:rFonts w:asciiTheme="majorHAnsi" w:eastAsiaTheme="majorEastAsia" w:hAnsiTheme="majorHAnsi" w:cstheme="majorBidi"/>
-      <w:color w:val="000000" w:themeColor="text1"/>
+      <w:color w:val="131237" w:themeColor="text1"/>
     </w:rPr>
     <w:tblPr>
       <w:tblStyleRowBandSize w:val="1"/>
@@ -20614,24 +20618,24 @@
       </w:tblCellMar>
     </w:tblPr>
     <w:tcPr>
-      <w:shd w:val="clear" w:color="auto" w:fill="E6EED5" w:themeFill="accent3" w:themeFillTint="3F"/>
+      <w:shd w:val="clear" w:color="auto" w:fill="D1D0CB" w:themeFill="accent3" w:themeFillTint="3F"/>
     </w:tcPr>
     <w:tblStylePr w:type="firstRow">
       <w:rPr>
         <w:b/>
         <w:bCs/>
-        <w:color w:val="000000" w:themeColor="text1"/>
-      </w:rPr>
-      <w:tblPr/>
-      <w:tcPr>
-        <w:shd w:val="clear" w:color="auto" w:fill="F5F8EE" w:themeFill="accent3" w:themeFillTint="19"/>
+        <w:color w:val="131237" w:themeColor="text1"/>
+      </w:rPr>
+      <w:tblPr/>
+      <w:tcPr>
+        <w:shd w:val="clear" w:color="auto" w:fill="FFFFFF" w:themeFill="accent3" w:themeFillTint="19"/>
       </w:tcPr>
     </w:tblStylePr>
     <w:tblStylePr w:type="lastRow">
       <w:rPr>
         <w:b/>
         <w:bCs/>
-        <w:color w:val="000000" w:themeColor="text1"/>
+        <w:color w:val="131237" w:themeColor="text1"/>
       </w:rPr>
       <w:tblPr/>
       <w:tcPr>
@@ -20650,7 +20654,7 @@
       <w:rPr>
         <w:b/>
         <w:bCs/>
-        <w:color w:val="000000" w:themeColor="text1"/>
+        <w:color w:val="131237" w:themeColor="text1"/>
       </w:rPr>
       <w:tblPr/>
       <w:tcPr>
@@ -20669,7 +20673,7 @@
       <w:rPr>
         <w:b w:val="0"/>
         <w:bCs w:val="0"/>
-        <w:color w:val="000000" w:themeColor="text1"/>
+        <w:color w:val="131237" w:themeColor="text1"/>
       </w:rPr>
       <w:tblPr/>
       <w:tcPr>
@@ -20681,13 +20685,13 @@
           <w:insideH w:val="nil"/>
           <w:insideV w:val="nil"/>
         </w:tcBorders>
-        <w:shd w:val="clear" w:color="auto" w:fill="EAF1DD" w:themeFill="accent3" w:themeFillTint="33"/>
+        <w:shd w:val="clear" w:color="auto" w:fill="FFFFFF" w:themeFill="accent3" w:themeFillTint="33"/>
       </w:tcPr>
     </w:tblStylePr>
     <w:tblStylePr w:type="band1Vert">
       <w:tblPr/>
       <w:tcPr>
-        <w:shd w:val="clear" w:color="auto" w:fill="CDDDAC" w:themeFill="accent3" w:themeFillTint="7F"/>
+        <w:shd w:val="clear" w:color="auto" w:fill="D1D0CB" w:themeFill="accent3" w:themeFillTint="7F"/>
       </w:tcPr>
     </w:tblStylePr>
     <w:tblStylePr w:type="band1Horz">
@@ -20697,7 +20701,7 @@
           <w:insideH w:val="single" w:sz="6" w:space="0" w:color="9BBB59" w:themeColor="accent3"/>
           <w:insideV w:val="single" w:sz="6" w:space="0" w:color="9BBB59" w:themeColor="accent3"/>
         </w:tcBorders>
-        <w:shd w:val="clear" w:color="auto" w:fill="CDDDAC" w:themeFill="accent3" w:themeFillTint="7F"/>
+        <w:shd w:val="clear" w:color="auto" w:fill="D1D0CB" w:themeFill="accent3" w:themeFillTint="7F"/>
       </w:tcPr>
     </w:tblStylePr>
     <w:tblStylePr w:type="nwCell">
@@ -20717,7 +20721,7 @@
     </w:pPr>
     <w:rPr>
       <w:rFonts w:asciiTheme="majorHAnsi" w:eastAsiaTheme="majorEastAsia" w:hAnsiTheme="majorHAnsi" w:cstheme="majorBidi"/>
-      <w:color w:val="000000" w:themeColor="text1"/>
+      <w:color w:val="131237" w:themeColor="text1"/>
     </w:rPr>
     <w:tblPr>
       <w:tblStyleRowBandSize w:val="1"/>
@@ -20739,24 +20743,24 @@
       </w:tblCellMar>
     </w:tblPr>
     <w:tcPr>
-      <w:shd w:val="clear" w:color="auto" w:fill="DFD8E8" w:themeFill="accent4" w:themeFillTint="3F"/>
+      <w:shd w:val="clear" w:color="auto" w:fill="D1D0CB" w:themeFill="accent4" w:themeFillTint="3F"/>
     </w:tcPr>
     <w:tblStylePr w:type="firstRow">
       <w:rPr>
         <w:b/>
         <w:bCs/>
-        <w:color w:val="000000" w:themeColor="text1"/>
-      </w:rPr>
-      <w:tblPr/>
-      <w:tcPr>
-        <w:shd w:val="clear" w:color="auto" w:fill="F2EFF6" w:themeFill="accent4" w:themeFillTint="19"/>
+        <w:color w:val="131237" w:themeColor="text1"/>
+      </w:rPr>
+      <w:tblPr/>
+      <w:tcPr>
+        <w:shd w:val="clear" w:color="auto" w:fill="FFFFFF" w:themeFill="accent4" w:themeFillTint="19"/>
       </w:tcPr>
     </w:tblStylePr>
     <w:tblStylePr w:type="lastRow">
       <w:rPr>
         <w:b/>
         <w:bCs/>
-        <w:color w:val="000000" w:themeColor="text1"/>
+        <w:color w:val="131237" w:themeColor="text1"/>
       </w:rPr>
       <w:tblPr/>
       <w:tcPr>
@@ -20775,7 +20779,7 @@
       <w:rPr>
         <w:b/>
         <w:bCs/>
-        <w:color w:val="000000" w:themeColor="text1"/>
+        <w:color w:val="131237" w:themeColor="text1"/>
       </w:rPr>
       <w:tblPr/>
       <w:tcPr>
@@ -20794,7 +20798,7 @@
       <w:rPr>
         <w:b w:val="0"/>
         <w:bCs w:val="0"/>
-        <w:color w:val="000000" w:themeColor="text1"/>
+        <w:color w:val="131237" w:themeColor="text1"/>
       </w:rPr>
       <w:tblPr/>
       <w:tcPr>
@@ -20806,13 +20810,13 @@
           <w:insideH w:val="nil"/>
           <w:insideV w:val="nil"/>
         </w:tcBorders>
-        <w:shd w:val="clear" w:color="auto" w:fill="E5DFEC" w:themeFill="accent4" w:themeFillTint="33"/>
+        <w:shd w:val="clear" w:color="auto" w:fill="D1D0CB" w:themeFill="accent4" w:themeFillTint="33"/>
       </w:tcPr>
     </w:tblStylePr>
     <w:tblStylePr w:type="band1Vert">
       <w:tblPr/>
       <w:tcPr>
-        <w:shd w:val="clear" w:color="auto" w:fill="BFB1D0" w:themeFill="accent4" w:themeFillTint="7F"/>
+        <w:shd w:val="clear" w:color="auto" w:fill="D1D0CB" w:themeFill="accent4" w:themeFillTint="7F"/>
       </w:tcPr>
     </w:tblStylePr>
     <w:tblStylePr w:type="band1Horz">
@@ -20822,7 +20826,7 @@
           <w:insideH w:val="single" w:sz="6" w:space="0" w:color="8064A2" w:themeColor="accent4"/>
           <w:insideV w:val="single" w:sz="6" w:space="0" w:color="8064A2" w:themeColor="accent4"/>
         </w:tcBorders>
-        <w:shd w:val="clear" w:color="auto" w:fill="BFB1D0" w:themeFill="accent4" w:themeFillTint="7F"/>
+        <w:shd w:val="clear" w:color="auto" w:fill="D1D0CB" w:themeFill="accent4" w:themeFillTint="7F"/>
       </w:tcPr>
     </w:tblStylePr>
     <w:tblStylePr w:type="nwCell">
@@ -20842,7 +20846,7 @@
     </w:pPr>
     <w:rPr>
       <w:rFonts w:asciiTheme="majorHAnsi" w:eastAsiaTheme="majorEastAsia" w:hAnsiTheme="majorHAnsi" w:cstheme="majorBidi"/>
-      <w:color w:val="000000" w:themeColor="text1"/>
+      <w:color w:val="131237" w:themeColor="text1"/>
     </w:rPr>
     <w:tblPr>
       <w:tblStyleRowBandSize w:val="1"/>
@@ -20864,24 +20868,24 @@
       </w:tblCellMar>
     </w:tblPr>
     <w:tcPr>
-      <w:shd w:val="clear" w:color="auto" w:fill="D2EAF1" w:themeFill="accent5" w:themeFillTint="3F"/>
+      <w:shd w:val="clear" w:color="auto" w:fill="D1D0CB" w:themeFill="accent5" w:themeFillTint="3F"/>
     </w:tcPr>
     <w:tblStylePr w:type="firstRow">
       <w:rPr>
         <w:b/>
         <w:bCs/>
-        <w:color w:val="000000" w:themeColor="text1"/>
-      </w:rPr>
-      <w:tblPr/>
-      <w:tcPr>
-        <w:shd w:val="clear" w:color="auto" w:fill="EDF6F9" w:themeFill="accent5" w:themeFillTint="19"/>
+        <w:color w:val="131237" w:themeColor="text1"/>
+      </w:rPr>
+      <w:tblPr/>
+      <w:tcPr>
+        <w:shd w:val="clear" w:color="auto" w:fill="FFFFFF" w:themeFill="accent5" w:themeFillTint="19"/>
       </w:tcPr>
     </w:tblStylePr>
     <w:tblStylePr w:type="lastRow">
       <w:rPr>
         <w:b/>
         <w:bCs/>
-        <w:color w:val="000000" w:themeColor="text1"/>
+        <w:color w:val="131237" w:themeColor="text1"/>
       </w:rPr>
       <w:tblPr/>
       <w:tcPr>
@@ -20900,7 +20904,7 @@
       <w:rPr>
         <w:b/>
         <w:bCs/>
-        <w:color w:val="000000" w:themeColor="text1"/>
+        <w:color w:val="131237" w:themeColor="text1"/>
       </w:rPr>
       <w:tblPr/>
       <w:tcPr>
@@ -20919,7 +20923,7 @@
       <w:rPr>
         <w:b w:val="0"/>
         <w:bCs w:val="0"/>
-        <w:color w:val="000000" w:themeColor="text1"/>
+        <w:color w:val="131237" w:themeColor="text1"/>
       </w:rPr>
       <w:tblPr/>
       <w:tcPr>
@@ -20931,13 +20935,13 @@
           <w:insideH w:val="nil"/>
           <w:insideV w:val="nil"/>
         </w:tcBorders>
-        <w:shd w:val="clear" w:color="auto" w:fill="DAEEF3" w:themeFill="accent5" w:themeFillTint="33"/>
+        <w:shd w:val="clear" w:color="auto" w:fill="FFFFFF" w:themeFill="accent5" w:themeFillTint="33"/>
       </w:tcPr>
     </w:tblStylePr>
     <w:tblStylePr w:type="band1Vert">
       <w:tblPr/>
       <w:tcPr>
-        <w:shd w:val="clear" w:color="auto" w:fill="A5D5E2" w:themeFill="accent5" w:themeFillTint="7F"/>
+        <w:shd w:val="clear" w:color="auto" w:fill="D1D0CB" w:themeFill="accent5" w:themeFillTint="7F"/>
       </w:tcPr>
     </w:tblStylePr>
     <w:tblStylePr w:type="band1Horz">
@@ -20947,7 +20951,7 @@
           <w:insideH w:val="single" w:sz="6" w:space="0" w:color="4BACC6" w:themeColor="accent5"/>
           <w:insideV w:val="single" w:sz="6" w:space="0" w:color="4BACC6" w:themeColor="accent5"/>
         </w:tcBorders>
-        <w:shd w:val="clear" w:color="auto" w:fill="A5D5E2" w:themeFill="accent5" w:themeFillTint="7F"/>
+        <w:shd w:val="clear" w:color="auto" w:fill="D1D0CB" w:themeFill="accent5" w:themeFillTint="7F"/>
       </w:tcPr>
     </w:tblStylePr>
     <w:tblStylePr w:type="nwCell">
@@ -20967,7 +20971,7 @@
     </w:pPr>
     <w:rPr>
       <w:rFonts w:asciiTheme="majorHAnsi" w:eastAsiaTheme="majorEastAsia" w:hAnsiTheme="majorHAnsi" w:cstheme="majorBidi"/>
-      <w:color w:val="000000" w:themeColor="text1"/>
+      <w:color w:val="131237" w:themeColor="text1"/>
     </w:rPr>
     <w:tblPr>
       <w:tblStyleRowBandSize w:val="1"/>
@@ -20989,24 +20993,24 @@
       </w:tblCellMar>
     </w:tblPr>
     <w:tcPr>
-      <w:shd w:val="clear" w:color="auto" w:fill="FDE4D0" w:themeFill="accent6" w:themeFillTint="3F"/>
+      <w:shd w:val="clear" w:color="auto" w:fill="D1D0CB" w:themeFill="accent6" w:themeFillTint="3F"/>
     </w:tcPr>
     <w:tblStylePr w:type="firstRow">
       <w:rPr>
         <w:b/>
         <w:bCs/>
-        <w:color w:val="000000" w:themeColor="text1"/>
-      </w:rPr>
-      <w:tblPr/>
-      <w:tcPr>
-        <w:shd w:val="clear" w:color="auto" w:fill="FEF4EC" w:themeFill="accent6" w:themeFillTint="19"/>
+        <w:color w:val="131237" w:themeColor="text1"/>
+      </w:rPr>
+      <w:tblPr/>
+      <w:tcPr>
+        <w:shd w:val="clear" w:color="auto" w:fill="FFFFFF" w:themeFill="accent6" w:themeFillTint="19"/>
       </w:tcPr>
     </w:tblStylePr>
     <w:tblStylePr w:type="lastRow">
       <w:rPr>
         <w:b/>
         <w:bCs/>
-        <w:color w:val="000000" w:themeColor="text1"/>
+        <w:color w:val="131237" w:themeColor="text1"/>
       </w:rPr>
       <w:tblPr/>
       <w:tcPr>
@@ -21025,7 +21029,7 @@
       <w:rPr>
         <w:b/>
         <w:bCs/>
-        <w:color w:val="000000" w:themeColor="text1"/>
+        <w:color w:val="131237" w:themeColor="text1"/>
       </w:rPr>
       <w:tblPr/>
       <w:tcPr>
@@ -21044,7 +21048,7 @@
       <w:rPr>
         <w:b w:val="0"/>
         <w:bCs w:val="0"/>
-        <w:color w:val="000000" w:themeColor="text1"/>
+        <w:color w:val="131237" w:themeColor="text1"/>
       </w:rPr>
       <w:tblPr/>
       <w:tcPr>
@@ -21056,13 +21060,13 @@
           <w:insideH w:val="nil"/>
           <w:insideV w:val="nil"/>
         </w:tcBorders>
-        <w:shd w:val="clear" w:color="auto" w:fill="FDE9D9" w:themeFill="accent6" w:themeFillTint="33"/>
+        <w:shd w:val="clear" w:color="auto" w:fill="FFFFFF" w:themeFill="accent6" w:themeFillTint="33"/>
       </w:tcPr>
     </w:tblStylePr>
     <w:tblStylePr w:type="band1Vert">
       <w:tblPr/>
       <w:tcPr>
-        <w:shd w:val="clear" w:color="auto" w:fill="FBCAA2" w:themeFill="accent6" w:themeFillTint="7F"/>
+        <w:shd w:val="clear" w:color="auto" w:fill="D1D0CB" w:themeFill="accent6" w:themeFillTint="7F"/>
       </w:tcPr>
     </w:tblStylePr>
     <w:tblStylePr w:type="band1Horz">
@@ -21072,7 +21076,7 @@
           <w:insideH w:val="single" w:sz="6" w:space="0" w:color="F79646" w:themeColor="accent6"/>
           <w:insideV w:val="single" w:sz="6" w:space="0" w:color="F79646" w:themeColor="accent6"/>
         </w:tcBorders>
-        <w:shd w:val="clear" w:color="auto" w:fill="FBCAA2" w:themeFill="accent6" w:themeFillTint="7F"/>
+        <w:shd w:val="clear" w:color="auto" w:fill="D1D0CB" w:themeFill="accent6" w:themeFillTint="7F"/>
       </w:tcPr>
     </w:tblStylePr>
     <w:tblStylePr w:type="nwCell">
@@ -21110,7 +21114,7 @@
       </w:tblCellMar>
     </w:tblPr>
     <w:tcPr>
-      <w:shd w:val="clear" w:color="auto" w:fill="C0C0C0" w:themeFill="text1" w:themeFillTint="3F"/>
+      <w:shd w:val="clear" w:color="auto" w:fill="D1D0CB" w:themeFill="text1" w:themeFillTint="3F"/>
     </w:tcPr>
     <w:tblStylePr w:type="firstRow">
       <w:rPr>
@@ -21130,7 +21134,7 @@
           <w:insideH w:val="nil"/>
           <w:insideV w:val="single" w:sz="8" w:space="0" w:color="FFFFFF" w:themeColor="background1"/>
         </w:tcBorders>
-        <w:shd w:val="clear" w:color="auto" w:fill="000000" w:themeFill="text1"/>
+        <w:shd w:val="clear" w:color="auto" w:fill="131237" w:themeFill="text1"/>
       </w:tcPr>
     </w:tblStylePr>
     <w:tblStylePr w:type="lastRow">
@@ -21151,7 +21155,7 @@
           <w:insideH w:val="nil"/>
           <w:insideV w:val="single" w:sz="8" w:space="0" w:color="FFFFFF" w:themeColor="background1"/>
         </w:tcBorders>
-        <w:shd w:val="clear" w:color="auto" w:fill="000000" w:themeFill="text1"/>
+        <w:shd w:val="clear" w:color="auto" w:fill="131237" w:themeFill="text1"/>
       </w:tcPr>
     </w:tblStylePr>
     <w:tblStylePr w:type="firstCol">
@@ -21170,7 +21174,7 @@
           <w:insideH w:val="nil"/>
           <w:insideV w:val="nil"/>
         </w:tcBorders>
-        <w:shd w:val="clear" w:color="auto" w:fill="000000" w:themeFill="text1"/>
+        <w:shd w:val="clear" w:color="auto" w:fill="131237" w:themeFill="text1"/>
       </w:tcPr>
     </w:tblStylePr>
     <w:tblStylePr w:type="lastCol">
@@ -21191,7 +21195,7 @@
           <w:insideH w:val="nil"/>
           <w:insideV w:val="nil"/>
         </w:tcBorders>
-        <w:shd w:val="clear" w:color="auto" w:fill="000000" w:themeFill="text1"/>
+        <w:shd w:val="clear" w:color="auto" w:fill="131237" w:themeFill="text1"/>
       </w:tcPr>
     </w:tblStylePr>
     <w:tblStylePr w:type="band1Vert">
@@ -21205,7 +21209,7 @@
           <w:insideH w:val="nil"/>
           <w:insideV w:val="nil"/>
         </w:tcBorders>
-        <w:shd w:val="clear" w:color="auto" w:fill="808080" w:themeFill="text1" w:themeFillTint="7F"/>
+        <w:shd w:val="clear" w:color="auto" w:fill="5C6684" w:themeFill="text1" w:themeFillTint="7F"/>
       </w:tcPr>
     </w:tblStylePr>
     <w:tblStylePr w:type="band1Horz">
@@ -21219,7 +21223,7 @@
           <w:insideH w:val="single" w:sz="8" w:space="0" w:color="FFFFFF" w:themeColor="background1"/>
           <w:insideV w:val="single" w:sz="8" w:space="0" w:color="FFFFFF" w:themeColor="background1"/>
         </w:tcBorders>
-        <w:shd w:val="clear" w:color="auto" w:fill="808080" w:themeFill="text1" w:themeFillTint="7F"/>
+        <w:shd w:val="clear" w:color="auto" w:fill="5C6684" w:themeFill="text1" w:themeFillTint="7F"/>
       </w:tcPr>
     </w:tblStylePr>
   </w:style>
@@ -21251,7 +21255,7 @@
       </w:tblCellMar>
     </w:tblPr>
     <w:tcPr>
-      <w:shd w:val="clear" w:color="auto" w:fill="D3DFEE" w:themeFill="accent1" w:themeFillTint="3F"/>
+      <w:shd w:val="clear" w:color="auto" w:fill="D1D0CB" w:themeFill="accent1" w:themeFillTint="3F"/>
     </w:tcPr>
     <w:tblStylePr w:type="firstRow">
       <w:rPr>
@@ -21271,7 +21275,7 @@
           <w:insideH w:val="nil"/>
           <w:insideV w:val="single" w:sz="8" w:space="0" w:color="FFFFFF" w:themeColor="background1"/>
         </w:tcBorders>
-        <w:shd w:val="clear" w:color="auto" w:fill="4F81BD" w:themeFill="accent1"/>
+        <w:shd w:val="clear" w:color="auto" w:fill="5C6684" w:themeFill="accent1"/>
       </w:tcPr>
     </w:tblStylePr>
     <w:tblStylePr w:type="lastRow">
@@ -21292,7 +21296,7 @@
           <w:insideH w:val="nil"/>
           <w:insideV w:val="single" w:sz="8" w:space="0" w:color="FFFFFF" w:themeColor="background1"/>
         </w:tcBorders>
-        <w:shd w:val="clear" w:color="auto" w:fill="4F81BD" w:themeFill="accent1"/>
+        <w:shd w:val="clear" w:color="auto" w:fill="5C6684" w:themeFill="accent1"/>
       </w:tcPr>
     </w:tblStylePr>
     <w:tblStylePr w:type="firstCol">
@@ -21311,7 +21315,7 @@
           <w:insideH w:val="nil"/>
           <w:insideV w:val="nil"/>
         </w:tcBorders>
-        <w:shd w:val="clear" w:color="auto" w:fill="4F81BD" w:themeFill="accent1"/>
+        <w:shd w:val="clear" w:color="auto" w:fill="5C6684" w:themeFill="accent1"/>
       </w:tcPr>
     </w:tblStylePr>
     <w:tblStylePr w:type="lastCol">
@@ -21332,7 +21336,7 @@
           <w:insideH w:val="nil"/>
           <w:insideV w:val="nil"/>
         </w:tcBorders>
-        <w:shd w:val="clear" w:color="auto" w:fill="4F81BD" w:themeFill="accent1"/>
+        <w:shd w:val="clear" w:color="auto" w:fill="5C6684" w:themeFill="accent1"/>
       </w:tcPr>
     </w:tblStylePr>
     <w:tblStylePr w:type="band1Vert">
@@ -21346,7 +21350,7 @@
           <w:insideH w:val="nil"/>
           <w:insideV w:val="nil"/>
         </w:tcBorders>
-        <w:shd w:val="clear" w:color="auto" w:fill="A7BFDE" w:themeFill="accent1" w:themeFillTint="7F"/>
+        <w:shd w:val="clear" w:color="auto" w:fill="D1D0CB" w:themeFill="accent1" w:themeFillTint="7F"/>
       </w:tcPr>
     </w:tblStylePr>
     <w:tblStylePr w:type="band1Horz">
@@ -21360,7 +21364,7 @@
           <w:insideH w:val="single" w:sz="8" w:space="0" w:color="FFFFFF" w:themeColor="background1"/>
           <w:insideV w:val="single" w:sz="8" w:space="0" w:color="FFFFFF" w:themeColor="background1"/>
         </w:tcBorders>
-        <w:shd w:val="clear" w:color="auto" w:fill="A7BFDE" w:themeFill="accent1" w:themeFillTint="7F"/>
+        <w:shd w:val="clear" w:color="auto" w:fill="D1D0CB" w:themeFill="accent1" w:themeFillTint="7F"/>
       </w:tcPr>
     </w:tblStylePr>
   </w:style>
@@ -21392,7 +21396,7 @@
       </w:tblCellMar>
     </w:tblPr>
     <w:tcPr>
-      <w:shd w:val="clear" w:color="auto" w:fill="EFD3D2" w:themeFill="accent2" w:themeFillTint="3F"/>
+      <w:shd w:val="clear" w:color="auto" w:fill="D1D0CB" w:themeFill="accent2" w:themeFillTint="3F"/>
     </w:tcPr>
     <w:tblStylePr w:type="firstRow">
       <w:rPr>
@@ -21412,7 +21416,7 @@
           <w:insideH w:val="nil"/>
           <w:insideV w:val="single" w:sz="8" w:space="0" w:color="FFFFFF" w:themeColor="background1"/>
         </w:tcBorders>
-        <w:shd w:val="clear" w:color="auto" w:fill="C0504D" w:themeFill="accent2"/>
+        <w:shd w:val="clear" w:color="auto" w:fill="5C6684" w:themeFill="accent2"/>
       </w:tcPr>
     </w:tblStylePr>
     <w:tblStylePr w:type="lastRow">
@@ -21433,7 +21437,7 @@
           <w:insideH w:val="nil"/>
           <w:insideV w:val="single" w:sz="8" w:space="0" w:color="FFFFFF" w:themeColor="background1"/>
         </w:tcBorders>
-        <w:shd w:val="clear" w:color="auto" w:fill="C0504D" w:themeFill="accent2"/>
+        <w:shd w:val="clear" w:color="auto" w:fill="5C6684" w:themeFill="accent2"/>
       </w:tcPr>
     </w:tblStylePr>
     <w:tblStylePr w:type="firstCol">
@@ -21452,7 +21456,7 @@
           <w:insideH w:val="nil"/>
           <w:insideV w:val="nil"/>
         </w:tcBorders>
-        <w:shd w:val="clear" w:color="auto" w:fill="C0504D" w:themeFill="accent2"/>
+        <w:shd w:val="clear" w:color="auto" w:fill="5C6684" w:themeFill="accent2"/>
       </w:tcPr>
     </w:tblStylePr>
     <w:tblStylePr w:type="lastCol">
@@ -21473,7 +21477,7 @@
           <w:insideH w:val="nil"/>
           <w:insideV w:val="nil"/>
         </w:tcBorders>
-        <w:shd w:val="clear" w:color="auto" w:fill="C0504D" w:themeFill="accent2"/>
+        <w:shd w:val="clear" w:color="auto" w:fill="5C6684" w:themeFill="accent2"/>
       </w:tcPr>
     </w:tblStylePr>
     <w:tblStylePr w:type="band1Vert">
@@ -21487,7 +21491,7 @@
           <w:insideH w:val="nil"/>
           <w:insideV w:val="nil"/>
         </w:tcBorders>
-        <w:shd w:val="clear" w:color="auto" w:fill="DFA7A6" w:themeFill="accent2" w:themeFillTint="7F"/>
+        <w:shd w:val="clear" w:color="auto" w:fill="D1D0CB" w:themeFill="accent2" w:themeFillTint="7F"/>
       </w:tcPr>
     </w:tblStylePr>
     <w:tblStylePr w:type="band1Horz">
@@ -21501,7 +21505,7 @@
           <w:insideH w:val="single" w:sz="8" w:space="0" w:color="FFFFFF" w:themeColor="background1"/>
           <w:insideV w:val="single" w:sz="8" w:space="0" w:color="FFFFFF" w:themeColor="background1"/>
         </w:tcBorders>
-        <w:shd w:val="clear" w:color="auto" w:fill="DFA7A6" w:themeFill="accent2" w:themeFillTint="7F"/>
+        <w:shd w:val="clear" w:color="auto" w:fill="D1D0CB" w:themeFill="accent2" w:themeFillTint="7F"/>
       </w:tcPr>
     </w:tblStylePr>
   </w:style>
@@ -21533,7 +21537,7 @@
       </w:tblCellMar>
     </w:tblPr>
     <w:tcPr>
-      <w:shd w:val="clear" w:color="auto" w:fill="E6EED5" w:themeFill="accent3" w:themeFillTint="3F"/>
+      <w:shd w:val="clear" w:color="auto" w:fill="D1D0CB" w:themeFill="accent3" w:themeFillTint="3F"/>
     </w:tcPr>
     <w:tblStylePr w:type="firstRow">
       <w:rPr>
@@ -21553,7 +21557,7 @@
           <w:insideH w:val="nil"/>
           <w:insideV w:val="single" w:sz="8" w:space="0" w:color="FFFFFF" w:themeColor="background1"/>
         </w:tcBorders>
-        <w:shd w:val="clear" w:color="auto" w:fill="9BBB59" w:themeFill="accent3"/>
+        <w:shd w:val="clear" w:color="auto" w:fill="5C6684" w:themeFill="accent3"/>
       </w:tcPr>
     </w:tblStylePr>
     <w:tblStylePr w:type="lastRow">
@@ -21574,7 +21578,7 @@
           <w:insideH w:val="nil"/>
           <w:insideV w:val="single" w:sz="8" w:space="0" w:color="FFFFFF" w:themeColor="background1"/>
         </w:tcBorders>
-        <w:shd w:val="clear" w:color="auto" w:fill="9BBB59" w:themeFill="accent3"/>
+        <w:shd w:val="clear" w:color="auto" w:fill="5C6684" w:themeFill="accent3"/>
       </w:tcPr>
     </w:tblStylePr>
     <w:tblStylePr w:type="firstCol">
@@ -21593,7 +21597,7 @@
           <w:insideH w:val="nil"/>
           <w:insideV w:val="nil"/>
         </w:tcBorders>
-        <w:shd w:val="clear" w:color="auto" w:fill="9BBB59" w:themeFill="accent3"/>
+        <w:shd w:val="clear" w:color="auto" w:fill="5C6684" w:themeFill="accent3"/>
       </w:tcPr>
     </w:tblStylePr>
     <w:tblStylePr w:type="lastCol">
@@ -21614,7 +21618,7 @@
           <w:insideH w:val="nil"/>
           <w:insideV w:val="nil"/>
         </w:tcBorders>
-        <w:shd w:val="clear" w:color="auto" w:fill="9BBB59" w:themeFill="accent3"/>
+        <w:shd w:val="clear" w:color="auto" w:fill="5C6684" w:themeFill="accent3"/>
       </w:tcPr>
     </w:tblStylePr>
     <w:tblStylePr w:type="band1Vert">
@@ -21628,7 +21632,7 @@
           <w:insideH w:val="nil"/>
           <w:insideV w:val="nil"/>
         </w:tcBorders>
-        <w:shd w:val="clear" w:color="auto" w:fill="CDDDAC" w:themeFill="accent3" w:themeFillTint="7F"/>
+        <w:shd w:val="clear" w:color="auto" w:fill="D1D0CB" w:themeFill="accent3" w:themeFillTint="7F"/>
       </w:tcPr>
     </w:tblStylePr>
     <w:tblStylePr w:type="band1Horz">
@@ -21642,7 +21646,7 @@
           <w:insideH w:val="single" w:sz="8" w:space="0" w:color="FFFFFF" w:themeColor="background1"/>
           <w:insideV w:val="single" w:sz="8" w:space="0" w:color="FFFFFF" w:themeColor="background1"/>
         </w:tcBorders>
-        <w:shd w:val="clear" w:color="auto" w:fill="CDDDAC" w:themeFill="accent3" w:themeFillTint="7F"/>
+        <w:shd w:val="clear" w:color="auto" w:fill="D1D0CB" w:themeFill="accent3" w:themeFillTint="7F"/>
       </w:tcPr>
     </w:tblStylePr>
   </w:style>
@@ -21674,7 +21678,7 @@
       </w:tblCellMar>
     </w:tblPr>
     <w:tcPr>
-      <w:shd w:val="clear" w:color="auto" w:fill="DFD8E8" w:themeFill="accent4" w:themeFillTint="3F"/>
+      <w:shd w:val="clear" w:color="auto" w:fill="D1D0CB" w:themeFill="accent4" w:themeFillTint="3F"/>
     </w:tcPr>
     <w:tblStylePr w:type="firstRow">
       <w:rPr>
@@ -21694,7 +21698,7 @@
           <w:insideH w:val="nil"/>
           <w:insideV w:val="single" w:sz="8" w:space="0" w:color="FFFFFF" w:themeColor="background1"/>
         </w:tcBorders>
-        <w:shd w:val="clear" w:color="auto" w:fill="8064A2" w:themeFill="accent4"/>
+        <w:shd w:val="clear" w:color="auto" w:fill="5C6684" w:themeFill="accent4"/>
       </w:tcPr>
     </w:tblStylePr>
     <w:tblStylePr w:type="lastRow">
@@ -21715,7 +21719,7 @@
           <w:insideH w:val="nil"/>
           <w:insideV w:val="single" w:sz="8" w:space="0" w:color="FFFFFF" w:themeColor="background1"/>
         </w:tcBorders>
-        <w:shd w:val="clear" w:color="auto" w:fill="8064A2" w:themeFill="accent4"/>
+        <w:shd w:val="clear" w:color="auto" w:fill="5C6684" w:themeFill="accent4"/>
       </w:tcPr>
     </w:tblStylePr>
     <w:tblStylePr w:type="firstCol">
@@ -21734,7 +21738,7 @@
           <w:insideH w:val="nil"/>
           <w:insideV w:val="nil"/>
         </w:tcBorders>
-        <w:shd w:val="clear" w:color="auto" w:fill="8064A2" w:themeFill="accent4"/>
+        <w:shd w:val="clear" w:color="auto" w:fill="5C6684" w:themeFill="accent4"/>
       </w:tcPr>
     </w:tblStylePr>
     <w:tblStylePr w:type="lastCol">
@@ -21755,7 +21759,7 @@
           <w:insideH w:val="nil"/>
           <w:insideV w:val="nil"/>
         </w:tcBorders>
-        <w:shd w:val="clear" w:color="auto" w:fill="8064A2" w:themeFill="accent4"/>
+        <w:shd w:val="clear" w:color="auto" w:fill="5C6684" w:themeFill="accent4"/>
       </w:tcPr>
     </w:tblStylePr>
     <w:tblStylePr w:type="band1Vert">
@@ -21769,7 +21773,7 @@
           <w:insideH w:val="nil"/>
           <w:insideV w:val="nil"/>
         </w:tcBorders>
-        <w:shd w:val="clear" w:color="auto" w:fill="BFB1D0" w:themeFill="accent4" w:themeFillTint="7F"/>
+        <w:shd w:val="clear" w:color="auto" w:fill="D1D0CB" w:themeFill="accent4" w:themeFillTint="7F"/>
       </w:tcPr>
     </w:tblStylePr>
     <w:tblStylePr w:type="band1Horz">
@@ -21783,7 +21787,7 @@
           <w:insideH w:val="single" w:sz="8" w:space="0" w:color="FFFFFF" w:themeColor="background1"/>
           <w:insideV w:val="single" w:sz="8" w:space="0" w:color="FFFFFF" w:themeColor="background1"/>
         </w:tcBorders>
-        <w:shd w:val="clear" w:color="auto" w:fill="BFB1D0" w:themeFill="accent4" w:themeFillTint="7F"/>
+        <w:shd w:val="clear" w:color="auto" w:fill="D1D0CB" w:themeFill="accent4" w:themeFillTint="7F"/>
       </w:tcPr>
     </w:tblStylePr>
   </w:style>
@@ -21815,7 +21819,7 @@
       </w:tblCellMar>
     </w:tblPr>
     <w:tcPr>
-      <w:shd w:val="clear" w:color="auto" w:fill="D2EAF1" w:themeFill="accent5" w:themeFillTint="3F"/>
+      <w:shd w:val="clear" w:color="auto" w:fill="D1D0CB" w:themeFill="accent5" w:themeFillTint="3F"/>
     </w:tcPr>
     <w:tblStylePr w:type="firstRow">
       <w:rPr>
@@ -21835,7 +21839,7 @@
           <w:insideH w:val="nil"/>
           <w:insideV w:val="single" w:sz="8" w:space="0" w:color="FFFFFF" w:themeColor="background1"/>
         </w:tcBorders>
-        <w:shd w:val="clear" w:color="auto" w:fill="4BACC6" w:themeFill="accent5"/>
+        <w:shd w:val="clear" w:color="auto" w:fill="5C6684" w:themeFill="accent5"/>
       </w:tcPr>
     </w:tblStylePr>
     <w:tblStylePr w:type="lastRow">
@@ -21856,7 +21860,7 @@
           <w:insideH w:val="nil"/>
           <w:insideV w:val="single" w:sz="8" w:space="0" w:color="FFFFFF" w:themeColor="background1"/>
         </w:tcBorders>
-        <w:shd w:val="clear" w:color="auto" w:fill="4BACC6" w:themeFill="accent5"/>
+        <w:shd w:val="clear" w:color="auto" w:fill="5C6684" w:themeFill="accent5"/>
       </w:tcPr>
     </w:tblStylePr>
     <w:tblStylePr w:type="firstCol">
@@ -21875,7 +21879,7 @@
           <w:insideH w:val="nil"/>
           <w:insideV w:val="nil"/>
         </w:tcBorders>
-        <w:shd w:val="clear" w:color="auto" w:fill="4BACC6" w:themeFill="accent5"/>
+        <w:shd w:val="clear" w:color="auto" w:fill="5C6684" w:themeFill="accent5"/>
       </w:tcPr>
     </w:tblStylePr>
     <w:tblStylePr w:type="lastCol">
@@ -21896,7 +21900,7 @@
           <w:insideH w:val="nil"/>
           <w:insideV w:val="nil"/>
         </w:tcBorders>
-        <w:shd w:val="clear" w:color="auto" w:fill="4BACC6" w:themeFill="accent5"/>
+        <w:shd w:val="clear" w:color="auto" w:fill="5C6684" w:themeFill="accent5"/>
       </w:tcPr>
     </w:tblStylePr>
     <w:tblStylePr w:type="band1Vert">
@@ -21910,7 +21914,7 @@
           <w:insideH w:val="nil"/>
           <w:insideV w:val="nil"/>
         </w:tcBorders>
-        <w:shd w:val="clear" w:color="auto" w:fill="A5D5E2" w:themeFill="accent5" w:themeFillTint="7F"/>
+        <w:shd w:val="clear" w:color="auto" w:fill="D1D0CB" w:themeFill="accent5" w:themeFillTint="7F"/>
       </w:tcPr>
     </w:tblStylePr>
     <w:tblStylePr w:type="band1Horz">
@@ -21924,7 +21928,7 @@
           <w:insideH w:val="single" w:sz="8" w:space="0" w:color="FFFFFF" w:themeColor="background1"/>
           <w:insideV w:val="single" w:sz="8" w:space="0" w:color="FFFFFF" w:themeColor="background1"/>
         </w:tcBorders>
-        <w:shd w:val="clear" w:color="auto" w:fill="A5D5E2" w:themeFill="accent5" w:themeFillTint="7F"/>
+        <w:shd w:val="clear" w:color="auto" w:fill="D1D0CB" w:themeFill="accent5" w:themeFillTint="7F"/>
       </w:tcPr>
     </w:tblStylePr>
   </w:style>
@@ -21956,7 +21960,7 @@
       </w:tblCellMar>
     </w:tblPr>
     <w:tcPr>
-      <w:shd w:val="clear" w:color="auto" w:fill="FDE4D0" w:themeFill="accent6" w:themeFillTint="3F"/>
+      <w:shd w:val="clear" w:color="auto" w:fill="D1D0CB" w:themeFill="accent6" w:themeFillTint="3F"/>
     </w:tcPr>
     <w:tblStylePr w:type="firstRow">
       <w:rPr>
@@ -21976,7 +21980,7 @@
           <w:insideH w:val="nil"/>
           <w:insideV w:val="single" w:sz="8" w:space="0" w:color="FFFFFF" w:themeColor="background1"/>
         </w:tcBorders>
-        <w:shd w:val="clear" w:color="auto" w:fill="F79646" w:themeFill="accent6"/>
+        <w:shd w:val="clear" w:color="auto" w:fill="D1D0CB" w:themeFill="accent6"/>
       </w:tcPr>
     </w:tblStylePr>
     <w:tblStylePr w:type="lastRow">
@@ -21997,7 +22001,7 @@
           <w:insideH w:val="nil"/>
           <w:insideV w:val="single" w:sz="8" w:space="0" w:color="FFFFFF" w:themeColor="background1"/>
         </w:tcBorders>
-        <w:shd w:val="clear" w:color="auto" w:fill="F79646" w:themeFill="accent6"/>
+        <w:shd w:val="clear" w:color="auto" w:fill="D1D0CB" w:themeFill="accent6"/>
       </w:tcPr>
     </w:tblStylePr>
     <w:tblStylePr w:type="firstCol">
@@ -22016,7 +22020,7 @@
           <w:insideH w:val="nil"/>
           <w:insideV w:val="nil"/>
         </w:tcBorders>
-        <w:shd w:val="clear" w:color="auto" w:fill="F79646" w:themeFill="accent6"/>
+        <w:shd w:val="clear" w:color="auto" w:fill="D1D0CB" w:themeFill="accent6"/>
       </w:tcPr>
     </w:tblStylePr>
     <w:tblStylePr w:type="lastCol">
@@ -22037,7 +22041,7 @@
           <w:insideH w:val="nil"/>
           <w:insideV w:val="nil"/>
         </w:tcBorders>
-        <w:shd w:val="clear" w:color="auto" w:fill="F79646" w:themeFill="accent6"/>
+        <w:shd w:val="clear" w:color="auto" w:fill="D1D0CB" w:themeFill="accent6"/>
       </w:tcPr>
     </w:tblStylePr>
     <w:tblStylePr w:type="band1Vert">
@@ -22051,7 +22055,7 @@
           <w:insideH w:val="nil"/>
           <w:insideV w:val="nil"/>
         </w:tcBorders>
-        <w:shd w:val="clear" w:color="auto" w:fill="FBCAA2" w:themeFill="accent6" w:themeFillTint="7F"/>
+        <w:shd w:val="clear" w:color="auto" w:fill="D1D0CB" w:themeFill="accent6" w:themeFillTint="7F"/>
       </w:tcPr>
     </w:tblStylePr>
     <w:tblStylePr w:type="band1Horz">
@@ -22065,7 +22069,7 @@
           <w:insideH w:val="single" w:sz="8" w:space="0" w:color="FFFFFF" w:themeColor="background1"/>
           <w:insideV w:val="single" w:sz="8" w:space="0" w:color="FFFFFF" w:themeColor="background1"/>
         </w:tcBorders>
-        <w:shd w:val="clear" w:color="auto" w:fill="FBCAA2" w:themeFill="accent6" w:themeFillTint="7F"/>
+        <w:shd w:val="clear" w:color="auto" w:fill="D1D0CB" w:themeFill="accent6" w:themeFillTint="7F"/>
       </w:tcPr>
     </w:tblStylePr>
   </w:style>
@@ -22092,7 +22096,7 @@
       </w:tblCellMar>
     </w:tblPr>
     <w:tcPr>
-      <w:shd w:val="clear" w:color="auto" w:fill="000000" w:themeFill="text1"/>
+      <w:shd w:val="clear" w:color="auto" w:fill="131237" w:themeFill="text1"/>
     </w:tcPr>
     <w:tblStylePr w:type="firstRow">
       <w:rPr>
@@ -22109,7 +22113,7 @@
           <w:insideH w:val="nil"/>
           <w:insideV w:val="nil"/>
         </w:tcBorders>
-        <w:shd w:val="clear" w:color="auto" w:fill="000000" w:themeFill="text1"/>
+        <w:shd w:val="clear" w:color="auto" w:fill="131237" w:themeFill="text1"/>
       </w:tcPr>
     </w:tblStylePr>
     <w:tblStylePr w:type="lastRow">
@@ -22123,7 +22127,7 @@
           <w:insideH w:val="nil"/>
           <w:insideV w:val="nil"/>
         </w:tcBorders>
-        <w:shd w:val="clear" w:color="auto" w:fill="000000" w:themeFill="text1" w:themeFillShade="7F"/>
+        <w:shd w:val="clear" w:color="auto" w:fill="131237" w:themeFill="text1" w:themeFillShade="7F"/>
       </w:tcPr>
     </w:tblStylePr>
     <w:tblStylePr w:type="firstCol">
@@ -22137,7 +22141,7 @@
           <w:insideH w:val="nil"/>
           <w:insideV w:val="nil"/>
         </w:tcBorders>
-        <w:shd w:val="clear" w:color="auto" w:fill="000000" w:themeFill="text1" w:themeFillShade="BF"/>
+        <w:shd w:val="clear" w:color="auto" w:fill="131237" w:themeFill="text1" w:themeFillShade="BF"/>
       </w:tcPr>
     </w:tblStylePr>
     <w:tblStylePr w:type="lastCol">
@@ -22151,7 +22155,7 @@
           <w:insideH w:val="nil"/>
           <w:insideV w:val="nil"/>
         </w:tcBorders>
-        <w:shd w:val="clear" w:color="auto" w:fill="000000" w:themeFill="text1" w:themeFillShade="BF"/>
+        <w:shd w:val="clear" w:color="auto" w:fill="131237" w:themeFill="text1" w:themeFillShade="BF"/>
       </w:tcPr>
     </w:tblStylePr>
     <w:tblStylePr w:type="band1Vert">
@@ -22165,7 +22169,7 @@
           <w:insideH w:val="nil"/>
           <w:insideV w:val="nil"/>
         </w:tcBorders>
-        <w:shd w:val="clear" w:color="auto" w:fill="000000" w:themeFill="text1" w:themeFillShade="BF"/>
+        <w:shd w:val="clear" w:color="auto" w:fill="131237" w:themeFill="text1" w:themeFillShade="BF"/>
       </w:tcPr>
     </w:tblStylePr>
     <w:tblStylePr w:type="band1Horz">
@@ -22179,7 +22183,7 @@
           <w:insideH w:val="nil"/>
           <w:insideV w:val="nil"/>
         </w:tcBorders>
-        <w:shd w:val="clear" w:color="auto" w:fill="000000" w:themeFill="text1" w:themeFillShade="BF"/>
+        <w:shd w:val="clear" w:color="auto" w:fill="131237" w:themeFill="text1" w:themeFillShade="BF"/>
       </w:tcPr>
     </w:tblStylePr>
   </w:style>
@@ -22206,7 +22210,7 @@
       </w:tblCellMar>
     </w:tblPr>
     <w:tcPr>
-      <w:shd w:val="clear" w:color="auto" w:fill="4F81BD" w:themeFill="accent1"/>
+      <w:shd w:val="clear" w:color="auto" w:fill="5C6684" w:themeFill="accent1"/>
     </w:tcPr>
     <w:tblStylePr w:type="firstRow">
       <w:rPr>
@@ -22223,7 +22227,7 @@
           <w:insideH w:val="nil"/>
           <w:insideV w:val="nil"/>
         </w:tcBorders>
-        <w:shd w:val="clear" w:color="auto" w:fill="000000" w:themeFill="text1"/>
+        <w:shd w:val="clear" w:color="auto" w:fill="131237" w:themeFill="text1"/>
       </w:tcPr>
     </w:tblStylePr>
     <w:tblStylePr w:type="lastRow">
@@ -22237,7 +22241,7 @@
           <w:insideH w:val="nil"/>
           <w:insideV w:val="nil"/>
         </w:tcBorders>
-        <w:shd w:val="clear" w:color="auto" w:fill="243F60" w:themeFill="accent1" w:themeFillShade="7F"/>
+        <w:shd w:val="clear" w:color="auto" w:fill="2F2E47" w:themeFill="accent1" w:themeFillShade="7F"/>
       </w:tcPr>
     </w:tblStylePr>
     <w:tblStylePr w:type="firstCol">
@@ -22251,7 +22255,7 @@
           <w:insideH w:val="nil"/>
           <w:insideV w:val="nil"/>
         </w:tcBorders>
-        <w:shd w:val="clear" w:color="auto" w:fill="365F91" w:themeFill="accent1" w:themeFillShade="BF"/>
+        <w:shd w:val="clear" w:color="auto" w:fill="5C6684" w:themeFill="accent1" w:themeFillShade="BF"/>
       </w:tcPr>
     </w:tblStylePr>
     <w:tblStylePr w:type="lastCol">
@@ -22265,7 +22269,7 @@
           <w:insideH w:val="nil"/>
           <w:insideV w:val="nil"/>
         </w:tcBorders>
-        <w:shd w:val="clear" w:color="auto" w:fill="365F91" w:themeFill="accent1" w:themeFillShade="BF"/>
+        <w:shd w:val="clear" w:color="auto" w:fill="5C6684" w:themeFill="accent1" w:themeFillShade="BF"/>
       </w:tcPr>
     </w:tblStylePr>
     <w:tblStylePr w:type="band1Vert">
@@ -22279,7 +22283,7 @@
           <w:insideH w:val="nil"/>
           <w:insideV w:val="nil"/>
         </w:tcBorders>
-        <w:shd w:val="clear" w:color="auto" w:fill="365F91" w:themeFill="accent1" w:themeFillShade="BF"/>
+        <w:shd w:val="clear" w:color="auto" w:fill="5C6684" w:themeFill="accent1" w:themeFillShade="BF"/>
       </w:tcPr>
     </w:tblStylePr>
     <w:tblStylePr w:type="band1Horz">
@@ -22293,7 +22297,7 @@
           <w:insideH w:val="nil"/>
           <w:insideV w:val="nil"/>
         </w:tcBorders>
-        <w:shd w:val="clear" w:color="auto" w:fill="365F91" w:themeFill="accent1" w:themeFillShade="BF"/>
+        <w:shd w:val="clear" w:color="auto" w:fill="5C6684" w:themeFill="accent1" w:themeFillShade="BF"/>
       </w:tcPr>
     </w:tblStylePr>
   </w:style>
@@ -22320,7 +22324,7 @@
       </w:tblCellMar>
     </w:tblPr>
     <w:tcPr>
-      <w:shd w:val="clear" w:color="auto" w:fill="C0504D" w:themeFill="accent2"/>
+      <w:shd w:val="clear" w:color="auto" w:fill="5C6684" w:themeFill="accent2"/>
     </w:tcPr>
     <w:tblStylePr w:type="firstRow">
       <w:rPr>
@@ -22337,7 +22341,7 @@
           <w:insideH w:val="nil"/>
           <w:insideV w:val="nil"/>
         </w:tcBorders>
-        <w:shd w:val="clear" w:color="auto" w:fill="000000" w:themeFill="text1"/>
+        <w:shd w:val="clear" w:color="auto" w:fill="131237" w:themeFill="text1"/>
       </w:tcPr>
     </w:tblStylePr>
     <w:tblStylePr w:type="lastRow">
@@ -22351,7 +22355,7 @@
           <w:insideH w:val="nil"/>
           <w:insideV w:val="nil"/>
         </w:tcBorders>
-        <w:shd w:val="clear" w:color="auto" w:fill="622423" w:themeFill="accent2" w:themeFillShade="7F"/>
+        <w:shd w:val="clear" w:color="auto" w:fill="2F2E47" w:themeFill="accent2" w:themeFillShade="7F"/>
       </w:tcPr>
     </w:tblStylePr>
     <w:tblStylePr w:type="firstCol">
@@ -22365,7 +22369,7 @@
           <w:insideH w:val="nil"/>
           <w:insideV w:val="nil"/>
         </w:tcBorders>
-        <w:shd w:val="clear" w:color="auto" w:fill="943634" w:themeFill="accent2" w:themeFillShade="BF"/>
+        <w:shd w:val="clear" w:color="auto" w:fill="2F2E47" w:themeFill="accent2" w:themeFillShade="BF"/>
       </w:tcPr>
     </w:tblStylePr>
     <w:tblStylePr w:type="lastCol">
@@ -22379,7 +22383,7 @@
           <w:insideH w:val="nil"/>
           <w:insideV w:val="nil"/>
         </w:tcBorders>
-        <w:shd w:val="clear" w:color="auto" w:fill="943634" w:themeFill="accent2" w:themeFillShade="BF"/>
+        <w:shd w:val="clear" w:color="auto" w:fill="2F2E47" w:themeFill="accent2" w:themeFillShade="BF"/>
       </w:tcPr>
     </w:tblStylePr>
     <w:tblStylePr w:type="band1Vert">
@@ -22393,7 +22397,7 @@
           <w:insideH w:val="nil"/>
           <w:insideV w:val="nil"/>
         </w:tcBorders>
-        <w:shd w:val="clear" w:color="auto" w:fill="943634" w:themeFill="accent2" w:themeFillShade="BF"/>
+        <w:shd w:val="clear" w:color="auto" w:fill="2F2E47" w:themeFill="accent2" w:themeFillShade="BF"/>
       </w:tcPr>
     </w:tblStylePr>
     <w:tblStylePr w:type="band1Horz">
@@ -22407,7 +22411,7 @@
           <w:insideH w:val="nil"/>
           <w:insideV w:val="nil"/>
         </w:tcBorders>
-        <w:shd w:val="clear" w:color="auto" w:fill="943634" w:themeFill="accent2" w:themeFillShade="BF"/>
+        <w:shd w:val="clear" w:color="auto" w:fill="2F2E47" w:themeFill="accent2" w:themeFillShade="BF"/>
       </w:tcPr>
     </w:tblStylePr>
   </w:style>
@@ -22434,7 +22438,7 @@
       </w:tblCellMar>
     </w:tblPr>
     <w:tcPr>
-      <w:shd w:val="clear" w:color="auto" w:fill="9BBB59" w:themeFill="accent3"/>
+      <w:shd w:val="clear" w:color="auto" w:fill="5C6684" w:themeFill="accent3"/>
     </w:tcPr>
     <w:tblStylePr w:type="firstRow">
       <w:rPr>
@@ -22451,7 +22455,7 @@
           <w:insideH w:val="nil"/>
           <w:insideV w:val="nil"/>
         </w:tcBorders>
-        <w:shd w:val="clear" w:color="auto" w:fill="000000" w:themeFill="text1"/>
+        <w:shd w:val="clear" w:color="auto" w:fill="131237" w:themeFill="text1"/>
       </w:tcPr>
     </w:tblStylePr>
     <w:tblStylePr w:type="lastRow">
@@ -22465,7 +22469,7 @@
           <w:insideH w:val="nil"/>
           <w:insideV w:val="nil"/>
         </w:tcBorders>
-        <w:shd w:val="clear" w:color="auto" w:fill="4E6128" w:themeFill="accent3" w:themeFillShade="7F"/>
+        <w:shd w:val="clear" w:color="auto" w:fill="2F2E47" w:themeFill="accent3" w:themeFillShade="7F"/>
       </w:tcPr>
     </w:tblStylePr>
     <w:tblStylePr w:type="firstCol">
@@ -22479,7 +22483,7 @@
           <w:insideH w:val="nil"/>
           <w:insideV w:val="nil"/>
         </w:tcBorders>
-        <w:shd w:val="clear" w:color="auto" w:fill="76923C" w:themeFill="accent3" w:themeFillShade="BF"/>
+        <w:shd w:val="clear" w:color="auto" w:fill="5C6684" w:themeFill="accent3" w:themeFillShade="BF"/>
       </w:tcPr>
     </w:tblStylePr>
     <w:tblStylePr w:type="lastCol">
@@ -22493,7 +22497,7 @@
           <w:insideH w:val="nil"/>
           <w:insideV w:val="nil"/>
         </w:tcBorders>
-        <w:shd w:val="clear" w:color="auto" w:fill="76923C" w:themeFill="accent3" w:themeFillShade="BF"/>
+        <w:shd w:val="clear" w:color="auto" w:fill="5C6684" w:themeFill="accent3" w:themeFillShade="BF"/>
       </w:tcPr>
     </w:tblStylePr>
     <w:tblStylePr w:type="band1Vert">
@@ -22507,7 +22511,7 @@
           <w:insideH w:val="nil"/>
           <w:insideV w:val="nil"/>
         </w:tcBorders>
-        <w:shd w:val="clear" w:color="auto" w:fill="76923C" w:themeFill="accent3" w:themeFillShade="BF"/>
+        <w:shd w:val="clear" w:color="auto" w:fill="5C6684" w:themeFill="accent3" w:themeFillShade="BF"/>
       </w:tcPr>
     </w:tblStylePr>
     <w:tblStylePr w:type="band1Horz">
@@ -22521,7 +22525,7 @@
           <w:insideH w:val="nil"/>
           <w:insideV w:val="nil"/>
         </w:tcBorders>
-        <w:shd w:val="clear" w:color="auto" w:fill="76923C" w:themeFill="accent3" w:themeFillShade="BF"/>
+        <w:shd w:val="clear" w:color="auto" w:fill="5C6684" w:themeFill="accent3" w:themeFillShade="BF"/>
       </w:tcPr>
     </w:tblStylePr>
   </w:style>
@@ -22548,7 +22552,7 @@
       </w:tblCellMar>
     </w:tblPr>
     <w:tcPr>
-      <w:shd w:val="clear" w:color="auto" w:fill="8064A2" w:themeFill="accent4"/>
+      <w:shd w:val="clear" w:color="auto" w:fill="5C6684" w:themeFill="accent4"/>
     </w:tcPr>
     <w:tblStylePr w:type="firstRow">
       <w:rPr>
@@ -22565,7 +22569,7 @@
           <w:insideH w:val="nil"/>
           <w:insideV w:val="nil"/>
         </w:tcBorders>
-        <w:shd w:val="clear" w:color="auto" w:fill="000000" w:themeFill="text1"/>
+        <w:shd w:val="clear" w:color="auto" w:fill="131237" w:themeFill="text1"/>
       </w:tcPr>
     </w:tblStylePr>
     <w:tblStylePr w:type="lastRow">
@@ -22579,7 +22583,7 @@
           <w:insideH w:val="nil"/>
           <w:insideV w:val="nil"/>
         </w:tcBorders>
-        <w:shd w:val="clear" w:color="auto" w:fill="3F3151" w:themeFill="accent4" w:themeFillShade="7F"/>
+        <w:shd w:val="clear" w:color="auto" w:fill="2F2E47" w:themeFill="accent4" w:themeFillShade="7F"/>
       </w:tcPr>
     </w:tblStylePr>
     <w:tblStylePr w:type="firstCol">
@@ -22593,7 +22597,7 @@
           <w:insideH w:val="nil"/>
           <w:insideV w:val="nil"/>
         </w:tcBorders>
-        <w:shd w:val="clear" w:color="auto" w:fill="5F497A" w:themeFill="accent4" w:themeFillShade="BF"/>
+        <w:shd w:val="clear" w:color="auto" w:fill="5C6684" w:themeFill="accent4" w:themeFillShade="BF"/>
       </w:tcPr>
     </w:tblStylePr>
     <w:tblStylePr w:type="lastCol">
@@ -22607,7 +22611,7 @@
           <w:insideH w:val="nil"/>
           <w:insideV w:val="nil"/>
         </w:tcBorders>
-        <w:shd w:val="clear" w:color="auto" w:fill="5F497A" w:themeFill="accent4" w:themeFillShade="BF"/>
+        <w:shd w:val="clear" w:color="auto" w:fill="5C6684" w:themeFill="accent4" w:themeFillShade="BF"/>
       </w:tcPr>
     </w:tblStylePr>
     <w:tblStylePr w:type="band1Vert">
@@ -22621,7 +22625,7 @@
           <w:insideH w:val="nil"/>
           <w:insideV w:val="nil"/>
         </w:tcBorders>
-        <w:shd w:val="clear" w:color="auto" w:fill="5F497A" w:themeFill="accent4" w:themeFillShade="BF"/>
+        <w:shd w:val="clear" w:color="auto" w:fill="5C6684" w:themeFill="accent4" w:themeFillShade="BF"/>
       </w:tcPr>
     </w:tblStylePr>
     <w:tblStylePr w:type="band1Horz">
@@ -22635,7 +22639,7 @@
           <w:insideH w:val="nil"/>
           <w:insideV w:val="nil"/>
         </w:tcBorders>
-        <w:shd w:val="clear" w:color="auto" w:fill="5F497A" w:themeFill="accent4" w:themeFillShade="BF"/>
+        <w:shd w:val="clear" w:color="auto" w:fill="5C6684" w:themeFill="accent4" w:themeFillShade="BF"/>
       </w:tcPr>
     </w:tblStylePr>
   </w:style>
@@ -22662,7 +22666,7 @@
       </w:tblCellMar>
     </w:tblPr>
     <w:tcPr>
-      <w:shd w:val="clear" w:color="auto" w:fill="4BACC6" w:themeFill="accent5"/>
+      <w:shd w:val="clear" w:color="auto" w:fill="5C6684" w:themeFill="accent5"/>
     </w:tcPr>
     <w:tblStylePr w:type="firstRow">
       <w:rPr>
@@ -22679,7 +22683,7 @@
           <w:insideH w:val="nil"/>
           <w:insideV w:val="nil"/>
         </w:tcBorders>
-        <w:shd w:val="clear" w:color="auto" w:fill="000000" w:themeFill="text1"/>
+        <w:shd w:val="clear" w:color="auto" w:fill="131237" w:themeFill="text1"/>
       </w:tcPr>
     </w:tblStylePr>
     <w:tblStylePr w:type="lastRow">
@@ -22693,7 +22697,7 @@
           <w:insideH w:val="nil"/>
           <w:insideV w:val="nil"/>
         </w:tcBorders>
-        <w:shd w:val="clear" w:color="auto" w:fill="205867" w:themeFill="accent5" w:themeFillShade="7F"/>
+        <w:shd w:val="clear" w:color="auto" w:fill="2F2E47" w:themeFill="accent5" w:themeFillShade="7F"/>
       </w:tcPr>
     </w:tblStylePr>
     <w:tblStylePr w:type="firstCol">
@@ -22707,7 +22711,7 @@
           <w:insideH w:val="nil"/>
           <w:insideV w:val="nil"/>
         </w:tcBorders>
-        <w:shd w:val="clear" w:color="auto" w:fill="31849B" w:themeFill="accent5" w:themeFillShade="BF"/>
+        <w:shd w:val="clear" w:color="auto" w:fill="5C6684" w:themeFill="accent5" w:themeFillShade="BF"/>
       </w:tcPr>
     </w:tblStylePr>
     <w:tblStylePr w:type="lastCol">
@@ -22721,7 +22725,7 @@
           <w:insideH w:val="nil"/>
           <w:insideV w:val="nil"/>
         </w:tcBorders>
-        <w:shd w:val="clear" w:color="auto" w:fill="31849B" w:themeFill="accent5" w:themeFillShade="BF"/>
+        <w:shd w:val="clear" w:color="auto" w:fill="5C6684" w:themeFill="accent5" w:themeFillShade="BF"/>
       </w:tcPr>
     </w:tblStylePr>
     <w:tblStylePr w:type="band1Vert">
@@ -22735,7 +22739,7 @@
           <w:insideH w:val="nil"/>
           <w:insideV w:val="nil"/>
         </w:tcBorders>
-        <w:shd w:val="clear" w:color="auto" w:fill="31849B" w:themeFill="accent5" w:themeFillShade="BF"/>
+        <w:shd w:val="clear" w:color="auto" w:fill="5C6684" w:themeFill="accent5" w:themeFillShade="BF"/>
       </w:tcPr>
     </w:tblStylePr>
     <w:tblStylePr w:type="band1Horz">
@@ -22749,7 +22753,7 @@
           <w:insideH w:val="nil"/>
           <w:insideV w:val="nil"/>
         </w:tcBorders>
-        <w:shd w:val="clear" w:color="auto" w:fill="31849B" w:themeFill="accent5" w:themeFillShade="BF"/>
+        <w:shd w:val="clear" w:color="auto" w:fill="5C6684" w:themeFill="accent5" w:themeFillShade="BF"/>
       </w:tcPr>
     </w:tblStylePr>
   </w:style>
@@ -22776,7 +22780,7 @@
       </w:tblCellMar>
     </w:tblPr>
     <w:tcPr>
-      <w:shd w:val="clear" w:color="auto" w:fill="F79646" w:themeFill="accent6"/>
+      <w:shd w:val="clear" w:color="auto" w:fill="D1D0CB" w:themeFill="accent6"/>
     </w:tcPr>
     <w:tblStylePr w:type="firstRow">
       <w:rPr>
@@ -22793,7 +22797,7 @@
           <w:insideH w:val="nil"/>
           <w:insideV w:val="nil"/>
         </w:tcBorders>
-        <w:shd w:val="clear" w:color="auto" w:fill="000000" w:themeFill="text1"/>
+        <w:shd w:val="clear" w:color="auto" w:fill="131237" w:themeFill="text1"/>
       </w:tcPr>
     </w:tblStylePr>
     <w:tblStylePr w:type="lastRow">
@@ -22807,7 +22811,7 @@
           <w:insideH w:val="nil"/>
           <w:insideV w:val="nil"/>
         </w:tcBorders>
-        <w:shd w:val="clear" w:color="auto" w:fill="974706" w:themeFill="accent6" w:themeFillShade="7F"/>
+        <w:shd w:val="clear" w:color="auto" w:fill="2F2E47" w:themeFill="accent6" w:themeFillShade="7F"/>
       </w:tcPr>
     </w:tblStylePr>
     <w:tblStylePr w:type="firstCol">
@@ -22821,7 +22825,7 @@
           <w:insideH w:val="nil"/>
           <w:insideV w:val="nil"/>
         </w:tcBorders>
-        <w:shd w:val="clear" w:color="auto" w:fill="E36C0A" w:themeFill="accent6" w:themeFillShade="BF"/>
+        <w:shd w:val="clear" w:color="auto" w:fill="5C6684" w:themeFill="accent6" w:themeFillShade="BF"/>
       </w:tcPr>
     </w:tblStylePr>
     <w:tblStylePr w:type="lastCol">
@@ -22835,7 +22839,7 @@
           <w:insideH w:val="nil"/>
           <w:insideV w:val="nil"/>
         </w:tcBorders>
-        <w:shd w:val="clear" w:color="auto" w:fill="E36C0A" w:themeFill="accent6" w:themeFillShade="BF"/>
+        <w:shd w:val="clear" w:color="auto" w:fill="5C6684" w:themeFill="accent6" w:themeFillShade="BF"/>
       </w:tcPr>
     </w:tblStylePr>
     <w:tblStylePr w:type="band1Vert">
@@ -22849,7 +22853,7 @@
           <w:insideH w:val="nil"/>
           <w:insideV w:val="nil"/>
         </w:tcBorders>
-        <w:shd w:val="clear" w:color="auto" w:fill="E36C0A" w:themeFill="accent6" w:themeFillShade="BF"/>
+        <w:shd w:val="clear" w:color="auto" w:fill="5C6684" w:themeFill="accent6" w:themeFillShade="BF"/>
       </w:tcPr>
     </w:tblStylePr>
     <w:tblStylePr w:type="band1Horz">
@@ -22863,7 +22867,7 @@
           <w:insideH w:val="nil"/>
           <w:insideV w:val="nil"/>
         </w:tcBorders>
-        <w:shd w:val="clear" w:color="auto" w:fill="E36C0A" w:themeFill="accent6" w:themeFillShade="BF"/>
+        <w:shd w:val="clear" w:color="auto" w:fill="5C6684" w:themeFill="accent6" w:themeFillShade="BF"/>
       </w:tcPr>
     </w:tblStylePr>
   </w:style>
@@ -22876,7 +22880,7 @@
       <w:spacing w:after="0" w:line="240" w:lineRule="auto"/>
     </w:pPr>
     <w:rPr>
-      <w:color w:val="000000" w:themeColor="text1"/>
+      <w:color w:val="131237" w:themeColor="text1"/>
     </w:rPr>
     <w:tblPr>
       <w:tblStyleRowBandSize w:val="1"/>
@@ -22898,7 +22902,7 @@
       </w:tblCellMar>
     </w:tblPr>
     <w:tcPr>
-      <w:shd w:val="clear" w:color="auto" w:fill="E6E6E6" w:themeFill="text1" w:themeFillTint="19"/>
+      <w:shd w:val="clear" w:color="auto" w:fill="D1D0CB" w:themeFill="text1" w:themeFillTint="19"/>
     </w:tcPr>
     <w:tblStylePr w:type="firstRow">
       <w:rPr>
@@ -22929,7 +22933,7 @@
         <w:tcBorders>
           <w:top w:val="single" w:sz="6" w:space="0" w:color="FFFFFF" w:themeColor="background1"/>
         </w:tcBorders>
-        <w:shd w:val="clear" w:color="auto" w:fill="000000" w:themeFill="text1" w:themeFillShade="99"/>
+        <w:shd w:val="clear" w:color="auto" w:fill="131237" w:themeFill="text1" w:themeFillShade="99"/>
       </w:tcPr>
     </w:tblStylePr>
     <w:tblStylePr w:type="firstCol">
@@ -22946,7 +22950,7 @@
           <w:insideH w:val="single" w:sz="4" w:space="0" w:color="000000" w:themeColor="text1" w:themeShade="99"/>
           <w:insideV w:val="nil"/>
         </w:tcBorders>
-        <w:shd w:val="clear" w:color="auto" w:fill="000000" w:themeFill="text1" w:themeFillShade="99"/>
+        <w:shd w:val="clear" w:color="auto" w:fill="131237" w:themeFill="text1" w:themeFillShade="99"/>
       </w:tcPr>
     </w:tblStylePr>
     <w:tblStylePr w:type="lastCol">
@@ -22963,29 +22967,29 @@
           <w:insideH w:val="nil"/>
           <w:insideV w:val="nil"/>
         </w:tcBorders>
-        <w:shd w:val="clear" w:color="auto" w:fill="000000" w:themeFill="text1" w:themeFillShade="BF"/>
+        <w:shd w:val="clear" w:color="auto" w:fill="131237" w:themeFill="text1" w:themeFillShade="BF"/>
       </w:tcPr>
     </w:tblStylePr>
     <w:tblStylePr w:type="band1Vert">
       <w:tblPr/>
       <w:tcPr>
-        <w:shd w:val="clear" w:color="auto" w:fill="999999" w:themeFill="text1" w:themeFillTint="66"/>
+        <w:shd w:val="clear" w:color="auto" w:fill="5C6684" w:themeFill="text1" w:themeFillTint="66"/>
       </w:tcPr>
     </w:tblStylePr>
     <w:tblStylePr w:type="band1Horz">
       <w:tblPr/>
       <w:tcPr>
-        <w:shd w:val="clear" w:color="auto" w:fill="808080" w:themeFill="text1" w:themeFillTint="7F"/>
+        <w:shd w:val="clear" w:color="auto" w:fill="5C6684" w:themeFill="text1" w:themeFillTint="7F"/>
       </w:tcPr>
     </w:tblStylePr>
     <w:tblStylePr w:type="neCell">
       <w:rPr>
-        <w:color w:val="000000" w:themeColor="text1"/>
+        <w:color w:val="131237" w:themeColor="text1"/>
       </w:rPr>
     </w:tblStylePr>
     <w:tblStylePr w:type="nwCell">
       <w:rPr>
-        <w:color w:val="000000" w:themeColor="text1"/>
+        <w:color w:val="131237" w:themeColor="text1"/>
       </w:rPr>
     </w:tblStylePr>
   </w:style>
@@ -22998,7 +23002,7 @@
       <w:spacing w:after="0" w:line="240" w:lineRule="auto"/>
     </w:pPr>
     <w:rPr>
-      <w:color w:val="000000" w:themeColor="text1"/>
+      <w:color w:val="131237" w:themeColor="text1"/>
     </w:rPr>
     <w:tblPr>
       <w:tblStyleRowBandSize w:val="1"/>
@@ -23020,7 +23024,7 @@
       </w:tblCellMar>
     </w:tblPr>
     <w:tcPr>
-      <w:shd w:val="clear" w:color="auto" w:fill="EDF2F8" w:themeFill="accent1" w:themeFillTint="19"/>
+      <w:shd w:val="clear" w:color="auto" w:fill="FFFFFF" w:themeFill="accent1" w:themeFillTint="19"/>
     </w:tcPr>
     <w:tblStylePr w:type="firstRow">
       <w:rPr>
@@ -23051,7 +23055,7 @@
         <w:tcBorders>
           <w:top w:val="single" w:sz="6" w:space="0" w:color="FFFFFF" w:themeColor="background1"/>
         </w:tcBorders>
-        <w:shd w:val="clear" w:color="auto" w:fill="2C4C74" w:themeFill="accent1" w:themeFillShade="99"/>
+        <w:shd w:val="clear" w:color="auto" w:fill="2F2E47" w:themeFill="accent1" w:themeFillShade="99"/>
       </w:tcPr>
     </w:tblStylePr>
     <w:tblStylePr w:type="firstCol">
@@ -23068,7 +23072,7 @@
           <w:insideH w:val="single" w:sz="4" w:space="0" w:color="2C4C74" w:themeColor="accent1" w:themeShade="99"/>
           <w:insideV w:val="nil"/>
         </w:tcBorders>
-        <w:shd w:val="clear" w:color="auto" w:fill="2C4C74" w:themeFill="accent1" w:themeFillShade="99"/>
+        <w:shd w:val="clear" w:color="auto" w:fill="2F2E47" w:themeFill="accent1" w:themeFillShade="99"/>
       </w:tcPr>
     </w:tblStylePr>
     <w:tblStylePr w:type="lastCol">
@@ -23085,29 +23089,29 @@
           <w:insideH w:val="nil"/>
           <w:insideV w:val="nil"/>
         </w:tcBorders>
-        <w:shd w:val="clear" w:color="auto" w:fill="2C4C74" w:themeFill="accent1" w:themeFillShade="99"/>
+        <w:shd w:val="clear" w:color="auto" w:fill="2F2E47" w:themeFill="accent1" w:themeFillShade="99"/>
       </w:tcPr>
     </w:tblStylePr>
     <w:tblStylePr w:type="band1Vert">
       <w:tblPr/>
       <w:tcPr>
-        <w:shd w:val="clear" w:color="auto" w:fill="B8CCE4" w:themeFill="accent1" w:themeFillTint="66"/>
+        <w:shd w:val="clear" w:color="auto" w:fill="D1D0CB" w:themeFill="accent1" w:themeFillTint="66"/>
       </w:tcPr>
     </w:tblStylePr>
     <w:tblStylePr w:type="band1Horz">
       <w:tblPr/>
       <w:tcPr>
-        <w:shd w:val="clear" w:color="auto" w:fill="A7BFDE" w:themeFill="accent1" w:themeFillTint="7F"/>
+        <w:shd w:val="clear" w:color="auto" w:fill="D1D0CB" w:themeFill="accent1" w:themeFillTint="7F"/>
       </w:tcPr>
     </w:tblStylePr>
     <w:tblStylePr w:type="neCell">
       <w:rPr>
-        <w:color w:val="000000" w:themeColor="text1"/>
+        <w:color w:val="131237" w:themeColor="text1"/>
       </w:rPr>
     </w:tblStylePr>
     <w:tblStylePr w:type="nwCell">
       <w:rPr>
-        <w:color w:val="000000" w:themeColor="text1"/>
+        <w:color w:val="131237" w:themeColor="text1"/>
       </w:rPr>
     </w:tblStylePr>
   </w:style>
@@ -23120,7 +23124,7 @@
       <w:spacing w:after="0" w:line="240" w:lineRule="auto"/>
     </w:pPr>
     <w:rPr>
-      <w:color w:val="000000" w:themeColor="text1"/>
+      <w:color w:val="131237" w:themeColor="text1"/>
     </w:rPr>
     <w:tblPr>
       <w:tblStyleRowBandSize w:val="1"/>
@@ -23142,7 +23146,7 @@
       </w:tblCellMar>
     </w:tblPr>
     <w:tcPr>
-      <w:shd w:val="clear" w:color="auto" w:fill="F8EDED" w:themeFill="accent2" w:themeFillTint="19"/>
+      <w:shd w:val="clear" w:color="auto" w:fill="FFFFFF" w:themeFill="accent2" w:themeFillTint="19"/>
     </w:tcPr>
     <w:tblStylePr w:type="firstRow">
       <w:rPr>
@@ -23173,7 +23177,7 @@
         <w:tcBorders>
           <w:top w:val="single" w:sz="6" w:space="0" w:color="FFFFFF" w:themeColor="background1"/>
         </w:tcBorders>
-        <w:shd w:val="clear" w:color="auto" w:fill="772C2A" w:themeFill="accent2" w:themeFillShade="99"/>
+        <w:shd w:val="clear" w:color="auto" w:fill="2F2E47" w:themeFill="accent2" w:themeFillShade="99"/>
       </w:tcPr>
     </w:tblStylePr>
     <w:tblStylePr w:type="firstCol">
@@ -23190,7 +23194,7 @@
           <w:insideH w:val="single" w:sz="4" w:space="0" w:color="772C2A" w:themeColor="accent2" w:themeShade="99"/>
           <w:insideV w:val="nil"/>
         </w:tcBorders>
-        <w:shd w:val="clear" w:color="auto" w:fill="772C2A" w:themeFill="accent2" w:themeFillShade="99"/>
+        <w:shd w:val="clear" w:color="auto" w:fill="2F2E47" w:themeFill="accent2" w:themeFillShade="99"/>
       </w:tcPr>
     </w:tblStylePr>
     <w:tblStylePr w:type="lastCol">
@@ -23207,29 +23211,29 @@
           <w:insideH w:val="nil"/>
           <w:insideV w:val="nil"/>
         </w:tcBorders>
-        <w:shd w:val="clear" w:color="auto" w:fill="772C2A" w:themeFill="accent2" w:themeFillShade="99"/>
+        <w:shd w:val="clear" w:color="auto" w:fill="2F2E47" w:themeFill="accent2" w:themeFillShade="99"/>
       </w:tcPr>
     </w:tblStylePr>
     <w:tblStylePr w:type="band1Vert">
       <w:tblPr/>
       <w:tcPr>
-        <w:shd w:val="clear" w:color="auto" w:fill="E5B8B7" w:themeFill="accent2" w:themeFillTint="66"/>
+        <w:shd w:val="clear" w:color="auto" w:fill="D1D0CB" w:themeFill="accent2" w:themeFillTint="66"/>
       </w:tcPr>
     </w:tblStylePr>
     <w:tblStylePr w:type="band1Horz">
       <w:tblPr/>
       <w:tcPr>
-        <w:shd w:val="clear" w:color="auto" w:fill="DFA7A6" w:themeFill="accent2" w:themeFillTint="7F"/>
+        <w:shd w:val="clear" w:color="auto" w:fill="D1D0CB" w:themeFill="accent2" w:themeFillTint="7F"/>
       </w:tcPr>
     </w:tblStylePr>
     <w:tblStylePr w:type="neCell">
       <w:rPr>
-        <w:color w:val="000000" w:themeColor="text1"/>
+        <w:color w:val="131237" w:themeColor="text1"/>
       </w:rPr>
     </w:tblStylePr>
     <w:tblStylePr w:type="nwCell">
       <w:rPr>
-        <w:color w:val="000000" w:themeColor="text1"/>
+        <w:color w:val="131237" w:themeColor="text1"/>
       </w:rPr>
     </w:tblStylePr>
   </w:style>
@@ -23242,7 +23246,7 @@
       <w:spacing w:after="0" w:line="240" w:lineRule="auto"/>
     </w:pPr>
     <w:rPr>
-      <w:color w:val="000000" w:themeColor="text1"/>
+      <w:color w:val="131237" w:themeColor="text1"/>
     </w:rPr>
     <w:tblPr>
       <w:tblStyleRowBandSize w:val="1"/>
@@ -23264,7 +23268,7 @@
       </w:tblCellMar>
     </w:tblPr>
     <w:tcPr>
-      <w:shd w:val="clear" w:color="auto" w:fill="F5F8EE" w:themeFill="accent3" w:themeFillTint="19"/>
+      <w:shd w:val="clear" w:color="auto" w:fill="FFFFFF" w:themeFill="accent3" w:themeFillTint="19"/>
     </w:tcPr>
     <w:tblStylePr w:type="firstRow">
       <w:rPr>
@@ -23295,7 +23299,7 @@
         <w:tcBorders>
           <w:top w:val="single" w:sz="6" w:space="0" w:color="FFFFFF" w:themeColor="background1"/>
         </w:tcBorders>
-        <w:shd w:val="clear" w:color="auto" w:fill="5E7530" w:themeFill="accent3" w:themeFillShade="99"/>
+        <w:shd w:val="clear" w:color="auto" w:fill="5C6684" w:themeFill="accent3" w:themeFillShade="99"/>
       </w:tcPr>
     </w:tblStylePr>
     <w:tblStylePr w:type="firstCol">
@@ -23312,7 +23316,7 @@
           <w:insideH w:val="single" w:sz="4" w:space="0" w:color="5E7530" w:themeColor="accent3" w:themeShade="99"/>
           <w:insideV w:val="nil"/>
         </w:tcBorders>
-        <w:shd w:val="clear" w:color="auto" w:fill="5E7530" w:themeFill="accent3" w:themeFillShade="99"/>
+        <w:shd w:val="clear" w:color="auto" w:fill="5C6684" w:themeFill="accent3" w:themeFillShade="99"/>
       </w:tcPr>
     </w:tblStylePr>
     <w:tblStylePr w:type="lastCol">
@@ -23329,19 +23333,19 @@
           <w:insideH w:val="nil"/>
           <w:insideV w:val="nil"/>
         </w:tcBorders>
-        <w:shd w:val="clear" w:color="auto" w:fill="5E7530" w:themeFill="accent3" w:themeFillShade="99"/>
+        <w:shd w:val="clear" w:color="auto" w:fill="5C6684" w:themeFill="accent3" w:themeFillShade="99"/>
       </w:tcPr>
     </w:tblStylePr>
     <w:tblStylePr w:type="band1Vert">
       <w:tblPr/>
       <w:tcPr>
-        <w:shd w:val="clear" w:color="auto" w:fill="D6E3BC" w:themeFill="accent3" w:themeFillTint="66"/>
+        <w:shd w:val="clear" w:color="auto" w:fill="D1D0CB" w:themeFill="accent3" w:themeFillTint="66"/>
       </w:tcPr>
     </w:tblStylePr>
     <w:tblStylePr w:type="band1Horz">
       <w:tblPr/>
       <w:tcPr>
-        <w:shd w:val="clear" w:color="auto" w:fill="CDDDAC" w:themeFill="accent3" w:themeFillTint="7F"/>
+        <w:shd w:val="clear" w:color="auto" w:fill="D1D0CB" w:themeFill="accent3" w:themeFillTint="7F"/>
       </w:tcPr>
     </w:tblStylePr>
   </w:style>
@@ -23354,7 +23358,7 @@
       <w:spacing w:after="0" w:line="240" w:lineRule="auto"/>
     </w:pPr>
     <w:rPr>
-      <w:color w:val="000000" w:themeColor="text1"/>
+      <w:color w:val="131237" w:themeColor="text1"/>
     </w:rPr>
     <w:tblPr>
       <w:tblStyleRowBandSize w:val="1"/>
@@ -23376,7 +23380,7 @@
       </w:tblCellMar>
     </w:tblPr>
     <w:tcPr>
-      <w:shd w:val="clear" w:color="auto" w:fill="F2EFF6" w:themeFill="accent4" w:themeFillTint="19"/>
+      <w:shd w:val="clear" w:color="auto" w:fill="FFFFFF" w:themeFill="accent4" w:themeFillTint="19"/>
     </w:tcPr>
     <w:tblStylePr w:type="firstRow">
       <w:rPr>
@@ -23407,7 +23411,7 @@
         <w:tcBorders>
           <w:top w:val="single" w:sz="6" w:space="0" w:color="FFFFFF" w:themeColor="background1"/>
         </w:tcBorders>
-        <w:shd w:val="clear" w:color="auto" w:fill="4C3B62" w:themeFill="accent4" w:themeFillShade="99"/>
+        <w:shd w:val="clear" w:color="auto" w:fill="2F2E47" w:themeFill="accent4" w:themeFillShade="99"/>
       </w:tcPr>
     </w:tblStylePr>
     <w:tblStylePr w:type="firstCol">
@@ -23424,7 +23428,7 @@
           <w:insideH w:val="single" w:sz="4" w:space="0" w:color="4C3B62" w:themeColor="accent4" w:themeShade="99"/>
           <w:insideV w:val="nil"/>
         </w:tcBorders>
-        <w:shd w:val="clear" w:color="auto" w:fill="4C3B62" w:themeFill="accent4" w:themeFillShade="99"/>
+        <w:shd w:val="clear" w:color="auto" w:fill="2F2E47" w:themeFill="accent4" w:themeFillShade="99"/>
       </w:tcPr>
     </w:tblStylePr>
     <w:tblStylePr w:type="lastCol">
@@ -23441,29 +23445,29 @@
           <w:insideH w:val="nil"/>
           <w:insideV w:val="nil"/>
         </w:tcBorders>
-        <w:shd w:val="clear" w:color="auto" w:fill="4C3B62" w:themeFill="accent4" w:themeFillShade="99"/>
+        <w:shd w:val="clear" w:color="auto" w:fill="2F2E47" w:themeFill="accent4" w:themeFillShade="99"/>
       </w:tcPr>
     </w:tblStylePr>
     <w:tblStylePr w:type="band1Vert">
       <w:tblPr/>
       <w:tcPr>
-        <w:shd w:val="clear" w:color="auto" w:fill="CCC0D9" w:themeFill="accent4" w:themeFillTint="66"/>
+        <w:shd w:val="clear" w:color="auto" w:fill="D1D0CB" w:themeFill="accent4" w:themeFillTint="66"/>
       </w:tcPr>
     </w:tblStylePr>
     <w:tblStylePr w:type="band1Horz">
       <w:tblPr/>
       <w:tcPr>
-        <w:shd w:val="clear" w:color="auto" w:fill="BFB1D0" w:themeFill="accent4" w:themeFillTint="7F"/>
+        <w:shd w:val="clear" w:color="auto" w:fill="D1D0CB" w:themeFill="accent4" w:themeFillTint="7F"/>
       </w:tcPr>
     </w:tblStylePr>
     <w:tblStylePr w:type="neCell">
       <w:rPr>
-        <w:color w:val="000000" w:themeColor="text1"/>
+        <w:color w:val="131237" w:themeColor="text1"/>
       </w:rPr>
     </w:tblStylePr>
     <w:tblStylePr w:type="nwCell">
       <w:rPr>
-        <w:color w:val="000000" w:themeColor="text1"/>
+        <w:color w:val="131237" w:themeColor="text1"/>
       </w:rPr>
     </w:tblStylePr>
   </w:style>
@@ -23476,7 +23480,7 @@
       <w:spacing w:after="0" w:line="240" w:lineRule="auto"/>
     </w:pPr>
     <w:rPr>
-      <w:color w:val="000000" w:themeColor="text1"/>
+      <w:color w:val="131237" w:themeColor="text1"/>
     </w:rPr>
     <w:tblPr>
       <w:tblStyleRowBandSize w:val="1"/>
@@ -23498,7 +23502,7 @@
       </w:tblCellMar>
     </w:tblPr>
     <w:tcPr>
-      <w:shd w:val="clear" w:color="auto" w:fill="EDF6F9" w:themeFill="accent5" w:themeFillTint="19"/>
+      <w:shd w:val="clear" w:color="auto" w:fill="FFFFFF" w:themeFill="accent5" w:themeFillTint="19"/>
     </w:tcPr>
     <w:tblStylePr w:type="firstRow">
       <w:rPr>
@@ -23529,7 +23533,7 @@
         <w:tcBorders>
           <w:top w:val="single" w:sz="6" w:space="0" w:color="FFFFFF" w:themeColor="background1"/>
         </w:tcBorders>
-        <w:shd w:val="clear" w:color="auto" w:fill="276A7C" w:themeFill="accent5" w:themeFillShade="99"/>
+        <w:shd w:val="clear" w:color="auto" w:fill="5C6684" w:themeFill="accent5" w:themeFillShade="99"/>
       </w:tcPr>
     </w:tblStylePr>
     <w:tblStylePr w:type="firstCol">
@@ -23546,7 +23550,7 @@
           <w:insideH w:val="single" w:sz="4" w:space="0" w:color="276A7C" w:themeColor="accent5" w:themeShade="99"/>
           <w:insideV w:val="nil"/>
         </w:tcBorders>
-        <w:shd w:val="clear" w:color="auto" w:fill="276A7C" w:themeFill="accent5" w:themeFillShade="99"/>
+        <w:shd w:val="clear" w:color="auto" w:fill="5C6684" w:themeFill="accent5" w:themeFillShade="99"/>
       </w:tcPr>
     </w:tblStylePr>
     <w:tblStylePr w:type="lastCol">
@@ -23563,29 +23567,29 @@
           <w:insideH w:val="nil"/>
           <w:insideV w:val="nil"/>
         </w:tcBorders>
-        <w:shd w:val="clear" w:color="auto" w:fill="276A7C" w:themeFill="accent5" w:themeFillShade="99"/>
+        <w:shd w:val="clear" w:color="auto" w:fill="5C6684" w:themeFill="accent5" w:themeFillShade="99"/>
       </w:tcPr>
     </w:tblStylePr>
     <w:tblStylePr w:type="band1Vert">
       <w:tblPr/>
       <w:tcPr>
-        <w:shd w:val="clear" w:color="auto" w:fill="B6DDE8" w:themeFill="accent5" w:themeFillTint="66"/>
+        <w:shd w:val="clear" w:color="auto" w:fill="D1D0CB" w:themeFill="accent5" w:themeFillTint="66"/>
       </w:tcPr>
     </w:tblStylePr>
     <w:tblStylePr w:type="band1Horz">
       <w:tblPr/>
       <w:tcPr>
-        <w:shd w:val="clear" w:color="auto" w:fill="A5D5E2" w:themeFill="accent5" w:themeFillTint="7F"/>
+        <w:shd w:val="clear" w:color="auto" w:fill="D1D0CB" w:themeFill="accent5" w:themeFillTint="7F"/>
       </w:tcPr>
     </w:tblStylePr>
     <w:tblStylePr w:type="neCell">
       <w:rPr>
-        <w:color w:val="000000" w:themeColor="text1"/>
+        <w:color w:val="131237" w:themeColor="text1"/>
       </w:rPr>
     </w:tblStylePr>
     <w:tblStylePr w:type="nwCell">
       <w:rPr>
-        <w:color w:val="000000" w:themeColor="text1"/>
+        <w:color w:val="131237" w:themeColor="text1"/>
       </w:rPr>
     </w:tblStylePr>
   </w:style>
@@ -23598,7 +23602,7 @@
       <w:spacing w:after="0" w:line="240" w:lineRule="auto"/>
     </w:pPr>
     <w:rPr>
-      <w:color w:val="000000" w:themeColor="text1"/>
+      <w:color w:val="131237" w:themeColor="text1"/>
     </w:rPr>
     <w:tblPr>
       <w:tblStyleRowBandSize w:val="1"/>
@@ -23620,7 +23624,7 @@
       </w:tblCellMar>
     </w:tblPr>
     <w:tcPr>
-      <w:shd w:val="clear" w:color="auto" w:fill="FEF4EC" w:themeFill="accent6" w:themeFillTint="19"/>
+      <w:shd w:val="clear" w:color="auto" w:fill="FFFFFF" w:themeFill="accent6" w:themeFillTint="19"/>
     </w:tcPr>
     <w:tblStylePr w:type="firstRow">
       <w:rPr>
@@ -23651,7 +23655,7 @@
         <w:tcBorders>
           <w:top w:val="single" w:sz="6" w:space="0" w:color="FFFFFF" w:themeColor="background1"/>
         </w:tcBorders>
-        <w:shd w:val="clear" w:color="auto" w:fill="B65608" w:themeFill="accent6" w:themeFillShade="99"/>
+        <w:shd w:val="clear" w:color="auto" w:fill="5C6684" w:themeFill="accent6" w:themeFillShade="99"/>
       </w:tcPr>
     </w:tblStylePr>
     <w:tblStylePr w:type="firstCol">
@@ -23668,7 +23672,7 @@
           <w:insideH w:val="single" w:sz="4" w:space="0" w:color="B65608" w:themeColor="accent6" w:themeShade="99"/>
           <w:insideV w:val="nil"/>
         </w:tcBorders>
-        <w:shd w:val="clear" w:color="auto" w:fill="B65608" w:themeFill="accent6" w:themeFillShade="99"/>
+        <w:shd w:val="clear" w:color="auto" w:fill="5C6684" w:themeFill="accent6" w:themeFillShade="99"/>
       </w:tcPr>
     </w:tblStylePr>
     <w:tblStylePr w:type="lastCol">
@@ -23685,29 +23689,29 @@
           <w:insideH w:val="nil"/>
           <w:insideV w:val="nil"/>
         </w:tcBorders>
-        <w:shd w:val="clear" w:color="auto" w:fill="B65608" w:themeFill="accent6" w:themeFillShade="99"/>
+        <w:shd w:val="clear" w:color="auto" w:fill="5C6684" w:themeFill="accent6" w:themeFillShade="99"/>
       </w:tcPr>
     </w:tblStylePr>
     <w:tblStylePr w:type="band1Vert">
       <w:tblPr/>
       <w:tcPr>
-        <w:shd w:val="clear" w:color="auto" w:fill="FBD4B4" w:themeFill="accent6" w:themeFillTint="66"/>
+        <w:shd w:val="clear" w:color="auto" w:fill="D1D0CB" w:themeFill="accent6" w:themeFillTint="66"/>
       </w:tcPr>
     </w:tblStylePr>
     <w:tblStylePr w:type="band1Horz">
       <w:tblPr/>
       <w:tcPr>
-        <w:shd w:val="clear" w:color="auto" w:fill="FBCAA2" w:themeFill="accent6" w:themeFillTint="7F"/>
+        <w:shd w:val="clear" w:color="auto" w:fill="D1D0CB" w:themeFill="accent6" w:themeFillTint="7F"/>
       </w:tcPr>
     </w:tblStylePr>
     <w:tblStylePr w:type="neCell">
       <w:rPr>
-        <w:color w:val="000000" w:themeColor="text1"/>
+        <w:color w:val="131237" w:themeColor="text1"/>
       </w:rPr>
     </w:tblStylePr>
     <w:tblStylePr w:type="nwCell">
       <w:rPr>
-        <w:color w:val="000000" w:themeColor="text1"/>
+        <w:color w:val="131237" w:themeColor="text1"/>
       </w:rPr>
     </w:tblStylePr>
   </w:style>
@@ -23720,7 +23724,7 @@
       <w:spacing w:after="0" w:line="240" w:lineRule="auto"/>
     </w:pPr>
     <w:rPr>
-      <w:color w:val="000000" w:themeColor="text1"/>
+      <w:color w:val="131237" w:themeColor="text1"/>
     </w:rPr>
     <w:tblPr>
       <w:tblStyleRowBandSize w:val="1"/>
@@ -23734,7 +23738,7 @@
       </w:tblCellMar>
     </w:tblPr>
     <w:tcPr>
-      <w:shd w:val="clear" w:color="auto" w:fill="E6E6E6" w:themeFill="text1" w:themeFillTint="19"/>
+      <w:shd w:val="clear" w:color="auto" w:fill="D1D0CB" w:themeFill="text1" w:themeFillTint="19"/>
     </w:tcPr>
     <w:tblStylePr w:type="firstRow">
       <w:rPr>
@@ -23747,14 +23751,14 @@
         <w:tcBorders>
           <w:bottom w:val="single" w:sz="12" w:space="0" w:color="FFFFFF" w:themeColor="background1"/>
         </w:tcBorders>
-        <w:shd w:val="clear" w:color="auto" w:fill="9E3A38" w:themeFill="accent2" w:themeFillShade="CC"/>
+        <w:shd w:val="clear" w:color="auto" w:fill="5C6684" w:themeFill="accent2" w:themeFillShade="CC"/>
       </w:tcPr>
     </w:tblStylePr>
     <w:tblStylePr w:type="lastRow">
       <w:rPr>
         <w:b/>
         <w:bCs/>
-        <w:color w:val="9E3A38" w:themeColor="accent2" w:themeShade="CC"/>
+        <w:color w:val="5C6684" w:themeColor="accent2" w:themeShade="CC"/>
       </w:rPr>
       <w:tblPr/>
       <w:tcPr>
@@ -23787,13 +23791,13 @@
           <w:insideH w:val="nil"/>
           <w:insideV w:val="nil"/>
         </w:tcBorders>
-        <w:shd w:val="clear" w:color="auto" w:fill="C0C0C0" w:themeFill="text1" w:themeFillTint="3F"/>
+        <w:shd w:val="clear" w:color="auto" w:fill="D1D0CB" w:themeFill="text1" w:themeFillTint="3F"/>
       </w:tcPr>
     </w:tblStylePr>
     <w:tblStylePr w:type="band1Horz">
       <w:tblPr/>
       <w:tcPr>
-        <w:shd w:val="clear" w:color="auto" w:fill="CCCCCC" w:themeFill="text1" w:themeFillTint="33"/>
+        <w:shd w:val="clear" w:color="auto" w:fill="D1D0CB" w:themeFill="text1" w:themeFillTint="33"/>
       </w:tcPr>
     </w:tblStylePr>
   </w:style>
@@ -23806,7 +23810,7 @@
       <w:spacing w:after="0" w:line="240" w:lineRule="auto"/>
     </w:pPr>
     <w:rPr>
-      <w:color w:val="000000" w:themeColor="text1"/>
+      <w:color w:val="131237" w:themeColor="text1"/>
     </w:rPr>
     <w:tblPr>
       <w:tblStyleRowBandSize w:val="1"/>
@@ -23820,7 +23824,7 @@
       </w:tblCellMar>
     </w:tblPr>
     <w:tcPr>
-      <w:shd w:val="clear" w:color="auto" w:fill="EDF2F8" w:themeFill="accent1" w:themeFillTint="19"/>
+      <w:shd w:val="clear" w:color="auto" w:fill="FFFFFF" w:themeFill="accent1" w:themeFillTint="19"/>
     </w:tcPr>
     <w:tblStylePr w:type="firstRow">
       <w:rPr>
@@ -23833,14 +23837,14 @@
         <w:tcBorders>
           <w:bottom w:val="single" w:sz="12" w:space="0" w:color="FFFFFF" w:themeColor="background1"/>
         </w:tcBorders>
-        <w:shd w:val="clear" w:color="auto" w:fill="9E3A38" w:themeFill="accent2" w:themeFillShade="CC"/>
+        <w:shd w:val="clear" w:color="auto" w:fill="5C6684" w:themeFill="accent2" w:themeFillShade="CC"/>
       </w:tcPr>
     </w:tblStylePr>
     <w:tblStylePr w:type="lastRow">
       <w:rPr>
         <w:b/>
         <w:bCs/>
-        <w:color w:val="9E3A38" w:themeColor="accent2" w:themeShade="CC"/>
+        <w:color w:val="5C6684" w:themeColor="accent2" w:themeShade="CC"/>
       </w:rPr>
       <w:tblPr/>
       <w:tcPr>
@@ -23873,13 +23877,13 @@
           <w:insideH w:val="nil"/>
           <w:insideV w:val="nil"/>
         </w:tcBorders>
-        <w:shd w:val="clear" w:color="auto" w:fill="D3DFEE" w:themeFill="accent1" w:themeFillTint="3F"/>
+        <w:shd w:val="clear" w:color="auto" w:fill="D1D0CB" w:themeFill="accent1" w:themeFillTint="3F"/>
       </w:tcPr>
     </w:tblStylePr>
     <w:tblStylePr w:type="band1Horz">
       <w:tblPr/>
       <w:tcPr>
-        <w:shd w:val="clear" w:color="auto" w:fill="DBE5F1" w:themeFill="accent1" w:themeFillTint="33"/>
+        <w:shd w:val="clear" w:color="auto" w:fill="D1D0CB" w:themeFill="accent1" w:themeFillTint="33"/>
       </w:tcPr>
     </w:tblStylePr>
   </w:style>
@@ -23892,7 +23896,7 @@
       <w:spacing w:after="0" w:line="240" w:lineRule="auto"/>
     </w:pPr>
     <w:rPr>
-      <w:color w:val="000000" w:themeColor="text1"/>
+      <w:color w:val="131237" w:themeColor="text1"/>
     </w:rPr>
     <w:tblPr>
       <w:tblStyleRowBandSize w:val="1"/>
@@ -23906,7 +23910,7 @@
       </w:tblCellMar>
     </w:tblPr>
     <w:tcPr>
-      <w:shd w:val="clear" w:color="auto" w:fill="F8EDED" w:themeFill="accent2" w:themeFillTint="19"/>
+      <w:shd w:val="clear" w:color="auto" w:fill="FFFFFF" w:themeFill="accent2" w:themeFillTint="19"/>
     </w:tcPr>
     <w:tblStylePr w:type="firstRow">
       <w:rPr>
@@ -23919,14 +23923,14 @@
         <w:tcBorders>
           <w:bottom w:val="single" w:sz="12" w:space="0" w:color="FFFFFF" w:themeColor="background1"/>
         </w:tcBorders>
-        <w:shd w:val="clear" w:color="auto" w:fill="9E3A38" w:themeFill="accent2" w:themeFillShade="CC"/>
+        <w:shd w:val="clear" w:color="auto" w:fill="5C6684" w:themeFill="accent2" w:themeFillShade="CC"/>
       </w:tcPr>
     </w:tblStylePr>
     <w:tblStylePr w:type="lastRow">
       <w:rPr>
         <w:b/>
         <w:bCs/>
-        <w:color w:val="9E3A38" w:themeColor="accent2" w:themeShade="CC"/>
+        <w:color w:val="5C6684" w:themeColor="accent2" w:themeShade="CC"/>
       </w:rPr>
       <w:tblPr/>
       <w:tcPr>
@@ -23959,13 +23963,13 @@
           <w:insideH w:val="nil"/>
           <w:insideV w:val="nil"/>
         </w:tcBorders>
-        <w:shd w:val="clear" w:color="auto" w:fill="EFD3D2" w:themeFill="accent2" w:themeFillTint="3F"/>
+        <w:shd w:val="clear" w:color="auto" w:fill="D1D0CB" w:themeFill="accent2" w:themeFillTint="3F"/>
       </w:tcPr>
     </w:tblStylePr>
     <w:tblStylePr w:type="band1Horz">
       <w:tblPr/>
       <w:tcPr>
-        <w:shd w:val="clear" w:color="auto" w:fill="F2DBDB" w:themeFill="accent2" w:themeFillTint="33"/>
+        <w:shd w:val="clear" w:color="auto" w:fill="D1D0CB" w:themeFill="accent2" w:themeFillTint="33"/>
       </w:tcPr>
     </w:tblStylePr>
   </w:style>
@@ -23978,7 +23982,7 @@
       <w:spacing w:after="0" w:line="240" w:lineRule="auto"/>
     </w:pPr>
     <w:rPr>
-      <w:color w:val="000000" w:themeColor="text1"/>
+      <w:color w:val="131237" w:themeColor="text1"/>
     </w:rPr>
     <w:tblPr>
       <w:tblStyleRowBandSize w:val="1"/>
@@ -23992,7 +23996,7 @@
       </w:tblCellMar>
     </w:tblPr>
     <w:tcPr>
-      <w:shd w:val="clear" w:color="auto" w:fill="F5F8EE" w:themeFill="accent3" w:themeFillTint="19"/>
+      <w:shd w:val="clear" w:color="auto" w:fill="FFFFFF" w:themeFill="accent3" w:themeFillTint="19"/>
     </w:tcPr>
     <w:tblStylePr w:type="firstRow">
       <w:rPr>
@@ -24005,14 +24009,14 @@
         <w:tcBorders>
           <w:bottom w:val="single" w:sz="12" w:space="0" w:color="FFFFFF" w:themeColor="background1"/>
         </w:tcBorders>
-        <w:shd w:val="clear" w:color="auto" w:fill="664E82" w:themeFill="accent4" w:themeFillShade="CC"/>
+        <w:shd w:val="clear" w:color="auto" w:fill="5C6684" w:themeFill="accent4" w:themeFillShade="CC"/>
       </w:tcPr>
     </w:tblStylePr>
     <w:tblStylePr w:type="lastRow">
       <w:rPr>
         <w:b/>
         <w:bCs/>
-        <w:color w:val="664E82" w:themeColor="accent4" w:themeShade="CC"/>
+        <w:color w:val="5C6684" w:themeColor="accent4" w:themeShade="CC"/>
       </w:rPr>
       <w:tblPr/>
       <w:tcPr>
@@ -24045,13 +24049,13 @@
           <w:insideH w:val="nil"/>
           <w:insideV w:val="nil"/>
         </w:tcBorders>
-        <w:shd w:val="clear" w:color="auto" w:fill="E6EED5" w:themeFill="accent3" w:themeFillTint="3F"/>
+        <w:shd w:val="clear" w:color="auto" w:fill="D1D0CB" w:themeFill="accent3" w:themeFillTint="3F"/>
       </w:tcPr>
     </w:tblStylePr>
     <w:tblStylePr w:type="band1Horz">
       <w:tblPr/>
       <w:tcPr>
-        <w:shd w:val="clear" w:color="auto" w:fill="EAF1DD" w:themeFill="accent3" w:themeFillTint="33"/>
+        <w:shd w:val="clear" w:color="auto" w:fill="FFFFFF" w:themeFill="accent3" w:themeFillTint="33"/>
       </w:tcPr>
     </w:tblStylePr>
   </w:style>
@@ -24064,7 +24068,7 @@
       <w:spacing w:after="0" w:line="240" w:lineRule="auto"/>
     </w:pPr>
     <w:rPr>
-      <w:color w:val="000000" w:themeColor="text1"/>
+      <w:color w:val="131237" w:themeColor="text1"/>
     </w:rPr>
     <w:tblPr>
       <w:tblStyleRowBandSize w:val="1"/>
@@ -24078,7 +24082,7 @@
       </w:tblCellMar>
     </w:tblPr>
     <w:tcPr>
-      <w:shd w:val="clear" w:color="auto" w:fill="F2EFF6" w:themeFill="accent4" w:themeFillTint="19"/>
+      <w:shd w:val="clear" w:color="auto" w:fill="FFFFFF" w:themeFill="accent4" w:themeFillTint="19"/>
     </w:tcPr>
     <w:tblStylePr w:type="firstRow">
       <w:rPr>
@@ -24091,14 +24095,14 @@
         <w:tcBorders>
           <w:bottom w:val="single" w:sz="12" w:space="0" w:color="FFFFFF" w:themeColor="background1"/>
         </w:tcBorders>
-        <w:shd w:val="clear" w:color="auto" w:fill="7E9C40" w:themeFill="accent3" w:themeFillShade="CC"/>
+        <w:shd w:val="clear" w:color="auto" w:fill="5C6684" w:themeFill="accent3" w:themeFillShade="CC"/>
       </w:tcPr>
     </w:tblStylePr>
     <w:tblStylePr w:type="lastRow">
       <w:rPr>
         <w:b/>
         <w:bCs/>
-        <w:color w:val="7E9C40" w:themeColor="accent3" w:themeShade="CC"/>
+        <w:color w:val="5C6684" w:themeColor="accent3" w:themeShade="CC"/>
       </w:rPr>
       <w:tblPr/>
       <w:tcPr>
@@ -24131,13 +24135,13 @@
           <w:insideH w:val="nil"/>
           <w:insideV w:val="nil"/>
         </w:tcBorders>
-        <w:shd w:val="clear" w:color="auto" w:fill="DFD8E8" w:themeFill="accent4" w:themeFillTint="3F"/>
+        <w:shd w:val="clear" w:color="auto" w:fill="D1D0CB" w:themeFill="accent4" w:themeFillTint="3F"/>
       </w:tcPr>
     </w:tblStylePr>
     <w:tblStylePr w:type="band1Horz">
       <w:tblPr/>
       <w:tcPr>
-        <w:shd w:val="clear" w:color="auto" w:fill="E5DFEC" w:themeFill="accent4" w:themeFillTint="33"/>
+        <w:shd w:val="clear" w:color="auto" w:fill="D1D0CB" w:themeFill="accent4" w:themeFillTint="33"/>
       </w:tcPr>
     </w:tblStylePr>
   </w:style>
@@ -24150,7 +24154,7 @@
       <w:spacing w:after="0" w:line="240" w:lineRule="auto"/>
     </w:pPr>
     <w:rPr>
-      <w:color w:val="000000" w:themeColor="text1"/>
+      <w:color w:val="131237" w:themeColor="text1"/>
     </w:rPr>
     <w:tblPr>
       <w:tblStyleRowBandSize w:val="1"/>
@@ -24164,7 +24168,7 @@
       </w:tblCellMar>
     </w:tblPr>
     <w:tcPr>
-      <w:shd w:val="clear" w:color="auto" w:fill="EDF6F9" w:themeFill="accent5" w:themeFillTint="19"/>
+      <w:shd w:val="clear" w:color="auto" w:fill="FFFFFF" w:themeFill="accent5" w:themeFillTint="19"/>
     </w:tcPr>
     <w:tblStylePr w:type="firstRow">
       <w:rPr>
@@ -24177,14 +24181,14 @@
         <w:tcBorders>
           <w:bottom w:val="single" w:sz="12" w:space="0" w:color="FFFFFF" w:themeColor="background1"/>
         </w:tcBorders>
-        <w:shd w:val="clear" w:color="auto" w:fill="F2730A" w:themeFill="accent6" w:themeFillShade="CC"/>
+        <w:shd w:val="clear" w:color="auto" w:fill="5C6684" w:themeFill="accent6" w:themeFillShade="CC"/>
       </w:tcPr>
     </w:tblStylePr>
     <w:tblStylePr w:type="lastRow">
       <w:rPr>
         <w:b/>
         <w:bCs/>
-        <w:color w:val="F2730A" w:themeColor="accent6" w:themeShade="CC"/>
+        <w:color w:val="5C6684" w:themeColor="accent6" w:themeShade="CC"/>
       </w:rPr>
       <w:tblPr/>
       <w:tcPr>
@@ -24217,13 +24221,13 @@
           <w:insideH w:val="nil"/>
           <w:insideV w:val="nil"/>
         </w:tcBorders>
-        <w:shd w:val="clear" w:color="auto" w:fill="D2EAF1" w:themeFill="accent5" w:themeFillTint="3F"/>
+        <w:shd w:val="clear" w:color="auto" w:fill="D1D0CB" w:themeFill="accent5" w:themeFillTint="3F"/>
       </w:tcPr>
     </w:tblStylePr>
     <w:tblStylePr w:type="band1Horz">
       <w:tblPr/>
       <w:tcPr>
-        <w:shd w:val="clear" w:color="auto" w:fill="DAEEF3" w:themeFill="accent5" w:themeFillTint="33"/>
+        <w:shd w:val="clear" w:color="auto" w:fill="FFFFFF" w:themeFill="accent5" w:themeFillTint="33"/>
       </w:tcPr>
     </w:tblStylePr>
   </w:style>
@@ -24236,7 +24240,7 @@
       <w:spacing w:after="0" w:line="240" w:lineRule="auto"/>
     </w:pPr>
     <w:rPr>
-      <w:color w:val="000000" w:themeColor="text1"/>
+      <w:color w:val="131237" w:themeColor="text1"/>
     </w:rPr>
     <w:tblPr>
       <w:tblStyleRowBandSize w:val="1"/>
@@ -24250,7 +24254,7 @@
       </w:tblCellMar>
     </w:tblPr>
     <w:tcPr>
-      <w:shd w:val="clear" w:color="auto" w:fill="FEF4EC" w:themeFill="accent6" w:themeFillTint="19"/>
+      <w:shd w:val="clear" w:color="auto" w:fill="FFFFFF" w:themeFill="accent6" w:themeFillTint="19"/>
     </w:tcPr>
     <w:tblStylePr w:type="firstRow">
       <w:rPr>
@@ -24263,14 +24267,14 @@
         <w:tcBorders>
           <w:bottom w:val="single" w:sz="12" w:space="0" w:color="FFFFFF" w:themeColor="background1"/>
         </w:tcBorders>
-        <w:shd w:val="clear" w:color="auto" w:fill="348DA5" w:themeFill="accent5" w:themeFillShade="CC"/>
+        <w:shd w:val="clear" w:color="auto" w:fill="5C6684" w:themeFill="accent5" w:themeFillShade="CC"/>
       </w:tcPr>
     </w:tblStylePr>
     <w:tblStylePr w:type="lastRow">
       <w:rPr>
         <w:b/>
         <w:bCs/>
-        <w:color w:val="348DA5" w:themeColor="accent5" w:themeShade="CC"/>
+        <w:color w:val="5C6684" w:themeColor="accent5" w:themeShade="CC"/>
       </w:rPr>
       <w:tblPr/>
       <w:tcPr>
@@ -24303,13 +24307,13 @@
           <w:insideH w:val="nil"/>
           <w:insideV w:val="nil"/>
         </w:tcBorders>
-        <w:shd w:val="clear" w:color="auto" w:fill="FDE4D0" w:themeFill="accent6" w:themeFillTint="3F"/>
+        <w:shd w:val="clear" w:color="auto" w:fill="D1D0CB" w:themeFill="accent6" w:themeFillTint="3F"/>
       </w:tcPr>
     </w:tblStylePr>
     <w:tblStylePr w:type="band1Horz">
       <w:tblPr/>
       <w:tcPr>
-        <w:shd w:val="clear" w:color="auto" w:fill="FDE9D9" w:themeFill="accent6" w:themeFillTint="33"/>
+        <w:shd w:val="clear" w:color="auto" w:fill="FFFFFF" w:themeFill="accent6" w:themeFillTint="33"/>
       </w:tcPr>
     </w:tblStylePr>
   </w:style>
@@ -24322,7 +24326,7 @@
       <w:spacing w:after="0" w:line="240" w:lineRule="auto"/>
     </w:pPr>
     <w:rPr>
-      <w:color w:val="000000" w:themeColor="text1"/>
+      <w:color w:val="131237" w:themeColor="text1"/>
     </w:rPr>
     <w:tblPr>
       <w:tblStyleRowBandSize w:val="1"/>
@@ -24339,7 +24343,7 @@
       </w:tblCellMar>
     </w:tblPr>
     <w:tcPr>
-      <w:shd w:val="clear" w:color="auto" w:fill="CCCCCC" w:themeFill="text1" w:themeFillTint="33"/>
+      <w:shd w:val="clear" w:color="auto" w:fill="D1D0CB" w:themeFill="text1" w:themeFillTint="33"/>
     </w:tcPr>
     <w:tblStylePr w:type="firstRow">
       <w:rPr>
@@ -24348,18 +24352,18 @@
       </w:rPr>
       <w:tblPr/>
       <w:tcPr>
-        <w:shd w:val="clear" w:color="auto" w:fill="999999" w:themeFill="text1" w:themeFillTint="66"/>
+        <w:shd w:val="clear" w:color="auto" w:fill="5C6684" w:themeFill="text1" w:themeFillTint="66"/>
       </w:tcPr>
     </w:tblStylePr>
     <w:tblStylePr w:type="lastRow">
       <w:rPr>
         <w:b/>
         <w:bCs/>
-        <w:color w:val="000000" w:themeColor="text1"/>
-      </w:rPr>
-      <w:tblPr/>
-      <w:tcPr>
-        <w:shd w:val="clear" w:color="auto" w:fill="999999" w:themeFill="text1" w:themeFillTint="66"/>
+        <w:color w:val="131237" w:themeColor="text1"/>
+      </w:rPr>
+      <w:tblPr/>
+      <w:tcPr>
+        <w:shd w:val="clear" w:color="auto" w:fill="5C6684" w:themeFill="text1" w:themeFillTint="66"/>
       </w:tcPr>
     </w:tblStylePr>
     <w:tblStylePr w:type="firstCol">
@@ -24368,7 +24372,7 @@
       </w:rPr>
       <w:tblPr/>
       <w:tcPr>
-        <w:shd w:val="clear" w:color="auto" w:fill="000000" w:themeFill="text1" w:themeFillShade="BF"/>
+        <w:shd w:val="clear" w:color="auto" w:fill="131237" w:themeFill="text1" w:themeFillShade="BF"/>
       </w:tcPr>
     </w:tblStylePr>
     <w:tblStylePr w:type="lastCol">
@@ -24377,19 +24381,19 @@
       </w:rPr>
       <w:tblPr/>
       <w:tcPr>
-        <w:shd w:val="clear" w:color="auto" w:fill="000000" w:themeFill="text1" w:themeFillShade="BF"/>
+        <w:shd w:val="clear" w:color="auto" w:fill="131237" w:themeFill="text1" w:themeFillShade="BF"/>
       </w:tcPr>
     </w:tblStylePr>
     <w:tblStylePr w:type="band1Vert">
       <w:tblPr/>
       <w:tcPr>
-        <w:shd w:val="clear" w:color="auto" w:fill="808080" w:themeFill="text1" w:themeFillTint="7F"/>
+        <w:shd w:val="clear" w:color="auto" w:fill="5C6684" w:themeFill="text1" w:themeFillTint="7F"/>
       </w:tcPr>
     </w:tblStylePr>
     <w:tblStylePr w:type="band1Horz">
       <w:tblPr/>
       <w:tcPr>
-        <w:shd w:val="clear" w:color="auto" w:fill="808080" w:themeFill="text1" w:themeFillTint="7F"/>
+        <w:shd w:val="clear" w:color="auto" w:fill="5C6684" w:themeFill="text1" w:themeFillTint="7F"/>
       </w:tcPr>
     </w:tblStylePr>
   </w:style>
@@ -24402,7 +24406,7 @@
       <w:spacing w:after="0" w:line="240" w:lineRule="auto"/>
     </w:pPr>
     <w:rPr>
-      <w:color w:val="000000" w:themeColor="text1"/>
+      <w:color w:val="131237" w:themeColor="text1"/>
     </w:rPr>
     <w:tblPr>
       <w:tblStyleRowBandSize w:val="1"/>
@@ -24419,7 +24423,7 @@
       </w:tblCellMar>
     </w:tblPr>
     <w:tcPr>
-      <w:shd w:val="clear" w:color="auto" w:fill="DBE5F1" w:themeFill="accent1" w:themeFillTint="33"/>
+      <w:shd w:val="clear" w:color="auto" w:fill="D1D0CB" w:themeFill="accent1" w:themeFillTint="33"/>
     </w:tcPr>
     <w:tblStylePr w:type="firstRow">
       <w:rPr>
@@ -24428,18 +24432,18 @@
       </w:rPr>
       <w:tblPr/>
       <w:tcPr>
-        <w:shd w:val="clear" w:color="auto" w:fill="B8CCE4" w:themeFill="accent1" w:themeFillTint="66"/>
+        <w:shd w:val="clear" w:color="auto" w:fill="D1D0CB" w:themeFill="accent1" w:themeFillTint="66"/>
       </w:tcPr>
     </w:tblStylePr>
     <w:tblStylePr w:type="lastRow">
       <w:rPr>
         <w:b/>
         <w:bCs/>
-        <w:color w:val="000000" w:themeColor="text1"/>
-      </w:rPr>
-      <w:tblPr/>
-      <w:tcPr>
-        <w:shd w:val="clear" w:color="auto" w:fill="B8CCE4" w:themeFill="accent1" w:themeFillTint="66"/>
+        <w:color w:val="131237" w:themeColor="text1"/>
+      </w:rPr>
+      <w:tblPr/>
+      <w:tcPr>
+        <w:shd w:val="clear" w:color="auto" w:fill="D1D0CB" w:themeFill="accent1" w:themeFillTint="66"/>
       </w:tcPr>
     </w:tblStylePr>
     <w:tblStylePr w:type="firstCol">
@@ -24448,7 +24452,7 @@
       </w:rPr>
       <w:tblPr/>
       <w:tcPr>
-        <w:shd w:val="clear" w:color="auto" w:fill="365F91" w:themeFill="accent1" w:themeFillShade="BF"/>
+        <w:shd w:val="clear" w:color="auto" w:fill="5C6684" w:themeFill="accent1" w:themeFillShade="BF"/>
       </w:tcPr>
     </w:tblStylePr>
     <w:tblStylePr w:type="lastCol">
@@ -24457,19 +24461,19 @@
       </w:rPr>
       <w:tblPr/>
       <w:tcPr>
-        <w:shd w:val="clear" w:color="auto" w:fill="365F91" w:themeFill="accent1" w:themeFillShade="BF"/>
+        <w:shd w:val="clear" w:color="auto" w:fill="5C6684" w:themeFill="accent1" w:themeFillShade="BF"/>
       </w:tcPr>
     </w:tblStylePr>
     <w:tblStylePr w:type="band1Vert">
       <w:tblPr/>
       <w:tcPr>
-        <w:shd w:val="clear" w:color="auto" w:fill="A7BFDE" w:themeFill="accent1" w:themeFillTint="7F"/>
+        <w:shd w:val="clear" w:color="auto" w:fill="D1D0CB" w:themeFill="accent1" w:themeFillTint="7F"/>
       </w:tcPr>
     </w:tblStylePr>
     <w:tblStylePr w:type="band1Horz">
       <w:tblPr/>
       <w:tcPr>
-        <w:shd w:val="clear" w:color="auto" w:fill="A7BFDE" w:themeFill="accent1" w:themeFillTint="7F"/>
+        <w:shd w:val="clear" w:color="auto" w:fill="D1D0CB" w:themeFill="accent1" w:themeFillTint="7F"/>
       </w:tcPr>
     </w:tblStylePr>
   </w:style>
@@ -24482,7 +24486,7 @@
       <w:spacing w:after="0" w:line="240" w:lineRule="auto"/>
     </w:pPr>
     <w:rPr>
-      <w:color w:val="000000" w:themeColor="text1"/>
+      <w:color w:val="131237" w:themeColor="text1"/>
     </w:rPr>
     <w:tblPr>
       <w:tblStyleRowBandSize w:val="1"/>
@@ -24499,7 +24503,7 @@
       </w:tblCellMar>
     </w:tblPr>
     <w:tcPr>
-      <w:shd w:val="clear" w:color="auto" w:fill="F2DBDB" w:themeFill="accent2" w:themeFillTint="33"/>
+      <w:shd w:val="clear" w:color="auto" w:fill="D1D0CB" w:themeFill="accent2" w:themeFillTint="33"/>
     </w:tcPr>
     <w:tblStylePr w:type="firstRow">
       <w:rPr>
@@ -24508,18 +24512,18 @@
       </w:rPr>
       <w:tblPr/>
       <w:tcPr>
-        <w:shd w:val="clear" w:color="auto" w:fill="E5B8B7" w:themeFill="accent2" w:themeFillTint="66"/>
+        <w:shd w:val="clear" w:color="auto" w:fill="D1D0CB" w:themeFill="accent2" w:themeFillTint="66"/>
       </w:tcPr>
     </w:tblStylePr>
     <w:tblStylePr w:type="lastRow">
       <w:rPr>
         <w:b/>
         <w:bCs/>
-        <w:color w:val="000000" w:themeColor="text1"/>
-      </w:rPr>
-      <w:tblPr/>
-      <w:tcPr>
-        <w:shd w:val="clear" w:color="auto" w:fill="E5B8B7" w:themeFill="accent2" w:themeFillTint="66"/>
+        <w:color w:val="131237" w:themeColor="text1"/>
+      </w:rPr>
+      <w:tblPr/>
+      <w:tcPr>
+        <w:shd w:val="clear" w:color="auto" w:fill="D1D0CB" w:themeFill="accent2" w:themeFillTint="66"/>
       </w:tcPr>
     </w:tblStylePr>
     <w:tblStylePr w:type="firstCol">
@@ -24528,7 +24532,7 @@
       </w:rPr>
       <w:tblPr/>
       <w:tcPr>
-        <w:shd w:val="clear" w:color="auto" w:fill="943634" w:themeFill="accent2" w:themeFillShade="BF"/>
+        <w:shd w:val="clear" w:color="auto" w:fill="2F2E47" w:themeFill="accent2" w:themeFillShade="BF"/>
       </w:tcPr>
     </w:tblStylePr>
     <w:tblStylePr w:type="lastCol">
@@ -24537,19 +24541,19 @@
       </w:rPr>
       <w:tblPr/>
       <w:tcPr>
-        <w:shd w:val="clear" w:color="auto" w:fill="943634" w:themeFill="accent2" w:themeFillShade="BF"/>
+        <w:shd w:val="clear" w:color="auto" w:fill="2F2E47" w:themeFill="accent2" w:themeFillShade="BF"/>
       </w:tcPr>
     </w:tblStylePr>
     <w:tblStylePr w:type="band1Vert">
       <w:tblPr/>
       <w:tcPr>
-        <w:shd w:val="clear" w:color="auto" w:fill="DFA7A6" w:themeFill="accent2" w:themeFillTint="7F"/>
+        <w:shd w:val="clear" w:color="auto" w:fill="D1D0CB" w:themeFill="accent2" w:themeFillTint="7F"/>
       </w:tcPr>
     </w:tblStylePr>
     <w:tblStylePr w:type="band1Horz">
       <w:tblPr/>
       <w:tcPr>
-        <w:shd w:val="clear" w:color="auto" w:fill="DFA7A6" w:themeFill="accent2" w:themeFillTint="7F"/>
+        <w:shd w:val="clear" w:color="auto" w:fill="D1D0CB" w:themeFill="accent2" w:themeFillTint="7F"/>
       </w:tcPr>
     </w:tblStylePr>
   </w:style>
@@ -24562,7 +24566,7 @@
       <w:spacing w:after="0" w:line="240" w:lineRule="auto"/>
     </w:pPr>
     <w:rPr>
-      <w:color w:val="000000" w:themeColor="text1"/>
+      <w:color w:val="131237" w:themeColor="text1"/>
     </w:rPr>
     <w:tblPr>
       <w:tblStyleRowBandSize w:val="1"/>
@@ -24579,7 +24583,7 @@
       </w:tblCellMar>
     </w:tblPr>
     <w:tcPr>
-      <w:shd w:val="clear" w:color="auto" w:fill="EAF1DD" w:themeFill="accent3" w:themeFillTint="33"/>
+      <w:shd w:val="clear" w:color="auto" w:fill="FFFFFF" w:themeFill="accent3" w:themeFillTint="33"/>
     </w:tcPr>
     <w:tblStylePr w:type="firstRow">
       <w:rPr>
@@ -24588,18 +24592,18 @@
       </w:rPr>
       <w:tblPr/>
       <w:tcPr>
-        <w:shd w:val="clear" w:color="auto" w:fill="D6E3BC" w:themeFill="accent3" w:themeFillTint="66"/>
+        <w:shd w:val="clear" w:color="auto" w:fill="D1D0CB" w:themeFill="accent3" w:themeFillTint="66"/>
       </w:tcPr>
     </w:tblStylePr>
     <w:tblStylePr w:type="lastRow">
       <w:rPr>
         <w:b/>
         <w:bCs/>
-        <w:color w:val="000000" w:themeColor="text1"/>
-      </w:rPr>
-      <w:tblPr/>
-      <w:tcPr>
-        <w:shd w:val="clear" w:color="auto" w:fill="D6E3BC" w:themeFill="accent3" w:themeFillTint="66"/>
+        <w:color w:val="131237" w:themeColor="text1"/>
+      </w:rPr>
+      <w:tblPr/>
+      <w:tcPr>
+        <w:shd w:val="clear" w:color="auto" w:fill="D1D0CB" w:themeFill="accent3" w:themeFillTint="66"/>
       </w:tcPr>
     </w:tblStylePr>
     <w:tblStylePr w:type="firstCol">
@@ -24608,7 +24612,7 @@
       </w:rPr>
       <w:tblPr/>
       <w:tcPr>
-        <w:shd w:val="clear" w:color="auto" w:fill="76923C" w:themeFill="accent3" w:themeFillShade="BF"/>
+        <w:shd w:val="clear" w:color="auto" w:fill="5C6684" w:themeFill="accent3" w:themeFillShade="BF"/>
       </w:tcPr>
     </w:tblStylePr>
     <w:tblStylePr w:type="lastCol">
@@ -24617,19 +24621,19 @@
       </w:rPr>
       <w:tblPr/>
       <w:tcPr>
-        <w:shd w:val="clear" w:color="auto" w:fill="76923C" w:themeFill="accent3" w:themeFillShade="BF"/>
+        <w:shd w:val="clear" w:color="auto" w:fill="5C6684" w:themeFill="accent3" w:themeFillShade="BF"/>
       </w:tcPr>
     </w:tblStylePr>
     <w:tblStylePr w:type="band1Vert">
       <w:tblPr/>
       <w:tcPr>
-        <w:shd w:val="clear" w:color="auto" w:fill="CDDDAC" w:themeFill="accent3" w:themeFillTint="7F"/>
+        <w:shd w:val="clear" w:color="auto" w:fill="D1D0CB" w:themeFill="accent3" w:themeFillTint="7F"/>
       </w:tcPr>
     </w:tblStylePr>
     <w:tblStylePr w:type="band1Horz">
       <w:tblPr/>
       <w:tcPr>
-        <w:shd w:val="clear" w:color="auto" w:fill="CDDDAC" w:themeFill="accent3" w:themeFillTint="7F"/>
+        <w:shd w:val="clear" w:color="auto" w:fill="D1D0CB" w:themeFill="accent3" w:themeFillTint="7F"/>
       </w:tcPr>
     </w:tblStylePr>
   </w:style>
@@ -24642,7 +24646,7 @@
       <w:spacing w:after="0" w:line="240" w:lineRule="auto"/>
     </w:pPr>
     <w:rPr>
-      <w:color w:val="000000" w:themeColor="text1"/>
+      <w:color w:val="131237" w:themeColor="text1"/>
     </w:rPr>
     <w:tblPr>
       <w:tblStyleRowBandSize w:val="1"/>
@@ -24659,7 +24663,7 @@
       </w:tblCellMar>
     </w:tblPr>
     <w:tcPr>
-      <w:shd w:val="clear" w:color="auto" w:fill="E5DFEC" w:themeFill="accent4" w:themeFillTint="33"/>
+      <w:shd w:val="clear" w:color="auto" w:fill="D1D0CB" w:themeFill="accent4" w:themeFillTint="33"/>
     </w:tcPr>
     <w:tblStylePr w:type="firstRow">
       <w:rPr>
@@ -24668,18 +24672,18 @@
       </w:rPr>
       <w:tblPr/>
       <w:tcPr>
-        <w:shd w:val="clear" w:color="auto" w:fill="CCC0D9" w:themeFill="accent4" w:themeFillTint="66"/>
+        <w:shd w:val="clear" w:color="auto" w:fill="D1D0CB" w:themeFill="accent4" w:themeFillTint="66"/>
       </w:tcPr>
     </w:tblStylePr>
     <w:tblStylePr w:type="lastRow">
       <w:rPr>
         <w:b/>
         <w:bCs/>
-        <w:color w:val="000000" w:themeColor="text1"/>
-      </w:rPr>
-      <w:tblPr/>
-      <w:tcPr>
-        <w:shd w:val="clear" w:color="auto" w:fill="CCC0D9" w:themeFill="accent4" w:themeFillTint="66"/>
+        <w:color w:val="131237" w:themeColor="text1"/>
+      </w:rPr>
+      <w:tblPr/>
+      <w:tcPr>
+        <w:shd w:val="clear" w:color="auto" w:fill="D1D0CB" w:themeFill="accent4" w:themeFillTint="66"/>
       </w:tcPr>
     </w:tblStylePr>
     <w:tblStylePr w:type="firstCol">
@@ -24688,7 +24692,7 @@
       </w:rPr>
       <w:tblPr/>
       <w:tcPr>
-        <w:shd w:val="clear" w:color="auto" w:fill="5F497A" w:themeFill="accent4" w:themeFillShade="BF"/>
+        <w:shd w:val="clear" w:color="auto" w:fill="5C6684" w:themeFill="accent4" w:themeFillShade="BF"/>
       </w:tcPr>
     </w:tblStylePr>
     <w:tblStylePr w:type="lastCol">
@@ -24697,19 +24701,19 @@
       </w:rPr>
       <w:tblPr/>
       <w:tcPr>
-        <w:shd w:val="clear" w:color="auto" w:fill="5F497A" w:themeFill="accent4" w:themeFillShade="BF"/>
+        <w:shd w:val="clear" w:color="auto" w:fill="5C6684" w:themeFill="accent4" w:themeFillShade="BF"/>
       </w:tcPr>
     </w:tblStylePr>
     <w:tblStylePr w:type="band1Vert">
       <w:tblPr/>
       <w:tcPr>
-        <w:shd w:val="clear" w:color="auto" w:fill="BFB1D0" w:themeFill="accent4" w:themeFillTint="7F"/>
+        <w:shd w:val="clear" w:color="auto" w:fill="D1D0CB" w:themeFill="accent4" w:themeFillTint="7F"/>
       </w:tcPr>
     </w:tblStylePr>
     <w:tblStylePr w:type="band1Horz">
       <w:tblPr/>
       <w:tcPr>
-        <w:shd w:val="clear" w:color="auto" w:fill="BFB1D0" w:themeFill="accent4" w:themeFillTint="7F"/>
+        <w:shd w:val="clear" w:color="auto" w:fill="D1D0CB" w:themeFill="accent4" w:themeFillTint="7F"/>
       </w:tcPr>
     </w:tblStylePr>
   </w:style>
@@ -24722,7 +24726,7 @@
       <w:spacing w:after="0" w:line="240" w:lineRule="auto"/>
     </w:pPr>
     <w:rPr>
-      <w:color w:val="000000" w:themeColor="text1"/>
+      <w:color w:val="131237" w:themeColor="text1"/>
     </w:rPr>
     <w:tblPr>
       <w:tblStyleRowBandSize w:val="1"/>
@@ -24739,7 +24743,7 @@
       </w:tblCellMar>
     </w:tblPr>
     <w:tcPr>
-      <w:shd w:val="clear" w:color="auto" w:fill="DAEEF3" w:themeFill="accent5" w:themeFillTint="33"/>
+      <w:shd w:val="clear" w:color="auto" w:fill="FFFFFF" w:themeFill="accent5" w:themeFillTint="33"/>
     </w:tcPr>
     <w:tblStylePr w:type="firstRow">
       <w:rPr>
@@ -24748,18 +24752,18 @@
       </w:rPr>
       <w:tblPr/>
       <w:tcPr>
-        <w:shd w:val="clear" w:color="auto" w:fill="B6DDE8" w:themeFill="accent5" w:themeFillTint="66"/>
+        <w:shd w:val="clear" w:color="auto" w:fill="D1D0CB" w:themeFill="accent5" w:themeFillTint="66"/>
       </w:tcPr>
     </w:tblStylePr>
     <w:tblStylePr w:type="lastRow">
       <w:rPr>
         <w:b/>
         <w:bCs/>
-        <w:color w:val="000000" w:themeColor="text1"/>
-      </w:rPr>
-      <w:tblPr/>
-      <w:tcPr>
-        <w:shd w:val="clear" w:color="auto" w:fill="B6DDE8" w:themeFill="accent5" w:themeFillTint="66"/>
+        <w:color w:val="131237" w:themeColor="text1"/>
+      </w:rPr>
+      <w:tblPr/>
+      <w:tcPr>
+        <w:shd w:val="clear" w:color="auto" w:fill="D1D0CB" w:themeFill="accent5" w:themeFillTint="66"/>
       </w:tcPr>
     </w:tblStylePr>
     <w:tblStylePr w:type="firstCol">
@@ -24768,7 +24772,7 @@
       </w:rPr>
       <w:tblPr/>
       <w:tcPr>
-        <w:shd w:val="clear" w:color="auto" w:fill="31849B" w:themeFill="accent5" w:themeFillShade="BF"/>
+        <w:shd w:val="clear" w:color="auto" w:fill="5C6684" w:themeFill="accent5" w:themeFillShade="BF"/>
       </w:tcPr>
     </w:tblStylePr>
     <w:tblStylePr w:type="lastCol">
@@ -24777,19 +24781,19 @@
       </w:rPr>
       <w:tblPr/>
       <w:tcPr>
-        <w:shd w:val="clear" w:color="auto" w:fill="31849B" w:themeFill="accent5" w:themeFillShade="BF"/>
+        <w:shd w:val="clear" w:color="auto" w:fill="5C6684" w:themeFill="accent5" w:themeFillShade="BF"/>
       </w:tcPr>
     </w:tblStylePr>
     <w:tblStylePr w:type="band1Vert">
       <w:tblPr/>
       <w:tcPr>
-        <w:shd w:val="clear" w:color="auto" w:fill="A5D5E2" w:themeFill="accent5" w:themeFillTint="7F"/>
+        <w:shd w:val="clear" w:color="auto" w:fill="D1D0CB" w:themeFill="accent5" w:themeFillTint="7F"/>
       </w:tcPr>
     </w:tblStylePr>
     <w:tblStylePr w:type="band1Horz">
       <w:tblPr/>
       <w:tcPr>
-        <w:shd w:val="clear" w:color="auto" w:fill="A5D5E2" w:themeFill="accent5" w:themeFillTint="7F"/>
+        <w:shd w:val="clear" w:color="auto" w:fill="D1D0CB" w:themeFill="accent5" w:themeFillTint="7F"/>
       </w:tcPr>
     </w:tblStylePr>
   </w:style>
@@ -24802,7 +24806,7 @@
       <w:spacing w:after="0" w:line="240" w:lineRule="auto"/>
     </w:pPr>
     <w:rPr>
-      <w:color w:val="000000" w:themeColor="text1"/>
+      <w:color w:val="131237" w:themeColor="text1"/>
     </w:rPr>
     <w:tblPr>
       <w:tblStyleRowBandSize w:val="1"/>
@@ -24819,7 +24823,7 @@
       </w:tblCellMar>
     </w:tblPr>
     <w:tcPr>
-      <w:shd w:val="clear" w:color="auto" w:fill="FDE9D9" w:themeFill="accent6" w:themeFillTint="33"/>
+      <w:shd w:val="clear" w:color="auto" w:fill="FFFFFF" w:themeFill="accent6" w:themeFillTint="33"/>
     </w:tcPr>
     <w:tblStylePr w:type="firstRow">
       <w:rPr>
@@ -24828,18 +24832,18 @@
       </w:rPr>
       <w:tblPr/>
       <w:tcPr>
-        <w:shd w:val="clear" w:color="auto" w:fill="FBD4B4" w:themeFill="accent6" w:themeFillTint="66"/>
+        <w:shd w:val="clear" w:color="auto" w:fill="D1D0CB" w:themeFill="accent6" w:themeFillTint="66"/>
       </w:tcPr>
     </w:tblStylePr>
     <w:tblStylePr w:type="lastRow">
       <w:rPr>
         <w:b/>
         <w:bCs/>
-        <w:color w:val="000000" w:themeColor="text1"/>
-      </w:rPr>
-      <w:tblPr/>
-      <w:tcPr>
-        <w:shd w:val="clear" w:color="auto" w:fill="FBD4B4" w:themeFill="accent6" w:themeFillTint="66"/>
+        <w:color w:val="131237" w:themeColor="text1"/>
+      </w:rPr>
+      <w:tblPr/>
+      <w:tcPr>
+        <w:shd w:val="clear" w:color="auto" w:fill="D1D0CB" w:themeFill="accent6" w:themeFillTint="66"/>
       </w:tcPr>
     </w:tblStylePr>
     <w:tblStylePr w:type="firstCol">
@@ -24848,7 +24852,7 @@
       </w:rPr>
       <w:tblPr/>
       <w:tcPr>
-        <w:shd w:val="clear" w:color="auto" w:fill="E36C0A" w:themeFill="accent6" w:themeFillShade="BF"/>
+        <w:shd w:val="clear" w:color="auto" w:fill="5C6684" w:themeFill="accent6" w:themeFillShade="BF"/>
       </w:tcPr>
     </w:tblStylePr>
     <w:tblStylePr w:type="lastCol">
@@ -24857,19 +24861,19 @@
       </w:rPr>
       <w:tblPr/>
       <w:tcPr>
-        <w:shd w:val="clear" w:color="auto" w:fill="E36C0A" w:themeFill="accent6" w:themeFillShade="BF"/>
+        <w:shd w:val="clear" w:color="auto" w:fill="5C6684" w:themeFill="accent6" w:themeFillShade="BF"/>
       </w:tcPr>
     </w:tblStylePr>
     <w:tblStylePr w:type="band1Vert">
       <w:tblPr/>
       <w:tcPr>
-        <w:shd w:val="clear" w:color="auto" w:fill="FBCAA2" w:themeFill="accent6" w:themeFillTint="7F"/>
+        <w:shd w:val="clear" w:color="auto" w:fill="D1D0CB" w:themeFill="accent6" w:themeFillTint="7F"/>
       </w:tcPr>
     </w:tblStylePr>
     <w:tblStylePr w:type="band1Horz">
       <w:tblPr/>
       <w:tcPr>
-        <w:shd w:val="clear" w:color="auto" w:fill="FBCAA2" w:themeFill="accent6" w:themeFillTint="7F"/>
+        <w:shd w:val="clear" w:color="auto" w:fill="D1D0CB" w:themeFill="accent6" w:themeFillTint="7F"/>
       </w:tcPr>
     </w:tblStylePr>
   </w:style>
@@ -24881,40 +24885,40 @@
   <a:themeElements>
     <a:clrScheme name="Office">
       <a:dk1>
-        <a:sysClr val="windowText" lastClr="000000"/>
+        <a:sysClr val="windowText" lastClr="131237"/>
       </a:dk1>
       <a:lt1>
         <a:sysClr val="window" lastClr="FFFFFF"/>
       </a:lt1>
       <a:dk2>
-        <a:srgbClr val="1F497D"/>
+        <a:srgbClr val="2F2E47"/>
       </a:dk2>
       <a:lt2>
-        <a:srgbClr val="EEECE1"/>
+        <a:srgbClr val="FFFFFF"/>
       </a:lt2>
       <a:accent1>
-        <a:srgbClr val="4F81BD"/>
+        <a:srgbClr val="5C6684"/>
       </a:accent1>
       <a:accent2>
-        <a:srgbClr val="C0504D"/>
+        <a:srgbClr val="5C6684"/>
       </a:accent2>
       <a:accent3>
-        <a:srgbClr val="9BBB59"/>
+        <a:srgbClr val="5C6684"/>
       </a:accent3>
       <a:accent4>
-        <a:srgbClr val="8064A2"/>
+        <a:srgbClr val="5C6684"/>
       </a:accent4>
       <a:accent5>
-        <a:srgbClr val="4BACC6"/>
+        <a:srgbClr val="5C6684"/>
       </a:accent5>
       <a:accent6>
-        <a:srgbClr val="F79646"/>
+        <a:srgbClr val="D1D0CB"/>
       </a:accent6>
       <a:hlink>
-        <a:srgbClr val="0000FF"/>
+        <a:srgbClr val="5C6684"/>
       </a:hlink>
       <a:folHlink>
-        <a:srgbClr val="800080"/>
+        <a:srgbClr val="5C6684"/>
       </a:folHlink>
     </a:clrScheme>
     <a:fontScheme name="Office">
@@ -25064,7 +25068,7 @@
         <a:effectStyle>
           <a:effectLst>
             <a:outerShdw blurRad="40000" dist="20000" dir="5400000" rotWithShape="0">
-              <a:srgbClr val="000000">
+              <a:srgbClr val="131237">
                 <a:alpha val="38000"/>
               </a:srgbClr>
             </a:outerShdw>
@@ -25073,7 +25077,7 @@
         <a:effectStyle>
           <a:effectLst>
             <a:outerShdw blurRad="40000" dist="23000" dir="5400000" rotWithShape="0">
-              <a:srgbClr val="000000">
+              <a:srgbClr val="131237">
                 <a:alpha val="35000"/>
               </a:srgbClr>
             </a:outerShdw>
@@ -25082,7 +25086,7 @@
         <a:effectStyle>
           <a:effectLst>
             <a:outerShdw blurRad="40000" dist="23000" dir="5400000" rotWithShape="0">
-              <a:srgbClr val="000000">
+              <a:srgbClr val="131237">
                 <a:alpha val="35000"/>
               </a:srgbClr>
             </a:outerShdw>
